--- a/00-首页/题组Word/第一轮·综合套卷/第一轮综合卷07（教师版）.docx
+++ b/00-首页/题组Word/第一轮·综合套卷/第一轮综合卷07（教师版）.docx
@@ -852,48 +852,6 @@
         </w:rPr>
         <w:t>赵鑫光竞赛笔记</w:t>
       </w:r>
-      <w:r>
-        <w:rPr>
-          <w:rFonts w:ascii="Times New Roman" w:hAnsi="Times New Roman" w:eastAsia="Times New Roman" w:cs="Times New Roman"/>
-        </w:rPr>
-        <w:t xml:space="preserve"> </w:t>
-      </w:r>
-      <w:r>
-        <w:rPr>
-          <w:rFonts w:hint="eastAsia" w:ascii="Times New Roman" w:hAnsi="Times New Roman" w:eastAsia="FangSong" w:cs="Times New Roman"/>
-        </w:rPr>
-        <w:t>曾用于</w:t>
-      </w:r>
-      <w:r>
-        <w:rPr>
-          <w:rFonts w:hint="eastAsia" w:ascii="Times New Roman" w:hAnsi="Times New Roman" w:eastAsia="Times New Roman" w:cs="Times New Roman"/>
-        </w:rPr>
-        <w:t>：</w:t>
-      </w:r>
-      <w:r>
-        <w:rPr>
-          <w:rFonts w:hint="eastAsia" w:ascii="Times New Roman" w:hAnsi="Times New Roman" w:eastAsia="FangSong" w:cs="Times New Roman"/>
-        </w:rPr>
-        <w:t>第一轮综合卷</w:t>
-      </w:r>
-      <w:r>
-        <w:rPr>
-          <w:rFonts w:hint="eastAsia" w:ascii="Times New Roman" w:hAnsi="Times New Roman" w:eastAsia="Times New Roman" w:cs="Times New Roman"/>
-        </w:rPr>
-        <w:t>04（</w:t>
-      </w:r>
-      <w:r>
-        <w:rPr>
-          <w:rFonts w:hint="eastAsia" w:ascii="Times New Roman" w:hAnsi="Times New Roman" w:eastAsia="FangSong" w:cs="Times New Roman"/>
-        </w:rPr>
-        <w:t>教师版</w:t>
-      </w:r>
-      <w:r>
-        <w:rPr>
-          <w:rFonts w:hint="eastAsia" w:ascii="Times New Roman" w:hAnsi="Times New Roman" w:eastAsia="Times New Roman" w:cs="Times New Roman"/>
-        </w:rPr>
-        <w:t>）</w:t>
-      </w:r>
     </w:p>
     <w:p>
       <w:pPr>
@@ -1312,48 +1270,6 @@
           <w:rFonts w:hint="eastAsia" w:ascii="Times New Roman" w:hAnsi="Times New Roman" w:eastAsia="FangSong" w:cs="Times New Roman"/>
         </w:rPr>
         <w:t>赵鑫光竞赛笔记</w:t>
-      </w:r>
-      <w:r>
-        <w:rPr>
-          <w:rFonts w:ascii="Times New Roman" w:hAnsi="Times New Roman" w:eastAsia="Times New Roman" w:cs="Times New Roman"/>
-        </w:rPr>
-        <w:t xml:space="preserve"> </w:t>
-      </w:r>
-      <w:r>
-        <w:rPr>
-          <w:rFonts w:hint="eastAsia" w:ascii="Times New Roman" w:hAnsi="Times New Roman" w:eastAsia="FangSong" w:cs="Times New Roman"/>
-        </w:rPr>
-        <w:t>曾用于</w:t>
-      </w:r>
-      <w:r>
-        <w:rPr>
-          <w:rFonts w:hint="eastAsia" w:ascii="Times New Roman" w:hAnsi="Times New Roman" w:eastAsia="Times New Roman" w:cs="Times New Roman"/>
-        </w:rPr>
-        <w:t>：</w:t>
-      </w:r>
-      <w:r>
-        <w:rPr>
-          <w:rFonts w:hint="eastAsia" w:ascii="Times New Roman" w:hAnsi="Times New Roman" w:eastAsia="FangSong" w:cs="Times New Roman"/>
-        </w:rPr>
-        <w:t>第一轮综合卷</w:t>
-      </w:r>
-      <w:r>
-        <w:rPr>
-          <w:rFonts w:hint="eastAsia" w:ascii="Times New Roman" w:hAnsi="Times New Roman" w:eastAsia="Times New Roman" w:cs="Times New Roman"/>
-        </w:rPr>
-        <w:t>04（</w:t>
-      </w:r>
-      <w:r>
-        <w:rPr>
-          <w:rFonts w:hint="eastAsia" w:ascii="Times New Roman" w:hAnsi="Times New Roman" w:eastAsia="FangSong" w:cs="Times New Roman"/>
-        </w:rPr>
-        <w:t>教师版</w:t>
-      </w:r>
-      <w:r>
-        <w:rPr>
-          <w:rFonts w:hint="eastAsia" w:ascii="Times New Roman" w:hAnsi="Times New Roman" w:eastAsia="Times New Roman" w:cs="Times New Roman"/>
-        </w:rPr>
-        <w:t>）</w:t>
       </w:r>
     </w:p>
     <w:p>
@@ -1824,60 +1740,6 @@
           <w:rFonts w:hint="eastAsia" w:ascii="Times New Roman" w:hAnsi="Times New Roman" w:eastAsia="FangSong" w:cs="Times New Roman"/>
         </w:rPr>
         <w:t>届初赛</w:t>
-      </w:r>
-      <w:r>
-        <w:rPr>
-          <w:rFonts w:ascii="Times New Roman" w:hAnsi="Times New Roman" w:eastAsia="Times New Roman" w:cs="Times New Roman"/>
-        </w:rPr>
-        <w:t xml:space="preserve"> </w:t>
-      </w:r>
-      <w:r>
-        <w:rPr>
-          <w:rFonts w:hint="eastAsia" w:ascii="Times New Roman" w:hAnsi="Times New Roman" w:eastAsia="FangSong" w:cs="Times New Roman"/>
-        </w:rPr>
-        <w:t>曾用于</w:t>
-      </w:r>
-      <w:r>
-        <w:rPr>
-          <w:rFonts w:hint="eastAsia" w:ascii="Times New Roman" w:hAnsi="Times New Roman" w:eastAsia="Times New Roman" w:cs="Times New Roman"/>
-        </w:rPr>
-        <w:t>：</w:t>
-      </w:r>
-      <w:r>
-        <w:rPr>
-          <w:rFonts w:hint="eastAsia" w:ascii="Times New Roman" w:hAnsi="Times New Roman" w:eastAsia="FangSong" w:cs="Times New Roman"/>
-        </w:rPr>
-        <w:t>第一轮原理</w:t>
-      </w:r>
-      <w:r>
-        <w:rPr>
-          <w:rFonts w:hint="eastAsia" w:ascii="Times New Roman" w:hAnsi="Times New Roman" w:eastAsia="Times New Roman" w:cs="Times New Roman"/>
-        </w:rPr>
-        <w:t>·1-</w:t>
-      </w:r>
-      <w:r>
-        <w:rPr>
-          <w:rFonts w:hint="eastAsia" w:ascii="Times New Roman" w:hAnsi="Times New Roman" w:eastAsia="FangSong" w:cs="Times New Roman"/>
-        </w:rPr>
-        <w:t>化学计量与气体</w:t>
-      </w:r>
-      <w:r>
-        <w:rPr>
-          <w:rFonts w:hint="eastAsia" w:ascii="Times New Roman" w:hAnsi="Times New Roman" w:eastAsia="Times New Roman" w:cs="Times New Roman"/>
-        </w:rPr>
-        <w:t>（</w:t>
-      </w:r>
-      <w:r>
-        <w:rPr>
-          <w:rFonts w:hint="eastAsia" w:ascii="Times New Roman" w:hAnsi="Times New Roman" w:eastAsia="FangSong" w:cs="Times New Roman"/>
-        </w:rPr>
-        <w:t>教师版</w:t>
-      </w:r>
-      <w:r>
-        <w:rPr>
-          <w:rFonts w:hint="eastAsia" w:ascii="Times New Roman" w:hAnsi="Times New Roman" w:eastAsia="Times New Roman" w:cs="Times New Roman"/>
-        </w:rPr>
-        <w:t>）</w:t>
       </w:r>
     </w:p>
     <w:p>
@@ -5554,48 +5416,6 @@
         </w:rPr>
         <w:t>赵鑫光竞赛笔记</w:t>
       </w:r>
-      <w:r>
-        <w:rPr>
-          <w:rFonts w:ascii="Times New Roman" w:hAnsi="Times New Roman" w:eastAsia="Times New Roman" w:cs="Times New Roman"/>
-        </w:rPr>
-        <w:t xml:space="preserve"> </w:t>
-      </w:r>
-      <w:r>
-        <w:rPr>
-          <w:rFonts w:hint="eastAsia" w:ascii="Times New Roman" w:hAnsi="Times New Roman" w:eastAsia="FangSong" w:cs="Times New Roman"/>
-        </w:rPr>
-        <w:t>曾用于</w:t>
-      </w:r>
-      <w:r>
-        <w:rPr>
-          <w:rFonts w:hint="eastAsia" w:ascii="Times New Roman" w:hAnsi="Times New Roman" w:eastAsia="Times New Roman" w:cs="Times New Roman"/>
-        </w:rPr>
-        <w:t>：</w:t>
-      </w:r>
-      <w:r>
-        <w:rPr>
-          <w:rFonts w:hint="eastAsia" w:ascii="Times New Roman" w:hAnsi="Times New Roman" w:eastAsia="FangSong" w:cs="Times New Roman"/>
-        </w:rPr>
-        <w:t>第一轮综合卷</w:t>
-      </w:r>
-      <w:r>
-        <w:rPr>
-          <w:rFonts w:hint="eastAsia" w:ascii="Times New Roman" w:hAnsi="Times New Roman" w:eastAsia="Times New Roman" w:cs="Times New Roman"/>
-        </w:rPr>
-        <w:t>02（</w:t>
-      </w:r>
-      <w:r>
-        <w:rPr>
-          <w:rFonts w:hint="eastAsia" w:ascii="Times New Roman" w:hAnsi="Times New Roman" w:eastAsia="FangSong" w:cs="Times New Roman"/>
-        </w:rPr>
-        <w:t>教师版</w:t>
-      </w:r>
-      <w:r>
-        <w:rPr>
-          <w:rFonts w:hint="eastAsia" w:ascii="Times New Roman" w:hAnsi="Times New Roman" w:eastAsia="Times New Roman" w:cs="Times New Roman"/>
-        </w:rPr>
-        <w:t>）</w:t>
-      </w:r>
     </w:p>
     <w:p>
       <w:pPr>
@@ -6368,60 +6188,6 @@
           <w:rFonts w:hint="eastAsia" w:ascii="Times New Roman" w:hAnsi="Times New Roman" w:eastAsia="Times New Roman" w:cs="Times New Roman"/>
         </w:rPr>
         <w:t>2023</w:t>
-      </w:r>
-      <w:r>
-        <w:rPr>
-          <w:rFonts w:ascii="Times New Roman" w:hAnsi="Times New Roman" w:eastAsia="Times New Roman" w:cs="Times New Roman"/>
-        </w:rPr>
-        <w:t xml:space="preserve"> </w:t>
-      </w:r>
-      <w:r>
-        <w:rPr>
-          <w:rFonts w:hint="eastAsia" w:ascii="Times New Roman" w:hAnsi="Times New Roman" w:eastAsia="FangSong" w:cs="Times New Roman"/>
-        </w:rPr>
-        <w:t>曾用于</w:t>
-      </w:r>
-      <w:r>
-        <w:rPr>
-          <w:rFonts w:hint="eastAsia" w:ascii="Times New Roman" w:hAnsi="Times New Roman" w:eastAsia="Times New Roman" w:cs="Times New Roman"/>
-        </w:rPr>
-        <w:t>：</w:t>
-      </w:r>
-      <w:r>
-        <w:rPr>
-          <w:rFonts w:hint="eastAsia" w:ascii="Times New Roman" w:hAnsi="Times New Roman" w:eastAsia="FangSong" w:cs="Times New Roman"/>
-        </w:rPr>
-        <w:t>第一轮结构</w:t>
-      </w:r>
-      <w:r>
-        <w:rPr>
-          <w:rFonts w:hint="eastAsia" w:ascii="Times New Roman" w:hAnsi="Times New Roman" w:eastAsia="Times New Roman" w:cs="Times New Roman"/>
-        </w:rPr>
-        <w:t>·4-</w:t>
-      </w:r>
-      <w:r>
-        <w:rPr>
-          <w:rFonts w:hint="eastAsia" w:ascii="Times New Roman" w:hAnsi="Times New Roman" w:eastAsia="FangSong" w:cs="Times New Roman"/>
-        </w:rPr>
-        <w:t>晶体结构</w:t>
-      </w:r>
-      <w:r>
-        <w:rPr>
-          <w:rFonts w:hint="eastAsia" w:ascii="Times New Roman" w:hAnsi="Times New Roman" w:eastAsia="Times New Roman" w:cs="Times New Roman"/>
-        </w:rPr>
-        <w:t>（</w:t>
-      </w:r>
-      <w:r>
-        <w:rPr>
-          <w:rFonts w:hint="eastAsia" w:ascii="Times New Roman" w:hAnsi="Times New Roman" w:eastAsia="FangSong" w:cs="Times New Roman"/>
-        </w:rPr>
-        <w:t>教师版</w:t>
-      </w:r>
-      <w:r>
-        <w:rPr>
-          <w:rFonts w:hint="eastAsia" w:ascii="Times New Roman" w:hAnsi="Times New Roman" w:eastAsia="Times New Roman" w:cs="Times New Roman"/>
-        </w:rPr>
-        <w:t>）</w:t>
       </w:r>
     </w:p>
     <w:p>
@@ -6899,66 +6665,6 @@
           <w:rFonts w:hint="eastAsia" w:ascii="Times New Roman" w:hAnsi="Times New Roman" w:eastAsia="FangSong" w:cs="Times New Roman"/>
         </w:rPr>
         <w:t>届决赛</w:t>
-      </w:r>
-      <w:r>
-        <w:rPr>
-          <w:rFonts w:ascii="Times New Roman" w:hAnsi="Times New Roman" w:eastAsia="Times New Roman" w:cs="Times New Roman"/>
-        </w:rPr>
-        <w:t xml:space="preserve"> </w:t>
-      </w:r>
-      <w:r>
-        <w:rPr>
-          <w:rFonts w:hint="eastAsia" w:ascii="Times New Roman" w:hAnsi="Times New Roman" w:eastAsia="FangSong" w:cs="Times New Roman"/>
-        </w:rPr>
-        <w:t>曾用于</w:t>
-      </w:r>
-      <w:r>
-        <w:rPr>
-          <w:rFonts w:hint="eastAsia" w:ascii="Times New Roman" w:hAnsi="Times New Roman" w:eastAsia="Times New Roman" w:cs="Times New Roman"/>
-        </w:rPr>
-        <w:t>：</w:t>
-      </w:r>
-      <w:r>
-        <w:rPr>
-          <w:rFonts w:hint="eastAsia" w:ascii="Times New Roman" w:hAnsi="Times New Roman" w:eastAsia="FangSong" w:cs="Times New Roman"/>
-        </w:rPr>
-        <w:t>综合模拟卷</w:t>
-      </w:r>
-      <w:r>
-        <w:rPr>
-          <w:rFonts w:hint="eastAsia" w:ascii="Times New Roman" w:hAnsi="Times New Roman" w:eastAsia="Times New Roman" w:cs="Times New Roman"/>
-        </w:rPr>
-        <w:t>III,</w:t>
-      </w:r>
-      <w:r>
-        <w:rPr>
-          <w:rFonts w:ascii="Times New Roman" w:hAnsi="Times New Roman" w:eastAsia="Times New Roman" w:cs="Times New Roman"/>
-        </w:rPr>
-        <w:t xml:space="preserve"> </w:t>
-      </w:r>
-      <w:r>
-        <w:rPr>
-          <w:rFonts w:hint="eastAsia" w:ascii="Times New Roman" w:hAnsi="Times New Roman" w:eastAsia="FangSong" w:cs="Times New Roman"/>
-        </w:rPr>
-        <w:t>第一轮综合卷</w:t>
-      </w:r>
-      <w:r>
-        <w:rPr>
-          <w:rFonts w:hint="eastAsia" w:ascii="Times New Roman" w:hAnsi="Times New Roman" w:eastAsia="Times New Roman" w:cs="Times New Roman"/>
-        </w:rPr>
-        <w:t>04（</w:t>
-      </w:r>
-      <w:r>
-        <w:rPr>
-          <w:rFonts w:hint="eastAsia" w:ascii="Times New Roman" w:hAnsi="Times New Roman" w:eastAsia="FangSong" w:cs="Times New Roman"/>
-        </w:rPr>
-        <w:t>教师版</w:t>
-      </w:r>
-      <w:r>
-        <w:rPr>
-          <w:rFonts w:hint="eastAsia" w:ascii="Times New Roman" w:hAnsi="Times New Roman" w:eastAsia="Times New Roman" w:cs="Times New Roman"/>
-        </w:rPr>
-        <w:t>）</w:t>
       </w:r>
     </w:p>
     <w:p>
@@ -8983,60 +8689,6 @@
         </w:rPr>
         <w:t>届决赛</w:t>
       </w:r>
-      <w:r>
-        <w:rPr>
-          <w:rFonts w:ascii="Times New Roman" w:hAnsi="Times New Roman" w:eastAsia="Times New Roman" w:cs="Times New Roman"/>
-        </w:rPr>
-        <w:t xml:space="preserve"> </w:t>
-      </w:r>
-      <w:r>
-        <w:rPr>
-          <w:rFonts w:hint="eastAsia" w:ascii="Times New Roman" w:hAnsi="Times New Roman" w:eastAsia="FangSong" w:cs="Times New Roman"/>
-        </w:rPr>
-        <w:t>曾用于</w:t>
-      </w:r>
-      <w:r>
-        <w:rPr>
-          <w:rFonts w:hint="eastAsia" w:ascii="Times New Roman" w:hAnsi="Times New Roman" w:eastAsia="Times New Roman" w:cs="Times New Roman"/>
-        </w:rPr>
-        <w:t>：</w:t>
-      </w:r>
-      <w:r>
-        <w:rPr>
-          <w:rFonts w:hint="eastAsia" w:ascii="Times New Roman" w:hAnsi="Times New Roman" w:eastAsia="FangSong" w:cs="Times New Roman"/>
-        </w:rPr>
-        <w:t>第一轮结构</w:t>
-      </w:r>
-      <w:r>
-        <w:rPr>
-          <w:rFonts w:hint="eastAsia" w:ascii="Times New Roman" w:hAnsi="Times New Roman" w:eastAsia="Times New Roman" w:cs="Times New Roman"/>
-        </w:rPr>
-        <w:t>·4-</w:t>
-      </w:r>
-      <w:r>
-        <w:rPr>
-          <w:rFonts w:hint="eastAsia" w:ascii="Times New Roman" w:hAnsi="Times New Roman" w:eastAsia="FangSong" w:cs="Times New Roman"/>
-        </w:rPr>
-        <w:t>晶体结构</w:t>
-      </w:r>
-      <w:r>
-        <w:rPr>
-          <w:rFonts w:hint="eastAsia" w:ascii="Times New Roman" w:hAnsi="Times New Roman" w:eastAsia="Times New Roman" w:cs="Times New Roman"/>
-        </w:rPr>
-        <w:t>（</w:t>
-      </w:r>
-      <w:r>
-        <w:rPr>
-          <w:rFonts w:hint="eastAsia" w:ascii="Times New Roman" w:hAnsi="Times New Roman" w:eastAsia="FangSong" w:cs="Times New Roman"/>
-        </w:rPr>
-        <w:t>教师版</w:t>
-      </w:r>
-      <w:r>
-        <w:rPr>
-          <w:rFonts w:hint="eastAsia" w:ascii="Times New Roman" w:hAnsi="Times New Roman" w:eastAsia="Times New Roman" w:cs="Times New Roman"/>
-        </w:rPr>
-        <w:t>）</w:t>
-      </w:r>
     </w:p>
     <w:p>
       <w:pPr>
@@ -12014,60 +11666,6 @@
         </w:rPr>
         <w:t>届初赛</w:t>
       </w:r>
-      <w:r>
-        <w:rPr>
-          <w:rFonts w:ascii="Times New Roman" w:hAnsi="Times New Roman" w:eastAsia="Times New Roman" w:cs="Times New Roman"/>
-        </w:rPr>
-        <w:t xml:space="preserve"> </w:t>
-      </w:r>
-      <w:r>
-        <w:rPr>
-          <w:rFonts w:hint="eastAsia" w:ascii="Times New Roman" w:hAnsi="Times New Roman" w:eastAsia="FangSong" w:cs="Times New Roman"/>
-        </w:rPr>
-        <w:t>曾用于</w:t>
-      </w:r>
-      <w:r>
-        <w:rPr>
-          <w:rFonts w:hint="eastAsia" w:ascii="Times New Roman" w:hAnsi="Times New Roman" w:eastAsia="Times New Roman" w:cs="Times New Roman"/>
-        </w:rPr>
-        <w:t>：</w:t>
-      </w:r>
-      <w:r>
-        <w:rPr>
-          <w:rFonts w:hint="eastAsia" w:ascii="Times New Roman" w:hAnsi="Times New Roman" w:eastAsia="FangSong" w:cs="Times New Roman"/>
-        </w:rPr>
-        <w:t>第一轮结构</w:t>
-      </w:r>
-      <w:r>
-        <w:rPr>
-          <w:rFonts w:hint="eastAsia" w:ascii="Times New Roman" w:hAnsi="Times New Roman" w:eastAsia="Times New Roman" w:cs="Times New Roman"/>
-        </w:rPr>
-        <w:t>·4-</w:t>
-      </w:r>
-      <w:r>
-        <w:rPr>
-          <w:rFonts w:hint="eastAsia" w:ascii="Times New Roman" w:hAnsi="Times New Roman" w:eastAsia="FangSong" w:cs="Times New Roman"/>
-        </w:rPr>
-        <w:t>晶体结构</w:t>
-      </w:r>
-      <w:r>
-        <w:rPr>
-          <w:rFonts w:hint="eastAsia" w:ascii="Times New Roman" w:hAnsi="Times New Roman" w:eastAsia="Times New Roman" w:cs="Times New Roman"/>
-        </w:rPr>
-        <w:t>（</w:t>
-      </w:r>
-      <w:r>
-        <w:rPr>
-          <w:rFonts w:hint="eastAsia" w:ascii="Times New Roman" w:hAnsi="Times New Roman" w:eastAsia="FangSong" w:cs="Times New Roman"/>
-        </w:rPr>
-        <w:t>教师版</w:t>
-      </w:r>
-      <w:r>
-        <w:rPr>
-          <w:rFonts w:hint="eastAsia" w:ascii="Times New Roman" w:hAnsi="Times New Roman" w:eastAsia="Times New Roman" w:cs="Times New Roman"/>
-        </w:rPr>
-        <w:t>）</w:t>
-      </w:r>
     </w:p>
     <w:p>
       <w:pPr>
@@ -13051,60 +12649,6 @@
         </w:rPr>
         <w:t>汇智竞赛题目</w:t>
       </w:r>
-      <w:r>
-        <w:rPr>
-          <w:rFonts w:ascii="Times New Roman" w:hAnsi="Times New Roman" w:eastAsia="Times New Roman" w:cs="Times New Roman"/>
-        </w:rPr>
-        <w:t xml:space="preserve"> </w:t>
-      </w:r>
-      <w:r>
-        <w:rPr>
-          <w:rFonts w:hint="eastAsia" w:ascii="Times New Roman" w:hAnsi="Times New Roman" w:eastAsia="FangSong" w:cs="Times New Roman"/>
-        </w:rPr>
-        <w:t>曾用于</w:t>
-      </w:r>
-      <w:r>
-        <w:rPr>
-          <w:rFonts w:hint="eastAsia" w:ascii="Times New Roman" w:hAnsi="Times New Roman" w:eastAsia="Times New Roman" w:cs="Times New Roman"/>
-        </w:rPr>
-        <w:t>：</w:t>
-      </w:r>
-      <w:r>
-        <w:rPr>
-          <w:rFonts w:hint="eastAsia" w:ascii="Times New Roman" w:hAnsi="Times New Roman" w:eastAsia="FangSong" w:cs="Times New Roman"/>
-        </w:rPr>
-        <w:t>第一轮结构</w:t>
-      </w:r>
-      <w:r>
-        <w:rPr>
-          <w:rFonts w:hint="eastAsia" w:ascii="Times New Roman" w:hAnsi="Times New Roman" w:eastAsia="Times New Roman" w:cs="Times New Roman"/>
-        </w:rPr>
-        <w:t>·1-</w:t>
-      </w:r>
-      <w:r>
-        <w:rPr>
-          <w:rFonts w:hint="eastAsia" w:ascii="Times New Roman" w:hAnsi="Times New Roman" w:eastAsia="FangSong" w:cs="Times New Roman"/>
-        </w:rPr>
-        <w:t>原子结构</w:t>
-      </w:r>
-      <w:r>
-        <w:rPr>
-          <w:rFonts w:hint="eastAsia" w:ascii="Times New Roman" w:hAnsi="Times New Roman" w:eastAsia="Times New Roman" w:cs="Times New Roman"/>
-        </w:rPr>
-        <w:t>（</w:t>
-      </w:r>
-      <w:r>
-        <w:rPr>
-          <w:rFonts w:hint="eastAsia" w:ascii="Times New Roman" w:hAnsi="Times New Roman" w:eastAsia="FangSong" w:cs="Times New Roman"/>
-        </w:rPr>
-        <w:t>教师版</w:t>
-      </w:r>
-      <w:r>
-        <w:rPr>
-          <w:rFonts w:hint="eastAsia" w:ascii="Times New Roman" w:hAnsi="Times New Roman" w:eastAsia="Times New Roman" w:cs="Times New Roman"/>
-        </w:rPr>
-        <w:t>）</w:t>
-      </w:r>
     </w:p>
     <w:p>
       <w:pPr>
@@ -13671,60 +13215,6 @@
           <w:rFonts w:hint="eastAsia" w:ascii="Times New Roman" w:hAnsi="Times New Roman" w:eastAsia="FangSong" w:cs="Times New Roman"/>
         </w:rPr>
         <w:t>汇智竞赛题目</w:t>
-      </w:r>
-      <w:r>
-        <w:rPr>
-          <w:rFonts w:ascii="Times New Roman" w:hAnsi="Times New Roman" w:eastAsia="Times New Roman" w:cs="Times New Roman"/>
-        </w:rPr>
-        <w:t xml:space="preserve"> </w:t>
-      </w:r>
-      <w:r>
-        <w:rPr>
-          <w:rFonts w:hint="eastAsia" w:ascii="Times New Roman" w:hAnsi="Times New Roman" w:eastAsia="FangSong" w:cs="Times New Roman"/>
-        </w:rPr>
-        <w:t>曾用于</w:t>
-      </w:r>
-      <w:r>
-        <w:rPr>
-          <w:rFonts w:hint="eastAsia" w:ascii="Times New Roman" w:hAnsi="Times New Roman" w:eastAsia="Times New Roman" w:cs="Times New Roman"/>
-        </w:rPr>
-        <w:t>：</w:t>
-      </w:r>
-      <w:r>
-        <w:rPr>
-          <w:rFonts w:hint="eastAsia" w:ascii="Times New Roman" w:hAnsi="Times New Roman" w:eastAsia="FangSong" w:cs="Times New Roman"/>
-        </w:rPr>
-        <w:t>第一轮结构</w:t>
-      </w:r>
-      <w:r>
-        <w:rPr>
-          <w:rFonts w:hint="eastAsia" w:ascii="Times New Roman" w:hAnsi="Times New Roman" w:eastAsia="Times New Roman" w:cs="Times New Roman"/>
-        </w:rPr>
-        <w:t>·1-</w:t>
-      </w:r>
-      <w:r>
-        <w:rPr>
-          <w:rFonts w:hint="eastAsia" w:ascii="Times New Roman" w:hAnsi="Times New Roman" w:eastAsia="FangSong" w:cs="Times New Roman"/>
-        </w:rPr>
-        <w:t>原子结构</w:t>
-      </w:r>
-      <w:r>
-        <w:rPr>
-          <w:rFonts w:hint="eastAsia" w:ascii="Times New Roman" w:hAnsi="Times New Roman" w:eastAsia="Times New Roman" w:cs="Times New Roman"/>
-        </w:rPr>
-        <w:t>（</w:t>
-      </w:r>
-      <w:r>
-        <w:rPr>
-          <w:rFonts w:hint="eastAsia" w:ascii="Times New Roman" w:hAnsi="Times New Roman" w:eastAsia="FangSong" w:cs="Times New Roman"/>
-        </w:rPr>
-        <w:t>教师版</w:t>
-      </w:r>
-      <w:r>
-        <w:rPr>
-          <w:rFonts w:hint="eastAsia" w:ascii="Times New Roman" w:hAnsi="Times New Roman" w:eastAsia="Times New Roman" w:cs="Times New Roman"/>
-        </w:rPr>
-        <w:t>）</w:t>
       </w:r>
     </w:p>
     <w:p>
@@ -16918,48 +16408,6 @@
           <w:rFonts w:hint="eastAsia" w:ascii="Times New Roman" w:hAnsi="Times New Roman" w:eastAsia="FangSong" w:cs="Times New Roman"/>
         </w:rPr>
         <w:t>化学竞赛初赛讲义</w:t>
-      </w:r>
-      <w:r>
-        <w:rPr>
-          <w:rFonts w:ascii="Times New Roman" w:hAnsi="Times New Roman" w:eastAsia="Times New Roman" w:cs="Times New Roman"/>
-        </w:rPr>
-        <w:t xml:space="preserve"> </w:t>
-      </w:r>
-      <w:r>
-        <w:rPr>
-          <w:rFonts w:hint="eastAsia" w:ascii="Times New Roman" w:hAnsi="Times New Roman" w:eastAsia="FangSong" w:cs="Times New Roman"/>
-        </w:rPr>
-        <w:t>曾用于</w:t>
-      </w:r>
-      <w:r>
-        <w:rPr>
-          <w:rFonts w:hint="eastAsia" w:ascii="Times New Roman" w:hAnsi="Times New Roman" w:eastAsia="Times New Roman" w:cs="Times New Roman"/>
-        </w:rPr>
-        <w:t>：</w:t>
-      </w:r>
-      <w:r>
-        <w:rPr>
-          <w:rFonts w:hint="eastAsia" w:ascii="Times New Roman" w:hAnsi="Times New Roman" w:eastAsia="FangSong" w:cs="Times New Roman"/>
-        </w:rPr>
-        <w:t>第一轮综合卷</w:t>
-      </w:r>
-      <w:r>
-        <w:rPr>
-          <w:rFonts w:hint="eastAsia" w:ascii="Times New Roman" w:hAnsi="Times New Roman" w:eastAsia="Times New Roman" w:cs="Times New Roman"/>
-        </w:rPr>
-        <w:t>03（</w:t>
-      </w:r>
-      <w:r>
-        <w:rPr>
-          <w:rFonts w:hint="eastAsia" w:ascii="Times New Roman" w:hAnsi="Times New Roman" w:eastAsia="FangSong" w:cs="Times New Roman"/>
-        </w:rPr>
-        <w:t>教师版</w:t>
-      </w:r>
-      <w:r>
-        <w:rPr>
-          <w:rFonts w:hint="eastAsia" w:ascii="Times New Roman" w:hAnsi="Times New Roman" w:eastAsia="Times New Roman" w:cs="Times New Roman"/>
-        </w:rPr>
-        <w:t>）</w:t>
       </w:r>
     </w:p>
     <w:p>
@@ -17629,48 +17077,6 @@
         </w:rPr>
         <w:t>化学竞赛初赛讲义</w:t>
       </w:r>
-      <w:r>
-        <w:rPr>
-          <w:rFonts w:ascii="Times New Roman" w:hAnsi="Times New Roman" w:eastAsia="Times New Roman" w:cs="Times New Roman"/>
-        </w:rPr>
-        <w:t xml:space="preserve"> </w:t>
-      </w:r>
-      <w:r>
-        <w:rPr>
-          <w:rFonts w:hint="eastAsia" w:ascii="Times New Roman" w:hAnsi="Times New Roman" w:eastAsia="FangSong" w:cs="Times New Roman"/>
-        </w:rPr>
-        <w:t>曾用于</w:t>
-      </w:r>
-      <w:r>
-        <w:rPr>
-          <w:rFonts w:hint="eastAsia" w:ascii="Times New Roman" w:hAnsi="Times New Roman" w:eastAsia="Times New Roman" w:cs="Times New Roman"/>
-        </w:rPr>
-        <w:t>：</w:t>
-      </w:r>
-      <w:r>
-        <w:rPr>
-          <w:rFonts w:hint="eastAsia" w:ascii="Times New Roman" w:hAnsi="Times New Roman" w:eastAsia="FangSong" w:cs="Times New Roman"/>
-        </w:rPr>
-        <w:t>第一轮综合卷</w:t>
-      </w:r>
-      <w:r>
-        <w:rPr>
-          <w:rFonts w:hint="eastAsia" w:ascii="Times New Roman" w:hAnsi="Times New Roman" w:eastAsia="Times New Roman" w:cs="Times New Roman"/>
-        </w:rPr>
-        <w:t>03（</w:t>
-      </w:r>
-      <w:r>
-        <w:rPr>
-          <w:rFonts w:hint="eastAsia" w:ascii="Times New Roman" w:hAnsi="Times New Roman" w:eastAsia="FangSong" w:cs="Times New Roman"/>
-        </w:rPr>
-        <w:t>教师版</w:t>
-      </w:r>
-      <w:r>
-        <w:rPr>
-          <w:rFonts w:hint="eastAsia" w:ascii="Times New Roman" w:hAnsi="Times New Roman" w:eastAsia="Times New Roman" w:cs="Times New Roman"/>
-        </w:rPr>
-        <w:t>）</w:t>
-      </w:r>
     </w:p>
     <w:p>
       <w:pPr>
@@ -18715,48 +18121,6 @@
         </w:rPr>
         <w:t>化学竞赛初赛讲义</w:t>
       </w:r>
-      <w:r>
-        <w:rPr>
-          <w:rFonts w:ascii="Times New Roman" w:hAnsi="Times New Roman" w:eastAsia="Times New Roman" w:cs="Times New Roman"/>
-        </w:rPr>
-        <w:t xml:space="preserve"> </w:t>
-      </w:r>
-      <w:r>
-        <w:rPr>
-          <w:rFonts w:hint="eastAsia" w:ascii="Times New Roman" w:hAnsi="Times New Roman" w:eastAsia="FangSong" w:cs="Times New Roman"/>
-        </w:rPr>
-        <w:t>曾用于</w:t>
-      </w:r>
-      <w:r>
-        <w:rPr>
-          <w:rFonts w:hint="eastAsia" w:ascii="Times New Roman" w:hAnsi="Times New Roman" w:eastAsia="Times New Roman" w:cs="Times New Roman"/>
-        </w:rPr>
-        <w:t>：</w:t>
-      </w:r>
-      <w:r>
-        <w:rPr>
-          <w:rFonts w:hint="eastAsia" w:ascii="Times New Roman" w:hAnsi="Times New Roman" w:eastAsia="FangSong" w:cs="Times New Roman"/>
-        </w:rPr>
-        <w:t>第一轮综合卷</w:t>
-      </w:r>
-      <w:r>
-        <w:rPr>
-          <w:rFonts w:hint="eastAsia" w:ascii="Times New Roman" w:hAnsi="Times New Roman" w:eastAsia="Times New Roman" w:cs="Times New Roman"/>
-        </w:rPr>
-        <w:t>04（</w:t>
-      </w:r>
-      <w:r>
-        <w:rPr>
-          <w:rFonts w:hint="eastAsia" w:ascii="Times New Roman" w:hAnsi="Times New Roman" w:eastAsia="FangSong" w:cs="Times New Roman"/>
-        </w:rPr>
-        <w:t>教师版</w:t>
-      </w:r>
-      <w:r>
-        <w:rPr>
-          <w:rFonts w:hint="eastAsia" w:ascii="Times New Roman" w:hAnsi="Times New Roman" w:eastAsia="Times New Roman" w:cs="Times New Roman"/>
-        </w:rPr>
-        <w:t>）</w:t>
-      </w:r>
     </w:p>
     <w:p>
       <w:pPr>
@@ -18939,48 +18303,6 @@
           <w:rFonts w:hint="eastAsia" w:ascii="Times New Roman" w:hAnsi="Times New Roman" w:eastAsia="FangSong" w:cs="Times New Roman"/>
         </w:rPr>
         <w:t>化学竞赛初赛讲义</w:t>
-      </w:r>
-      <w:r>
-        <w:rPr>
-          <w:rFonts w:ascii="Times New Roman" w:hAnsi="Times New Roman" w:eastAsia="Times New Roman" w:cs="Times New Roman"/>
-        </w:rPr>
-        <w:t xml:space="preserve"> </w:t>
-      </w:r>
-      <w:r>
-        <w:rPr>
-          <w:rFonts w:hint="eastAsia" w:ascii="Times New Roman" w:hAnsi="Times New Roman" w:eastAsia="FangSong" w:cs="Times New Roman"/>
-        </w:rPr>
-        <w:t>曾用于</w:t>
-      </w:r>
-      <w:r>
-        <w:rPr>
-          <w:rFonts w:hint="eastAsia" w:ascii="Times New Roman" w:hAnsi="Times New Roman" w:eastAsia="Times New Roman" w:cs="Times New Roman"/>
-        </w:rPr>
-        <w:t>：</w:t>
-      </w:r>
-      <w:r>
-        <w:rPr>
-          <w:rFonts w:hint="eastAsia" w:ascii="Times New Roman" w:hAnsi="Times New Roman" w:eastAsia="FangSong" w:cs="Times New Roman"/>
-        </w:rPr>
-        <w:t>第一轮综合卷</w:t>
-      </w:r>
-      <w:r>
-        <w:rPr>
-          <w:rFonts w:hint="eastAsia" w:ascii="Times New Roman" w:hAnsi="Times New Roman" w:eastAsia="Times New Roman" w:cs="Times New Roman"/>
-        </w:rPr>
-        <w:t>04（</w:t>
-      </w:r>
-      <w:r>
-        <w:rPr>
-          <w:rFonts w:hint="eastAsia" w:ascii="Times New Roman" w:hAnsi="Times New Roman" w:eastAsia="FangSong" w:cs="Times New Roman"/>
-        </w:rPr>
-        <w:t>教师版</w:t>
-      </w:r>
-      <w:r>
-        <w:rPr>
-          <w:rFonts w:hint="eastAsia" w:ascii="Times New Roman" w:hAnsi="Times New Roman" w:eastAsia="Times New Roman" w:cs="Times New Roman"/>
-        </w:rPr>
-        <w:t>）</w:t>
       </w:r>
     </w:p>
     <w:p>
@@ -20189,66 +19511,6 @@
           <w:rFonts w:hint="eastAsia" w:ascii="Times New Roman" w:hAnsi="Times New Roman" w:eastAsia="Times New Roman" w:cs="Times New Roman"/>
         </w:rPr>
         <w:t>2021</w:t>
-      </w:r>
-      <w:r>
-        <w:rPr>
-          <w:rFonts w:ascii="Times New Roman" w:hAnsi="Times New Roman" w:eastAsia="Times New Roman" w:cs="Times New Roman"/>
-        </w:rPr>
-        <w:t xml:space="preserve"> </w:t>
-      </w:r>
-      <w:r>
-        <w:rPr>
-          <w:rFonts w:hint="eastAsia" w:ascii="Times New Roman" w:hAnsi="Times New Roman" w:eastAsia="FangSong" w:cs="Times New Roman"/>
-        </w:rPr>
-        <w:t>曾用于</w:t>
-      </w:r>
-      <w:r>
-        <w:rPr>
-          <w:rFonts w:hint="eastAsia" w:ascii="Times New Roman" w:hAnsi="Times New Roman" w:eastAsia="Times New Roman" w:cs="Times New Roman"/>
-        </w:rPr>
-        <w:t>：</w:t>
-      </w:r>
-      <w:r>
-        <w:rPr>
-          <w:rFonts w:hint="eastAsia" w:ascii="Times New Roman" w:hAnsi="Times New Roman" w:eastAsia="FangSong" w:cs="Times New Roman"/>
-        </w:rPr>
-        <w:t>预赛基础卷</w:t>
-      </w:r>
-      <w:r>
-        <w:rPr>
-          <w:rFonts w:hint="eastAsia" w:ascii="Times New Roman" w:hAnsi="Times New Roman" w:eastAsia="Times New Roman" w:cs="Times New Roman"/>
-        </w:rPr>
-        <w:t>III,</w:t>
-      </w:r>
-      <w:r>
-        <w:rPr>
-          <w:rFonts w:ascii="Times New Roman" w:hAnsi="Times New Roman" w:eastAsia="Times New Roman" w:cs="Times New Roman"/>
-        </w:rPr>
-        <w:t xml:space="preserve"> </w:t>
-      </w:r>
-      <w:r>
-        <w:rPr>
-          <w:rFonts w:hint="eastAsia" w:ascii="Times New Roman" w:hAnsi="Times New Roman" w:eastAsia="FangSong" w:cs="Times New Roman"/>
-        </w:rPr>
-        <w:t>第一轮综合卷</w:t>
-      </w:r>
-      <w:r>
-        <w:rPr>
-          <w:rFonts w:hint="eastAsia" w:ascii="Times New Roman" w:hAnsi="Times New Roman" w:eastAsia="Times New Roman" w:cs="Times New Roman"/>
-        </w:rPr>
-        <w:t>04（</w:t>
-      </w:r>
-      <w:r>
-        <w:rPr>
-          <w:rFonts w:hint="eastAsia" w:ascii="Times New Roman" w:hAnsi="Times New Roman" w:eastAsia="FangSong" w:cs="Times New Roman"/>
-        </w:rPr>
-        <w:t>教师版</w:t>
-      </w:r>
-      <w:r>
-        <w:rPr>
-          <w:rFonts w:hint="eastAsia" w:ascii="Times New Roman" w:hAnsi="Times New Roman" w:eastAsia="Times New Roman" w:cs="Times New Roman"/>
-        </w:rPr>
-        <w:t>）</w:t>
       </w:r>
     </w:p>
     <w:p>
@@ -20934,48 +20196,6 @@
         </w:rPr>
         <w:t>化学竞赛初赛讲义</w:t>
       </w:r>
-      <w:r>
-        <w:rPr>
-          <w:rFonts w:ascii="Times New Roman" w:hAnsi="Times New Roman" w:eastAsia="Times New Roman" w:cs="Times New Roman"/>
-        </w:rPr>
-        <w:t xml:space="preserve"> </w:t>
-      </w:r>
-      <w:r>
-        <w:rPr>
-          <w:rFonts w:hint="eastAsia" w:ascii="Times New Roman" w:hAnsi="Times New Roman" w:eastAsia="FangSong" w:cs="Times New Roman"/>
-        </w:rPr>
-        <w:t>曾用于</w:t>
-      </w:r>
-      <w:r>
-        <w:rPr>
-          <w:rFonts w:hint="eastAsia" w:ascii="Times New Roman" w:hAnsi="Times New Roman" w:eastAsia="Times New Roman" w:cs="Times New Roman"/>
-        </w:rPr>
-        <w:t>：</w:t>
-      </w:r>
-      <w:r>
-        <w:rPr>
-          <w:rFonts w:hint="eastAsia" w:ascii="Times New Roman" w:hAnsi="Times New Roman" w:eastAsia="FangSong" w:cs="Times New Roman"/>
-        </w:rPr>
-        <w:t>第一轮综合卷</w:t>
-      </w:r>
-      <w:r>
-        <w:rPr>
-          <w:rFonts w:hint="eastAsia" w:ascii="Times New Roman" w:hAnsi="Times New Roman" w:eastAsia="Times New Roman" w:cs="Times New Roman"/>
-        </w:rPr>
-        <w:t>04（</w:t>
-      </w:r>
-      <w:r>
-        <w:rPr>
-          <w:rFonts w:hint="eastAsia" w:ascii="Times New Roman" w:hAnsi="Times New Roman" w:eastAsia="FangSong" w:cs="Times New Roman"/>
-        </w:rPr>
-        <w:t>教师版</w:t>
-      </w:r>
-      <w:r>
-        <w:rPr>
-          <w:rFonts w:hint="eastAsia" w:ascii="Times New Roman" w:hAnsi="Times New Roman" w:eastAsia="Times New Roman" w:cs="Times New Roman"/>
-        </w:rPr>
-        <w:t>）</w:t>
-      </w:r>
     </w:p>
     <w:p>
       <w:pPr>
@@ -21878,48 +21098,6 @@
           <w:rFonts w:hint="eastAsia" w:ascii="Times New Roman" w:hAnsi="Times New Roman" w:eastAsia="FangSong" w:cs="Times New Roman"/>
         </w:rPr>
         <w:t>化学竞赛初赛讲义</w:t>
-      </w:r>
-      <w:r>
-        <w:rPr>
-          <w:rFonts w:ascii="Times New Roman" w:hAnsi="Times New Roman" w:eastAsia="Times New Roman" w:cs="Times New Roman"/>
-        </w:rPr>
-        <w:t xml:space="preserve"> </w:t>
-      </w:r>
-      <w:r>
-        <w:rPr>
-          <w:rFonts w:hint="eastAsia" w:ascii="Times New Roman" w:hAnsi="Times New Roman" w:eastAsia="FangSong" w:cs="Times New Roman"/>
-        </w:rPr>
-        <w:t>曾用于</w:t>
-      </w:r>
-      <w:r>
-        <w:rPr>
-          <w:rFonts w:hint="eastAsia" w:ascii="Times New Roman" w:hAnsi="Times New Roman" w:eastAsia="Times New Roman" w:cs="Times New Roman"/>
-        </w:rPr>
-        <w:t>：</w:t>
-      </w:r>
-      <w:r>
-        <w:rPr>
-          <w:rFonts w:hint="eastAsia" w:ascii="Times New Roman" w:hAnsi="Times New Roman" w:eastAsia="FangSong" w:cs="Times New Roman"/>
-        </w:rPr>
-        <w:t>第一轮综合卷</w:t>
-      </w:r>
-      <w:r>
-        <w:rPr>
-          <w:rFonts w:hint="eastAsia" w:ascii="Times New Roman" w:hAnsi="Times New Roman" w:eastAsia="Times New Roman" w:cs="Times New Roman"/>
-        </w:rPr>
-        <w:t>12（</w:t>
-      </w:r>
-      <w:r>
-        <w:rPr>
-          <w:rFonts w:hint="eastAsia" w:ascii="Times New Roman" w:hAnsi="Times New Roman" w:eastAsia="FangSong" w:cs="Times New Roman"/>
-        </w:rPr>
-        <w:t>教师版</w:t>
-      </w:r>
-      <w:r>
-        <w:rPr>
-          <w:rFonts w:hint="eastAsia" w:ascii="Times New Roman" w:hAnsi="Times New Roman" w:eastAsia="Times New Roman" w:cs="Times New Roman"/>
-        </w:rPr>
-        <w:t>）</w:t>
       </w:r>
     </w:p>
     <w:p>
@@ -23255,60 +22433,6 @@
         </w:rPr>
         <w:t>化学竞赛初赛讲义</w:t>
       </w:r>
-      <w:r>
-        <w:rPr>
-          <w:rFonts w:ascii="Times New Roman" w:hAnsi="Times New Roman" w:eastAsia="Times New Roman" w:cs="Times New Roman"/>
-        </w:rPr>
-        <w:t xml:space="preserve"> </w:t>
-      </w:r>
-      <w:r>
-        <w:rPr>
-          <w:rFonts w:hint="eastAsia" w:ascii="Times New Roman" w:hAnsi="Times New Roman" w:eastAsia="FangSong" w:cs="Times New Roman"/>
-        </w:rPr>
-        <w:t>曾用于</w:t>
-      </w:r>
-      <w:r>
-        <w:rPr>
-          <w:rFonts w:hint="eastAsia" w:ascii="Times New Roman" w:hAnsi="Times New Roman" w:eastAsia="Times New Roman" w:cs="Times New Roman"/>
-        </w:rPr>
-        <w:t>：</w:t>
-      </w:r>
-      <w:r>
-        <w:rPr>
-          <w:rFonts w:hint="eastAsia" w:ascii="Times New Roman" w:hAnsi="Times New Roman" w:eastAsia="FangSong" w:cs="Times New Roman"/>
-        </w:rPr>
-        <w:t>第一轮原理</w:t>
-      </w:r>
-      <w:r>
-        <w:rPr>
-          <w:rFonts w:hint="eastAsia" w:ascii="Times New Roman" w:hAnsi="Times New Roman" w:eastAsia="Times New Roman" w:cs="Times New Roman"/>
-        </w:rPr>
-        <w:t>·6-</w:t>
-      </w:r>
-      <w:r>
-        <w:rPr>
-          <w:rFonts w:hint="eastAsia" w:ascii="Times New Roman" w:hAnsi="Times New Roman" w:eastAsia="FangSong" w:cs="Times New Roman"/>
-        </w:rPr>
-        <w:t>酸碱理论</w:t>
-      </w:r>
-      <w:r>
-        <w:rPr>
-          <w:rFonts w:hint="eastAsia" w:ascii="Times New Roman" w:hAnsi="Times New Roman" w:eastAsia="Times New Roman" w:cs="Times New Roman"/>
-        </w:rPr>
-        <w:t>（</w:t>
-      </w:r>
-      <w:r>
-        <w:rPr>
-          <w:rFonts w:hint="eastAsia" w:ascii="Times New Roman" w:hAnsi="Times New Roman" w:eastAsia="FangSong" w:cs="Times New Roman"/>
-        </w:rPr>
-        <w:t>教师版</w:t>
-      </w:r>
-      <w:r>
-        <w:rPr>
-          <w:rFonts w:hint="eastAsia" w:ascii="Times New Roman" w:hAnsi="Times New Roman" w:eastAsia="Times New Roman" w:cs="Times New Roman"/>
-        </w:rPr>
-        <w:t>）</w:t>
-      </w:r>
     </w:p>
     <w:p>
       <w:pPr>
@@ -24277,60 +23401,6 @@
         </w:rPr>
         <w:t>化学竞赛初赛讲义</w:t>
       </w:r>
-      <w:r>
-        <w:rPr>
-          <w:rFonts w:ascii="Times New Roman" w:hAnsi="Times New Roman" w:eastAsia="Times New Roman" w:cs="Times New Roman"/>
-        </w:rPr>
-        <w:t xml:space="preserve"> </w:t>
-      </w:r>
-      <w:r>
-        <w:rPr>
-          <w:rFonts w:hint="eastAsia" w:ascii="Times New Roman" w:hAnsi="Times New Roman" w:eastAsia="FangSong" w:cs="Times New Roman"/>
-        </w:rPr>
-        <w:t>曾用于</w:t>
-      </w:r>
-      <w:r>
-        <w:rPr>
-          <w:rFonts w:hint="eastAsia" w:ascii="Times New Roman" w:hAnsi="Times New Roman" w:eastAsia="Times New Roman" w:cs="Times New Roman"/>
-        </w:rPr>
-        <w:t>：</w:t>
-      </w:r>
-      <w:r>
-        <w:rPr>
-          <w:rFonts w:hint="eastAsia" w:ascii="Times New Roman" w:hAnsi="Times New Roman" w:eastAsia="FangSong" w:cs="Times New Roman"/>
-        </w:rPr>
-        <w:t>第一轮原理</w:t>
-      </w:r>
-      <w:r>
-        <w:rPr>
-          <w:rFonts w:hint="eastAsia" w:ascii="Times New Roman" w:hAnsi="Times New Roman" w:eastAsia="Times New Roman" w:cs="Times New Roman"/>
-        </w:rPr>
-        <w:t>·6-</w:t>
-      </w:r>
-      <w:r>
-        <w:rPr>
-          <w:rFonts w:hint="eastAsia" w:ascii="Times New Roman" w:hAnsi="Times New Roman" w:eastAsia="FangSong" w:cs="Times New Roman"/>
-        </w:rPr>
-        <w:t>酸碱理论</w:t>
-      </w:r>
-      <w:r>
-        <w:rPr>
-          <w:rFonts w:hint="eastAsia" w:ascii="Times New Roman" w:hAnsi="Times New Roman" w:eastAsia="Times New Roman" w:cs="Times New Roman"/>
-        </w:rPr>
-        <w:t>（</w:t>
-      </w:r>
-      <w:r>
-        <w:rPr>
-          <w:rFonts w:hint="eastAsia" w:ascii="Times New Roman" w:hAnsi="Times New Roman" w:eastAsia="FangSong" w:cs="Times New Roman"/>
-        </w:rPr>
-        <w:t>教师版</w:t>
-      </w:r>
-      <w:r>
-        <w:rPr>
-          <w:rFonts w:hint="eastAsia" w:ascii="Times New Roman" w:hAnsi="Times New Roman" w:eastAsia="Times New Roman" w:cs="Times New Roman"/>
-        </w:rPr>
-        <w:t>）</w:t>
-      </w:r>
     </w:p>
     <w:p>
       <w:pPr>
@@ -25098,60 +24168,6 @@
           <w:rFonts w:hint="eastAsia" w:ascii="Times New Roman" w:hAnsi="Times New Roman" w:eastAsia="FangSong" w:cs="Times New Roman"/>
         </w:rPr>
         <w:t>化学竞赛初赛讲义</w:t>
-      </w:r>
-      <w:r>
-        <w:rPr>
-          <w:rFonts w:ascii="Times New Roman" w:hAnsi="Times New Roman" w:eastAsia="Times New Roman" w:cs="Times New Roman"/>
-        </w:rPr>
-        <w:t xml:space="preserve"> </w:t>
-      </w:r>
-      <w:r>
-        <w:rPr>
-          <w:rFonts w:hint="eastAsia" w:ascii="Times New Roman" w:hAnsi="Times New Roman" w:eastAsia="FangSong" w:cs="Times New Roman"/>
-        </w:rPr>
-        <w:t>曾用于</w:t>
-      </w:r>
-      <w:r>
-        <w:rPr>
-          <w:rFonts w:hint="eastAsia" w:ascii="Times New Roman" w:hAnsi="Times New Roman" w:eastAsia="Times New Roman" w:cs="Times New Roman"/>
-        </w:rPr>
-        <w:t>：</w:t>
-      </w:r>
-      <w:r>
-        <w:rPr>
-          <w:rFonts w:hint="eastAsia" w:ascii="Times New Roman" w:hAnsi="Times New Roman" w:eastAsia="FangSong" w:cs="Times New Roman"/>
-        </w:rPr>
-        <w:t>第一轮原理</w:t>
-      </w:r>
-      <w:r>
-        <w:rPr>
-          <w:rFonts w:hint="eastAsia" w:ascii="Times New Roman" w:hAnsi="Times New Roman" w:eastAsia="Times New Roman" w:cs="Times New Roman"/>
-        </w:rPr>
-        <w:t>·9-</w:t>
-      </w:r>
-      <w:r>
-        <w:rPr>
-          <w:rFonts w:hint="eastAsia" w:ascii="Times New Roman" w:hAnsi="Times New Roman" w:eastAsia="FangSong" w:cs="Times New Roman"/>
-        </w:rPr>
-        <w:t>方程式与离子反应</w:t>
-      </w:r>
-      <w:r>
-        <w:rPr>
-          <w:rFonts w:hint="eastAsia" w:ascii="Times New Roman" w:hAnsi="Times New Roman" w:eastAsia="Times New Roman" w:cs="Times New Roman"/>
-        </w:rPr>
-        <w:t>（</w:t>
-      </w:r>
-      <w:r>
-        <w:rPr>
-          <w:rFonts w:hint="eastAsia" w:ascii="Times New Roman" w:hAnsi="Times New Roman" w:eastAsia="FangSong" w:cs="Times New Roman"/>
-        </w:rPr>
-        <w:t>教师版</w:t>
-      </w:r>
-      <w:r>
-        <w:rPr>
-          <w:rFonts w:hint="eastAsia" w:ascii="Times New Roman" w:hAnsi="Times New Roman" w:eastAsia="Times New Roman" w:cs="Times New Roman"/>
-        </w:rPr>
-        <w:t>）</w:t>
       </w:r>
     </w:p>
     <w:p>
@@ -26215,48 +25231,6 @@
           <w:rFonts w:hint="eastAsia" w:ascii="Times New Roman" w:hAnsi="Times New Roman" w:eastAsia="FangSong" w:cs="Times New Roman"/>
         </w:rPr>
         <w:t>一分册能力测试</w:t>
-      </w:r>
-      <w:r>
-        <w:rPr>
-          <w:rFonts w:ascii="Times New Roman" w:hAnsi="Times New Roman" w:eastAsia="Times New Roman" w:cs="Times New Roman"/>
-        </w:rPr>
-        <w:t xml:space="preserve"> </w:t>
-      </w:r>
-      <w:r>
-        <w:rPr>
-          <w:rFonts w:hint="eastAsia" w:ascii="Times New Roman" w:hAnsi="Times New Roman" w:eastAsia="FangSong" w:cs="Times New Roman"/>
-        </w:rPr>
-        <w:t>曾用于</w:t>
-      </w:r>
-      <w:r>
-        <w:rPr>
-          <w:rFonts w:hint="eastAsia" w:ascii="Times New Roman" w:hAnsi="Times New Roman" w:eastAsia="Times New Roman" w:cs="Times New Roman"/>
-        </w:rPr>
-        <w:t>：</w:t>
-      </w:r>
-      <w:r>
-        <w:rPr>
-          <w:rFonts w:hint="eastAsia" w:ascii="Times New Roman" w:hAnsi="Times New Roman" w:eastAsia="FangSong" w:cs="Times New Roman"/>
-        </w:rPr>
-        <w:t>第一轮综合卷</w:t>
-      </w:r>
-      <w:r>
-        <w:rPr>
-          <w:rFonts w:hint="eastAsia" w:ascii="Times New Roman" w:hAnsi="Times New Roman" w:eastAsia="Times New Roman" w:cs="Times New Roman"/>
-        </w:rPr>
-        <w:t>07（</w:t>
-      </w:r>
-      <w:r>
-        <w:rPr>
-          <w:rFonts w:hint="eastAsia" w:ascii="Times New Roman" w:hAnsi="Times New Roman" w:eastAsia="FangSong" w:cs="Times New Roman"/>
-        </w:rPr>
-        <w:t>教师版</w:t>
-      </w:r>
-      <w:r>
-        <w:rPr>
-          <w:rFonts w:hint="eastAsia" w:ascii="Times New Roman" w:hAnsi="Times New Roman" w:eastAsia="Times New Roman" w:cs="Times New Roman"/>
-        </w:rPr>
-        <w:t>）</w:t>
       </w:r>
     </w:p>
     <w:p>
@@ -34624,48 +33598,6 @@
         </w:rPr>
         <w:t>一分册能力测试</w:t>
       </w:r>
-      <w:r>
-        <w:rPr>
-          <w:rFonts w:ascii="Times New Roman" w:hAnsi="Times New Roman" w:eastAsia="Times New Roman" w:cs="Times New Roman"/>
-        </w:rPr>
-        <w:t xml:space="preserve"> </w:t>
-      </w:r>
-      <w:r>
-        <w:rPr>
-          <w:rFonts w:hint="eastAsia" w:ascii="Times New Roman" w:hAnsi="Times New Roman" w:eastAsia="FangSong" w:cs="Times New Roman"/>
-        </w:rPr>
-        <w:t>曾用于</w:t>
-      </w:r>
-      <w:r>
-        <w:rPr>
-          <w:rFonts w:hint="eastAsia" w:ascii="Times New Roman" w:hAnsi="Times New Roman" w:eastAsia="Times New Roman" w:cs="Times New Roman"/>
-        </w:rPr>
-        <w:t>：</w:t>
-      </w:r>
-      <w:r>
-        <w:rPr>
-          <w:rFonts w:hint="eastAsia" w:ascii="Times New Roman" w:hAnsi="Times New Roman" w:eastAsia="FangSong" w:cs="Times New Roman"/>
-        </w:rPr>
-        <w:t>第一轮综合卷</w:t>
-      </w:r>
-      <w:r>
-        <w:rPr>
-          <w:rFonts w:hint="eastAsia" w:ascii="Times New Roman" w:hAnsi="Times New Roman" w:eastAsia="Times New Roman" w:cs="Times New Roman"/>
-        </w:rPr>
-        <w:t>02（</w:t>
-      </w:r>
-      <w:r>
-        <w:rPr>
-          <w:rFonts w:hint="eastAsia" w:ascii="Times New Roman" w:hAnsi="Times New Roman" w:eastAsia="FangSong" w:cs="Times New Roman"/>
-        </w:rPr>
-        <w:t>教师版</w:t>
-      </w:r>
-      <w:r>
-        <w:rPr>
-          <w:rFonts w:hint="eastAsia" w:ascii="Times New Roman" w:hAnsi="Times New Roman" w:eastAsia="Times New Roman" w:cs="Times New Roman"/>
-        </w:rPr>
-        <w:t>）</w:t>
-      </w:r>
     </w:p>
     <w:p>
       <w:pPr>
@@ -46556,60 +45488,6 @@
         </w:rPr>
         <w:t>化学能力测试</w:t>
       </w:r>
-      <w:r>
-        <w:rPr>
-          <w:rFonts w:ascii="Times New Roman" w:hAnsi="Times New Roman" w:eastAsia="Times New Roman" w:cs="Times New Roman"/>
-        </w:rPr>
-        <w:t xml:space="preserve"> </w:t>
-      </w:r>
-      <w:r>
-        <w:rPr>
-          <w:rFonts w:hint="eastAsia" w:ascii="Times New Roman" w:hAnsi="Times New Roman" w:eastAsia="FangSong" w:cs="Times New Roman"/>
-        </w:rPr>
-        <w:t>曾用于</w:t>
-      </w:r>
-      <w:r>
-        <w:rPr>
-          <w:rFonts w:hint="eastAsia" w:ascii="Times New Roman" w:hAnsi="Times New Roman" w:eastAsia="Times New Roman" w:cs="Times New Roman"/>
-        </w:rPr>
-        <w:t>：</w:t>
-      </w:r>
-      <w:r>
-        <w:rPr>
-          <w:rFonts w:hint="eastAsia" w:ascii="Times New Roman" w:hAnsi="Times New Roman" w:eastAsia="FangSong" w:cs="Times New Roman"/>
-        </w:rPr>
-        <w:t>第一轮原理</w:t>
-      </w:r>
-      <w:r>
-        <w:rPr>
-          <w:rFonts w:hint="eastAsia" w:ascii="Times New Roman" w:hAnsi="Times New Roman" w:eastAsia="Times New Roman" w:cs="Times New Roman"/>
-        </w:rPr>
-        <w:t>·7-</w:t>
-      </w:r>
-      <w:r>
-        <w:rPr>
-          <w:rFonts w:hint="eastAsia" w:ascii="Times New Roman" w:hAnsi="Times New Roman" w:eastAsia="FangSong" w:cs="Times New Roman"/>
-        </w:rPr>
-        <w:t>沉淀溶解平衡</w:t>
-      </w:r>
-      <w:r>
-        <w:rPr>
-          <w:rFonts w:hint="eastAsia" w:ascii="Times New Roman" w:hAnsi="Times New Roman" w:eastAsia="Times New Roman" w:cs="Times New Roman"/>
-        </w:rPr>
-        <w:t>（</w:t>
-      </w:r>
-      <w:r>
-        <w:rPr>
-          <w:rFonts w:hint="eastAsia" w:ascii="Times New Roman" w:hAnsi="Times New Roman" w:eastAsia="FangSong" w:cs="Times New Roman"/>
-        </w:rPr>
-        <w:t>教师版</w:t>
-      </w:r>
-      <w:r>
-        <w:rPr>
-          <w:rFonts w:hint="eastAsia" w:ascii="Times New Roman" w:hAnsi="Times New Roman" w:eastAsia="Times New Roman" w:cs="Times New Roman"/>
-        </w:rPr>
-        <w:t>）</w:t>
-      </w:r>
     </w:p>
     <w:p>
       <w:pPr>
@@ -54549,36 +53427,6 @@
         </w:rPr>
         <w:t>第二分册</w:t>
       </w:r>
-      <w:r>
-        <w:rPr>
-          <w:rFonts w:ascii="Times New Roman" w:hAnsi="Times New Roman" w:eastAsia="Times New Roman" w:cs="Times New Roman"/>
-        </w:rPr>
-        <w:t xml:space="preserve"> </w:t>
-      </w:r>
-      <w:r>
-        <w:rPr>
-          <w:rFonts w:hint="eastAsia" w:ascii="Times New Roman" w:hAnsi="Times New Roman" w:eastAsia="FangSong" w:cs="Times New Roman"/>
-        </w:rPr>
-        <w:t>曾用于</w:t>
-      </w:r>
-      <w:r>
-        <w:rPr>
-          <w:rFonts w:hint="eastAsia" w:ascii="Times New Roman" w:hAnsi="Times New Roman" w:eastAsia="Times New Roman" w:cs="Times New Roman"/>
-        </w:rPr>
-        <w:t>：</w:t>
-      </w:r>
-      <w:r>
-        <w:rPr>
-          <w:rFonts w:hint="eastAsia" w:ascii="Times New Roman" w:hAnsi="Times New Roman" w:eastAsia="FangSong" w:cs="Times New Roman"/>
-        </w:rPr>
-        <w:t>二分册专项卷</w:t>
-      </w:r>
-      <w:r>
-        <w:rPr>
-          <w:rFonts w:hint="eastAsia" w:ascii="Times New Roman" w:hAnsi="Times New Roman" w:eastAsia="Times New Roman" w:cs="Times New Roman"/>
-        </w:rPr>
-        <w:t>VIII</w:t>
-      </w:r>
     </w:p>
     <w:p>
       <w:pPr>
@@ -56453,66 +55301,6 @@
           <w:rFonts w:hint="eastAsia" w:ascii="Times New Roman" w:hAnsi="Times New Roman" w:eastAsia="FangSong" w:cs="Times New Roman"/>
         </w:rPr>
         <w:t>第二分册</w:t>
-      </w:r>
-      <w:r>
-        <w:rPr>
-          <w:rFonts w:ascii="Times New Roman" w:hAnsi="Times New Roman" w:eastAsia="Times New Roman" w:cs="Times New Roman"/>
-        </w:rPr>
-        <w:t xml:space="preserve"> </w:t>
-      </w:r>
-      <w:r>
-        <w:rPr>
-          <w:rFonts w:hint="eastAsia" w:ascii="Times New Roman" w:hAnsi="Times New Roman" w:eastAsia="FangSong" w:cs="Times New Roman"/>
-        </w:rPr>
-        <w:t>曾用于</w:t>
-      </w:r>
-      <w:r>
-        <w:rPr>
-          <w:rFonts w:hint="eastAsia" w:ascii="Times New Roman" w:hAnsi="Times New Roman" w:eastAsia="Times New Roman" w:cs="Times New Roman"/>
-        </w:rPr>
-        <w:t>：</w:t>
-      </w:r>
-      <w:r>
-        <w:rPr>
-          <w:rFonts w:hint="eastAsia" w:ascii="Times New Roman" w:hAnsi="Times New Roman" w:eastAsia="FangSong" w:cs="Times New Roman"/>
-        </w:rPr>
-        <w:t>二分册专项卷</w:t>
-      </w:r>
-      <w:r>
-        <w:rPr>
-          <w:rFonts w:hint="eastAsia" w:ascii="Times New Roman" w:hAnsi="Times New Roman" w:eastAsia="Times New Roman" w:cs="Times New Roman"/>
-        </w:rPr>
-        <w:t>VIII,</w:t>
-      </w:r>
-      <w:r>
-        <w:rPr>
-          <w:rFonts w:ascii="Times New Roman" w:hAnsi="Times New Roman" w:eastAsia="Times New Roman" w:cs="Times New Roman"/>
-        </w:rPr>
-        <w:t xml:space="preserve"> </w:t>
-      </w:r>
-      <w:r>
-        <w:rPr>
-          <w:rFonts w:hint="eastAsia" w:ascii="Times New Roman" w:hAnsi="Times New Roman" w:eastAsia="FangSong" w:cs="Times New Roman"/>
-        </w:rPr>
-        <w:t>第一轮综合卷</w:t>
-      </w:r>
-      <w:r>
-        <w:rPr>
-          <w:rFonts w:hint="eastAsia" w:ascii="Times New Roman" w:hAnsi="Times New Roman" w:eastAsia="Times New Roman" w:cs="Times New Roman"/>
-        </w:rPr>
-        <w:t>07（</w:t>
-      </w:r>
-      <w:r>
-        <w:rPr>
-          <w:rFonts w:hint="eastAsia" w:ascii="Times New Roman" w:hAnsi="Times New Roman" w:eastAsia="FangSong" w:cs="Times New Roman"/>
-        </w:rPr>
-        <w:t>教师版</w:t>
-      </w:r>
-      <w:r>
-        <w:rPr>
-          <w:rFonts w:hint="eastAsia" w:ascii="Times New Roman" w:hAnsi="Times New Roman" w:eastAsia="Times New Roman" w:cs="Times New Roman"/>
-        </w:rPr>
-        <w:t>）</w:t>
       </w:r>
     </w:p>
     <w:p>

--- a/00-首页/题组Word/第一轮·综合套卷/第一轮综合卷07（教师版）.docx
+++ b/00-首页/题组Word/第一轮·综合套卷/第一轮综合卷07（教师版）.docx
@@ -41173,153 +41173,6 @@
     </w:p>
     <w:p>
       <w:pPr>
-        <w:pStyle w:val="BlockText"/>
-      </w:pPr>
-      <w:r>
-        <w:rPr>
-          <w:rFonts w:hint="eastAsia" w:ascii="Times New Roman" w:hAnsi="Times New Roman" w:eastAsia="FangSong" w:cs="Times New Roman"/>
-          <w:b/>
-          <w:bCs/>
-        </w:rPr>
-        <w:t xml:space="preserve">派生自</w:t>
-      </w:r>
-      <w:r>
-        <w:rPr>
-          <w:rFonts w:hint="eastAsia" w:ascii="Times New Roman" w:hAnsi="Times New Roman" w:eastAsia="Times New Roman" w:cs="Times New Roman"/>
-        </w:rPr>
-        <w:t>：</w:t>
-      </w:r>
-      <w:r>
-        <w:rPr>
-          <w:rFonts w:hint="eastAsia" w:ascii="Times New Roman" w:hAnsi="Times New Roman" w:eastAsia="FangSong" w:cs="Times New Roman"/>
-        </w:rPr>
-        <w:t>卷</w:t>
-      </w:r>
-      <w:r>
-        <w:rPr>
-          <w:rFonts w:hint="eastAsia" w:ascii="Times New Roman" w:hAnsi="Times New Roman" w:eastAsia="Times New Roman" w:cs="Times New Roman"/>
-        </w:rPr>
-        <w:t>-01-</w:t>
-      </w:r>
-      <w:r>
-        <w:rPr>
-          <w:rFonts w:hint="eastAsia" w:ascii="Times New Roman" w:hAnsi="Times New Roman" w:eastAsia="FangSong" w:cs="Times New Roman"/>
-        </w:rPr>
-        <w:t>第</w:t>
-      </w:r>
-      <w:r>
-        <w:rPr>
-          <w:rFonts w:hint="eastAsia" w:ascii="Times New Roman" w:hAnsi="Times New Roman" w:eastAsia="Times New Roman" w:cs="Times New Roman"/>
-        </w:rPr>
-        <w:t>1</w:t>
-      </w:r>
-      <w:r>
-        <w:rPr>
-          <w:rFonts w:hint="eastAsia" w:ascii="Times New Roman" w:hAnsi="Times New Roman" w:eastAsia="FangSong" w:cs="Times New Roman"/>
-        </w:rPr>
-        <w:t>章</w:t>
-      </w:r>
-      <w:r>
-        <w:rPr>
-          <w:rFonts w:hint="eastAsia" w:ascii="Times New Roman" w:hAnsi="Times New Roman" w:eastAsia="Times New Roman" w:cs="Times New Roman"/>
-        </w:rPr>
-        <w:t>-A</w:t>
-      </w:r>
-      <w:r>
-        <w:rPr>
-          <w:rFonts w:hint="eastAsia" w:ascii="Times New Roman" w:hAnsi="Times New Roman" w:eastAsia="FangSong" w:cs="Times New Roman"/>
-        </w:rPr>
-        <w:t>卷</w:t>
-      </w:r>
-      <w:r>
-        <w:rPr>
-          <w:rFonts w:hint="eastAsia" w:ascii="Times New Roman" w:hAnsi="Times New Roman" w:eastAsia="Times New Roman" w:cs="Times New Roman"/>
-        </w:rPr>
-        <w:t>-</w:t>
-      </w:r>
-      <w:r>
-        <w:rPr>
-          <w:rFonts w:hint="eastAsia" w:ascii="Times New Roman" w:hAnsi="Times New Roman" w:eastAsia="FangSong" w:cs="Times New Roman"/>
-        </w:rPr>
-        <w:t>化学反应速率与化学平衡</w:t>
-      </w:r>
-      <w:r>
-        <w:rPr>
-          <w:rFonts w:hint="eastAsia" w:ascii="Times New Roman" w:hAnsi="Times New Roman" w:eastAsia="Times New Roman" w:cs="Times New Roman"/>
-        </w:rPr>
-        <w:t>（</w:t>
-      </w:r>
-      <w:r>
-        <w:rPr>
-          <w:rFonts w:hint="eastAsia" w:ascii="Times New Roman" w:hAnsi="Times New Roman" w:eastAsia="FangSong" w:cs="Times New Roman"/>
-        </w:rPr>
-        <w:t>卷形态保留原文</w:t>
-      </w:r>
-      <w:r>
-        <w:rPr>
-          <w:rFonts w:hint="eastAsia" w:ascii="Times New Roman" w:hAnsi="Times New Roman" w:eastAsia="Times New Roman" w:cs="Times New Roman"/>
-        </w:rPr>
-        <w:t>；</w:t>
-      </w:r>
-      <w:r>
-        <w:rPr>
-          <w:rFonts w:hint="eastAsia" w:ascii="Times New Roman" w:hAnsi="Times New Roman" w:eastAsia="FangSong" w:cs="Times New Roman"/>
-        </w:rPr>
-        <w:t>本文件为派生逐题</w:t>
-      </w:r>
-      <w:r>
-        <w:rPr>
-          <w:rFonts w:hint="eastAsia" w:ascii="Times New Roman" w:hAnsi="Times New Roman" w:eastAsia="Times New Roman" w:cs="Times New Roman"/>
-        </w:rPr>
-        <w:t>）</w:t>
-      </w:r>
-      <w:r>
-        <w:rPr>
-          <w:rFonts w:ascii="Times New Roman" w:hAnsi="Times New Roman" w:eastAsia="Times New Roman" w:cs="Times New Roman"/>
-        </w:rPr>
-        <w:t xml:space="preserve"> </w:t>
-      </w:r>
-      <w:r>
-        <w:rPr>
-          <w:rFonts w:hint="eastAsia" w:ascii="Times New Roman" w:hAnsi="Times New Roman" w:eastAsia="FangSong" w:cs="Times New Roman"/>
-          <w:b/>
-          <w:bCs/>
-        </w:rPr>
-        <w:t xml:space="preserve">答案状态</w:t>
-      </w:r>
-      <w:r>
-        <w:rPr>
-          <w:rFonts w:hint="eastAsia" w:ascii="Times New Roman" w:hAnsi="Times New Roman" w:eastAsia="Times New Roman" w:cs="Times New Roman"/>
-        </w:rPr>
-        <w:t>：</w:t>
-      </w:r>
-      <w:r>
-        <w:rPr>
-          <w:rFonts w:hint="eastAsia" w:ascii="Times New Roman" w:hAnsi="Times New Roman" w:eastAsia="FangSong" w:cs="Times New Roman"/>
-        </w:rPr>
-        <w:t>已按题号锚切分</w:t>
-      </w:r>
-      <w:r>
-        <w:rPr>
-          <w:rFonts w:hint="eastAsia" w:ascii="Times New Roman" w:hAnsi="Times New Roman" w:eastAsia="Times New Roman" w:cs="Times New Roman"/>
-        </w:rPr>
-        <w:t>（</w:t>
-      </w:r>
-      <w:r>
-        <w:rPr>
-          <w:rFonts w:hint="eastAsia" w:ascii="Times New Roman" w:hAnsi="Times New Roman" w:eastAsia="FangSong" w:cs="Times New Roman"/>
-        </w:rPr>
-        <w:t>待抽检</w:t>
-      </w:r>
-      <w:r>
-        <w:rPr>
-          <w:rFonts w:hint="eastAsia" w:ascii="Times New Roman" w:hAnsi="Times New Roman" w:eastAsia="Times New Roman" w:cs="Times New Roman"/>
-        </w:rPr>
-        <w:t>）</w:t>
-      </w:r>
-    </w:p>
-    <w:p>
-      <w:pPr>
         <w:pStyle w:val="FirstParagraph"/>
       </w:pPr>
       <w:r>
@@ -53426,85 +53279,6 @@
           <w:rFonts w:hint="eastAsia" w:ascii="Times New Roman" w:hAnsi="Times New Roman" w:eastAsia="FangSong" w:cs="Times New Roman"/>
         </w:rPr>
         <w:t>第二分册</w:t>
-      </w:r>
-    </w:p>
-    <w:p>
-      <w:pPr>
-        <w:pStyle w:val="BlockText"/>
-      </w:pPr>
-      <w:r>
-        <w:rPr>
-          <w:rFonts w:hint="eastAsia" w:ascii="Times New Roman" w:hAnsi="Times New Roman" w:eastAsia="FangSong" w:cs="Times New Roman"/>
-          <w:b/>
-          <w:bCs/>
-        </w:rPr>
-        <w:t xml:space="preserve">互链</w:t>
-      </w:r>
-      <w:r>
-        <w:rPr>
-          <w:rFonts w:hint="eastAsia" w:ascii="Times New Roman" w:hAnsi="Times New Roman" w:eastAsia="Times New Roman" w:cs="Times New Roman"/>
-        </w:rPr>
-        <w:t>：</w:t>
-      </w:r>
-      <w:r>
-        <w:rPr>
-          <w:rFonts w:hint="eastAsia" w:ascii="Times New Roman" w:hAnsi="Times New Roman" w:eastAsia="FangSong" w:cs="Times New Roman"/>
-        </w:rPr>
-        <w:t>题</w:t>
-      </w:r>
-      <w:r>
-        <w:rPr>
-          <w:rFonts w:hint="eastAsia" w:ascii="Times New Roman" w:hAnsi="Times New Roman" w:eastAsia="Times New Roman" w:cs="Times New Roman"/>
-        </w:rPr>
-        <w:t>-198-</w:t>
-      </w:r>
-      <w:r>
-        <w:rPr>
-          <w:rFonts w:hint="eastAsia" w:ascii="Times New Roman" w:hAnsi="Times New Roman" w:eastAsia="FangSong" w:cs="Times New Roman"/>
-        </w:rPr>
-        <w:t>一分册测试</w:t>
-      </w:r>
-      <w:r>
-        <w:rPr>
-          <w:rFonts w:hint="eastAsia" w:ascii="Times New Roman" w:hAnsi="Times New Roman" w:eastAsia="Times New Roman" w:cs="Times New Roman"/>
-        </w:rPr>
-        <w:t>-Ch11A-3-</w:t>
-      </w:r>
-      <w:r>
-        <w:rPr>
-          <w:rFonts w:hint="eastAsia" w:ascii="Times New Roman" w:hAnsi="Times New Roman" w:eastAsia="FangSong" w:cs="Times New Roman"/>
-        </w:rPr>
-        <w:t>溶剂自偶电离与酸碱</w:t>
-      </w:r>
-      <w:r>
-        <w:rPr>
-          <w:rFonts w:hint="eastAsia" w:ascii="Times New Roman" w:hAnsi="Times New Roman" w:eastAsia="Times New Roman" w:cs="Times New Roman"/>
-        </w:rPr>
-        <w:t>（</w:t>
-      </w:r>
-      <w:r>
-        <w:rPr>
-          <w:rFonts w:hint="eastAsia" w:ascii="Times New Roman" w:hAnsi="Times New Roman" w:eastAsia="FangSong" w:cs="Times New Roman"/>
-        </w:rPr>
-        <w:t>同主题溶剂理论</w:t>
-      </w:r>
-      <w:r>
-        <w:rPr>
-          <w:rFonts w:hint="eastAsia" w:ascii="Times New Roman" w:hAnsi="Times New Roman" w:eastAsia="Times New Roman" w:cs="Times New Roman"/>
-        </w:rPr>
-        <w:t>，</w:t>
-      </w:r>
-      <w:r>
-        <w:rPr>
-          <w:rFonts w:hint="eastAsia" w:ascii="Times New Roman" w:hAnsi="Times New Roman" w:eastAsia="FangSong" w:cs="Times New Roman"/>
-        </w:rPr>
-        <w:t>不同题</w:t>
-      </w:r>
-      <w:r>
-        <w:rPr>
-          <w:rFonts w:hint="eastAsia" w:ascii="Times New Roman" w:hAnsi="Times New Roman" w:eastAsia="Times New Roman" w:cs="Times New Roman"/>
-        </w:rPr>
-        <w:t>）。</w:t>
       </w:r>
     </w:p>
     <w:p>

--- a/00-首页/题组Word/第一轮·综合套卷/第一轮综合卷07（教师版）.docx
+++ b/00-首页/题组Word/第一轮·综合套卷/第一轮综合卷07（教师版）.docx
@@ -2,7 +2,7 @@
 <file path=word/document.xml><?xml version="1.0" encoding="utf-8"?>
 <w:document xmlns:w="http://schemas.openxmlformats.org/wordprocessingml/2006/main" xmlns:m="http://schemas.openxmlformats.org/officeDocument/2006/math" xmlns:r="http://schemas.openxmlformats.org/officeDocument/2006/relationships" xmlns:o="urn:schemas-microsoft-com:office:office" xmlns:v="urn:schemas-microsoft-com:vml" xmlns:w10="urn:schemas-microsoft-com:office:word" xmlns:a="http://schemas.openxmlformats.org/drawingml/2006/main" xmlns:pic="http://schemas.openxmlformats.org/drawingml/2006/picture" xmlns:wp="http://schemas.openxmlformats.org/drawingml/2006/wordprocessingDrawing">
   <w:body>
-    <w:bookmarkStart w:id="121" w:name="第一轮综合练习-第07卷"/>
+    <w:bookmarkStart w:id="115" w:name="第一轮综合练习-第07卷"/>
     <w:p>
       <w:pPr>
         <w:pStyle w:val="Heading1"/>
@@ -270,7 +270,7 @@
       </w:r>
     </w:p>
     <w:bookmarkEnd w:id="9"/>
-    <w:bookmarkStart w:id="120" w:name="题目"/>
+    <w:bookmarkStart w:id="114" w:name="题目"/>
     <w:p>
       <w:pPr>
         <w:pStyle w:val="Heading2"/>
@@ -13237,7 +13237,7 @@
       </w:r>
     </w:p>
     <w:bookmarkEnd w:id="96"/>
-    <w:bookmarkStart w:id="100" w:name="第13题"/>
+    <w:bookmarkStart w:id="97" w:name="第13题"/>
     <w:p>
       <w:pPr>
         <w:pStyle w:val="Heading3"/>
@@ -13254,3597 +13254,6 @@
           <w:rFonts w:hint="eastAsia" w:ascii="Times New Roman" w:hAnsi="Times New Roman" w:eastAsia="Times New Roman" w:cs="Times New Roman"/>
         </w:rPr>
         <w:t>13</w:t>
-      </w:r>
-      <w:r>
-        <w:rPr>
-          <w:rFonts w:hint="eastAsia" w:ascii="Times New Roman" w:hAnsi="Times New Roman" w:eastAsia="SimHei" w:cs="Times New Roman"/>
-        </w:rPr>
-        <w:t>题</w:t>
-      </w:r>
-    </w:p>
-    <w:p>
-      <w:pPr>
-        <w:pStyle w:val="BlockText"/>
-      </w:pPr>
-      <w:r>
-        <w:rPr>
-          <w:rFonts w:hint="eastAsia" w:ascii="Times New Roman" w:hAnsi="Times New Roman" w:eastAsia="FangSong" w:cs="Times New Roman"/>
-        </w:rPr>
-        <w:t>来源</w:t>
-      </w:r>
-      <w:r>
-        <w:rPr>
-          <w:rFonts w:hint="eastAsia" w:ascii="Times New Roman" w:hAnsi="Times New Roman" w:eastAsia="Times New Roman" w:cs="Times New Roman"/>
-        </w:rPr>
-        <w:t>：</w:t>
-      </w:r>
-      <w:r>
-        <w:rPr>
-          <w:rFonts w:hint="eastAsia" w:ascii="Times New Roman" w:hAnsi="Times New Roman" w:eastAsia="FangSong" w:cs="Times New Roman"/>
-        </w:rPr>
-        <w:t>化学竞赛初赛讲义</w:t>
-      </w:r>
-    </w:p>
-    <w:p>
-      <w:pPr>
-        <w:pStyle w:val="FirstParagraph"/>
-      </w:pPr>
-      <w:r>
-        <w:rPr>
-          <w:rFonts w:hint="eastAsia" w:ascii="Times New Roman" w:hAnsi="Times New Roman" w:eastAsia="FangSong" w:cs="Times New Roman"/>
-        </w:rPr>
-        <w:t>写出反应的离子方程式</w:t>
-      </w:r>
-      <w:r>
-        <w:rPr>
-          <w:rFonts w:hint="eastAsia" w:ascii="Times New Roman" w:hAnsi="Times New Roman" w:eastAsia="Times New Roman" w:cs="Times New Roman"/>
-        </w:rPr>
-        <w:t>，</w:t>
-      </w:r>
-      <w:r>
-        <w:rPr>
-          <w:rFonts w:hint="eastAsia" w:ascii="Times New Roman" w:hAnsi="Times New Roman" w:eastAsia="FangSong" w:cs="Times New Roman"/>
-        </w:rPr>
-        <w:t>并画出</w:t>
-      </w:r>
-      <w:r>
-        <w:rPr>
-          <w:rFonts w:hint="eastAsia" w:ascii="Times New Roman" w:hAnsi="Times New Roman" w:eastAsia="Times New Roman" w:cs="Times New Roman"/>
-        </w:rPr>
-        <w:t>[Fe(CN)…</w:t>
-      </w:r>
-    </w:p>
-    <w:p>
-      <w:pPr>
-        <w:pStyle w:val="BodyText"/>
-      </w:pPr>
-      <w:r>
-        <w:rPr>
-          <w:rFonts w:hint="eastAsia" w:ascii="Times New Roman" w:hAnsi="Times New Roman" w:eastAsia="FangSong" w:cs="Times New Roman"/>
-        </w:rPr>
-        <w:t>水溶液检验</w:t>
-      </w:r>
-      <w:r>
-        <w:rPr>
-          <w:rFonts w:hint="eastAsia" w:ascii="Times New Roman" w:hAnsi="Times New Roman" w:eastAsia="Times New Roman" w:cs="Times New Roman"/>
-        </w:rPr>
-        <w:t>S</w:t>
-      </w:r>
-      <w:r>
-        <w:rPr>
-          <w:rFonts w:hint="eastAsia" w:ascii="Times New Roman" w:hAnsi="Times New Roman" w:eastAsia="Times New Roman" w:cs="Times New Roman"/>
-          <w:vertAlign w:val="superscript"/>
-        </w:rPr>
-        <w:t>-</w:t>
-      </w:r>
-      <w:r>
-        <w:rPr>
-          <w:rFonts w:ascii="Times New Roman" w:hAnsi="Times New Roman" w:eastAsia="Times New Roman" w:cs="Times New Roman"/>
-        </w:rPr>
-        <w:t xml:space="preserve"> </w:t>
-      </w:r>
-      <w:r>
-        <w:rPr>
-          <w:rFonts w:hint="eastAsia" w:ascii="Times New Roman" w:hAnsi="Times New Roman" w:eastAsia="FangSong" w:cs="Times New Roman"/>
-        </w:rPr>
-        <w:t>的一种方法是颜色体</w:t>
-      </w:r>
-      <w:r>
-        <w:rPr>
-          <w:rFonts w:hint="eastAsia" w:ascii="Times New Roman" w:hAnsi="Times New Roman" w:eastAsia="Times New Roman" w:cs="Times New Roman"/>
-        </w:rPr>
-        <w:t>。</w:t>
-      </w:r>
-    </w:p>
-    <w:p>
-      <w:pPr>
-        <w:numPr>
-          <w:ilvl w:val="0"/>
-          <w:numId w:val="1004"/>
-        </w:numPr>
-      </w:pPr>
-      <w:r>
-        <w:rPr>
-          <w:rFonts w:hint="eastAsia" w:ascii="Times New Roman" w:hAnsi="Times New Roman" w:eastAsia="FangSong" w:cs="Times New Roman"/>
-        </w:rPr>
-        <w:t>写出反应的离子方程式</w:t>
-      </w:r>
-      <w:r>
-        <w:rPr>
-          <w:rFonts w:hint="eastAsia" w:ascii="Times New Roman" w:hAnsi="Times New Roman" w:eastAsia="Times New Roman" w:cs="Times New Roman"/>
-        </w:rPr>
-        <w:t>，</w:t>
-      </w:r>
-      <w:r>
-        <w:rPr>
-          <w:rFonts w:hint="eastAsia" w:ascii="Times New Roman" w:hAnsi="Times New Roman" w:eastAsia="FangSong" w:cs="Times New Roman"/>
-        </w:rPr>
-        <w:t>并画出</w:t>
-      </w:r>
-      <w:r>
-        <w:rPr>
-          <w:rFonts w:hint="eastAsia" w:ascii="Times New Roman" w:hAnsi="Times New Roman" w:eastAsia="Times New Roman" w:cs="Times New Roman"/>
-        </w:rPr>
-        <w:t>[Fe(CN)</w:t>
-      </w:r>
-      <w:r>
-        <w:rPr>
-          <w:rFonts w:hint="eastAsia" w:ascii="Times New Roman" w:hAnsi="Times New Roman" w:eastAsia="Times New Roman" w:cs="Times New Roman"/>
-          <w:vertAlign w:val="subscript"/>
-        </w:rPr>
-        <w:t>5</w:t>
-      </w:r>
-      <w:r>
-        <w:rPr>
-          <w:rFonts w:ascii="Times New Roman" w:hAnsi="Times New Roman" w:eastAsia="Times New Roman" w:cs="Times New Roman"/>
-        </w:rPr>
-        <w:t xml:space="preserve"> NO]</w:t>
-      </w:r>
-      <w:r>
-        <w:rPr>
-          <w:rFonts w:ascii="Times New Roman" w:hAnsi="Times New Roman" w:eastAsia="Times New Roman" w:cs="Times New Roman"/>
-          <w:vertAlign w:val="superscript"/>
-        </w:rPr>
-        <w:t>3+</w:t>
-      </w:r>
-      <w:r>
-        <w:rPr>
-          <w:rFonts w:ascii="Times New Roman" w:hAnsi="Times New Roman" w:eastAsia="Times New Roman" w:cs="Times New Roman"/>
-        </w:rPr>
-        <w:t xml:space="preserve"> </w:t>
-      </w:r>
-      <w:r>
-        <w:rPr>
-          <w:rFonts w:hint="eastAsia" w:ascii="Times New Roman" w:hAnsi="Times New Roman" w:eastAsia="FangSong" w:cs="Times New Roman"/>
-        </w:rPr>
-        <w:t xml:space="preserve">或</w:t>
-      </w:r>
-      <w:r>
-        <w:rPr>
-          <w:rFonts w:ascii="Times New Roman" w:hAnsi="Times New Roman" w:eastAsia="Times New Roman" w:cs="Times New Roman"/>
-        </w:rPr>
-        <w:t xml:space="preserve"> [Fe(CN)</w:t>
-      </w:r>
-      <w:r>
-        <w:rPr>
-          <w:rFonts w:ascii="Times New Roman" w:hAnsi="Times New Roman" w:eastAsia="Times New Roman" w:cs="Times New Roman"/>
-          <w:vertAlign w:val="subscript"/>
-        </w:rPr>
-        <w:t>5</w:t>
-      </w:r>
-      <w:r>
-        <w:rPr>
-          <w:rFonts w:ascii="Times New Roman" w:hAnsi="Times New Roman" w:eastAsia="Times New Roman" w:cs="Times New Roman"/>
-        </w:rPr>
-        <w:t xml:space="preserve"> NO]</w:t>
-      </w:r>
-      <w:r>
-        <w:rPr>
-          <w:rFonts w:ascii="Times New Roman" w:hAnsi="Times New Roman" w:eastAsia="Times New Roman" w:cs="Times New Roman"/>
-          <w:vertAlign w:val="superscript"/>
-        </w:rPr>
-        <w:t>3-</w:t>
-      </w:r>
-      <w:r>
-        <w:rPr>
-          <w:rFonts w:ascii="Times New Roman" w:hAnsi="Times New Roman" w:eastAsia="Times New Roman" w:cs="Times New Roman"/>
-        </w:rPr>
-        <w:t xml:space="preserve"> </w:t>
-      </w:r>
-      <w:r>
-        <w:rPr>
-          <w:rFonts w:hint="eastAsia" w:ascii="Times New Roman" w:hAnsi="Times New Roman" w:eastAsia="FangSong" w:cs="Times New Roman"/>
-        </w:rPr>
-        <w:t xml:space="preserve">与</w:t>
-      </w:r>
-      <w:r>
-        <w:rPr>
-          <w:rFonts w:ascii="Times New Roman" w:hAnsi="Times New Roman" w:eastAsia="Times New Roman" w:cs="Times New Roman"/>
-        </w:rPr>
-        <w:t xml:space="preserve"> S</w:t>
-      </w:r>
-      <w:r>
-        <w:rPr>
-          <w:rFonts w:ascii="Times New Roman" w:hAnsi="Times New Roman" w:eastAsia="Times New Roman" w:cs="Times New Roman"/>
-          <w:vertAlign w:val="superscript"/>
-        </w:rPr>
-        <w:t>2-</w:t>
-      </w:r>
-      <w:r>
-        <w:rPr>
-          <w:rFonts w:ascii="Times New Roman" w:hAnsi="Times New Roman" w:eastAsia="Times New Roman" w:cs="Times New Roman"/>
-        </w:rPr>
-        <w:t xml:space="preserve"> </w:t>
-      </w:r>
-      <w:r>
-        <w:rPr>
-          <w:rFonts w:hint="eastAsia" w:ascii="Times New Roman" w:hAnsi="Times New Roman" w:eastAsia="FangSong" w:cs="Times New Roman"/>
-        </w:rPr>
-        <w:t xml:space="preserve">的反应活性不如</w:t>
-      </w:r>
-      <w:r>
-        <w:rPr>
-          <w:rFonts w:ascii="Times New Roman" w:hAnsi="Times New Roman" w:eastAsia="Times New Roman" w:cs="Times New Roman"/>
-        </w:rPr>
-        <w:t xml:space="preserve"> [Fe(CN)</w:t>
-      </w:r>
-      <w:r>
-        <w:rPr>
-          <w:rFonts w:ascii="Times New Roman" w:hAnsi="Times New Roman" w:eastAsia="Times New Roman" w:cs="Times New Roman"/>
-          <w:vertAlign w:val="subscript"/>
-        </w:rPr>
-        <w:t>5</w:t>
-      </w:r>
-      <w:r>
-        <w:rPr>
-          <w:rFonts w:ascii="Times New Roman" w:hAnsi="Times New Roman" w:eastAsia="Times New Roman" w:cs="Times New Roman"/>
-        </w:rPr>
-        <w:t xml:space="preserve"> NO]</w:t>
-      </w:r>
-      <w:r>
-        <w:rPr>
-          <w:rFonts w:ascii="Times New Roman" w:hAnsi="Times New Roman" w:eastAsia="Times New Roman" w:cs="Times New Roman"/>
-          <w:vertAlign w:val="superscript"/>
-        </w:rPr>
-        <w:t>2-</w:t>
-      </w:r>
-      <w:r>
-        <w:rPr>
-          <w:rFonts w:ascii="Times New Roman" w:hAnsi="Times New Roman" w:eastAsia="Times New Roman" w:cs="Times New Roman"/>
-        </w:rPr>
-        <w:t xml:space="preserve"> , </w:t>
-      </w:r>
-      <w:r>
-        <w:rPr>
-          <w:rFonts w:hint="eastAsia" w:ascii="Times New Roman" w:hAnsi="Times New Roman" w:eastAsia="FangSong" w:cs="Times New Roman"/>
-        </w:rPr>
-        <w:t>解释原因</w:t>
-      </w:r>
-      <w:r>
-        <w:rPr>
-          <w:rFonts w:hint="eastAsia" w:ascii="Times New Roman" w:hAnsi="Times New Roman" w:eastAsia="Times New Roman" w:cs="Times New Roman"/>
-        </w:rPr>
-        <w:t>。</w:t>
-      </w:r>
-    </w:p>
-    <w:p>
-      <w:pPr>
-        <w:numPr>
-          <w:ilvl w:val="0"/>
-          <w:numId w:val="1004"/>
-        </w:numPr>
-      </w:pPr>
-      <m:oMath>
-        <m:oMathPr>
-          <m:ctrlPr>
-            <w:rPr>
-              <w:sz w:val="28"/>
-              <w:szCs w:val="28"/>
-            </w:rPr>
-          </m:ctrlPr>
-        </m:oMathPr>
-        <m:sSup>
-          <m:e>
-            <m:d>
-              <m:dPr>
-                <m:begChr m:val="["/>
-                <m:sepChr m:val=""/>
-                <m:endChr m:val="]"/>
-                <m:grow/>
-              </m:dPr>
-              <m:e>
-                <m:r>
-                  <m:rPr>
-                    <m:sty m:val="p"/>
-                  </m:rPr>
-                  <m:t>F</m:t>
-                </m:r>
-                <m:r>
-                  <m:rPr>
-                    <m:sty m:val="p"/>
-                  </m:rPr>
-                  <m:t>e</m:t>
-                </m:r>
-                <m:sSub>
-                  <m:e>
-                    <m:d>
-                      <m:dPr>
-                        <m:begChr m:val="("/>
-                        <m:sepChr m:val=""/>
-                        <m:endChr m:val=")"/>
-                        <m:grow/>
-                      </m:dPr>
-                      <m:e>
-                        <m:sSub>
-                          <m:e>
-                            <m:r>
-                              <m:rPr>
-                                <m:sty m:val="p"/>
-                              </m:rPr>
-                              <m:t>H</m:t>
-                            </m:r>
-                          </m:e>
-                          <m:sub>
-                            <m:r>
-                              <m:t>2</m:t>
-                            </m:r>
-                          </m:sub>
-                        </m:sSub>
-                        <m:r>
-                          <m:rPr>
-                            <m:sty m:val="p"/>
-                          </m:rPr>
-                          <m:t>O</m:t>
-                        </m:r>
-                      </m:e>
-                    </m:d>
-                  </m:e>
-                  <m:sub>
-                    <m:r>
-                      <m:t>5</m:t>
-                    </m:r>
-                  </m:sub>
-                </m:sSub>
-                <m:r>
-                  <m:rPr>
-                    <m:sty m:val="p"/>
-                  </m:rPr>
-                  <m:t>N</m:t>
-                </m:r>
-                <m:r>
-                  <m:rPr>
-                    <m:sty m:val="p"/>
-                  </m:rPr>
-                  <m:t>O</m:t>
-                </m:r>
-              </m:e>
-            </m:d>
-          </m:e>
-          <m:sup>
-            <m:r>
-              <m:t>3</m:t>
-            </m:r>
-            <m:r>
-              <m:rPr>
-                <m:sty m:val="p"/>
-              </m:rPr>
-              <m:t>+</m:t>
-            </m:r>
-          </m:sup>
-        </m:sSup>
-      </m:oMath>
-      <w:r>
-        <w:rPr>
-          <w:rFonts w:ascii="Times New Roman" w:hAnsi="Times New Roman" w:eastAsia="Times New Roman" w:cs="Times New Roman"/>
-        </w:rPr>
-        <w:t xml:space="preserve"> </w:t>
-      </w:r>
-      <w:r>
-        <w:rPr>
-          <w:rFonts w:hint="eastAsia" w:ascii="Times New Roman" w:hAnsi="Times New Roman" w:eastAsia="FangSong" w:cs="Times New Roman"/>
-        </w:rPr>
-        <w:t xml:space="preserve">或</w:t>
-      </w:r>
-      <w:r>
-        <w:rPr>
-          <w:rFonts w:ascii="Times New Roman" w:hAnsi="Times New Roman" w:eastAsia="Times New Roman" w:cs="Times New Roman"/>
-        </w:rPr>
-        <w:t xml:space="preserve"> </w:t>
-      </w:r>
-      <m:oMath>
-        <m:oMathPr>
-          <m:ctrlPr>
-            <w:rPr>
-              <w:sz w:val="28"/>
-              <w:szCs w:val="28"/>
-            </w:rPr>
-          </m:ctrlPr>
-        </m:oMathPr>
-        <m:sSup>
-          <m:e>
-            <m:d>
-              <m:dPr>
-                <m:begChr m:val="["/>
-                <m:sepChr m:val=""/>
-                <m:endChr m:val="]"/>
-                <m:grow/>
-              </m:dPr>
-              <m:e>
-                <m:r>
-                  <m:rPr>
-                    <m:sty m:val="p"/>
-                  </m:rPr>
-                  <m:t>F</m:t>
-                </m:r>
-                <m:r>
-                  <m:rPr>
-                    <m:sty m:val="p"/>
-                  </m:rPr>
-                  <m:t>e</m:t>
-                </m:r>
-                <m:r>
-                  <m:rPr>
-                    <m:sty m:val="p"/>
-                  </m:rPr>
-                  <m:t>(</m:t>
-                </m:r>
-                <m:r>
-                  <m:rPr>
-                    <m:sty m:val="p"/>
-                  </m:rPr>
-                  <m:t>C</m:t>
-                </m:r>
-                <m:r>
-                  <m:rPr>
-                    <m:sty m:val="p"/>
-                  </m:rPr>
-                  <m:t>N</m:t>
-                </m:r>
-                <m:sSub>
-                  <m:e>
-                    <m:r>
-                      <m:rPr>
-                        <m:sty m:val="p"/>
-                      </m:rPr>
-                      <m:t>)</m:t>
-                    </m:r>
-                  </m:e>
-                  <m:sub>
-                    <m:r>
-                      <m:t>3</m:t>
-                    </m:r>
-                  </m:sub>
-                </m:sSub>
-                <m:sSub>
-                  <m:e>
-                    <m:r>
-                      <m:rPr>
-                        <m:sty m:val="p"/>
-                      </m:rPr>
-                      <m:t>H</m:t>
-                    </m:r>
-                  </m:e>
-                  <m:sub>
-                    <m:r>
-                      <m:t>2</m:t>
-                    </m:r>
-                  </m:sub>
-                </m:sSub>
-                <m:r>
-                  <m:rPr>
-                    <m:sty m:val="p"/>
-                  </m:rPr>
-                  <m:t>O</m:t>
-                </m:r>
-              </m:e>
-            </m:d>
-          </m:e>
-          <m:sup>
-            <m:r>
-              <m:t>3</m:t>
-            </m:r>
-            <m:r>
-              <m:rPr>
-                <m:sty m:val="p"/>
-              </m:rPr>
-              <m:t>−</m:t>
-            </m:r>
-          </m:sup>
-        </m:sSup>
-      </m:oMath>
-    </w:p>
-    <w:p>
-      <w:pPr>
-        <w:numPr>
-          <w:ilvl w:val="0"/>
-          <w:numId w:val="1004"/>
-        </w:numPr>
-      </w:pPr>
-      <w:r>
-        <w:rPr>
-          <w:rFonts w:hint="eastAsia" w:ascii="Times New Roman" w:hAnsi="Times New Roman" w:eastAsia="FangSong" w:cs="Times New Roman"/>
-        </w:rPr>
-        <w:t>实际上</w:t>
-      </w:r>
-      <w:r>
-        <w:rPr>
-          <w:rFonts w:hint="eastAsia" w:ascii="Times New Roman" w:hAnsi="Times New Roman" w:eastAsia="Times New Roman" w:cs="Times New Roman"/>
-        </w:rPr>
-        <w:t>,</w:t>
-      </w:r>
-      <w:r>
-        <w:rPr>
-          <w:rFonts w:ascii="Times New Roman" w:hAnsi="Times New Roman" w:eastAsia="Times New Roman" w:cs="Times New Roman"/>
-        </w:rPr>
-        <w:t xml:space="preserve"> </w:t>
-      </w:r>
-      <w:r>
-        <w:rPr>
-          <w:rFonts w:hint="eastAsia" w:ascii="Times New Roman" w:hAnsi="Times New Roman" w:eastAsia="FangSong" w:cs="Times New Roman"/>
-        </w:rPr>
-        <w:t>反应过程中溶液会显紧红色与蓝色</w:t>
-      </w:r>
-      <w:r>
-        <w:rPr>
-          <w:rFonts w:hint="eastAsia" w:ascii="Times New Roman" w:hAnsi="Times New Roman" w:eastAsia="Times New Roman" w:cs="Times New Roman"/>
-        </w:rPr>
-        <w:t>,</w:t>
-      </w:r>
-      <w:r>
-        <w:rPr>
-          <w:rFonts w:ascii="Times New Roman" w:hAnsi="Times New Roman" w:eastAsia="Times New Roman" w:cs="Times New Roman"/>
-        </w:rPr>
-        <w:t xml:space="preserve"> </w:t>
-      </w:r>
-      <w:r>
-        <w:rPr>
-          <w:rFonts w:hint="eastAsia" w:ascii="Times New Roman" w:hAnsi="Times New Roman" w:eastAsia="FangSong" w:cs="Times New Roman"/>
-        </w:rPr>
-        <w:t>用液体加入气体</w:t>
-      </w:r>
-      <w:r>
-        <w:rPr>
-          <w:rFonts w:hint="eastAsia" w:ascii="Times New Roman" w:hAnsi="Times New Roman" w:eastAsia="Times New Roman" w:cs="Times New Roman"/>
-        </w:rPr>
-        <w:t>,</w:t>
-      </w:r>
-      <w:r>
-        <w:rPr>
-          <w:rFonts w:ascii="Times New Roman" w:hAnsi="Times New Roman" w:eastAsia="Times New Roman" w:cs="Times New Roman"/>
-        </w:rPr>
-        <w:t xml:space="preserve"> </w:t>
-      </w:r>
-      <w:r>
-        <w:rPr>
-          <w:rFonts w:hint="eastAsia" w:ascii="Times New Roman" w:hAnsi="Times New Roman" w:eastAsia="FangSong" w:cs="Times New Roman"/>
-        </w:rPr>
-        <w:t xml:space="preserve">用气体通过气体分离成质子化的</w:t>
-      </w:r>
-      <w:r>
-        <w:rPr>
-          <w:rFonts w:ascii="Times New Roman" w:hAnsi="Times New Roman" w:eastAsia="Times New Roman" w:cs="Times New Roman"/>
-        </w:rPr>
-        <w:t xml:space="preserve"> X </w:t>
-      </w:r>
-      <w:r>
-        <w:rPr>
-          <w:rFonts w:hint="eastAsia" w:ascii="Times New Roman" w:hAnsi="Times New Roman" w:eastAsia="FangSong" w:cs="Times New Roman"/>
-        </w:rPr>
-        <w:t xml:space="preserve">解离得到</w:t>
-      </w:r>
-      <w:r>
-        <w:rPr>
-          <w:rFonts w:ascii="Times New Roman" w:hAnsi="Times New Roman" w:eastAsia="Times New Roman" w:cs="Times New Roman"/>
-        </w:rPr>
-        <w:t xml:space="preserve"> </w:t>
-      </w:r>
-      <m:oMath>
-        <m:oMathPr>
-          <m:ctrlPr>
-            <w:rPr>
-              <w:sz w:val="28"/>
-              <w:szCs w:val="28"/>
-            </w:rPr>
-          </m:ctrlPr>
-        </m:oMathPr>
-        <m:sSup>
-          <m:e>
-            <m:d>
-              <m:dPr>
-                <m:begChr m:val="["/>
-                <m:sepChr m:val=""/>
-                <m:endChr m:val="]"/>
-                <m:grow/>
-              </m:dPr>
-              <m:e>
-                <m:r>
-                  <m:rPr>
-                    <m:sty m:val="p"/>
-                  </m:rPr>
-                  <m:t>F</m:t>
-                </m:r>
-                <m:r>
-                  <m:rPr>
-                    <m:sty m:val="p"/>
-                  </m:rPr>
-                  <m:t>e</m:t>
-                </m:r>
-                <m:r>
-                  <m:rPr>
-                    <m:sty m:val="p"/>
-                  </m:rPr>
-                  <m:t>(</m:t>
-                </m:r>
-                <m:r>
-                  <m:rPr>
-                    <m:sty m:val="p"/>
-                  </m:rPr>
-                  <m:t>C</m:t>
-                </m:r>
-                <m:r>
-                  <m:rPr>
-                    <m:sty m:val="p"/>
-                  </m:rPr>
-                  <m:t>N</m:t>
-                </m:r>
-                <m:sSub>
-                  <m:e>
-                    <m:r>
-                      <m:rPr>
-                        <m:sty m:val="p"/>
-                      </m:rPr>
-                      <m:t>)</m:t>
-                    </m:r>
-                  </m:e>
-                  <m:sub>
-                    <m:r>
-                      <m:t>5</m:t>
-                    </m:r>
-                  </m:sub>
-                </m:sSub>
-                <m:r>
-                  <m:rPr>
-                    <m:sty m:val="p"/>
-                  </m:rPr>
-                  <m:t>N</m:t>
-                </m:r>
-                <m:r>
-                  <m:rPr>
-                    <m:sty m:val="p"/>
-                  </m:rPr>
-                  <m:t>O</m:t>
-                </m:r>
-              </m:e>
-            </m:d>
-          </m:e>
-          <m:sup>
-            <m:r>
-              <m:t>3</m:t>
-            </m:r>
-            <m:r>
-              <m:rPr>
-                <m:sty m:val="p"/>
-              </m:rPr>
-              <m:t>−</m:t>
-            </m:r>
-          </m:sup>
-        </m:sSup>
-      </m:oMath>
-      <w:r>
-        <w:rPr>
-          <w:rFonts w:ascii="Times New Roman" w:hAnsi="Times New Roman" w:eastAsia="Times New Roman" w:cs="Times New Roman"/>
-        </w:rPr>
-        <w:t xml:space="preserve"> </w:t>
-      </w:r>
-      <w:r>
-        <w:rPr>
-          <w:rFonts w:hint="eastAsia" w:ascii="Times New Roman" w:hAnsi="Times New Roman" w:eastAsia="FangSong" w:cs="Times New Roman"/>
-        </w:rPr>
-        <w:t xml:space="preserve">与自由基负离子</w:t>
-      </w:r>
-      <w:r>
-        <w:rPr>
-          <w:rFonts w:ascii="Times New Roman" w:hAnsi="Times New Roman" w:eastAsia="Times New Roman" w:cs="Times New Roman"/>
-        </w:rPr>
-        <w:t xml:space="preserve"> A </w:t>
-      </w:r>
-      <w:r>
-        <w:rPr>
-          <w:rFonts w:hint="eastAsia" w:ascii="Times New Roman" w:hAnsi="Times New Roman" w:eastAsia="FangSong" w:cs="Times New Roman"/>
-        </w:rPr>
-        <w:t>后</w:t>
-      </w:r>
-      <w:r>
-        <w:rPr>
-          <w:rFonts w:hint="eastAsia" w:ascii="Times New Roman" w:hAnsi="Times New Roman" w:eastAsia="Times New Roman" w:cs="Times New Roman"/>
-        </w:rPr>
-        <w:t>,</w:t>
-      </w:r>
-      <w:r>
-        <w:rPr>
-          <w:rFonts w:ascii="Times New Roman" w:hAnsi="Times New Roman" w:eastAsia="Times New Roman" w:cs="Times New Roman"/>
-        </w:rPr>
-        <w:t xml:space="preserve"> A </w:t>
-      </w:r>
-      <w:r>
-        <w:rPr>
-          <w:rFonts w:hint="eastAsia" w:ascii="Times New Roman" w:hAnsi="Times New Roman" w:eastAsia="FangSong" w:cs="Times New Roman"/>
-        </w:rPr>
-        <w:t xml:space="preserve">在水溶液中可二聚得到物种</w:t>
-      </w:r>
-      <w:r>
-        <w:rPr>
-          <w:rFonts w:ascii="Times New Roman" w:hAnsi="Times New Roman" w:eastAsia="Times New Roman" w:cs="Times New Roman"/>
-        </w:rPr>
-        <w:t xml:space="preserve"> B, B </w:t>
-      </w:r>
-      <w:r>
-        <w:rPr>
-          <w:rFonts w:hint="eastAsia" w:ascii="Times New Roman" w:hAnsi="Times New Roman" w:eastAsia="FangSong" w:cs="Times New Roman"/>
-        </w:rPr>
-        <w:t xml:space="preserve">再与</w:t>
-      </w:r>
-      <w:r>
-        <w:rPr>
-          <w:rFonts w:ascii="Times New Roman" w:hAnsi="Times New Roman" w:eastAsia="Times New Roman" w:cs="Times New Roman"/>
-        </w:rPr>
-        <w:t xml:space="preserve"> X </w:t>
-      </w:r>
-      <w:r>
-        <w:rPr>
-          <w:rFonts w:hint="eastAsia" w:ascii="Times New Roman" w:hAnsi="Times New Roman" w:eastAsia="FangSong" w:cs="Times New Roman"/>
-        </w:rPr>
-        <w:t xml:space="preserve">或</w:t>
-      </w:r>
-      <w:r>
-        <w:rPr>
-          <w:rFonts w:ascii="Times New Roman" w:hAnsi="Times New Roman" w:eastAsia="Times New Roman" w:cs="Times New Roman"/>
-        </w:rPr>
-        <w:t xml:space="preserve"> </w:t>
-      </w:r>
-      <m:oMath>
-        <m:oMathPr>
-          <m:ctrlPr>
-            <w:rPr>
-              <w:sz w:val="28"/>
-              <w:szCs w:val="28"/>
-            </w:rPr>
-          </m:ctrlPr>
-        </m:oMathPr>
-        <m:sSup>
-          <m:e>
-            <m:d>
-              <m:dPr>
-                <m:begChr m:val="["/>
-                <m:sepChr m:val=""/>
-                <m:endChr m:val="]"/>
-                <m:grow/>
-              </m:dPr>
-              <m:e>
-                <m:r>
-                  <m:rPr>
-                    <m:sty m:val="p"/>
-                  </m:rPr>
-                  <m:t>F</m:t>
-                </m:r>
-                <m:r>
-                  <m:rPr>
-                    <m:sty m:val="p"/>
-                  </m:rPr>
-                  <m:t>e</m:t>
-                </m:r>
-                <m:r>
-                  <m:rPr>
-                    <m:sty m:val="p"/>
-                  </m:rPr>
-                  <m:t>(</m:t>
-                </m:r>
-                <m:r>
-                  <m:rPr>
-                    <m:sty m:val="p"/>
-                  </m:rPr>
-                  <m:t>C</m:t>
-                </m:r>
-                <m:r>
-                  <m:rPr>
-                    <m:sty m:val="p"/>
-                  </m:rPr>
-                  <m:t>N</m:t>
-                </m:r>
-                <m:sSub>
-                  <m:e>
-                    <m:r>
-                      <m:rPr>
-                        <m:sty m:val="p"/>
-                      </m:rPr>
-                      <m:t>)</m:t>
-                    </m:r>
-                  </m:e>
-                  <m:sub>
-                    <m:r>
-                      <m:t>5</m:t>
-                    </m:r>
-                  </m:sub>
-                </m:sSub>
-                <m:r>
-                  <m:rPr>
-                    <m:sty m:val="p"/>
-                  </m:rPr>
-                  <m:t>N</m:t>
-                </m:r>
-                <m:r>
-                  <m:rPr>
-                    <m:sty m:val="p"/>
-                  </m:rPr>
-                  <m:t>O</m:t>
-                </m:r>
-              </m:e>
-            </m:d>
-          </m:e>
-          <m:sup>
-            <m:r>
-              <m:t>2</m:t>
-            </m:r>
-            <m:r>
-              <m:rPr>
-                <m:sty m:val="p"/>
-              </m:rPr>
-              <m:t>−</m:t>
-            </m:r>
-          </m:sup>
-        </m:sSup>
-      </m:oMath>
-      <w:r>
-        <w:rPr>
-          <w:rFonts w:ascii="Times New Roman" w:hAnsi="Times New Roman" w:eastAsia="Times New Roman" w:cs="Times New Roman"/>
-        </w:rPr>
-        <w:t xml:space="preserve"> </w:t>
-      </w:r>
-      <w:r>
-        <w:rPr>
-          <w:rFonts w:hint="eastAsia" w:ascii="Times New Roman" w:hAnsi="Times New Roman" w:eastAsia="FangSong" w:cs="Times New Roman"/>
-        </w:rPr>
-        <w:t xml:space="preserve">反应都可得</w:t>
-      </w:r>
-      <w:r>
-        <w:rPr>
-          <w:rFonts w:ascii="Times New Roman" w:hAnsi="Times New Roman" w:eastAsia="Times New Roman" w:cs="Times New Roman"/>
-        </w:rPr>
-        <w:t xml:space="preserve"> Y, </w:t>
-      </w:r>
-      <w:r>
-        <w:rPr>
-          <w:rFonts w:hint="eastAsia" w:ascii="Times New Roman" w:hAnsi="Times New Roman" w:eastAsia="FangSong" w:cs="Times New Roman"/>
-        </w:rPr>
-        <w:t xml:space="preserve">画出</w:t>
-      </w:r>
-      <w:r>
-        <w:rPr>
-          <w:rFonts w:ascii="Times New Roman" w:hAnsi="Times New Roman" w:eastAsia="Times New Roman" w:cs="Times New Roman"/>
-        </w:rPr>
-        <w:t xml:space="preserve"> Y </w:t>
-      </w:r>
-      <w:r>
-        <w:rPr>
-          <w:rFonts w:hint="eastAsia" w:ascii="Times New Roman" w:hAnsi="Times New Roman" w:eastAsia="FangSong" w:cs="Times New Roman"/>
-        </w:rPr>
-        <w:t>的结构</w:t>
-      </w:r>
-      <w:r>
-        <w:rPr>
-          <w:rFonts w:hint="eastAsia" w:ascii="Times New Roman" w:hAnsi="Times New Roman" w:eastAsia="Times New Roman" w:cs="Times New Roman"/>
-        </w:rPr>
-        <w:t>。</w:t>
-      </w:r>
-    </w:p>
-    <w:p>
-      <w:pPr>
-        <w:pStyle w:val="FirstParagraph"/>
-      </w:pPr>
-      <w:r>
-        <w:rPr>
-          <w:rFonts w:hint="eastAsia" w:ascii="Times New Roman" w:hAnsi="Times New Roman" w:eastAsia="FangSong" w:cs="Times New Roman"/>
-        </w:rPr>
-        <w:t>回答下列与配位化学有关的问题</w:t>
-      </w:r>
-      <w:r>
-        <w:rPr>
-          <w:rFonts w:hint="eastAsia" w:ascii="Times New Roman" w:hAnsi="Times New Roman" w:eastAsia="Times New Roman" w:cs="Times New Roman"/>
-        </w:rPr>
-        <w:t>。</w:t>
-      </w:r>
-    </w:p>
-    <w:p>
-      <w:pPr>
-        <w:pStyle w:val="Compact"/>
-        <w:numPr>
-          <w:ilvl w:val="0"/>
-          <w:numId w:val="1005"/>
-        </w:numPr>
-      </w:pPr>
-      <w:r>
-        <w:rPr>
-          <w:rFonts w:hint="eastAsia" w:ascii="Times New Roman" w:hAnsi="Times New Roman" w:eastAsia="FangSong" w:cs="Times New Roman"/>
-        </w:rPr>
-        <w:t xml:space="preserve">为什么</w:t>
-      </w:r>
-      <w:r>
-        <w:rPr>
-          <w:rFonts w:ascii="Times New Roman" w:hAnsi="Times New Roman" w:eastAsia="Times New Roman" w:cs="Times New Roman"/>
-        </w:rPr>
-        <w:t xml:space="preserve"> </w:t>
-      </w:r>
-      <m:oMath>
-        <m:oMathPr>
-          <m:ctrlPr>
-            <w:rPr>
-              <w:sz w:val="28"/>
-              <w:szCs w:val="28"/>
-            </w:rPr>
-          </m:ctrlPr>
-        </m:oMathPr>
-        <m:sSup>
-          <m:e>
-            <m:d>
-              <m:dPr>
-                <m:begChr m:val="["/>
-                <m:sepChr m:val=""/>
-                <m:endChr m:val="]"/>
-                <m:grow/>
-              </m:dPr>
-              <m:e>
-                <m:r>
-                  <m:rPr>
-                    <m:sty m:val="p"/>
-                  </m:rPr>
-                  <m:t>N</m:t>
-                </m:r>
-                <m:r>
-                  <m:rPr>
-                    <m:sty m:val="p"/>
-                  </m:rPr>
-                  <m:t>i</m:t>
-                </m:r>
-                <m:sSub>
-                  <m:e>
-                    <m:d>
-                      <m:dPr>
-                        <m:begChr m:val="("/>
-                        <m:sepChr m:val=""/>
-                        <m:endChr m:val=")"/>
-                        <m:grow/>
-                      </m:dPr>
-                      <m:e>
-                        <m:sSub>
-                          <m:e>
-                            <m:r>
-                              <m:rPr>
-                                <m:sty m:val="p"/>
-                              </m:rPr>
-                              <m:t>H</m:t>
-                            </m:r>
-                          </m:e>
-                          <m:sub>
-                            <m:r>
-                              <m:t>2</m:t>
-                            </m:r>
-                          </m:sub>
-                        </m:sSub>
-                        <m:r>
-                          <m:rPr>
-                            <m:sty m:val="p"/>
-                          </m:rPr>
-                          <m:t>O</m:t>
-                        </m:r>
-                      </m:e>
-                    </m:d>
-                  </m:e>
-                  <m:sub>
-                    <m:r>
-                      <m:t>4</m:t>
-                    </m:r>
-                  </m:sub>
-                </m:sSub>
-              </m:e>
-            </m:d>
-          </m:e>
-          <m:sup>
-            <m:r>
-              <m:t>2</m:t>
-            </m:r>
-            <m:r>
-              <m:rPr>
-                <m:sty m:val="p"/>
-              </m:rPr>
-              <m:t>+</m:t>
-            </m:r>
-          </m:sup>
-        </m:sSup>
-      </m:oMath>
-      <w:r>
-        <w:rPr>
-          <w:rFonts w:ascii="Times New Roman" w:hAnsi="Times New Roman" w:eastAsia="Times New Roman" w:cs="Times New Roman"/>
-        </w:rPr>
-        <w:t xml:space="preserve"> </w:t>
-      </w:r>
-      <w:r>
-        <w:rPr>
-          <w:rFonts w:hint="eastAsia" w:ascii="Times New Roman" w:hAnsi="Times New Roman" w:eastAsia="FangSong" w:cs="Times New Roman"/>
-        </w:rPr>
-        <w:t>的空间结构为四面体</w:t>
-      </w:r>
-      <w:r>
-        <w:rPr>
-          <w:rFonts w:hint="eastAsia" w:ascii="Times New Roman" w:hAnsi="Times New Roman" w:eastAsia="Times New Roman" w:cs="Times New Roman"/>
-        </w:rPr>
-        <w:t>，</w:t>
-      </w:r>
-      <w:r>
-        <w:rPr>
-          <w:rFonts w:hint="eastAsia" w:ascii="Times New Roman" w:hAnsi="Times New Roman" w:eastAsia="FangSong" w:cs="Times New Roman"/>
-        </w:rPr>
-        <w:t>而</w:t>
-      </w:r>
-      <w:r>
-        <w:rPr>
-          <w:rFonts w:ascii="Times New Roman" w:hAnsi="Times New Roman" w:eastAsia="Times New Roman" w:cs="Times New Roman"/>
-        </w:rPr>
-        <w:t xml:space="preserve"> </w:t>
-      </w:r>
-      <m:oMath>
-        <m:oMathPr>
-          <m:ctrlPr>
-            <w:rPr>
-              <w:sz w:val="28"/>
-              <w:szCs w:val="28"/>
-            </w:rPr>
-          </m:ctrlPr>
-        </m:oMathPr>
-        <m:sSup>
-          <m:e>
-            <m:d>
-              <m:dPr>
-                <m:begChr m:val="["/>
-                <m:sepChr m:val=""/>
-                <m:endChr m:val="]"/>
-                <m:grow/>
-              </m:dPr>
-              <m:e>
-                <m:r>
-                  <m:rPr>
-                    <m:sty m:val="p"/>
-                  </m:rPr>
-                  <m:t>N</m:t>
-                </m:r>
-                <m:r>
-                  <m:rPr>
-                    <m:sty m:val="p"/>
-                  </m:rPr>
-                  <m:t>i</m:t>
-                </m:r>
-                <m:sSub>
-                  <m:e>
-                    <m:d>
-                      <m:dPr>
-                        <m:begChr m:val="("/>
-                        <m:sepChr m:val=""/>
-                        <m:endChr m:val=")"/>
-                        <m:grow/>
-                      </m:dPr>
-                      <m:e>
-                        <m:r>
-                          <m:rPr>
-                            <m:sty m:val="p"/>
-                          </m:rPr>
-                          <m:t>C</m:t>
-                        </m:r>
-                        <m:r>
-                          <m:rPr>
-                            <m:sty m:val="p"/>
-                          </m:rPr>
-                          <m:t>N</m:t>
-                        </m:r>
-                      </m:e>
-                    </m:d>
-                  </m:e>
-                  <m:sub>
-                    <m:r>
-                      <m:t>4</m:t>
-                    </m:r>
-                  </m:sub>
-                </m:sSub>
-              </m:e>
-            </m:d>
-          </m:e>
-          <m:sup>
-            <m:r>
-              <m:t>2</m:t>
-            </m:r>
-            <m:r>
-              <m:rPr>
-                <m:sty m:val="p"/>
-              </m:rPr>
-              <m:t>−</m:t>
-            </m:r>
-          </m:sup>
-        </m:sSup>
-      </m:oMath>
-      <w:r>
-        <w:rPr>
-          <w:rFonts w:ascii="Times New Roman" w:hAnsi="Times New Roman" w:eastAsia="Times New Roman" w:cs="Times New Roman"/>
-        </w:rPr>
-        <w:t xml:space="preserve"> </w:t>
-      </w:r>
-      <w:r>
-        <w:rPr>
-          <w:rFonts w:hint="eastAsia" w:ascii="Times New Roman" w:hAnsi="Times New Roman" w:eastAsia="FangSong" w:cs="Times New Roman"/>
-        </w:rPr>
-        <w:t>的空间结构为正方形</w:t>
-      </w:r>
-      <w:r>
-        <w:rPr>
-          <w:rFonts w:hint="eastAsia" w:ascii="Times New Roman" w:hAnsi="Times New Roman" w:eastAsia="Times New Roman" w:cs="Times New Roman"/>
-        </w:rPr>
-        <w:t>？</w:t>
-      </w:r>
-    </w:p>
-    <w:p>
-      <w:pPr>
-        <w:pStyle w:val="Compact"/>
-        <w:numPr>
-          <w:ilvl w:val="0"/>
-          <w:numId w:val="1005"/>
-        </w:numPr>
-      </w:pPr>
-      <w:r>
-        <w:rPr>
-          <w:rFonts w:hint="eastAsia" w:ascii="Times New Roman" w:hAnsi="Times New Roman" w:eastAsia="FangSong" w:cs="Times New Roman"/>
-        </w:rPr>
-        <w:t xml:space="preserve">为什么</w:t>
-      </w:r>
-      <w:r>
-        <w:rPr>
-          <w:rFonts w:ascii="Times New Roman" w:hAnsi="Times New Roman" w:eastAsia="Times New Roman" w:cs="Times New Roman"/>
-        </w:rPr>
-        <w:t xml:space="preserve"> </w:t>
-      </w:r>
-      <m:oMath>
-        <m:oMathPr>
-          <m:ctrlPr>
-            <w:rPr>
-              <w:sz w:val="28"/>
-              <w:szCs w:val="28"/>
-            </w:rPr>
-          </m:ctrlPr>
-        </m:oMathPr>
-        <m:sSup>
-          <m:e>
-            <m:d>
-              <m:dPr>
-                <m:begChr m:val="["/>
-                <m:sepChr m:val=""/>
-                <m:endChr m:val="]"/>
-                <m:grow/>
-              </m:dPr>
-              <m:e>
-                <m:r>
-                  <m:rPr>
-                    <m:sty m:val="p"/>
-                  </m:rPr>
-                  <m:t>A</m:t>
-                </m:r>
-                <m:r>
-                  <m:rPr>
-                    <m:sty m:val="p"/>
-                  </m:rPr>
-                  <m:t>g</m:t>
-                </m:r>
-                <m:sSub>
-                  <m:e>
-                    <m:d>
-                      <m:dPr>
-                        <m:begChr m:val="("/>
-                        <m:sepChr m:val=""/>
-                        <m:endChr m:val=")"/>
-                        <m:grow/>
-                      </m:dPr>
-                      <m:e>
-                        <m:sSub>
-                          <m:e>
-                            <m:r>
-                              <m:rPr>
-                                <m:sty m:val="p"/>
-                              </m:rPr>
-                              <m:t>N</m:t>
-                            </m:r>
-                            <m:r>
-                              <m:rPr>
-                                <m:sty m:val="p"/>
-                              </m:rPr>
-                              <m:t>H</m:t>
-                            </m:r>
-                          </m:e>
-                          <m:sub>
-                            <m:r>
-                              <m:t>3</m:t>
-                            </m:r>
-                          </m:sub>
-                        </m:sSub>
-                      </m:e>
-                    </m:d>
-                  </m:e>
-                  <m:sub>
-                    <m:r>
-                      <m:t>2</m:t>
-                    </m:r>
-                  </m:sub>
-                </m:sSub>
-              </m:e>
-            </m:d>
-          </m:e>
-          <m:sup>
-            <m:r>
-              <m:rPr>
-                <m:sty m:val="p"/>
-              </m:rPr>
-              <m:t>+</m:t>
-            </m:r>
-          </m:sup>
-        </m:sSup>
-      </m:oMath>
-      <w:r>
-        <w:rPr>
-          <w:rFonts w:ascii="Times New Roman" w:hAnsi="Times New Roman" w:eastAsia="Times New Roman" w:cs="Times New Roman"/>
-        </w:rPr>
-        <w:t xml:space="preserve"> </w:t>
-      </w:r>
-      <w:r>
-        <w:rPr>
-          <w:rFonts w:hint="eastAsia" w:ascii="Times New Roman" w:hAnsi="Times New Roman" w:eastAsia="FangSong" w:cs="Times New Roman"/>
-        </w:rPr>
-        <w:t xml:space="preserve">的</w:t>
-      </w:r>
-      <w:r>
-        <w:rPr>
-          <w:rFonts w:ascii="Times New Roman" w:hAnsi="Times New Roman" w:eastAsia="Times New Roman" w:cs="Times New Roman"/>
-        </w:rPr>
-        <w:t xml:space="preserve"> </w:t>
-      </w:r>
-      <m:oMath>
-        <m:r>
-          <m:rPr>
-            <m:sty m:val="p"/>
-          </m:rPr>
-          <m:t>lg</m:t>
-        </m:r>
-        <m:r>
-          <m:t>β</m:t>
-        </m:r>
-      </m:oMath>
-      <w:r>
-        <w:rPr>
-          <w:rFonts w:ascii="Times New Roman" w:hAnsi="Times New Roman" w:eastAsia="Times New Roman" w:cs="Times New Roman"/>
-        </w:rPr>
-        <w:t xml:space="preserve"> </w:t>
-      </w:r>
-      <w:r>
-        <w:rPr>
-          <w:rFonts w:hint="eastAsia" w:ascii="Times New Roman" w:hAnsi="Times New Roman" w:eastAsia="FangSong" w:cs="Times New Roman"/>
-        </w:rPr>
-        <w:t>为</w:t>
-      </w:r>
-      <w:r>
-        <w:rPr>
-          <w:rFonts w:hint="eastAsia" w:ascii="Times New Roman" w:hAnsi="Times New Roman" w:eastAsia="Times New Roman" w:cs="Times New Roman"/>
-        </w:rPr>
-        <w:t>7.2，</w:t>
-      </w:r>
-      <w:r>
-        <w:rPr>
-          <w:rFonts w:hint="eastAsia" w:ascii="Times New Roman" w:hAnsi="Times New Roman" w:eastAsia="FangSong" w:cs="Times New Roman"/>
-        </w:rPr>
-        <w:t>而</w:t>
-      </w:r>
-      <w:r>
-        <w:rPr>
-          <w:rFonts w:ascii="Times New Roman" w:hAnsi="Times New Roman" w:eastAsia="Times New Roman" w:cs="Times New Roman"/>
-        </w:rPr>
-        <w:t xml:space="preserve"> </w:t>
-      </w:r>
-      <m:oMath>
-        <m:oMathPr>
-          <m:ctrlPr>
-            <w:rPr>
-              <w:sz w:val="28"/>
-              <w:szCs w:val="28"/>
-            </w:rPr>
-          </m:ctrlPr>
-        </m:oMathPr>
-        <m:r>
-          <m:rPr>
-            <m:sty m:val="p"/>
-          </m:rPr>
-          <m:t>[</m:t>
-        </m:r>
-        <m:r>
-          <m:rPr>
-            <m:sty m:val="p"/>
-          </m:rPr>
-          <m:t>A</m:t>
-        </m:r>
-        <m:r>
-          <m:rPr>
-            <m:sty m:val="p"/>
-          </m:rPr>
-          <m:t>g</m:t>
-        </m:r>
-        <m:r>
-          <m:rPr>
-            <m:sty m:val="p"/>
-          </m:rPr>
-          <m:t>(</m:t>
-        </m:r>
-        <m:r>
-          <m:rPr>
-            <m:sty m:val="p"/>
-          </m:rPr>
-          <m:t>e</m:t>
-        </m:r>
-        <m:r>
-          <m:rPr>
-            <m:sty m:val="p"/>
-          </m:rPr>
-          <m:t>n</m:t>
-        </m:r>
-        <m:r>
-          <m:rPr>
-            <m:sty m:val="p"/>
-          </m:rPr>
-          <m:t>)</m:t>
-        </m:r>
-        <m:sSup>
-          <m:e>
-            <m:r>
-              <m:rPr>
-                <m:sty m:val="p"/>
-              </m:rPr>
-              <m:t>]</m:t>
-            </m:r>
-          </m:e>
-          <m:sup>
-            <m:r>
-              <m:rPr>
-                <m:sty m:val="p"/>
-              </m:rPr>
-              <m:t>+</m:t>
-            </m:r>
-          </m:sup>
-        </m:sSup>
-      </m:oMath>
-      <w:r>
-        <w:rPr>
-          <w:rFonts w:ascii="Times New Roman" w:hAnsi="Times New Roman" w:eastAsia="Times New Roman" w:cs="Times New Roman"/>
-        </w:rPr>
-        <w:t xml:space="preserve"> </w:t>
-      </w:r>
-      <w:r>
-        <w:rPr>
-          <w:rFonts w:hint="eastAsia" w:ascii="Times New Roman" w:hAnsi="Times New Roman" w:eastAsia="FangSong" w:cs="Times New Roman"/>
-        </w:rPr>
-        <w:t xml:space="preserve">的</w:t>
-      </w:r>
-      <w:r>
-        <w:rPr>
-          <w:rFonts w:ascii="Times New Roman" w:hAnsi="Times New Roman" w:eastAsia="Times New Roman" w:cs="Times New Roman"/>
-        </w:rPr>
-        <w:t xml:space="preserve"> </w:t>
-      </w:r>
-      <m:oMath>
-        <m:r>
-          <m:rPr>
-            <m:sty m:val="p"/>
-          </m:rPr>
-          <m:t>lg</m:t>
-        </m:r>
-        <m:r>
-          <m:t>β</m:t>
-        </m:r>
-      </m:oMath>
-      <w:r>
-        <w:rPr>
-          <w:rFonts w:ascii="Times New Roman" w:hAnsi="Times New Roman" w:eastAsia="Times New Roman" w:cs="Times New Roman"/>
-        </w:rPr>
-        <w:t xml:space="preserve"> </w:t>
-      </w:r>
-      <w:r>
-        <w:rPr>
-          <w:rFonts w:hint="eastAsia" w:ascii="Times New Roman" w:hAnsi="Times New Roman" w:eastAsia="FangSong" w:cs="Times New Roman"/>
-        </w:rPr>
-        <w:t>只有</w:t>
-      </w:r>
-      <w:r>
-        <w:rPr>
-          <w:rFonts w:hint="eastAsia" w:ascii="Times New Roman" w:hAnsi="Times New Roman" w:eastAsia="Times New Roman" w:cs="Times New Roman"/>
-        </w:rPr>
-        <w:t>6.0？</w:t>
-      </w:r>
-    </w:p>
-    <w:p>
-      <w:pPr>
-        <w:pStyle w:val="Compact"/>
-        <w:numPr>
-          <w:ilvl w:val="0"/>
-          <w:numId w:val="1005"/>
-        </w:numPr>
-      </w:pPr>
-      <w:r>
-        <w:rPr>
-          <w:rFonts w:hint="eastAsia" w:ascii="Times New Roman" w:hAnsi="Times New Roman" w:eastAsia="FangSong" w:cs="Times New Roman"/>
-        </w:rPr>
-        <w:t xml:space="preserve">为什么</w:t>
-      </w:r>
-      <w:r>
-        <w:rPr>
-          <w:rFonts w:ascii="Times New Roman" w:hAnsi="Times New Roman" w:eastAsia="Times New Roman" w:cs="Times New Roman"/>
-        </w:rPr>
-        <w:t xml:space="preserve"> </w:t>
-      </w:r>
-      <m:oMath>
-        <m:oMathPr>
-          <m:ctrlPr>
-            <w:rPr>
-              <w:sz w:val="28"/>
-              <w:szCs w:val="28"/>
-            </w:rPr>
-          </m:ctrlPr>
-        </m:oMathPr>
-        <m:sSup>
-          <m:e>
-            <m:d>
-              <m:dPr>
-                <m:begChr m:val="["/>
-                <m:sepChr m:val=""/>
-                <m:endChr m:val="]"/>
-                <m:grow/>
-              </m:dPr>
-              <m:e>
-                <m:r>
-                  <m:rPr>
-                    <m:sty m:val="p"/>
-                  </m:rPr>
-                  <m:t>C</m:t>
-                </m:r>
-                <m:r>
-                  <m:rPr>
-                    <m:sty m:val="p"/>
-                  </m:rPr>
-                  <m:t>o</m:t>
-                </m:r>
-                <m:r>
-                  <m:rPr>
-                    <m:sty m:val="p"/>
-                  </m:rPr>
-                  <m:t>(</m:t>
-                </m:r>
-                <m:r>
-                  <m:rPr>
-                    <m:sty m:val="p"/>
-                  </m:rPr>
-                  <m:t>S</m:t>
-                </m:r>
-                <m:r>
-                  <m:rPr>
-                    <m:sty m:val="p"/>
-                  </m:rPr>
-                  <m:t>C</m:t>
-                </m:r>
-                <m:r>
-                  <m:rPr>
-                    <m:sty m:val="p"/>
-                  </m:rPr>
-                  <m:t>N</m:t>
-                </m:r>
-                <m:sSub>
-                  <m:e>
-                    <m:r>
-                      <m:rPr>
-                        <m:sty m:val="p"/>
-                      </m:rPr>
-                      <m:t>)</m:t>
-                    </m:r>
-                  </m:e>
-                  <m:sub>
-                    <m:r>
-                      <m:t>6</m:t>
-                    </m:r>
-                  </m:sub>
-                </m:sSub>
-              </m:e>
-            </m:d>
-          </m:e>
-          <m:sup>
-            <m:r>
-              <m:t>4</m:t>
-            </m:r>
-            <m:r>
-              <m:rPr>
-                <m:sty m:val="p"/>
-              </m:rPr>
-              <m:t>−</m:t>
-            </m:r>
-          </m:sup>
-        </m:sSup>
-      </m:oMath>
-      <w:r>
-        <w:rPr>
-          <w:rFonts w:ascii="Times New Roman" w:hAnsi="Times New Roman" w:eastAsia="Times New Roman" w:cs="Times New Roman"/>
-        </w:rPr>
-        <w:t xml:space="preserve"> </w:t>
-      </w:r>
-      <w:r>
-        <w:rPr>
-          <w:rFonts w:hint="eastAsia" w:ascii="Times New Roman" w:hAnsi="Times New Roman" w:eastAsia="FangSong" w:cs="Times New Roman"/>
-        </w:rPr>
-        <w:t xml:space="preserve">的稳定常数比</w:t>
-      </w:r>
-      <w:r>
-        <w:rPr>
-          <w:rFonts w:ascii="Times New Roman" w:hAnsi="Times New Roman" w:eastAsia="Times New Roman" w:cs="Times New Roman"/>
-        </w:rPr>
-        <w:t xml:space="preserve"> </w:t>
-      </w:r>
-      <m:oMath>
-        <m:oMathPr>
-          <m:ctrlPr>
-            <w:rPr>
-              <w:sz w:val="28"/>
-              <w:szCs w:val="28"/>
-            </w:rPr>
-          </m:ctrlPr>
-        </m:oMathPr>
-        <m:sSup>
-          <m:e>
-            <m:d>
-              <m:dPr>
-                <m:begChr m:val="["/>
-                <m:sepChr m:val=""/>
-                <m:endChr m:val="]"/>
-                <m:grow/>
-              </m:dPr>
-              <m:e>
-                <m:r>
-                  <m:rPr>
-                    <m:sty m:val="p"/>
-                  </m:rPr>
-                  <m:t>C</m:t>
-                </m:r>
-                <m:r>
-                  <m:rPr>
-                    <m:sty m:val="p"/>
-                  </m:rPr>
-                  <m:t>o</m:t>
-                </m:r>
-                <m:r>
-                  <m:rPr>
-                    <m:sty m:val="p"/>
-                  </m:rPr>
-                  <m:t>(</m:t>
-                </m:r>
-                <m:sSub>
-                  <m:e>
-                    <m:r>
-                      <m:rPr>
-                        <m:sty m:val="p"/>
-                      </m:rPr>
-                      <m:t>N</m:t>
-                    </m:r>
-                    <m:r>
-                      <m:rPr>
-                        <m:sty m:val="p"/>
-                      </m:rPr>
-                      <m:t>H</m:t>
-                    </m:r>
-                  </m:e>
-                  <m:sub>
-                    <m:r>
-                      <m:t>3</m:t>
-                    </m:r>
-                  </m:sub>
-                </m:sSub>
-                <m:sSub>
-                  <m:e>
-                    <m:r>
-                      <m:rPr>
-                        <m:sty m:val="p"/>
-                      </m:rPr>
-                      <m:t>)</m:t>
-                    </m:r>
-                  </m:e>
-                  <m:sub>
-                    <m:r>
-                      <m:t>6</m:t>
-                    </m:r>
-                  </m:sub>
-                </m:sSub>
-              </m:e>
-            </m:d>
-          </m:e>
-          <m:sup>
-            <m:r>
-              <m:t>2</m:t>
-            </m:r>
-            <m:r>
-              <m:rPr>
-                <m:sty m:val="p"/>
-              </m:rPr>
-              <m:t>+</m:t>
-            </m:r>
-          </m:sup>
-        </m:sSup>
-      </m:oMath>
-      <w:r>
-        <w:rPr>
-          <w:rFonts w:ascii="Times New Roman" w:hAnsi="Times New Roman" w:eastAsia="Times New Roman" w:cs="Times New Roman"/>
-        </w:rPr>
-        <w:t xml:space="preserve"> </w:t>
-      </w:r>
-      <w:r>
-        <w:rPr>
-          <w:rFonts w:hint="eastAsia" w:ascii="Times New Roman" w:hAnsi="Times New Roman" w:eastAsia="FangSong" w:cs="Times New Roman"/>
-        </w:rPr>
-        <w:t>小</w:t>
-      </w:r>
-      <w:r>
-        <w:rPr>
-          <w:rFonts w:hint="eastAsia" w:ascii="Times New Roman" w:hAnsi="Times New Roman" w:eastAsia="Times New Roman" w:cs="Times New Roman"/>
-        </w:rPr>
-        <w:t>，</w:t>
-      </w:r>
-      <w:r>
-        <w:rPr>
-          <w:rFonts w:hint="eastAsia" w:ascii="Times New Roman" w:hAnsi="Times New Roman" w:eastAsia="FangSong" w:cs="Times New Roman"/>
-        </w:rPr>
-        <w:t>但在酸性溶液中</w:t>
-      </w:r>
-      <w:r>
-        <w:rPr>
-          <w:rFonts w:hint="eastAsia" w:ascii="Times New Roman" w:hAnsi="Times New Roman" w:eastAsia="Times New Roman" w:cs="Times New Roman"/>
-        </w:rPr>
-        <w:t>，</w:t>
-      </w:r>
-      <w:r>
-        <w:rPr>
-          <w:rFonts w:ascii="Times New Roman" w:hAnsi="Times New Roman" w:eastAsia="Times New Roman" w:cs="Times New Roman"/>
-        </w:rPr>
-        <w:t xml:space="preserve"> </w:t>
-      </w:r>
-      <m:oMath>
-        <m:oMathPr>
-          <m:ctrlPr>
-            <w:rPr>
-              <w:sz w:val="28"/>
-              <w:szCs w:val="28"/>
-            </w:rPr>
-          </m:ctrlPr>
-        </m:oMathPr>
-        <m:sSup>
-          <m:e>
-            <m:d>
-              <m:dPr>
-                <m:begChr m:val="["/>
-                <m:sepChr m:val=""/>
-                <m:endChr m:val="]"/>
-                <m:grow/>
-              </m:dPr>
-              <m:e>
-                <m:r>
-                  <m:rPr>
-                    <m:sty m:val="p"/>
-                  </m:rPr>
-                  <m:t>C</m:t>
-                </m:r>
-                <m:r>
-                  <m:rPr>
-                    <m:sty m:val="p"/>
-                  </m:rPr>
-                  <m:t>o</m:t>
-                </m:r>
-                <m:r>
-                  <m:rPr>
-                    <m:sty m:val="p"/>
-                  </m:rPr>
-                  <m:t>(</m:t>
-                </m:r>
-                <m:r>
-                  <m:rPr>
-                    <m:sty m:val="p"/>
-                  </m:rPr>
-                  <m:t>S</m:t>
-                </m:r>
-                <m:r>
-                  <m:rPr>
-                    <m:sty m:val="p"/>
-                  </m:rPr>
-                  <m:t>C</m:t>
-                </m:r>
-                <m:r>
-                  <m:rPr>
-                    <m:sty m:val="p"/>
-                  </m:rPr>
-                  <m:t>N</m:t>
-                </m:r>
-                <m:sSub>
-                  <m:e>
-                    <m:r>
-                      <m:rPr>
-                        <m:sty m:val="p"/>
-                      </m:rPr>
-                      <m:t>)</m:t>
-                    </m:r>
-                  </m:e>
-                  <m:sub>
-                    <m:r>
-                      <m:t>6</m:t>
-                    </m:r>
-                  </m:sub>
-                </m:sSub>
-              </m:e>
-            </m:d>
-          </m:e>
-          <m:sup>
-            <m:r>
-              <m:t>4</m:t>
-            </m:r>
-            <m:r>
-              <m:rPr>
-                <m:sty m:val="p"/>
-              </m:rPr>
-              <m:t>−</m:t>
-            </m:r>
-          </m:sup>
-        </m:sSup>
-      </m:oMath>
-      <w:r>
-        <w:rPr>
-          <w:rFonts w:ascii="Times New Roman" w:hAnsi="Times New Roman" w:eastAsia="Times New Roman" w:cs="Times New Roman"/>
-        </w:rPr>
-        <w:t xml:space="preserve"> </w:t>
-      </w:r>
-      <w:r>
-        <w:rPr>
-          <w:rFonts w:hint="eastAsia" w:ascii="Times New Roman" w:hAnsi="Times New Roman" w:eastAsia="FangSong" w:cs="Times New Roman"/>
-        </w:rPr>
-        <w:t>可以存在</w:t>
-      </w:r>
-      <w:r>
-        <w:rPr>
-          <w:rFonts w:hint="eastAsia" w:ascii="Times New Roman" w:hAnsi="Times New Roman" w:eastAsia="Times New Roman" w:cs="Times New Roman"/>
-        </w:rPr>
-        <w:t>，</w:t>
-      </w:r>
-      <w:r>
-        <w:rPr>
-          <w:rFonts w:ascii="Times New Roman" w:hAnsi="Times New Roman" w:eastAsia="Times New Roman" w:cs="Times New Roman"/>
-        </w:rPr>
-        <w:t xml:space="preserve"> </w:t>
-      </w:r>
-      <m:oMath>
-        <m:oMathPr>
-          <m:ctrlPr>
-            <w:rPr>
-              <w:sz w:val="28"/>
-              <w:szCs w:val="28"/>
-            </w:rPr>
-          </m:ctrlPr>
-        </m:oMathPr>
-        <m:sSup>
-          <m:e>
-            <m:d>
-              <m:dPr>
-                <m:begChr m:val="["/>
-                <m:sepChr m:val=""/>
-                <m:endChr m:val="]"/>
-                <m:grow/>
-              </m:dPr>
-              <m:e>
-                <m:r>
-                  <m:rPr>
-                    <m:sty m:val="p"/>
-                  </m:rPr>
-                  <m:t>C</m:t>
-                </m:r>
-                <m:r>
-                  <m:rPr>
-                    <m:sty m:val="p"/>
-                  </m:rPr>
-                  <m:t>o</m:t>
-                </m:r>
-                <m:r>
-                  <m:rPr>
-                    <m:sty m:val="p"/>
-                  </m:rPr>
-                  <m:t>(</m:t>
-                </m:r>
-                <m:sSub>
-                  <m:e>
-                    <m:r>
-                      <m:rPr>
-                        <m:sty m:val="p"/>
-                      </m:rPr>
-                      <m:t>N</m:t>
-                    </m:r>
-                    <m:r>
-                      <m:rPr>
-                        <m:sty m:val="p"/>
-                      </m:rPr>
-                      <m:t>H</m:t>
-                    </m:r>
-                  </m:e>
-                  <m:sub>
-                    <m:r>
-                      <m:t>3</m:t>
-                    </m:r>
-                  </m:sub>
-                </m:sSub>
-                <m:sSub>
-                  <m:e>
-                    <m:r>
-                      <m:rPr>
-                        <m:sty m:val="p"/>
-                      </m:rPr>
-                      <m:t>)</m:t>
-                    </m:r>
-                  </m:e>
-                  <m:sub>
-                    <m:r>
-                      <m:t>6</m:t>
-                    </m:r>
-                  </m:sub>
-                </m:sSub>
-              </m:e>
-            </m:d>
-          </m:e>
-          <m:sup>
-            <m:r>
-              <m:t>2</m:t>
-            </m:r>
-            <m:r>
-              <m:rPr>
-                <m:sty m:val="p"/>
-              </m:rPr>
-              <m:t>+</m:t>
-            </m:r>
-          </m:sup>
-        </m:sSup>
-      </m:oMath>
-      <w:r>
-        <w:rPr>
-          <w:rFonts w:ascii="Times New Roman" w:hAnsi="Times New Roman" w:eastAsia="Times New Roman" w:cs="Times New Roman"/>
-        </w:rPr>
-        <w:t xml:space="preserve"> </w:t>
-      </w:r>
-      <w:r>
-        <w:rPr>
-          <w:rFonts w:hint="eastAsia" w:ascii="Times New Roman" w:hAnsi="Times New Roman" w:eastAsia="FangSong" w:cs="Times New Roman"/>
-        </w:rPr>
-        <w:t>不能存在</w:t>
-      </w:r>
-      <w:r>
-        <w:rPr>
-          <w:rFonts w:hint="eastAsia" w:ascii="Times New Roman" w:hAnsi="Times New Roman" w:eastAsia="Times New Roman" w:cs="Times New Roman"/>
-        </w:rPr>
-        <w:t>？</w:t>
-      </w:r>
-    </w:p>
-    <w:p>
-      <w:pPr>
-        <w:pStyle w:val="FirstParagraph"/>
-      </w:pPr>
-      <w:r>
-        <w:rPr>
-          <w:rFonts w:hint="eastAsia" w:ascii="Times New Roman" w:hAnsi="Times New Roman" w:eastAsia="FangSong" w:cs="Times New Roman"/>
-          <w:b/>
-          <w:bCs/>
-        </w:rPr>
-        <w:t xml:space="preserve">参考答案</w:t>
-      </w:r>
-      <w:r>
-        <w:rPr>
-          <w:rFonts w:hint="eastAsia" w:ascii="Times New Roman" w:hAnsi="Times New Roman" w:eastAsia="Times New Roman" w:cs="Times New Roman"/>
-        </w:rPr>
-        <w:t xml:space="preserve">：</w:t>
-      </w:r>
-    </w:p>
-    <w:p>
-      <w:pPr>
-        <w:pStyle w:val="Compact"/>
-        <w:numPr>
-          <w:ilvl w:val="0"/>
-          <w:numId w:val="1006"/>
-        </w:numPr>
-      </w:pPr>
-      <m:oMath>
-        <m:oMathPr>
-          <m:ctrlPr>
-            <w:rPr>
-              <w:sz w:val="28"/>
-              <w:szCs w:val="28"/>
-            </w:rPr>
-          </m:ctrlPr>
-        </m:oMathPr>
-        <m:sSup>
-          <m:e>
-            <m:d>
-              <m:dPr>
-                <m:begChr m:val="["/>
-                <m:sepChr m:val=""/>
-                <m:endChr m:val="]"/>
-                <m:grow/>
-              </m:dPr>
-              <m:e>
-                <m:r>
-                  <m:rPr>
-                    <m:sty m:val="p"/>
-                  </m:rPr>
-                  <m:t>F</m:t>
-                </m:r>
-                <m:r>
-                  <m:rPr>
-                    <m:sty m:val="p"/>
-                  </m:rPr>
-                  <m:t>e</m:t>
-                </m:r>
-                <m:r>
-                  <m:rPr>
-                    <m:sty m:val="p"/>
-                  </m:rPr>
-                  <m:t>(</m:t>
-                </m:r>
-                <m:r>
-                  <m:rPr>
-                    <m:sty m:val="p"/>
-                  </m:rPr>
-                  <m:t>C</m:t>
-                </m:r>
-                <m:r>
-                  <m:rPr>
-                    <m:sty m:val="p"/>
-                  </m:rPr>
-                  <m:t>N</m:t>
-                </m:r>
-                <m:sSub>
-                  <m:e>
-                    <m:r>
-                      <m:rPr>
-                        <m:sty m:val="p"/>
-                      </m:rPr>
-                      <m:t>)</m:t>
-                    </m:r>
-                  </m:e>
-                  <m:sub>
-                    <m:r>
-                      <m:t>5</m:t>
-                    </m:r>
-                  </m:sub>
-                </m:sSub>
-                <m:r>
-                  <m:rPr>
-                    <m:sty m:val="p"/>
-                  </m:rPr>
-                  <m:t>N</m:t>
-                </m:r>
-                <m:r>
-                  <m:rPr>
-                    <m:sty m:val="p"/>
-                  </m:rPr>
-                  <m:t>O</m:t>
-                </m:r>
-              </m:e>
-            </m:d>
-          </m:e>
-          <m:sup>
-            <m:r>
-              <m:t>2</m:t>
-            </m:r>
-            <m:r>
-              <m:rPr>
-                <m:sty m:val="p"/>
-              </m:rPr>
-              <m:t>−</m:t>
-            </m:r>
-          </m:sup>
-        </m:sSup>
-        <m:r>
-          <m:rPr>
-            <m:sty m:val="p"/>
-          </m:rPr>
-          <m:t>+</m:t>
-        </m:r>
-        <m:sSup>
-          <m:e>
-            <m:r>
-              <m:rPr>
-                <m:sty m:val="p"/>
-              </m:rPr>
-              <m:t>S</m:t>
-            </m:r>
-          </m:e>
-          <m:sup>
-            <m:r>
-              <m:t>2</m:t>
-            </m:r>
-            <m:r>
-              <m:rPr>
-                <m:sty m:val="p"/>
-              </m:rPr>
-              <m:t>−</m:t>
-            </m:r>
-          </m:sup>
-        </m:sSup>
-        <m:r>
-          <m:rPr>
-            <m:sty m:val="p"/>
-          </m:rPr>
-          <m:t>→</m:t>
-        </m:r>
-        <m:sSup>
-          <m:e>
-            <m:d>
-              <m:dPr>
-                <m:begChr m:val="["/>
-                <m:sepChr m:val=""/>
-                <m:endChr m:val="]"/>
-                <m:grow/>
-              </m:dPr>
-              <m:e>
-                <m:r>
-                  <m:rPr>
-                    <m:sty m:val="p"/>
-                  </m:rPr>
-                  <m:t>F</m:t>
-                </m:r>
-                <m:r>
-                  <m:rPr>
-                    <m:sty m:val="p"/>
-                  </m:rPr>
-                  <m:t>e</m:t>
-                </m:r>
-                <m:r>
-                  <m:rPr>
-                    <m:sty m:val="p"/>
-                  </m:rPr>
-                  <m:t>(</m:t>
-                </m:r>
-                <m:r>
-                  <m:rPr>
-                    <m:sty m:val="p"/>
-                  </m:rPr>
-                  <m:t>C</m:t>
-                </m:r>
-                <m:r>
-                  <m:rPr>
-                    <m:sty m:val="p"/>
-                  </m:rPr>
-                  <m:t>N</m:t>
-                </m:r>
-                <m:sSub>
-                  <m:e>
-                    <m:r>
-                      <m:rPr>
-                        <m:sty m:val="p"/>
-                      </m:rPr>
-                      <m:t>)</m:t>
-                    </m:r>
-                  </m:e>
-                  <m:sub>
-                    <m:r>
-                      <m:t>5</m:t>
-                    </m:r>
-                  </m:sub>
-                </m:sSub>
-                <m:r>
-                  <m:rPr>
-                    <m:sty m:val="p"/>
-                  </m:rPr>
-                  <m:t>(</m:t>
-                </m:r>
-                <m:r>
-                  <m:rPr>
-                    <m:sty m:val="p"/>
-                  </m:rPr>
-                  <m:t>N</m:t>
-                </m:r>
-                <m:r>
-                  <m:rPr>
-                    <m:sty m:val="p"/>
-                  </m:rPr>
-                  <m:t>O</m:t>
-                </m:r>
-                <m:r>
-                  <m:rPr>
-                    <m:sty m:val="p"/>
-                  </m:rPr>
-                  <m:t>S</m:t>
-                </m:r>
-                <m:r>
-                  <m:rPr>
-                    <m:sty m:val="p"/>
-                  </m:rPr>
-                  <m:t>)</m:t>
-                </m:r>
-              </m:e>
-            </m:d>
-          </m:e>
-          <m:sup>
-            <m:r>
-              <m:t>4</m:t>
-            </m:r>
-            <m:r>
-              <m:rPr>
-                <m:sty m:val="p"/>
-              </m:rPr>
-              <m:t>−</m:t>
-            </m:r>
-          </m:sup>
-        </m:sSup>
-      </m:oMath>
-      <w:r>
-        <w:rPr>
-          <w:rFonts w:hint="eastAsia" w:ascii="Times New Roman" w:hAnsi="Times New Roman" w:eastAsia="Times New Roman" w:cs="Times New Roman"/>
-        </w:rPr>
-        <w:t>。X</w:t>
-      </w:r>
-      <w:r>
-        <w:rPr>
-          <w:rFonts w:hint="eastAsia" w:ascii="Times New Roman" w:hAnsi="Times New Roman" w:eastAsia="FangSong" w:cs="Times New Roman"/>
-        </w:rPr>
-        <w:t>的结构如下图所示</w:t>
-      </w:r>
-      <w:r>
-        <w:rPr>
-          <w:rFonts w:hint="eastAsia" w:ascii="Times New Roman" w:hAnsi="Times New Roman" w:eastAsia="Times New Roman" w:cs="Times New Roman"/>
-        </w:rPr>
-        <w:t>。</w:t>
-      </w:r>
-    </w:p>
-    <w:p>
-      <w:pPr>
-        <w:pStyle w:val="FirstParagraph"/>
-      </w:pPr>
-      <m:oMathPara>
-        <m:oMathParaPr>
-          <m:jc m:val="center"/>
-          <m:ctrlPr>
-            <w:rPr>
-              <w:sz w:val="28"/>
-              <w:szCs w:val="28"/>
-            </w:rPr>
-          </m:ctrlPr>
-        </m:oMathParaPr>
-        <m:oMath>
-          <m:sSup>
-            <m:e>
-              <m:d>
-                <m:dPr>
-                  <m:begChr m:val="["/>
-                  <m:sepChr m:val=""/>
-                  <m:endChr m:val="]"/>
-                  <m:grow/>
-                </m:dPr>
-                <m:e>
-                  <m:m>
-                    <m:mPr>
-                      <m:baseJc m:val="center"/>
-                      <m:plcHide m:val="on"/>
-                      <m:mcs>
-                        <m:mc>
-                          <m:mcPr>
-                            <m:mcJc m:val="center"/>
-                            <m:count m:val="1"/>
-                          </m:mcPr>
-                        </m:mc>
-                      </m:mcs>
-                    </m:mPr>
-                    <m:mr>
-                      <m:e>
-                        <m:r>
-                          <m:rPr>
-                            <m:sty m:val="p"/>
-                          </m:rPr>
-                          <m:t>C</m:t>
-                        </m:r>
-                        <m:r>
-                          <m:rPr>
-                            <m:sty m:val="p"/>
-                          </m:rPr>
-                          <m:t>N</m:t>
-                        </m:r>
-                      </m:e>
-                    </m:mr>
-                    <m:mr>
-                      <m:e>
-                        <m:r>
-                          <m:rPr>
-                            <m:sty m:val="p"/>
-                          </m:rPr>
-                          <m:t>N</m:t>
-                        </m:r>
-                        <m:r>
-                          <m:rPr>
-                            <m:sty m:val="p"/>
-                          </m:rPr>
-                          <m:t>C</m:t>
-                        </m:r>
-                        <m:r>
-                          <m:rPr>
-                            <m:sty m:val="p"/>
-                          </m:rPr>
-                          <m:t>∖</m:t>
-                        </m:r>
-                        <m:r>
-                          <m:rPr>
-                            <m:sty m:val="p"/>
-                          </m:rPr>
-                          <m:t>F</m:t>
-                        </m:r>
-                        <m:r>
-                          <m:rPr>
-                            <m:sty m:val="p"/>
-                          </m:rPr>
-                          <m:t>e</m:t>
-                        </m:r>
-                        <m:r>
-                          <m:rPr>
-                            <m:sty m:val="p"/>
-                          </m:rPr>
-                          <m:t>∖</m:t>
-                        </m:r>
-                        <m:r>
-                          <m:rPr>
-                            <m:sty m:val="p"/>
-                          </m:rPr>
-                          <m:t>N</m:t>
-                        </m:r>
-                        <m:r>
-                          <m:rPr>
-                            <m:sty m:val="p"/>
-                          </m:rPr>
-                          <m:t>∖</m:t>
-                        </m:r>
-                        <m:r>
-                          <m:rPr>
-                            <m:sty m:val="p"/>
-                          </m:rPr>
-                          <m:t>S</m:t>
-                        </m:r>
-                      </m:e>
-                    </m:mr>
-                    <m:mr>
-                      <m:e>
-                        <m:r>
-                          <m:rPr>
-                            <m:sty m:val="p"/>
-                          </m:rPr>
-                          <m:t>N</m:t>
-                        </m:r>
-                        <m:r>
-                          <m:rPr>
-                            <m:sty m:val="p"/>
-                          </m:rPr>
-                          <m:t>C</m:t>
-                        </m:r>
-                        <m:r>
-                          <m:rPr>
-                            <m:sty m:val="p"/>
-                          </m:rPr>
-                          <m:t>∖</m:t>
-                        </m:r>
-                        <m:r>
-                          <m:rPr>
-                            <m:sty m:val="p"/>
-                          </m:rPr>
-                          <m:t>C</m:t>
-                        </m:r>
-                        <m:r>
-                          <m:rPr>
-                            <m:sty m:val="p"/>
-                          </m:rPr>
-                          <m:t>N</m:t>
-                        </m:r>
-                        <m:r>
-                          <m:rPr>
-                            <m:sty m:val="p"/>
-                          </m:rPr>
-                          <m:t>∖</m:t>
-                        </m:r>
-                        <m:r>
-                          <m:rPr>
-                            <m:sty m:val="p"/>
-                          </m:rPr>
-                          <m:t>O</m:t>
-                        </m:r>
-                      </m:e>
-                    </m:mr>
-                  </m:m>
-                </m:e>
-              </m:d>
-            </m:e>
-            <m:sup>
-              <m:r>
-                <m:t>4</m:t>
-              </m:r>
-              <m:r>
-                <m:rPr>
-                  <m:sty m:val="p"/>
-                </m:rPr>
-                <m:t>−</m:t>
-              </m:r>
-            </m:sup>
-          </m:sSup>
-        </m:oMath>
-      </m:oMathPara>
-    </w:p>
-    <w:p>
-      <w:pPr>
-        <w:numPr>
-          <w:ilvl w:val="0"/>
-          <w:numId w:val="1007"/>
-        </w:numPr>
-      </w:pPr>
-      <m:oMath>
-        <m:oMathPr>
-          <m:ctrlPr>
-            <w:rPr>
-              <w:sz w:val="28"/>
-              <w:szCs w:val="28"/>
-            </w:rPr>
-          </m:ctrlPr>
-        </m:oMathPr>
-        <m:sSub>
-          <m:e>
-            <m:r>
-              <m:rPr>
-                <m:sty m:val="p"/>
-              </m:rPr>
-              <m:t>F</m:t>
-            </m:r>
-            <m:r>
-              <m:rPr>
-                <m:sty m:val="p"/>
-              </m:rPr>
-              <m:t>e</m:t>
-            </m:r>
-            <m:r>
-              <m:rPr>
-                <m:sty m:val="p"/>
-              </m:rPr>
-              <m:t>(</m:t>
-            </m:r>
-            <m:r>
-              <m:rPr>
-                <m:sty m:val="p"/>
-              </m:rPr>
-              <m:t>C</m:t>
-            </m:r>
-            <m:r>
-              <m:rPr>
-                <m:sty m:val="p"/>
-              </m:rPr>
-              <m:t>N</m:t>
-            </m:r>
-            <m:r>
-              <m:rPr>
-                <m:sty m:val="p"/>
-              </m:rPr>
-              <m:t>)</m:t>
-            </m:r>
-          </m:e>
-          <m:sub>
-            <m:r>
-              <m:t>5</m:t>
-            </m:r>
-          </m:sub>
-        </m:sSub>
-      </m:oMath>
-      <w:r>
-        <w:rPr>
-          <w:rFonts w:ascii="Times New Roman" w:hAnsi="Times New Roman" w:eastAsia="Times New Roman" w:cs="Times New Roman"/>
-        </w:rPr>
-        <w:t xml:space="preserve"> </w:t>
-      </w:r>
-      <w:r>
-        <w:rPr>
-          <w:rFonts w:hint="eastAsia" w:ascii="Times New Roman" w:hAnsi="Times New Roman" w:eastAsia="FangSong" w:cs="Times New Roman"/>
-        </w:rPr>
-        <w:t>对</w:t>
-      </w:r>
-      <w:r>
-        <w:rPr>
-          <w:rFonts w:hint="eastAsia" w:ascii="Times New Roman" w:hAnsi="Times New Roman" w:eastAsia="Times New Roman" w:cs="Times New Roman"/>
-        </w:rPr>
-        <w:t>NO</w:t>
-      </w:r>
-      <w:r>
-        <w:rPr>
-          <w:rFonts w:hint="eastAsia" w:ascii="Times New Roman" w:hAnsi="Times New Roman" w:eastAsia="FangSong" w:cs="Times New Roman"/>
-        </w:rPr>
-        <w:t>具有吸电子作用</w:t>
-      </w:r>
-      <w:r>
-        <w:rPr>
-          <w:rFonts w:hint="eastAsia" w:ascii="Times New Roman" w:hAnsi="Times New Roman" w:eastAsia="Times New Roman" w:cs="Times New Roman"/>
-        </w:rPr>
-        <w:t>，</w:t>
-      </w:r>
-      <w:r>
-        <w:rPr>
-          <w:rFonts w:hint="eastAsia" w:ascii="Times New Roman" w:hAnsi="Times New Roman" w:eastAsia="FangSong" w:cs="Times New Roman"/>
-        </w:rPr>
-        <w:t>因此</w:t>
-      </w:r>
-      <w:r>
-        <w:rPr>
-          <w:rFonts w:hint="eastAsia" w:ascii="Times New Roman" w:hAnsi="Times New Roman" w:eastAsia="Times New Roman" w:cs="Times New Roman"/>
-        </w:rPr>
-        <w:t>Fe</w:t>
-      </w:r>
-      <w:r>
-        <w:rPr>
-          <w:rFonts w:hint="eastAsia" w:ascii="Times New Roman" w:hAnsi="Times New Roman" w:eastAsia="FangSong" w:cs="Times New Roman"/>
-        </w:rPr>
-        <w:t>越缺电子</w:t>
-      </w:r>
-      <w:r>
-        <w:rPr>
-          <w:rFonts w:hint="eastAsia" w:ascii="Times New Roman" w:hAnsi="Times New Roman" w:eastAsia="Times New Roman" w:cs="Times New Roman"/>
-        </w:rPr>
-        <w:t>，N</w:t>
-      </w:r>
-      <w:r>
-        <w:rPr>
-          <w:rFonts w:hint="eastAsia" w:ascii="Times New Roman" w:hAnsi="Times New Roman" w:eastAsia="FangSong" w:cs="Times New Roman"/>
-        </w:rPr>
-        <w:t>的反应活性越高</w:t>
-      </w:r>
-      <w:r>
-        <w:rPr>
-          <w:rFonts w:hint="eastAsia" w:ascii="Times New Roman" w:hAnsi="Times New Roman" w:eastAsia="Times New Roman" w:cs="Times New Roman"/>
-        </w:rPr>
-        <w:t>。</w:t>
-      </w:r>
-      <m:oMath>
-        <m:oMathPr>
-          <m:ctrlPr>
-            <w:rPr>
-              <w:sz w:val="28"/>
-              <w:szCs w:val="28"/>
-            </w:rPr>
-          </m:ctrlPr>
-        </m:oMathPr>
-        <m:r>
-          <m:rPr>
-            <m:sty m:val="p"/>
-          </m:rPr>
-          <m:t>[</m:t>
-        </m:r>
-        <m:r>
-          <m:rPr>
-            <m:sty m:val="p"/>
-          </m:rPr>
-          <m:t>F</m:t>
-        </m:r>
-        <m:r>
-          <m:rPr>
-            <m:sty m:val="p"/>
-          </m:rPr>
-          <m:t>e</m:t>
-        </m:r>
-        <m:r>
-          <m:rPr>
-            <m:sty m:val="p"/>
-          </m:rPr>
-          <m:t>(</m:t>
-        </m:r>
-        <m:sSub>
-          <m:e>
-            <m:r>
-              <m:rPr>
-                <m:sty m:val="p"/>
-              </m:rPr>
-              <m:t>H</m:t>
-            </m:r>
-          </m:e>
-          <m:sub>
-            <m:r>
-              <m:rPr>
-                <m:sty m:val="p"/>
-              </m:rPr>
-              <m:t>2</m:t>
-            </m:r>
-          </m:sub>
-        </m:sSub>
-        <m:r>
-          <m:rPr>
-            <m:sty m:val="p"/>
-          </m:rPr>
-          <m:t>O</m:t>
-        </m:r>
-        <m:sSub>
-          <m:e>
-            <m:r>
-              <m:rPr>
-                <m:sty m:val="p"/>
-              </m:rPr>
-              <m:t>)</m:t>
-            </m:r>
-          </m:e>
-          <m:sub>
-            <m:r>
-              <m:rPr>
-                <m:sty m:val="p"/>
-              </m:rPr>
-              <m:t>5</m:t>
-            </m:r>
-          </m:sub>
-        </m:sSub>
-        <m:r>
-          <m:rPr>
-            <m:sty m:val="p"/>
-          </m:rPr>
-          <m:t>N</m:t>
-        </m:r>
-        <m:r>
-          <m:rPr>
-            <m:sty m:val="p"/>
-          </m:rPr>
-          <m:t>O</m:t>
-        </m:r>
-        <m:sSup>
-          <m:e>
-            <m:r>
-              <m:rPr>
-                <m:sty m:val="p"/>
-              </m:rPr>
-              <m:t>]</m:t>
-            </m:r>
-          </m:e>
-          <m:sup>
-            <m:r>
-              <m:t>2</m:t>
-            </m:r>
-            <m:r>
-              <m:rPr>
-                <m:sty m:val="p"/>
-              </m:rPr>
-              <m:t>−</m:t>
-            </m:r>
-          </m:sup>
-        </m:sSup>
-      </m:oMath>
-      <w:r>
-        <w:rPr>
-          <w:rFonts w:ascii="Times New Roman" w:hAnsi="Times New Roman" w:eastAsia="Times New Roman" w:cs="Times New Roman"/>
-        </w:rPr>
-        <w:t xml:space="preserve"> </w:t>
-      </w:r>
-      <w:r>
-        <w:rPr>
-          <w:rFonts w:hint="eastAsia" w:ascii="Times New Roman" w:hAnsi="Times New Roman" w:eastAsia="FangSong" w:cs="Times New Roman"/>
-        </w:rPr>
-        <w:t>中不存在反馈键</w:t>
-      </w:r>
-      <w:r>
-        <w:rPr>
-          <w:rFonts w:hint="eastAsia" w:ascii="Times New Roman" w:hAnsi="Times New Roman" w:eastAsia="Times New Roman" w:cs="Times New Roman"/>
-        </w:rPr>
-        <w:t>，</w:t>
-      </w:r>
-      <m:oMath>
-        <m:oMathPr>
-          <m:ctrlPr>
-            <w:rPr>
-              <w:sz w:val="28"/>
-              <w:szCs w:val="28"/>
-            </w:rPr>
-          </m:ctrlPr>
-        </m:oMathPr>
-        <m:r>
-          <m:rPr>
-            <m:sty m:val="p"/>
-          </m:rPr>
-          <m:t>[</m:t>
-        </m:r>
-        <m:sSub>
-          <m:e>
-            <m:r>
-              <m:rPr>
-                <m:sty m:val="p"/>
-              </m:rPr>
-              <m:t>F</m:t>
-            </m:r>
-            <m:r>
-              <m:rPr>
-                <m:sty m:val="p"/>
-              </m:rPr>
-              <m:t>e</m:t>
-            </m:r>
-            <m:r>
-              <m:rPr>
-                <m:sty m:val="p"/>
-              </m:rPr>
-              <m:t>(</m:t>
-            </m:r>
-            <m:r>
-              <m:rPr>
-                <m:sty m:val="p"/>
-              </m:rPr>
-              <m:t>C</m:t>
-            </m:r>
-            <m:r>
-              <m:rPr>
-                <m:sty m:val="p"/>
-              </m:rPr>
-              <m:t>N</m:t>
-            </m:r>
-            <m:r>
-              <m:rPr>
-                <m:sty m:val="p"/>
-              </m:rPr>
-              <m:t>)</m:t>
-            </m:r>
-          </m:e>
-          <m:sub>
-            <m:r>
-              <m:t>5</m:t>
-            </m:r>
-          </m:sub>
-        </m:sSub>
-        <m:r>
-          <m:rPr>
-            <m:sty m:val="p"/>
-          </m:rPr>
-          <m:t>N</m:t>
-        </m:r>
-        <m:r>
-          <m:rPr>
-            <m:sty m:val="p"/>
-          </m:rPr>
-          <m:t>O</m:t>
-        </m:r>
-        <m:sSup>
-          <m:e>
-            <m:r>
-              <m:rPr>
-                <m:sty m:val="p"/>
-              </m:rPr>
-              <m:t>]</m:t>
-            </m:r>
-          </m:e>
-          <m:sup>
-            <m:r>
-              <m:t>3</m:t>
-            </m:r>
-            <m:r>
-              <m:rPr>
-                <m:sty m:val="p"/>
-              </m:rPr>
-              <m:t>−</m:t>
-            </m:r>
-          </m:sup>
-        </m:sSup>
-      </m:oMath>
-      <w:r>
-        <w:rPr>
-          <w:rFonts w:ascii="Times New Roman" w:hAnsi="Times New Roman" w:eastAsia="Times New Roman" w:cs="Times New Roman"/>
-        </w:rPr>
-        <w:t xml:space="preserve"> </w:t>
-      </w:r>
-      <w:r>
-        <w:rPr>
-          <w:rFonts w:hint="eastAsia" w:ascii="Times New Roman" w:hAnsi="Times New Roman" w:eastAsia="FangSong" w:cs="Times New Roman"/>
-        </w:rPr>
-        <w:t>中心原子价态低</w:t>
-      </w:r>
-      <w:r>
-        <w:rPr>
-          <w:rFonts w:hint="eastAsia" w:ascii="Times New Roman" w:hAnsi="Times New Roman" w:eastAsia="Times New Roman" w:cs="Times New Roman"/>
-        </w:rPr>
-        <w:t>，</w:t>
-      </w:r>
-      <w:r>
-        <w:rPr>
-          <w:rFonts w:hint="eastAsia" w:ascii="Times New Roman" w:hAnsi="Times New Roman" w:eastAsia="FangSong" w:cs="Times New Roman"/>
-        </w:rPr>
-        <w:t>这两者的</w:t>
-      </w:r>
-      <w:r>
-        <w:rPr>
-          <w:rFonts w:hint="eastAsia" w:ascii="Times New Roman" w:hAnsi="Times New Roman" w:eastAsia="Times New Roman" w:cs="Times New Roman"/>
-        </w:rPr>
-        <w:t>N</w:t>
-      </w:r>
-      <w:r>
-        <w:rPr>
-          <w:rFonts w:hint="eastAsia" w:ascii="Times New Roman" w:hAnsi="Times New Roman" w:eastAsia="FangSong" w:cs="Times New Roman"/>
-        </w:rPr>
-        <w:t>亲电性较差</w:t>
-      </w:r>
-      <w:r>
-        <w:rPr>
-          <w:rFonts w:hint="eastAsia" w:ascii="Times New Roman" w:hAnsi="Times New Roman" w:eastAsia="Times New Roman" w:cs="Times New Roman"/>
-        </w:rPr>
-        <w:t>，</w:t>
-      </w:r>
-      <w:r>
-        <w:rPr>
-          <w:rFonts w:hint="eastAsia" w:ascii="Times New Roman" w:hAnsi="Times New Roman" w:eastAsia="FangSong" w:cs="Times New Roman"/>
-        </w:rPr>
-        <w:t>不易与</w:t>
-      </w:r>
-      <w:r>
-        <w:rPr>
-          <w:rFonts w:ascii="Times New Roman" w:hAnsi="Times New Roman" w:eastAsia="Times New Roman" w:cs="Times New Roman"/>
-        </w:rPr>
-        <w:t xml:space="preserve"> </w:t>
-      </w:r>
-      <m:oMath>
-        <m:sSup>
-          <m:e>
-            <m:r>
-              <m:rPr>
-                <m:sty m:val="p"/>
-              </m:rPr>
-              <m:t>S</m:t>
-            </m:r>
-          </m:e>
-          <m:sup>
-            <m:r>
-              <m:t>2</m:t>
-            </m:r>
-            <m:r>
-              <m:rPr>
-                <m:sty m:val="p"/>
-              </m:rPr>
-              <m:t>−</m:t>
-            </m:r>
-          </m:sup>
-        </m:sSup>
-      </m:oMath>
-      <w:r>
-        <w:rPr>
-          <w:rFonts w:ascii="Times New Roman" w:hAnsi="Times New Roman" w:eastAsia="Times New Roman" w:cs="Times New Roman"/>
-        </w:rPr>
-        <w:t xml:space="preserve"> </w:t>
-      </w:r>
-      <w:r>
-        <w:rPr>
-          <w:rFonts w:hint="eastAsia" w:ascii="Times New Roman" w:hAnsi="Times New Roman" w:eastAsia="FangSong" w:cs="Times New Roman"/>
-        </w:rPr>
-        <w:t>反应</w:t>
-      </w:r>
-      <w:r>
-        <w:rPr>
-          <w:rFonts w:hint="eastAsia" w:ascii="Times New Roman" w:hAnsi="Times New Roman" w:eastAsia="Times New Roman" w:cs="Times New Roman"/>
-        </w:rPr>
-        <w:t>。</w:t>
-      </w:r>
-    </w:p>
-    <w:p>
-      <w:pPr>
-        <w:numPr>
-          <w:ilvl w:val="0"/>
-          <w:numId w:val="1007"/>
-        </w:numPr>
-      </w:pPr>
-      <w:r>
-        <w:rPr>
-          <w:rFonts w:hint="eastAsia" w:ascii="Times New Roman" w:hAnsi="Times New Roman" w:eastAsia="FangSong" w:cs="Times New Roman"/>
-        </w:rPr>
-        <w:t>如下图所示</w:t>
-      </w:r>
-      <w:r>
-        <w:rPr>
-          <w:rFonts w:hint="eastAsia" w:ascii="Times New Roman" w:hAnsi="Times New Roman" w:eastAsia="Times New Roman" w:cs="Times New Roman"/>
-        </w:rPr>
-        <w:t>。</w:t>
-      </w:r>
-    </w:p>
-    <w:p>
-      <w:pPr>
-        <w:pStyle w:val="FirstParagraph"/>
-        <w:spacing w:before="160" w:after="80"/>
-        <w:jc w:val="center"/>
-      </w:pPr>
-      <w:r>
-        <w:rPr>
-          <w:rFonts w:ascii="Times New Roman" w:hAnsi="Times New Roman" w:eastAsia="Times New Roman" w:cs="Times New Roman"/>
-        </w:rPr>
-        <w:drawing>
-          <wp:inline>
-            <wp:extent cx="3600000" cy="1542856"/>
-            <wp:effectExtent b="0" l="0" r="0" t="0"/>
-            <wp:docPr descr="" title="" id="98" name="Picture"/>
-            <a:graphic>
-              <a:graphicData uri="http://schemas.openxmlformats.org/drawingml/2006/picture">
-                <pic:pic>
-                  <pic:nvPicPr>
-                    <pic:cNvPr descr="4fa45a5a57a9cdce7fcd4f1e1b1dcba3df5ddbd7134c1e1617b00aff175a5020.jpg" id="99" name="Picture"/>
-                    <pic:cNvPicPr>
-                      <a:picLocks noChangeArrowheads="1" noChangeAspect="1"/>
-                    </pic:cNvPicPr>
-                  </pic:nvPicPr>
-                  <pic:blipFill>
-                    <a:blip r:embed="rId97"/>
-                    <a:stretch>
-                      <a:fillRect/>
-                    </a:stretch>
-                  </pic:blipFill>
-                  <pic:spPr bwMode="auto">
-                    <a:xfrm>
-                      <a:off x="0" y="0"/>
-                      <a:ext cx="3600000" cy="1542856"/>
-                    </a:xfrm>
-                    <a:prstGeom prst="rect">
-                      <a:avLst/>
-                    </a:prstGeom>
-                    <a:noFill/>
-                    <a:ln w="9525">
-                      <a:noFill/>
-                      <a:headEnd/>
-                      <a:tailEnd/>
-                    </a:ln>
-                  </pic:spPr>
-                </pic:pic>
-              </a:graphicData>
-            </a:graphic>
-          </wp:inline>
-        </w:drawing>
-      </w:r>
-    </w:p>
-    <w:p>
-      <w:pPr>
-        <w:spacing w:before="160" w:after="80"/>
-      </w:pPr>
-      <w:r>
-        <w:pict>
-          <v:rect style="width:0;height:1.5pt" o:hralign="center" o:hrstd="t" o:hr="t"/>
-        </w:pict>
-      </w:r>
-    </w:p>
-    <w:bookmarkEnd w:id="100"/>
-    <w:bookmarkStart w:id="104" w:name="第14题"/>
-    <w:p>
-      <w:pPr>
-        <w:pStyle w:val="Heading3"/>
-        <w:spacing w:before="280" w:after="120"/>
-      </w:pPr>
-      <w:r>
-        <w:rPr>
-          <w:rFonts w:hint="eastAsia" w:ascii="Times New Roman" w:hAnsi="Times New Roman" w:eastAsia="SimHei" w:cs="Times New Roman"/>
-        </w:rPr>
-        <w:t>第</w:t>
-      </w:r>
-      <w:r>
-        <w:rPr>
-          <w:rFonts w:hint="eastAsia" w:ascii="Times New Roman" w:hAnsi="Times New Roman" w:eastAsia="Times New Roman" w:cs="Times New Roman"/>
-        </w:rPr>
-        <w:t>14</w:t>
-      </w:r>
-      <w:r>
-        <w:rPr>
-          <w:rFonts w:hint="eastAsia" w:ascii="Times New Roman" w:hAnsi="Times New Roman" w:eastAsia="SimHei" w:cs="Times New Roman"/>
-        </w:rPr>
-        <w:t>题</w:t>
-      </w:r>
-    </w:p>
-    <w:p>
-      <w:pPr>
-        <w:pStyle w:val="BlockText"/>
-      </w:pPr>
-      <w:r>
-        <w:rPr>
-          <w:rFonts w:hint="eastAsia" w:ascii="Times New Roman" w:hAnsi="Times New Roman" w:eastAsia="FangSong" w:cs="Times New Roman"/>
-        </w:rPr>
-        <w:t>来源</w:t>
-      </w:r>
-      <w:r>
-        <w:rPr>
-          <w:rFonts w:hint="eastAsia" w:ascii="Times New Roman" w:hAnsi="Times New Roman" w:eastAsia="Times New Roman" w:cs="Times New Roman"/>
-        </w:rPr>
-        <w:t>：</w:t>
-      </w:r>
-      <w:r>
-        <w:rPr>
-          <w:rFonts w:hint="eastAsia" w:ascii="Times New Roman" w:hAnsi="Times New Roman" w:eastAsia="FangSong" w:cs="Times New Roman"/>
-        </w:rPr>
-        <w:t>化学竞赛初赛讲义</w:t>
-      </w:r>
-    </w:p>
-    <w:p>
-      <w:pPr>
-        <w:pStyle w:val="FirstParagraph"/>
-      </w:pPr>
-      <w:r>
-        <w:rPr>
-          <w:rFonts w:hint="eastAsia" w:ascii="Times New Roman" w:hAnsi="Times New Roman" w:eastAsia="FangSong" w:cs="Times New Roman"/>
-        </w:rPr>
-        <w:t>六氯合铂</w:t>
-      </w:r>
-      <w:r>
-        <w:rPr>
-          <w:rFonts w:hint="eastAsia" w:ascii="Times New Roman" w:hAnsi="Times New Roman" w:eastAsia="Times New Roman" w:cs="Times New Roman"/>
-        </w:rPr>
-        <w:t>(Ⅳ)</w:t>
-      </w:r>
-      <w:r>
-        <w:rPr>
-          <w:rFonts w:hint="eastAsia" w:ascii="Times New Roman" w:hAnsi="Times New Roman" w:eastAsia="FangSong" w:cs="Times New Roman"/>
-        </w:rPr>
-        <w:t>酸钾与多硫化铵</w:t>
-      </w:r>
-      <w:r>
-        <w:rPr>
-          <w:rFonts w:hint="eastAsia" w:ascii="Times New Roman" w:hAnsi="Times New Roman" w:eastAsia="Times New Roman" w:cs="Times New Roman"/>
-        </w:rPr>
-        <w:t>A</w:t>
-      </w:r>
-      <w:r>
-        <w:rPr>
-          <w:rFonts w:hint="eastAsia" w:ascii="Times New Roman" w:hAnsi="Times New Roman" w:eastAsia="FangSong" w:cs="Times New Roman"/>
-        </w:rPr>
-        <w:t>发生非氧化还原反应得到铵盐</w:t>
-      </w:r>
-      <w:r>
-        <w:rPr>
-          <w:rFonts w:hint="eastAsia" w:ascii="Times New Roman" w:hAnsi="Times New Roman" w:eastAsia="Times New Roman" w:cs="Times New Roman"/>
-        </w:rPr>
-        <w:t>B。B</w:t>
-      </w:r>
-      <w:r>
-        <w:rPr>
-          <w:rFonts w:hint="eastAsia" w:ascii="Times New Roman" w:hAnsi="Times New Roman" w:eastAsia="FangSong" w:cs="Times New Roman"/>
-        </w:rPr>
-        <w:t>中的阴离子为一仅由硫和铂构成的八面体型单核配离子</w:t>
-      </w:r>
-      <w:r>
-        <w:rPr>
-          <w:rFonts w:hint="eastAsia" w:ascii="Times New Roman" w:hAnsi="Times New Roman" w:eastAsia="Times New Roman" w:cs="Times New Roman"/>
-        </w:rPr>
-        <w:t>，</w:t>
-      </w:r>
-      <w:r>
-        <w:rPr>
-          <w:rFonts w:hint="eastAsia" w:ascii="Times New Roman" w:hAnsi="Times New Roman" w:eastAsia="FangSong" w:cs="Times New Roman"/>
-        </w:rPr>
-        <w:t>有一根三重旋转轴</w:t>
-      </w:r>
-      <w:r>
-        <w:rPr>
-          <w:rFonts w:hint="eastAsia" w:ascii="Times New Roman" w:hAnsi="Times New Roman" w:eastAsia="Times New Roman" w:cs="Times New Roman"/>
-        </w:rPr>
-        <w:t>，</w:t>
-      </w:r>
-      <w:r>
-        <w:rPr>
-          <w:rFonts w:hint="eastAsia" w:ascii="Times New Roman" w:hAnsi="Times New Roman" w:eastAsia="FangSong" w:cs="Times New Roman"/>
-        </w:rPr>
-        <w:t>其中硫的质量分数为</w:t>
-      </w:r>
-      <w:r>
-        <w:rPr>
-          <w:rFonts w:ascii="Times New Roman" w:hAnsi="Times New Roman" w:eastAsia="Times New Roman" w:cs="Times New Roman"/>
-        </w:rPr>
-        <w:t xml:space="preserve"> </w:t>
-      </w:r>
-      <m:oMath>
-        <m:oMathPr>
-          <m:ctrlPr>
-            <w:rPr>
-              <w:sz w:val="28"/>
-              <w:szCs w:val="28"/>
-            </w:rPr>
-          </m:ctrlPr>
-        </m:oMathPr>
-        <m:r>
-          <m:t>71.14</m:t>
-        </m:r>
-        <m:r>
-          <m:rPr>
-            <m:sty m:val="p"/>
-          </m:rPr>
-          <m:t>%</m:t>
-        </m:r>
-      </m:oMath>
-      <w:r>
-        <w:rPr>
-          <w:rFonts w:ascii="Times New Roman" w:hAnsi="Times New Roman" w:eastAsia="Times New Roman" w:cs="Times New Roman"/>
-        </w:rPr>
-        <w:t xml:space="preserve"> </w:t>
-      </w:r>
-      <w:r>
-        <w:rPr>
-          <w:rFonts w:hint="eastAsia" w:ascii="Times New Roman" w:hAnsi="Times New Roman" w:eastAsia="Times New Roman" w:cs="Times New Roman"/>
-        </w:rPr>
-        <w:t>。</w:t>
-      </w:r>
-      <w:r>
-        <w:rPr>
-          <w:rFonts w:hint="eastAsia" w:ascii="Times New Roman" w:hAnsi="Times New Roman" w:eastAsia="FangSong" w:cs="Times New Roman"/>
-        </w:rPr>
-        <w:t>给出</w:t>
-      </w:r>
-      <w:r>
-        <w:rPr>
-          <w:rFonts w:hint="eastAsia" w:ascii="Times New Roman" w:hAnsi="Times New Roman" w:eastAsia="Times New Roman" w:cs="Times New Roman"/>
-        </w:rPr>
-        <w:t>A</w:t>
-      </w:r>
-      <w:r>
-        <w:rPr>
-          <w:rFonts w:hint="eastAsia" w:ascii="Times New Roman" w:hAnsi="Times New Roman" w:eastAsia="FangSong" w:cs="Times New Roman"/>
-        </w:rPr>
-        <w:t>与</w:t>
-      </w:r>
-      <w:r>
-        <w:rPr>
-          <w:rFonts w:hint="eastAsia" w:ascii="Times New Roman" w:hAnsi="Times New Roman" w:eastAsia="Times New Roman" w:cs="Times New Roman"/>
-        </w:rPr>
-        <w:t>B</w:t>
-      </w:r>
-      <w:r>
-        <w:rPr>
-          <w:rFonts w:hint="eastAsia" w:ascii="Times New Roman" w:hAnsi="Times New Roman" w:eastAsia="FangSong" w:cs="Times New Roman"/>
-        </w:rPr>
-        <w:t>的化学式</w:t>
-      </w:r>
-      <w:r>
-        <w:rPr>
-          <w:rFonts w:hint="eastAsia" w:ascii="Times New Roman" w:hAnsi="Times New Roman" w:eastAsia="Times New Roman" w:cs="Times New Roman"/>
-        </w:rPr>
-        <w:t>。</w:t>
-      </w:r>
-      <w:r>
-        <w:rPr>
-          <w:rFonts w:hint="eastAsia" w:ascii="Times New Roman" w:hAnsi="Times New Roman" w:eastAsia="FangSong" w:cs="Times New Roman"/>
-        </w:rPr>
-        <w:t>判断</w:t>
-      </w:r>
-      <w:r>
-        <w:rPr>
-          <w:rFonts w:hint="eastAsia" w:ascii="Times New Roman" w:hAnsi="Times New Roman" w:eastAsia="Times New Roman" w:cs="Times New Roman"/>
-        </w:rPr>
-        <w:t>B</w:t>
-      </w:r>
-      <w:r>
-        <w:rPr>
-          <w:rFonts w:hint="eastAsia" w:ascii="Times New Roman" w:hAnsi="Times New Roman" w:eastAsia="FangSong" w:cs="Times New Roman"/>
-        </w:rPr>
-        <w:t>是否有旋光性并说明理由</w:t>
-      </w:r>
-      <w:r>
-        <w:rPr>
-          <w:rFonts w:hint="eastAsia" w:ascii="Times New Roman" w:hAnsi="Times New Roman" w:eastAsia="Times New Roman" w:cs="Times New Roman"/>
-        </w:rPr>
-        <w:t>。</w:t>
-      </w:r>
-    </w:p>
-    <w:p>
-      <w:pPr>
-        <w:pStyle w:val="BodyText"/>
-      </w:pPr>
-      <w:r>
-        <w:rPr>
-          <w:rFonts w:hint="eastAsia" w:ascii="Times New Roman" w:hAnsi="Times New Roman" w:eastAsia="FangSong" w:cs="Times New Roman"/>
-          <w:b/>
-          <w:bCs/>
-        </w:rPr>
-        <w:t xml:space="preserve">参考答案</w:t>
-      </w:r>
-      <w:r>
-        <w:rPr>
-          <w:rFonts w:hint="eastAsia" w:ascii="Times New Roman" w:hAnsi="Times New Roman" w:eastAsia="Times New Roman" w:cs="Times New Roman"/>
-        </w:rPr>
-        <w:t xml:space="preserve">：</w:t>
-      </w:r>
-    </w:p>
-    <w:p>
-      <w:pPr>
-        <w:pStyle w:val="BodyText"/>
-      </w:pPr>
-      <w:r>
-        <w:rPr>
-          <w:rFonts w:ascii="Times New Roman" w:hAnsi="Times New Roman" w:eastAsia="Times New Roman" w:cs="Times New Roman"/>
-        </w:rPr>
-        <w:t xml:space="preserve">A </w:t>
-      </w:r>
-      <w:r>
-        <w:rPr>
-          <w:rFonts w:hint="eastAsia" w:ascii="Times New Roman" w:hAnsi="Times New Roman" w:eastAsia="FangSong" w:cs="Times New Roman"/>
-        </w:rPr>
-        <w:t xml:space="preserve">的化学式为</w:t>
-      </w:r>
-      <w:r>
-        <w:rPr>
-          <w:rFonts w:ascii="Times New Roman" w:hAnsi="Times New Roman" w:eastAsia="Times New Roman" w:cs="Times New Roman"/>
-        </w:rPr>
-        <w:t xml:space="preserve"> </w:t>
-      </w:r>
-      <m:oMath>
-        <m:oMathPr>
-          <m:ctrlPr>
-            <w:rPr>
-              <w:sz w:val="28"/>
-              <w:szCs w:val="28"/>
-            </w:rPr>
-          </m:ctrlPr>
-        </m:oMathPr>
-        <m:sSub>
-          <m:e>
-            <m:d>
-              <m:dPr>
-                <m:begChr m:val="("/>
-                <m:sepChr m:val=""/>
-                <m:endChr m:val=")"/>
-                <m:grow/>
-              </m:dPr>
-              <m:e>
-                <m:sSub>
-                  <m:e>
-                    <m:r>
-                      <m:rPr>
-                        <m:sty m:val="p"/>
-                      </m:rPr>
-                      <m:t>N</m:t>
-                    </m:r>
-                    <m:r>
-                      <m:rPr>
-                        <m:sty m:val="p"/>
-                      </m:rPr>
-                      <m:t>H</m:t>
-                    </m:r>
-                  </m:e>
-                  <m:sub>
-                    <m:r>
-                      <m:t>4</m:t>
-                    </m:r>
-                  </m:sub>
-                </m:sSub>
-              </m:e>
-            </m:d>
-          </m:e>
-          <m:sub>
-            <m:r>
-              <m:t>2</m:t>
-            </m:r>
-          </m:sub>
-        </m:sSub>
-        <m:sSub>
-          <m:e>
-            <m:r>
-              <m:rPr>
-                <m:sty m:val="p"/>
-              </m:rPr>
-              <m:t>S</m:t>
-            </m:r>
-          </m:e>
-          <m:sub>
-            <m:r>
-              <m:t>5</m:t>
-            </m:r>
-          </m:sub>
-        </m:sSub>
-      </m:oMath>
-      <w:r>
-        <w:rPr>
-          <w:rFonts w:ascii="Times New Roman" w:hAnsi="Times New Roman" w:eastAsia="Times New Roman" w:cs="Times New Roman"/>
-        </w:rPr>
-        <w:t xml:space="preserve"> </w:t>
-      </w:r>
-      <w:r>
-        <w:rPr>
-          <w:rFonts w:hint="eastAsia" w:ascii="Times New Roman" w:hAnsi="Times New Roman" w:eastAsia="Times New Roman" w:cs="Times New Roman"/>
-        </w:rPr>
-        <w:t xml:space="preserve">，B</w:t>
-      </w:r>
-      <w:r>
-        <w:rPr>
-          <w:rFonts w:ascii="Times New Roman" w:hAnsi="Times New Roman" w:eastAsia="Times New Roman" w:cs="Times New Roman"/>
-        </w:rPr>
-        <w:t xml:space="preserve"> </w:t>
-      </w:r>
-      <w:r>
-        <w:rPr>
-          <w:rFonts w:hint="eastAsia" w:ascii="Times New Roman" w:hAnsi="Times New Roman" w:eastAsia="FangSong" w:cs="Times New Roman"/>
-        </w:rPr>
-        <w:t xml:space="preserve">的化学式为</w:t>
-      </w:r>
-      <w:r>
-        <w:rPr>
-          <w:rFonts w:ascii="Times New Roman" w:hAnsi="Times New Roman" w:eastAsia="Times New Roman" w:cs="Times New Roman"/>
-        </w:rPr>
-        <w:t xml:space="preserve"> </w:t>
-      </w:r>
-      <m:oMath>
-        <m:oMathPr>
-          <m:ctrlPr>
-            <w:rPr>
-              <w:sz w:val="28"/>
-              <w:szCs w:val="28"/>
-            </w:rPr>
-          </m:ctrlPr>
-        </m:oMathPr>
-        <m:sSub>
-          <m:e>
-            <m:d>
-              <m:dPr>
-                <m:begChr m:val="("/>
-                <m:sepChr m:val=""/>
-                <m:endChr m:val=")"/>
-                <m:grow/>
-              </m:dPr>
-              <m:e>
-                <m:sSub>
-                  <m:e>
-                    <m:r>
-                      <m:rPr>
-                        <m:sty m:val="p"/>
-                      </m:rPr>
-                      <m:t>N</m:t>
-                    </m:r>
-                    <m:r>
-                      <m:rPr>
-                        <m:sty m:val="p"/>
-                      </m:rPr>
-                      <m:t>H</m:t>
-                    </m:r>
-                  </m:e>
-                  <m:sub>
-                    <m:r>
-                      <m:t>4</m:t>
-                    </m:r>
-                  </m:sub>
-                </m:sSub>
-              </m:e>
-            </m:d>
-          </m:e>
-          <m:sub>
-            <m:r>
-              <m:t>2</m:t>
-            </m:r>
-          </m:sub>
-        </m:sSub>
-        <m:d>
-          <m:dPr>
-            <m:begChr m:val="["/>
-            <m:sepChr m:val=""/>
-            <m:endChr m:val="]"/>
-            <m:grow/>
-          </m:dPr>
-          <m:e>
-            <m:r>
-              <m:rPr>
-                <m:sty m:val="p"/>
-              </m:rPr>
-              <m:t>P</m:t>
-            </m:r>
-            <m:r>
-              <m:rPr>
-                <m:sty m:val="p"/>
-              </m:rPr>
-              <m:t>t</m:t>
-            </m:r>
-            <m:sSub>
-              <m:e>
-                <m:d>
-                  <m:dPr>
-                    <m:begChr m:val="("/>
-                    <m:sepChr m:val=""/>
-                    <m:endChr m:val=")"/>
-                    <m:grow/>
-                  </m:dPr>
-                  <m:e>
-                    <m:sSub>
-                      <m:e>
-                        <m:r>
-                          <m:rPr>
-                            <m:sty m:val="p"/>
-                          </m:rPr>
-                          <m:t>S</m:t>
-                        </m:r>
-                      </m:e>
-                      <m:sub>
-                        <m:r>
-                          <m:t>5</m:t>
-                        </m:r>
-                      </m:sub>
-                    </m:sSub>
-                  </m:e>
-                </m:d>
-              </m:e>
-              <m:sub>
-                <m:r>
-                  <m:t>3</m:t>
-                </m:r>
-              </m:sub>
-            </m:sSub>
-          </m:e>
-        </m:d>
-      </m:oMath>
-      <w:r>
-        <w:rPr>
-          <w:rFonts w:ascii="Times New Roman" w:hAnsi="Times New Roman" w:eastAsia="Times New Roman" w:cs="Times New Roman"/>
-        </w:rPr>
-        <w:t xml:space="preserve"> </w:t>
-      </w:r>
-      <w:r>
-        <w:rPr>
-          <w:rFonts w:hint="eastAsia" w:ascii="Times New Roman" w:hAnsi="Times New Roman" w:eastAsia="Times New Roman" w:cs="Times New Roman"/>
-        </w:rPr>
-        <w:t>。</w:t>
-      </w:r>
-      <w:r>
-        <w:rPr>
-          <w:rFonts w:hint="eastAsia" w:ascii="Times New Roman" w:hAnsi="Times New Roman" w:eastAsia="FangSong" w:cs="Times New Roman"/>
-        </w:rPr>
-        <w:t>配阴离子及其对映体的结构如下图所示</w:t>
-      </w:r>
-      <w:r>
-        <w:rPr>
-          <w:rFonts w:hint="eastAsia" w:ascii="Times New Roman" w:hAnsi="Times New Roman" w:eastAsia="Times New Roman" w:cs="Times New Roman"/>
-        </w:rPr>
-        <w:t>。（</w:t>
-      </w:r>
-      <w:r>
-        <w:rPr>
-          <w:rFonts w:hint="eastAsia" w:ascii="Times New Roman" w:hAnsi="Times New Roman" w:eastAsia="FangSong" w:cs="Times New Roman"/>
-        </w:rPr>
-        <w:t>注</w:t>
-      </w:r>
-      <w:r>
-        <w:rPr>
-          <w:rFonts w:hint="eastAsia" w:ascii="Times New Roman" w:hAnsi="Times New Roman" w:eastAsia="Times New Roman" w:cs="Times New Roman"/>
-        </w:rPr>
-        <w:t>：</w:t>
-      </w:r>
-      <w:r>
-        <w:rPr>
-          <w:rFonts w:hint="eastAsia" w:ascii="Times New Roman" w:hAnsi="Times New Roman" w:eastAsia="FangSong" w:cs="Times New Roman"/>
-        </w:rPr>
-        <w:t>原题答案含结构图片</w:t>
-      </w:r>
-      <w:r>
-        <w:rPr>
-          <w:rFonts w:hint="eastAsia" w:ascii="Times New Roman" w:hAnsi="Times New Roman" w:eastAsia="Times New Roman" w:cs="Times New Roman"/>
-        </w:rPr>
-        <w:t>，</w:t>
-      </w:r>
-      <w:r>
-        <w:rPr>
-          <w:rFonts w:hint="eastAsia" w:ascii="Times New Roman" w:hAnsi="Times New Roman" w:eastAsia="FangSong" w:cs="Times New Roman"/>
-        </w:rPr>
-        <w:t>此处标注为教材原始图片引用</w:t>
-      </w:r>
-      <w:r>
-        <w:rPr>
-          <w:rFonts w:hint="eastAsia" w:ascii="Times New Roman" w:hAnsi="Times New Roman" w:eastAsia="Times New Roman" w:cs="Times New Roman"/>
-        </w:rPr>
-        <w:t>）</w:t>
-      </w:r>
-    </w:p>
-    <w:p>
-      <w:pPr>
-        <w:pStyle w:val="BodyText"/>
-      </w:pPr>
-      <w:r>
-        <w:rPr>
-          <w:rFonts w:hint="eastAsia" w:ascii="Times New Roman" w:hAnsi="Times New Roman" w:eastAsia="FangSong" w:cs="Times New Roman"/>
-        </w:rPr>
-        <w:t xml:space="preserve">阴离子属</w:t>
-      </w:r>
-      <w:r>
-        <w:rPr>
-          <w:rFonts w:ascii="Times New Roman" w:hAnsi="Times New Roman" w:eastAsia="Times New Roman" w:cs="Times New Roman"/>
-        </w:rPr>
-        <w:t xml:space="preserve"> </w:t>
-      </w:r>
-      <m:oMath>
-        <m:sSub>
-          <m:e>
-            <m:r>
-              <m:t>D</m:t>
-            </m:r>
-          </m:e>
-          <m:sub>
-            <m:r>
-              <m:t>3</m:t>
-            </m:r>
-          </m:sub>
-        </m:sSub>
-      </m:oMath>
-      <w:r>
-        <w:rPr>
-          <w:rFonts w:ascii="Times New Roman" w:hAnsi="Times New Roman" w:eastAsia="Times New Roman" w:cs="Times New Roman"/>
-        </w:rPr>
-        <w:t xml:space="preserve"> </w:t>
-      </w:r>
-      <w:r>
-        <w:rPr>
-          <w:rFonts w:hint="eastAsia" w:ascii="Times New Roman" w:hAnsi="Times New Roman" w:eastAsia="FangSong" w:cs="Times New Roman"/>
-        </w:rPr>
-        <w:t>点群</w:t>
-      </w:r>
-      <w:r>
-        <w:rPr>
-          <w:rFonts w:hint="eastAsia" w:ascii="Times New Roman" w:hAnsi="Times New Roman" w:eastAsia="Times New Roman" w:cs="Times New Roman"/>
-        </w:rPr>
-        <w:t>，</w:t>
-      </w:r>
-      <w:r>
-        <w:rPr>
-          <w:rFonts w:hint="eastAsia" w:ascii="Times New Roman" w:hAnsi="Times New Roman" w:eastAsia="FangSong" w:cs="Times New Roman"/>
-        </w:rPr>
-        <w:t>没有</w:t>
-      </w:r>
-      <w:r>
-        <w:rPr>
-          <w:rFonts w:ascii="Times New Roman" w:hAnsi="Times New Roman" w:eastAsia="Times New Roman" w:cs="Times New Roman"/>
-        </w:rPr>
-        <w:t xml:space="preserve"> </w:t>
-      </w:r>
-      <m:oMath>
-        <m:oMathPr>
-          <m:ctrlPr>
-            <w:rPr>
-              <w:sz w:val="28"/>
-              <w:szCs w:val="28"/>
-            </w:rPr>
-          </m:ctrlPr>
-        </m:oMathPr>
-        <m:r>
-          <m:t>σ</m:t>
-        </m:r>
-        <m:r>
-          <m:rPr>
-            <m:sty m:val="p"/>
-          </m:rPr>
-          <m:t>,</m:t>
-        </m:r>
-        <m:r>
-          <m:t>i</m:t>
-        </m:r>
-        <m:r>
-          <m:rPr>
-            <m:sty m:val="p"/>
-          </m:rPr>
-          <m:t>,</m:t>
-        </m:r>
-        <m:sSub>
-          <m:e>
-            <m:r>
-              <m:t>I</m:t>
-            </m:r>
-          </m:e>
-          <m:sub>
-            <m:r>
-              <m:t>4</m:t>
-            </m:r>
-            <m:r>
-              <m:t>n</m:t>
-            </m:r>
-          </m:sub>
-        </m:sSub>
-      </m:oMath>
-      <w:r>
-        <w:rPr>
-          <w:rFonts w:ascii="Times New Roman" w:hAnsi="Times New Roman" w:eastAsia="Times New Roman" w:cs="Times New Roman"/>
-        </w:rPr>
-        <w:t xml:space="preserve"> </w:t>
-      </w:r>
-      <w:r>
-        <w:rPr>
-          <w:rFonts w:hint="eastAsia" w:ascii="Times New Roman" w:hAnsi="Times New Roman" w:eastAsia="FangSong" w:cs="Times New Roman"/>
-        </w:rPr>
-        <w:t>等对称元素</w:t>
-      </w:r>
-      <w:r>
-        <w:rPr>
-          <w:rFonts w:hint="eastAsia" w:ascii="Times New Roman" w:hAnsi="Times New Roman" w:eastAsia="Times New Roman" w:cs="Times New Roman"/>
-        </w:rPr>
-        <w:t>，</w:t>
-      </w:r>
-      <w:r>
-        <w:rPr>
-          <w:rFonts w:hint="eastAsia" w:ascii="Times New Roman" w:hAnsi="Times New Roman" w:eastAsia="FangSong" w:cs="Times New Roman"/>
-        </w:rPr>
-        <w:t>因此必定有旋光性</w:t>
-      </w:r>
-      <w:r>
-        <w:rPr>
-          <w:rFonts w:hint="eastAsia" w:ascii="Times New Roman" w:hAnsi="Times New Roman" w:eastAsia="Times New Roman" w:cs="Times New Roman"/>
-        </w:rPr>
-        <w:t>。</w:t>
-      </w:r>
-    </w:p>
-    <w:p>
-      <w:pPr>
-        <w:pStyle w:val="BodyText"/>
-        <w:spacing w:before="160" w:after="80"/>
-        <w:jc w:val="center"/>
-      </w:pPr>
-      <w:r>
-        <w:rPr>
-          <w:rFonts w:ascii="Times New Roman" w:hAnsi="Times New Roman" w:eastAsia="Times New Roman" w:cs="Times New Roman"/>
-        </w:rPr>
-        <w:drawing>
-          <wp:inline>
-            <wp:extent cx="3600000" cy="2426086"/>
-            <wp:effectExtent b="0" l="0" r="0" t="0"/>
-            <wp:docPr descr="" title="" id="102" name="Picture"/>
-            <a:graphic>
-              <a:graphicData uri="http://schemas.openxmlformats.org/drawingml/2006/picture">
-                <pic:pic>
-                  <pic:nvPicPr>
-                    <pic:cNvPr descr="7937fa3a4ad6d5d9124ba067bca2710abd9c4ab591c0e70741f298f0452bda78.png" id="103" name="Picture"/>
-                    <pic:cNvPicPr>
-                      <a:picLocks noChangeArrowheads="1" noChangeAspect="1"/>
-                    </pic:cNvPicPr>
-                  </pic:nvPicPr>
-                  <pic:blipFill>
-                    <a:blip r:embed="rId101"/>
-                    <a:stretch>
-                      <a:fillRect/>
-                    </a:stretch>
-                  </pic:blipFill>
-                  <pic:spPr bwMode="auto">
-                    <a:xfrm>
-                      <a:off x="0" y="0"/>
-                      <a:ext cx="3600000" cy="2426086"/>
-                    </a:xfrm>
-                    <a:prstGeom prst="rect">
-                      <a:avLst/>
-                    </a:prstGeom>
-                    <a:noFill/>
-                    <a:ln w="9525">
-                      <a:noFill/>
-                      <a:headEnd/>
-                      <a:tailEnd/>
-                    </a:ln>
-                  </pic:spPr>
-                </pic:pic>
-              </a:graphicData>
-            </a:graphic>
-          </wp:inline>
-        </w:drawing>
-      </w:r>
-    </w:p>
-    <w:p>
-      <w:pPr>
-        <w:spacing w:before="160" w:after="80"/>
-      </w:pPr>
-      <w:r>
-        <w:pict>
-          <v:rect style="width:0;height:1.5pt" o:hralign="center" o:hrstd="t" o:hr="t"/>
-        </w:pict>
-      </w:r>
-    </w:p>
-    <w:bookmarkEnd w:id="104"/>
-    <w:bookmarkStart w:id="105" w:name="第15题"/>
-    <w:p>
-      <w:pPr>
-        <w:pStyle w:val="Heading3"/>
-        <w:spacing w:before="280" w:after="120"/>
-      </w:pPr>
-      <w:r>
-        <w:rPr>
-          <w:rFonts w:hint="eastAsia" w:ascii="Times New Roman" w:hAnsi="Times New Roman" w:eastAsia="SimHei" w:cs="Times New Roman"/>
-        </w:rPr>
-        <w:t>第</w:t>
-      </w:r>
-      <w:r>
-        <w:rPr>
-          <w:rFonts w:hint="eastAsia" w:ascii="Times New Roman" w:hAnsi="Times New Roman" w:eastAsia="Times New Roman" w:cs="Times New Roman"/>
-        </w:rPr>
-        <w:t>15</w:t>
       </w:r>
       <w:r>
         <w:rPr>
@@ -17495,8 +13904,8 @@
         </w:pict>
       </w:r>
     </w:p>
-    <w:bookmarkEnd w:id="105"/>
-    <w:bookmarkStart w:id="106" w:name="第16题"/>
+    <w:bookmarkEnd w:id="97"/>
+    <w:bookmarkStart w:id="98" w:name="第14题"/>
     <w:p>
       <w:pPr>
         <w:pStyle w:val="Heading3"/>
@@ -17512,7 +13921,7 @@
         <w:rPr>
           <w:rFonts w:hint="eastAsia" w:ascii="Times New Roman" w:hAnsi="Times New Roman" w:eastAsia="Times New Roman" w:cs="Times New Roman"/>
         </w:rPr>
-        <w:t>16</w:t>
+        <w:t>14</w:t>
       </w:r>
       <w:r>
         <w:rPr>
@@ -18539,8 +14948,1369 @@
         </w:pict>
       </w:r>
     </w:p>
-    <w:bookmarkEnd w:id="106"/>
-    <w:bookmarkStart w:id="110" w:name="第17题"/>
+    <w:bookmarkEnd w:id="98"/>
+    <w:bookmarkStart w:id="99" w:name="第15题"/>
+    <w:p>
+      <w:pPr>
+        <w:pStyle w:val="Heading3"/>
+        <w:spacing w:before="280" w:after="120"/>
+      </w:pPr>
+      <w:r>
+        <w:rPr>
+          <w:rFonts w:hint="eastAsia" w:ascii="Times New Roman" w:hAnsi="Times New Roman" w:eastAsia="SimHei" w:cs="Times New Roman"/>
+        </w:rPr>
+        <w:t>第</w:t>
+      </w:r>
+      <w:r>
+        <w:rPr>
+          <w:rFonts w:hint="eastAsia" w:ascii="Times New Roman" w:hAnsi="Times New Roman" w:eastAsia="Times New Roman" w:cs="Times New Roman"/>
+        </w:rPr>
+        <w:t>15</w:t>
+      </w:r>
+      <w:r>
+        <w:rPr>
+          <w:rFonts w:hint="eastAsia" w:ascii="Times New Roman" w:hAnsi="Times New Roman" w:eastAsia="SimHei" w:cs="Times New Roman"/>
+        </w:rPr>
+        <w:t>题</w:t>
+      </w:r>
+    </w:p>
+    <w:p>
+      <w:pPr>
+        <w:pStyle w:val="BlockText"/>
+      </w:pPr>
+      <w:r>
+        <w:rPr>
+          <w:rFonts w:hint="eastAsia" w:ascii="Times New Roman" w:hAnsi="Times New Roman" w:eastAsia="FangSong" w:cs="Times New Roman"/>
+        </w:rPr>
+        <w:t>来源</w:t>
+      </w:r>
+      <w:r>
+        <w:rPr>
+          <w:rFonts w:hint="eastAsia" w:ascii="Times New Roman" w:hAnsi="Times New Roman" w:eastAsia="Times New Roman" w:cs="Times New Roman"/>
+        </w:rPr>
+        <w:t>：</w:t>
+      </w:r>
+      <w:r>
+        <w:rPr>
+          <w:rFonts w:hint="eastAsia" w:ascii="Times New Roman" w:hAnsi="Times New Roman" w:eastAsia="FangSong" w:cs="Times New Roman"/>
+        </w:rPr>
+        <w:t>化学竞赛初赛讲义</w:t>
+      </w:r>
+    </w:p>
+    <w:p>
+      <w:pPr>
+        <w:pStyle w:val="FirstParagraph"/>
+      </w:pPr>
+      <w:r>
+        <w:rPr>
+          <w:rFonts w:hint="eastAsia" w:ascii="Times New Roman" w:hAnsi="Times New Roman" w:eastAsia="FangSong" w:cs="Times New Roman"/>
+        </w:rPr>
+        <w:t>平面四方形的过渡金属氰配离子特别稳定</w:t>
+      </w:r>
+      <w:r>
+        <w:rPr>
+          <w:rFonts w:hint="eastAsia" w:ascii="Times New Roman" w:hAnsi="Times New Roman" w:eastAsia="Times New Roman" w:cs="Times New Roman"/>
+        </w:rPr>
+        <w:t>，</w:t>
+      </w:r>
+      <w:r>
+        <w:rPr>
+          <w:rFonts w:hint="eastAsia" w:ascii="Times New Roman" w:hAnsi="Times New Roman" w:eastAsia="FangSong" w:cs="Times New Roman"/>
+        </w:rPr>
+        <w:t>用价键理论解释这一点</w:t>
+      </w:r>
+      <w:r>
+        <w:rPr>
+          <w:rFonts w:hint="eastAsia" w:ascii="Times New Roman" w:hAnsi="Times New Roman" w:eastAsia="Times New Roman" w:cs="Times New Roman"/>
+        </w:rPr>
+        <w:t>。</w:t>
+      </w:r>
+    </w:p>
+    <w:p>
+      <w:pPr>
+        <w:pStyle w:val="BodyText"/>
+      </w:pPr>
+      <w:r>
+        <w:rPr>
+          <w:rFonts w:hint="eastAsia" w:ascii="Times New Roman" w:hAnsi="Times New Roman" w:eastAsia="FangSong" w:cs="Times New Roman"/>
+          <w:b/>
+          <w:bCs/>
+        </w:rPr>
+        <w:t xml:space="preserve">参考答案</w:t>
+      </w:r>
+      <w:r>
+        <w:rPr>
+          <w:rFonts w:hint="eastAsia" w:ascii="Times New Roman" w:hAnsi="Times New Roman" w:eastAsia="Times New Roman" w:cs="Times New Roman"/>
+        </w:rPr>
+        <w:t xml:space="preserve">：</w:t>
+      </w:r>
+    </w:p>
+    <w:p>
+      <w:pPr>
+        <w:pStyle w:val="BodyText"/>
+      </w:pPr>
+      <w:r>
+        <w:rPr>
+          <w:rFonts w:hint="eastAsia" w:ascii="Times New Roman" w:hAnsi="Times New Roman" w:eastAsia="FangSong" w:cs="Times New Roman"/>
+        </w:rPr>
+        <w:t>平面四方体系下</w:t>
+      </w:r>
+      <w:r>
+        <w:rPr>
+          <w:rFonts w:hint="eastAsia" w:ascii="Times New Roman" w:hAnsi="Times New Roman" w:eastAsia="Times New Roman" w:cs="Times New Roman"/>
+        </w:rPr>
+        <w:t>，</w:t>
+      </w:r>
+      <w:r>
+        <w:rPr>
+          <w:rFonts w:hint="eastAsia" w:ascii="Times New Roman" w:hAnsi="Times New Roman" w:eastAsia="FangSong" w:cs="Times New Roman"/>
+        </w:rPr>
+        <w:t>金属</w:t>
+      </w:r>
+      <w:r>
+        <w:rPr>
+          <w:rFonts w:ascii="Times New Roman" w:hAnsi="Times New Roman" w:eastAsia="Times New Roman" w:cs="Times New Roman"/>
+        </w:rPr>
+        <w:t xml:space="preserve"> d </w:t>
+      </w:r>
+      <w:r>
+        <w:rPr>
+          <w:rFonts w:hint="eastAsia" w:ascii="Times New Roman" w:hAnsi="Times New Roman" w:eastAsia="FangSong" w:cs="Times New Roman"/>
+        </w:rPr>
+        <w:t xml:space="preserve">轨道与氰基的</w:t>
+      </w:r>
+      <w:r>
+        <w:rPr>
+          <w:rFonts w:ascii="Times New Roman" w:hAnsi="Times New Roman" w:eastAsia="Times New Roman" w:cs="Times New Roman"/>
+        </w:rPr>
+        <w:t xml:space="preserve"> </w:t>
+      </w:r>
+      <m:oMath>
+        <m:r>
+          <m:t>π</m:t>
+        </m:r>
+      </m:oMath>
+      <w:r>
+        <w:rPr>
+          <w:rFonts w:ascii="Times New Roman" w:hAnsi="Times New Roman" w:eastAsia="Times New Roman" w:cs="Times New Roman"/>
+        </w:rPr>
+        <w:t xml:space="preserve"> </w:t>
+      </w:r>
+      <w:r>
+        <w:rPr>
+          <w:rFonts w:hint="eastAsia" w:ascii="Times New Roman" w:hAnsi="Times New Roman" w:eastAsia="FangSong" w:cs="Times New Roman"/>
+        </w:rPr>
+        <w:t>电子能够形成大的共轭体系</w:t>
+      </w:r>
+      <w:r>
+        <w:rPr>
+          <w:rFonts w:hint="eastAsia" w:ascii="Times New Roman" w:hAnsi="Times New Roman" w:eastAsia="Times New Roman" w:cs="Times New Roman"/>
+        </w:rPr>
+        <w:t>，</w:t>
+      </w:r>
+      <w:r>
+        <w:rPr>
+          <w:rFonts w:hint="eastAsia" w:ascii="Times New Roman" w:hAnsi="Times New Roman" w:eastAsia="FangSong" w:cs="Times New Roman"/>
+        </w:rPr>
+        <w:t>使得配合物稳定</w:t>
+      </w:r>
+      <w:r>
+        <w:rPr>
+          <w:rFonts w:hint="eastAsia" w:ascii="Times New Roman" w:hAnsi="Times New Roman" w:eastAsia="Times New Roman" w:cs="Times New Roman"/>
+        </w:rPr>
+        <w:t>。</w:t>
+      </w:r>
+    </w:p>
+    <w:p>
+      <w:pPr>
+        <w:spacing w:before="160" w:after="80"/>
+      </w:pPr>
+      <w:r>
+        <w:pict>
+          <v:rect style="width:0;height:1.5pt" o:hralign="center" o:hrstd="t" o:hr="t"/>
+        </w:pict>
+      </w:r>
+    </w:p>
+    <w:bookmarkEnd w:id="99"/>
+    <w:bookmarkStart w:id="100" w:name="第16题"/>
+    <w:p>
+      <w:pPr>
+        <w:pStyle w:val="Heading3"/>
+        <w:spacing w:before="280" w:after="120"/>
+      </w:pPr>
+      <w:r>
+        <w:rPr>
+          <w:rFonts w:hint="eastAsia" w:ascii="Times New Roman" w:hAnsi="Times New Roman" w:eastAsia="SimHei" w:cs="Times New Roman"/>
+        </w:rPr>
+        <w:t>第</w:t>
+      </w:r>
+      <w:r>
+        <w:rPr>
+          <w:rFonts w:hint="eastAsia" w:ascii="Times New Roman" w:hAnsi="Times New Roman" w:eastAsia="Times New Roman" w:cs="Times New Roman"/>
+        </w:rPr>
+        <w:t>16</w:t>
+      </w:r>
+      <w:r>
+        <w:rPr>
+          <w:rFonts w:hint="eastAsia" w:ascii="Times New Roman" w:hAnsi="Times New Roman" w:eastAsia="SimHei" w:cs="Times New Roman"/>
+        </w:rPr>
+        <w:t>题</w:t>
+      </w:r>
+    </w:p>
+    <w:p>
+      <w:pPr>
+        <w:pStyle w:val="BlockText"/>
+      </w:pPr>
+      <w:r>
+        <w:rPr>
+          <w:rFonts w:hint="eastAsia" w:ascii="Times New Roman" w:hAnsi="Times New Roman" w:eastAsia="FangSong" w:cs="Times New Roman"/>
+        </w:rPr>
+        <w:t>来源</w:t>
+      </w:r>
+      <w:r>
+        <w:rPr>
+          <w:rFonts w:hint="eastAsia" w:ascii="Times New Roman" w:hAnsi="Times New Roman" w:eastAsia="Times New Roman" w:cs="Times New Roman"/>
+        </w:rPr>
+        <w:t>：</w:t>
+      </w:r>
+      <w:r>
+        <w:rPr>
+          <w:rFonts w:hint="eastAsia" w:ascii="Times New Roman" w:hAnsi="Times New Roman" w:eastAsia="FangSong" w:cs="Times New Roman"/>
+        </w:rPr>
+        <w:t>化学竞赛初赛讲义</w:t>
+      </w:r>
+    </w:p>
+    <w:p>
+      <w:pPr>
+        <w:pStyle w:val="FirstParagraph"/>
+      </w:pPr>
+      <w:r>
+        <w:rPr>
+          <w:rFonts w:hint="eastAsia" w:ascii="Times New Roman" w:hAnsi="Times New Roman" w:eastAsia="FangSong" w:cs="Times New Roman"/>
+        </w:rPr>
+        <w:t xml:space="preserve">请给出</w:t>
+      </w:r>
+      <w:r>
+        <w:rPr>
+          <w:rFonts w:ascii="Times New Roman" w:hAnsi="Times New Roman" w:eastAsia="Times New Roman" w:cs="Times New Roman"/>
+        </w:rPr>
+        <w:t xml:space="preserve"> </w:t>
+      </w:r>
+      <m:oMath>
+        <m:oMathPr>
+          <m:ctrlPr>
+            <w:rPr>
+              <w:sz w:val="28"/>
+              <w:szCs w:val="28"/>
+            </w:rPr>
+          </m:ctrlPr>
+        </m:oMathPr>
+        <m:sSub>
+          <m:e>
+            <m:r>
+              <m:t>K</m:t>
+            </m:r>
+          </m:e>
+          <m:sub>
+            <m:r>
+              <m:t>2</m:t>
+            </m:r>
+          </m:sub>
+        </m:sSub>
+        <m:r>
+          <m:rPr>
+            <m:sty m:val="p"/>
+          </m:rPr>
+          <m:t>[</m:t>
+        </m:r>
+        <m:r>
+          <m:t>N</m:t>
+        </m:r>
+        <m:r>
+          <m:t>i</m:t>
+        </m:r>
+        <m:sSub>
+          <m:e>
+            <m:r>
+              <m:t>F</m:t>
+            </m:r>
+          </m:e>
+          <m:sub>
+            <m:r>
+              <m:t>6</m:t>
+            </m:r>
+          </m:sub>
+        </m:sSub>
+        <m:r>
+          <m:rPr>
+            <m:sty m:val="p"/>
+          </m:rPr>
+          <m:t>]</m:t>
+        </m:r>
+      </m:oMath>
+      <w:r>
+        <w:rPr>
+          <w:rFonts w:ascii="Times New Roman" w:hAnsi="Times New Roman" w:eastAsia="Times New Roman" w:cs="Times New Roman"/>
+        </w:rPr>
+        <w:t xml:space="preserve"> </w:t>
+      </w:r>
+      <w:r>
+        <w:rPr>
+          <w:rFonts w:ascii="Times New Roman" w:hAnsi="Times New Roman" w:eastAsia="Times New Roman" w:cs="Times New Roman"/>
+        </w:rPr>
+        <w:t xml:space="preserve">、</w:t>
+      </w:r>
+      <w:r>
+        <w:rPr>
+          <w:rFonts w:ascii="Times New Roman" w:hAnsi="Times New Roman" w:eastAsia="Times New Roman" w:cs="Times New Roman"/>
+        </w:rPr>
+        <w:t xml:space="preserve"> </w:t>
+      </w:r>
+      <m:oMath>
+        <m:oMathPr>
+          <m:ctrlPr>
+            <w:rPr>
+              <w:sz w:val="28"/>
+              <w:szCs w:val="28"/>
+            </w:rPr>
+          </m:ctrlPr>
+        </m:oMathPr>
+        <m:r>
+          <m:rPr>
+            <m:sty m:val="p"/>
+          </m:rPr>
+          <m:t>N</m:t>
+        </m:r>
+        <m:r>
+          <m:rPr>
+            <m:sty m:val="p"/>
+          </m:rPr>
+          <m:t>i</m:t>
+        </m:r>
+        <m:r>
+          <m:rPr>
+            <m:sty m:val="p"/>
+          </m:rPr>
+          <m:t>(</m:t>
+        </m:r>
+        <m:r>
+          <m:rPr>
+            <m:sty m:val="p"/>
+          </m:rPr>
+          <m:t>P</m:t>
+        </m:r>
+        <m:r>
+          <m:rPr>
+            <m:sty m:val="p"/>
+          </m:rPr>
+          <m:t>E</m:t>
+        </m:r>
+        <m:sSub>
+          <m:e>
+            <m:r>
+              <m:rPr>
+                <m:sty m:val="p"/>
+              </m:rPr>
+              <m:t>t</m:t>
+            </m:r>
+          </m:e>
+          <m:sub>
+            <m:r>
+              <m:rPr>
+                <m:sty m:val="p"/>
+              </m:rPr>
+              <m:t>3</m:t>
+            </m:r>
+          </m:sub>
+        </m:sSub>
+        <m:r>
+          <m:rPr>
+            <m:sty m:val="p"/>
+          </m:rPr>
+          <m:t>)</m:t>
+        </m:r>
+        <m:r>
+          <m:rPr>
+            <m:sty m:val="p"/>
+          </m:rPr>
+          <m:t>C</m:t>
+        </m:r>
+        <m:sSub>
+          <m:e>
+            <m:r>
+              <m:rPr>
+                <m:sty m:val="p"/>
+              </m:rPr>
+              <m:t>l</m:t>
+            </m:r>
+          </m:e>
+          <m:sub>
+            <m:r>
+              <m:rPr>
+                <m:sty m:val="p"/>
+              </m:rPr>
+              <m:t>2</m:t>
+            </m:r>
+          </m:sub>
+        </m:sSub>
+      </m:oMath>
+      <w:r>
+        <w:rPr>
+          <w:rFonts w:ascii="Times New Roman" w:hAnsi="Times New Roman" w:eastAsia="Times New Roman" w:cs="Times New Roman"/>
+        </w:rPr>
+        <w:t xml:space="preserve"> </w:t>
+      </w:r>
+      <w:r>
+        <w:rPr>
+          <w:rFonts w:hint="eastAsia" w:ascii="Times New Roman" w:hAnsi="Times New Roman" w:eastAsia="FangSong" w:cs="Times New Roman"/>
+        </w:rPr>
+        <w:t>中</w:t>
+      </w:r>
+      <w:r>
+        <w:rPr>
+          <w:rFonts w:hint="eastAsia" w:ascii="Times New Roman" w:hAnsi="Times New Roman" w:eastAsia="Times New Roman" w:cs="Times New Roman"/>
+        </w:rPr>
+        <w:t>，Ni</w:t>
+      </w:r>
+      <w:r>
+        <w:rPr>
+          <w:rFonts w:ascii="Times New Roman" w:hAnsi="Times New Roman" w:eastAsia="Times New Roman" w:cs="Times New Roman"/>
+        </w:rPr>
+        <w:t xml:space="preserve"> </w:t>
+      </w:r>
+      <w:r>
+        <w:rPr>
+          <w:rFonts w:hint="eastAsia" w:ascii="Times New Roman" w:hAnsi="Times New Roman" w:eastAsia="FangSong" w:cs="Times New Roman"/>
+        </w:rPr>
+        <w:t xml:space="preserve">的电子构型和</w:t>
+      </w:r>
+      <w:r>
+        <w:rPr>
+          <w:rFonts w:ascii="Times New Roman" w:hAnsi="Times New Roman" w:eastAsia="Times New Roman" w:cs="Times New Roman"/>
+        </w:rPr>
+        <w:t xml:space="preserve"> d </w:t>
+      </w:r>
+      <w:r>
+        <w:rPr>
+          <w:rFonts w:hint="eastAsia" w:ascii="Times New Roman" w:hAnsi="Times New Roman" w:eastAsia="FangSong" w:cs="Times New Roman"/>
+        </w:rPr>
+        <w:t>轨道分裂情况</w:t>
+      </w:r>
+      <w:r>
+        <w:rPr>
+          <w:rFonts w:hint="eastAsia" w:ascii="Times New Roman" w:hAnsi="Times New Roman" w:eastAsia="Times New Roman" w:cs="Times New Roman"/>
+        </w:rPr>
+        <w:t>。</w:t>
+      </w:r>
+    </w:p>
+    <w:p>
+      <w:pPr>
+        <w:pStyle w:val="BodyText"/>
+      </w:pPr>
+      <w:r>
+        <w:rPr>
+          <w:rFonts w:hint="eastAsia" w:ascii="Times New Roman" w:hAnsi="Times New Roman" w:eastAsia="FangSong" w:cs="Times New Roman"/>
+          <w:b/>
+          <w:bCs/>
+        </w:rPr>
+        <w:t xml:space="preserve">参考答案</w:t>
+      </w:r>
+      <w:r>
+        <w:rPr>
+          <w:rFonts w:hint="eastAsia" w:ascii="Times New Roman" w:hAnsi="Times New Roman" w:eastAsia="Times New Roman" w:cs="Times New Roman"/>
+        </w:rPr>
+        <w:t xml:space="preserve">：</w:t>
+      </w:r>
+    </w:p>
+    <w:p>
+      <w:pPr>
+        <w:pStyle w:val="BodyText"/>
+      </w:pPr>
+      <m:oMath>
+        <m:oMathPr>
+          <m:ctrlPr>
+            <w:rPr>
+              <w:sz w:val="28"/>
+              <w:szCs w:val="28"/>
+            </w:rPr>
+          </m:ctrlPr>
+        </m:oMathPr>
+        <m:sSub>
+          <m:e>
+            <m:r>
+              <m:rPr>
+                <m:sty m:val="p"/>
+              </m:rPr>
+              <m:t>K</m:t>
+            </m:r>
+          </m:e>
+          <m:sub>
+            <m:r>
+              <m:t>2</m:t>
+            </m:r>
+          </m:sub>
+        </m:sSub>
+        <m:r>
+          <m:rPr>
+            <m:sty m:val="p"/>
+          </m:rPr>
+          <m:t>[</m:t>
+        </m:r>
+        <m:sSub>
+          <m:e>
+            <m:r>
+              <m:rPr>
+                <m:sty m:val="p"/>
+              </m:rPr>
+              <m:t>N</m:t>
+            </m:r>
+            <m:r>
+              <m:rPr>
+                <m:sty m:val="p"/>
+              </m:rPr>
+              <m:t>i</m:t>
+            </m:r>
+            <m:r>
+              <m:rPr>
+                <m:sty m:val="p"/>
+              </m:rPr>
+              <m:t>F</m:t>
+            </m:r>
+          </m:e>
+          <m:sub>
+            <m:r>
+              <m:t>6</m:t>
+            </m:r>
+          </m:sub>
+        </m:sSub>
+        <m:r>
+          <m:rPr>
+            <m:sty m:val="p"/>
+          </m:rPr>
+          <m:t>]</m:t>
+        </m:r>
+      </m:oMath>
+      <w:r>
+        <w:rPr>
+          <w:rFonts w:ascii="Times New Roman" w:hAnsi="Times New Roman" w:eastAsia="Times New Roman" w:cs="Times New Roman"/>
+        </w:rPr>
+        <w:t xml:space="preserve"> </w:t>
+      </w:r>
+      <w:r>
+        <w:rPr>
+          <w:rFonts w:hint="eastAsia" w:ascii="Times New Roman" w:hAnsi="Times New Roman" w:eastAsia="FangSong" w:cs="Times New Roman"/>
+        </w:rPr>
+        <w:t xml:space="preserve">中</w:t>
+      </w:r>
+      <w:r>
+        <w:rPr>
+          <w:rFonts w:ascii="Times New Roman" w:hAnsi="Times New Roman" w:eastAsia="Times New Roman" w:cs="Times New Roman"/>
+        </w:rPr>
+        <w:t xml:space="preserve"> Ni </w:t>
+      </w:r>
+      <w:r>
+        <w:rPr>
+          <w:rFonts w:hint="eastAsia" w:ascii="Times New Roman" w:hAnsi="Times New Roman" w:eastAsia="FangSong" w:cs="Times New Roman"/>
+        </w:rPr>
+        <w:t>为八面体</w:t>
+      </w:r>
+      <w:r>
+        <w:rPr>
+          <w:rFonts w:hint="eastAsia" w:ascii="Times New Roman" w:hAnsi="Times New Roman" w:eastAsia="Times New Roman" w:cs="Times New Roman"/>
+        </w:rPr>
+        <w:t>，Ni</w:t>
+      </w:r>
+      <w:r>
+        <w:rPr>
+          <w:rFonts w:ascii="Times New Roman" w:hAnsi="Times New Roman" w:eastAsia="Times New Roman" w:cs="Times New Roman"/>
+        </w:rPr>
+        <w:t xml:space="preserve"> </w:t>
+      </w:r>
+      <w:r>
+        <w:rPr>
+          <w:rFonts w:hint="eastAsia" w:ascii="Times New Roman" w:hAnsi="Times New Roman" w:eastAsia="FangSong" w:cs="Times New Roman"/>
+        </w:rPr>
+        <w:t xml:space="preserve">为</w:t>
+      </w:r>
+      <w:r>
+        <w:rPr>
+          <w:rFonts w:ascii="Times New Roman" w:hAnsi="Times New Roman" w:eastAsia="Times New Roman" w:cs="Times New Roman"/>
+        </w:rPr>
+        <w:t xml:space="preserve"> </w:t>
+      </w:r>
+      <m:oMath>
+        <m:sSup>
+          <m:e>
+            <m:r>
+              <m:rPr>
+                <m:sty m:val="p"/>
+              </m:rPr>
+              <m:t>d</m:t>
+            </m:r>
+          </m:e>
+          <m:sup>
+            <m:r>
+              <m:t>6</m:t>
+            </m:r>
+          </m:sup>
+        </m:sSup>
+      </m:oMath>
+      <w:r>
+        <w:rPr>
+          <w:rFonts w:ascii="Times New Roman" w:hAnsi="Times New Roman" w:eastAsia="Times New Roman" w:cs="Times New Roman"/>
+        </w:rPr>
+        <w:t xml:space="preserve"> </w:t>
+      </w:r>
+      <w:r>
+        <w:rPr>
+          <w:rFonts w:hint="eastAsia" w:ascii="Times New Roman" w:hAnsi="Times New Roman" w:eastAsia="FangSong" w:cs="Times New Roman"/>
+        </w:rPr>
+        <w:t>电子构型</w:t>
+      </w:r>
+      <w:r>
+        <w:rPr>
+          <w:rFonts w:hint="eastAsia" w:ascii="Times New Roman" w:hAnsi="Times New Roman" w:eastAsia="Times New Roman" w:cs="Times New Roman"/>
+        </w:rPr>
+        <w:t>，F</w:t>
+      </w:r>
+      <w:r>
+        <w:rPr>
+          <w:rFonts w:ascii="Times New Roman" w:hAnsi="Times New Roman" w:eastAsia="Times New Roman" w:cs="Times New Roman"/>
+        </w:rPr>
+        <w:t xml:space="preserve"> </w:t>
+      </w:r>
+      <w:r>
+        <w:rPr>
+          <w:rFonts w:hint="eastAsia" w:ascii="Times New Roman" w:hAnsi="Times New Roman" w:eastAsia="FangSong" w:cs="Times New Roman"/>
+        </w:rPr>
+        <w:t>是弱场配体</w:t>
+      </w:r>
+      <w:r>
+        <w:rPr>
+          <w:rFonts w:hint="eastAsia" w:ascii="Times New Roman" w:hAnsi="Times New Roman" w:eastAsia="Times New Roman" w:cs="Times New Roman"/>
+        </w:rPr>
+        <w:t>，</w:t>
+      </w:r>
+      <w:r>
+        <w:rPr>
+          <w:rFonts w:hint="eastAsia" w:ascii="Times New Roman" w:hAnsi="Times New Roman" w:eastAsia="FangSong" w:cs="Times New Roman"/>
+        </w:rPr>
+        <w:t>取高自旋组态</w:t>
+      </w:r>
+      <w:r>
+        <w:rPr>
+          <w:rFonts w:hint="eastAsia" w:ascii="Times New Roman" w:hAnsi="Times New Roman" w:eastAsia="Times New Roman" w:cs="Times New Roman"/>
+        </w:rPr>
+        <w:t>，</w:t>
+      </w:r>
+      <w:r>
+        <w:rPr>
+          <w:rFonts w:hint="eastAsia" w:ascii="Times New Roman" w:hAnsi="Times New Roman" w:eastAsia="FangSong" w:cs="Times New Roman"/>
+        </w:rPr>
+        <w:t>电子排布为</w:t>
+      </w:r>
+      <w:r>
+        <w:rPr>
+          <w:rFonts w:ascii="Times New Roman" w:hAnsi="Times New Roman" w:eastAsia="Times New Roman" w:cs="Times New Roman"/>
+        </w:rPr>
+        <w:t xml:space="preserve"> </w:t>
+      </w:r>
+      <m:oMath>
+        <m:oMathPr>
+          <m:ctrlPr>
+            <w:rPr>
+              <w:sz w:val="28"/>
+              <w:szCs w:val="28"/>
+            </w:rPr>
+          </m:ctrlPr>
+        </m:oMathPr>
+        <m:r>
+          <m:rPr>
+            <m:sty m:val="p"/>
+          </m:rPr>
+          <m:t>(</m:t>
+        </m:r>
+        <m:sSub>
+          <m:e>
+            <m:r>
+              <m:t>t</m:t>
+            </m:r>
+          </m:e>
+          <m:sub>
+            <m:r>
+              <m:t>2</m:t>
+            </m:r>
+            <m:r>
+              <m:t>g</m:t>
+            </m:r>
+          </m:sub>
+        </m:sSub>
+        <m:sSup>
+          <m:e>
+            <m:r>
+              <m:rPr>
+                <m:sty m:val="p"/>
+              </m:rPr>
+              <m:t>)</m:t>
+            </m:r>
+          </m:e>
+          <m:sup>
+            <m:r>
+              <m:t>4</m:t>
+            </m:r>
+          </m:sup>
+        </m:sSup>
+        <m:r>
+          <m:rPr>
+            <m:sty m:val="p"/>
+          </m:rPr>
+          <m:t>(</m:t>
+        </m:r>
+        <m:sSubSup>
+          <m:e>
+            <m:r>
+              <m:t>e</m:t>
+            </m:r>
+          </m:e>
+          <m:sub>
+            <m:r>
+              <m:t>g</m:t>
+            </m:r>
+          </m:sub>
+          <m:sup>
+            <m:r>
+              <m:rPr>
+                <m:sty m:val="p"/>
+              </m:rPr>
+              <m:t>*</m:t>
+            </m:r>
+          </m:sup>
+        </m:sSubSup>
+        <m:sSup>
+          <m:e>
+            <m:r>
+              <m:rPr>
+                <m:sty m:val="p"/>
+              </m:rPr>
+              <m:t>)</m:t>
+            </m:r>
+          </m:e>
+          <m:sup>
+            <m:r>
+              <m:t>2</m:t>
+            </m:r>
+          </m:sup>
+        </m:sSup>
+      </m:oMath>
+      <w:r>
+        <w:rPr>
+          <w:rFonts w:ascii="Times New Roman" w:hAnsi="Times New Roman" w:eastAsia="Times New Roman" w:cs="Times New Roman"/>
+        </w:rPr>
+        <w:t xml:space="preserve"> </w:t>
+      </w:r>
+      <w:r>
+        <w:rPr>
+          <w:rFonts w:ascii="Times New Roman" w:hAnsi="Times New Roman" w:eastAsia="Times New Roman" w:cs="Times New Roman"/>
+        </w:rPr>
+        <w:t xml:space="preserve">。</w:t>
+      </w:r>
+      <w:r>
+        <w:rPr>
+          <w:rFonts w:ascii="Times New Roman" w:hAnsi="Times New Roman" w:eastAsia="Times New Roman" w:cs="Times New Roman"/>
+        </w:rPr>
+        <w:t xml:space="preserve"> </w:t>
+      </w:r>
+      <m:oMath>
+        <m:oMathPr>
+          <m:ctrlPr>
+            <w:rPr>
+              <w:sz w:val="28"/>
+              <w:szCs w:val="28"/>
+            </w:rPr>
+          </m:ctrlPr>
+        </m:oMathPr>
+        <m:r>
+          <m:rPr>
+            <m:sty m:val="p"/>
+          </m:rPr>
+          <m:t>N</m:t>
+        </m:r>
+        <m:r>
+          <m:rPr>
+            <m:sty m:val="p"/>
+          </m:rPr>
+          <m:t>i</m:t>
+        </m:r>
+        <m:r>
+          <m:rPr>
+            <m:sty m:val="p"/>
+          </m:rPr>
+          <m:t>(</m:t>
+        </m:r>
+        <m:r>
+          <m:rPr>
+            <m:sty m:val="p"/>
+          </m:rPr>
+          <m:t>P</m:t>
+        </m:r>
+        <m:r>
+          <m:rPr>
+            <m:sty m:val="p"/>
+          </m:rPr>
+          <m:t>E</m:t>
+        </m:r>
+        <m:sSub>
+          <m:e>
+            <m:r>
+              <m:rPr>
+                <m:sty m:val="p"/>
+              </m:rPr>
+              <m:t>t</m:t>
+            </m:r>
+          </m:e>
+          <m:sub>
+            <m:r>
+              <m:rPr>
+                <m:sty m:val="p"/>
+              </m:rPr>
+              <m:t>3</m:t>
+            </m:r>
+          </m:sub>
+        </m:sSub>
+        <m:r>
+          <m:rPr>
+            <m:sty m:val="p"/>
+          </m:rPr>
+          <m:t>)</m:t>
+        </m:r>
+        <m:r>
+          <m:rPr>
+            <m:sty m:val="p"/>
+          </m:rPr>
+          <m:t>C</m:t>
+        </m:r>
+        <m:sSub>
+          <m:e>
+            <m:r>
+              <m:rPr>
+                <m:sty m:val="p"/>
+              </m:rPr>
+              <m:t>l</m:t>
+            </m:r>
+          </m:e>
+          <m:sub>
+            <m:r>
+              <m:rPr>
+                <m:sty m:val="p"/>
+              </m:rPr>
+              <m:t>2</m:t>
+            </m:r>
+          </m:sub>
+        </m:sSub>
+      </m:oMath>
+      <w:r>
+        <w:rPr>
+          <w:rFonts w:ascii="Times New Roman" w:hAnsi="Times New Roman" w:eastAsia="Times New Roman" w:cs="Times New Roman"/>
+        </w:rPr>
+        <w:t xml:space="preserve"> </w:t>
+      </w:r>
+      <w:r>
+        <w:rPr>
+          <w:rFonts w:hint="eastAsia" w:ascii="Times New Roman" w:hAnsi="Times New Roman" w:eastAsia="FangSong" w:cs="Times New Roman"/>
+        </w:rPr>
+        <w:t xml:space="preserve">中</w:t>
+      </w:r>
+      <w:r>
+        <w:rPr>
+          <w:rFonts w:ascii="Times New Roman" w:hAnsi="Times New Roman" w:eastAsia="Times New Roman" w:cs="Times New Roman"/>
+        </w:rPr>
+        <w:t xml:space="preserve"> Ni </w:t>
+      </w:r>
+      <w:r>
+        <w:rPr>
+          <w:rFonts w:hint="eastAsia" w:ascii="Times New Roman" w:hAnsi="Times New Roman" w:eastAsia="FangSong" w:cs="Times New Roman"/>
+        </w:rPr>
+        <w:t>为平面三角形结构</w:t>
+      </w:r>
+      <w:r>
+        <w:rPr>
+          <w:rFonts w:hint="eastAsia" w:ascii="Times New Roman" w:hAnsi="Times New Roman" w:eastAsia="Times New Roman" w:cs="Times New Roman"/>
+        </w:rPr>
+        <w:t>，d</w:t>
+      </w:r>
+      <w:r>
+        <w:rPr>
+          <w:rFonts w:ascii="Times New Roman" w:hAnsi="Times New Roman" w:eastAsia="Times New Roman" w:cs="Times New Roman"/>
+        </w:rPr>
+        <w:t xml:space="preserve"> </w:t>
+      </w:r>
+      <w:r>
+        <w:rPr>
+          <w:rFonts w:hint="eastAsia" w:ascii="Times New Roman" w:hAnsi="Times New Roman" w:eastAsia="FangSong" w:cs="Times New Roman"/>
+        </w:rPr>
+        <w:t xml:space="preserve">轨道分裂为</w:t>
+      </w:r>
+      <w:r>
+        <w:rPr>
+          <w:rFonts w:ascii="Times New Roman" w:hAnsi="Times New Roman" w:eastAsia="Times New Roman" w:cs="Times New Roman"/>
+        </w:rPr>
+        <w:t xml:space="preserve"> 3 </w:t>
+      </w:r>
+      <w:r>
+        <w:rPr>
+          <w:rFonts w:hint="eastAsia" w:ascii="Times New Roman" w:hAnsi="Times New Roman" w:eastAsia="FangSong" w:cs="Times New Roman"/>
+        </w:rPr>
+        <w:t>组</w:t>
+      </w:r>
+      <w:r>
+        <w:rPr>
+          <w:rFonts w:hint="eastAsia" w:ascii="Times New Roman" w:hAnsi="Times New Roman" w:eastAsia="Times New Roman" w:cs="Times New Roman"/>
+        </w:rPr>
+        <w:t>，</w:t>
+      </w:r>
+      <w:r>
+        <w:rPr>
+          <w:rFonts w:hint="eastAsia" w:ascii="Times New Roman" w:hAnsi="Times New Roman" w:eastAsia="FangSong" w:cs="Times New Roman"/>
+        </w:rPr>
+        <w:t>其中</w:t>
+      </w:r>
+      <w:r>
+        <w:rPr>
+          <w:rFonts w:ascii="Times New Roman" w:hAnsi="Times New Roman" w:eastAsia="Times New Roman" w:cs="Times New Roman"/>
+        </w:rPr>
+        <w:t xml:space="preserve"> </w:t>
+      </w:r>
+      <m:oMath>
+        <m:oMathPr>
+          <m:ctrlPr>
+            <w:rPr>
+              <w:sz w:val="28"/>
+              <w:szCs w:val="28"/>
+            </w:rPr>
+          </m:ctrlPr>
+        </m:oMathPr>
+        <m:sSub>
+          <m:e>
+            <m:r>
+              <m:t>d</m:t>
+            </m:r>
+          </m:e>
+          <m:sub>
+            <m:r>
+              <m:t>x</m:t>
+            </m:r>
+            <m:r>
+              <m:t>y</m:t>
+            </m:r>
+          </m:sub>
+        </m:sSub>
+        <m:r>
+          <m:rPr>
+            <m:sty m:val="p"/>
+          </m:rPr>
+          <m:t>,</m:t>
+        </m:r>
+        <m:sSub>
+          <m:e>
+            <m:r>
+              <m:t>d</m:t>
+            </m:r>
+          </m:e>
+          <m:sub>
+            <m:r>
+              <m:t>y</m:t>
+            </m:r>
+            <m:r>
+              <m:t>z</m:t>
+            </m:r>
+          </m:sub>
+        </m:sSub>
+      </m:oMath>
+      <w:r>
+        <w:rPr>
+          <w:rFonts w:ascii="Times New Roman" w:hAnsi="Times New Roman" w:eastAsia="Times New Roman" w:cs="Times New Roman"/>
+        </w:rPr>
+        <w:t xml:space="preserve"> </w:t>
+      </w:r>
+      <w:r>
+        <w:rPr>
+          <w:rFonts w:hint="eastAsia" w:ascii="Times New Roman" w:hAnsi="Times New Roman" w:eastAsia="FangSong" w:cs="Times New Roman"/>
+        </w:rPr>
+        <w:t>简并且能量最低</w:t>
+      </w:r>
+      <w:r>
+        <w:rPr>
+          <w:rFonts w:hint="eastAsia" w:ascii="Times New Roman" w:hAnsi="Times New Roman" w:eastAsia="Times New Roman" w:cs="Times New Roman"/>
+        </w:rPr>
+        <w:t>，</w:t>
+      </w:r>
+      <w:r>
+        <w:rPr>
+          <w:rFonts w:ascii="Times New Roman" w:hAnsi="Times New Roman" w:eastAsia="Times New Roman" w:cs="Times New Roman"/>
+        </w:rPr>
+        <w:t xml:space="preserve"> </w:t>
+      </w:r>
+      <m:oMath>
+        <m:sSubSup>
+          <m:e>
+            <m:r>
+              <m:t>d</m:t>
+            </m:r>
+          </m:e>
+          <m:sub>
+            <m:r>
+              <m:t>z</m:t>
+            </m:r>
+          </m:sub>
+          <m:sup>
+            <m:r>
+              <m:t>2</m:t>
+            </m:r>
+          </m:sup>
+        </m:sSubSup>
+      </m:oMath>
+      <w:r>
+        <w:rPr>
+          <w:rFonts w:ascii="Times New Roman" w:hAnsi="Times New Roman" w:eastAsia="Times New Roman" w:cs="Times New Roman"/>
+        </w:rPr>
+        <w:t xml:space="preserve"> </w:t>
+      </w:r>
+      <w:r>
+        <w:rPr>
+          <w:rFonts w:hint="eastAsia" w:ascii="Times New Roman" w:hAnsi="Times New Roman" w:eastAsia="FangSong" w:cs="Times New Roman"/>
+        </w:rPr>
+        <w:t>居中</w:t>
+      </w:r>
+      <w:r>
+        <w:rPr>
+          <w:rFonts w:hint="eastAsia" w:ascii="Times New Roman" w:hAnsi="Times New Roman" w:eastAsia="Times New Roman" w:cs="Times New Roman"/>
+        </w:rPr>
+        <w:t>，</w:t>
+      </w:r>
+      <w:r>
+        <w:rPr>
+          <w:rFonts w:ascii="Times New Roman" w:hAnsi="Times New Roman" w:eastAsia="Times New Roman" w:cs="Times New Roman"/>
+        </w:rPr>
+        <w:t xml:space="preserve"> </w:t>
+      </w:r>
+      <m:oMath>
+        <m:oMathPr>
+          <m:ctrlPr>
+            <w:rPr>
+              <w:sz w:val="28"/>
+              <w:szCs w:val="28"/>
+            </w:rPr>
+          </m:ctrlPr>
+        </m:oMathPr>
+        <m:sSubSup>
+          <m:e>
+            <m:r>
+              <m:t>d</m:t>
+            </m:r>
+          </m:e>
+          <m:sub>
+            <m:r>
+              <m:t>x</m:t>
+            </m:r>
+          </m:sub>
+          <m:sup>
+            <m:r>
+              <m:t>2</m:t>
+            </m:r>
+          </m:sup>
+        </m:sSubSup>
+        <m:r>
+          <m:rPr>
+            <m:sty m:val="p"/>
+          </m:rPr>
+          <m:t>−</m:t>
+        </m:r>
+        <m:sSup>
+          <m:e>
+            <m:r>
+              <m:t>y</m:t>
+            </m:r>
+          </m:e>
+          <m:sup>
+            <m:r>
+              <m:t>2</m:t>
+            </m:r>
+          </m:sup>
+        </m:sSup>
+        <m:r>
+          <m:rPr>
+            <m:sty m:val="p"/>
+          </m:rPr>
+          <m:t>,</m:t>
+        </m:r>
+        <m:sSub>
+          <m:e>
+            <m:r>
+              <m:t>d</m:t>
+            </m:r>
+          </m:e>
+          <m:sub>
+            <m:r>
+              <m:t>x</m:t>
+            </m:r>
+            <m:r>
+              <m:t>y</m:t>
+            </m:r>
+          </m:sub>
+        </m:sSub>
+      </m:oMath>
+      <w:r>
+        <w:rPr>
+          <w:rFonts w:ascii="Times New Roman" w:hAnsi="Times New Roman" w:eastAsia="Times New Roman" w:cs="Times New Roman"/>
+        </w:rPr>
+        <w:t xml:space="preserve"> </w:t>
+      </w:r>
+      <w:r>
+        <w:rPr>
+          <w:rFonts w:hint="eastAsia" w:ascii="Times New Roman" w:hAnsi="Times New Roman" w:eastAsia="FangSong" w:cs="Times New Roman"/>
+        </w:rPr>
+        <w:t>简并且能量最高</w:t>
+      </w:r>
+      <w:r>
+        <w:rPr>
+          <w:rFonts w:hint="eastAsia" w:ascii="Times New Roman" w:hAnsi="Times New Roman" w:eastAsia="Times New Roman" w:cs="Times New Roman"/>
+        </w:rPr>
+        <w:t>。Ni</w:t>
+      </w:r>
+      <w:r>
+        <w:rPr>
+          <w:rFonts w:ascii="Times New Roman" w:hAnsi="Times New Roman" w:eastAsia="Times New Roman" w:cs="Times New Roman"/>
+        </w:rPr>
+        <w:t xml:space="preserve"> </w:t>
+      </w:r>
+      <w:r>
+        <w:rPr>
+          <w:rFonts w:hint="eastAsia" w:ascii="Times New Roman" w:hAnsi="Times New Roman" w:eastAsia="FangSong" w:cs="Times New Roman"/>
+        </w:rPr>
+        <w:t xml:space="preserve">为</w:t>
+      </w:r>
+      <w:r>
+        <w:rPr>
+          <w:rFonts w:ascii="Times New Roman" w:hAnsi="Times New Roman" w:eastAsia="Times New Roman" w:cs="Times New Roman"/>
+        </w:rPr>
+        <w:t xml:space="preserve"> </w:t>
+      </w:r>
+      <m:oMath>
+        <m:sSup>
+          <m:e>
+            <m:r>
+              <m:t>d</m:t>
+            </m:r>
+          </m:e>
+          <m:sup>
+            <m:r>
+              <m:t>8</m:t>
+            </m:r>
+          </m:sup>
+        </m:sSup>
+      </m:oMath>
+      <w:r>
+        <w:rPr>
+          <w:rFonts w:ascii="Times New Roman" w:hAnsi="Times New Roman" w:eastAsia="Times New Roman" w:cs="Times New Roman"/>
+        </w:rPr>
+        <w:t xml:space="preserve"> </w:t>
+      </w:r>
+      <w:r>
+        <w:rPr>
+          <w:rFonts w:hint="eastAsia" w:ascii="Times New Roman" w:hAnsi="Times New Roman" w:eastAsia="FangSong" w:cs="Times New Roman"/>
+        </w:rPr>
+        <w:t>电子构型</w:t>
+      </w:r>
+      <w:r>
+        <w:rPr>
+          <w:rFonts w:hint="eastAsia" w:ascii="Times New Roman" w:hAnsi="Times New Roman" w:eastAsia="Times New Roman" w:cs="Times New Roman"/>
+        </w:rPr>
+        <w:t>，</w:t>
+      </w:r>
+      <w:r>
+        <w:rPr>
+          <w:rFonts w:hint="eastAsia" w:ascii="Times New Roman" w:hAnsi="Times New Roman" w:eastAsia="FangSong" w:cs="Times New Roman"/>
+        </w:rPr>
+        <w:t>除了最高的简并能级各填充一个电子之外</w:t>
+      </w:r>
+      <w:r>
+        <w:rPr>
+          <w:rFonts w:hint="eastAsia" w:ascii="Times New Roman" w:hAnsi="Times New Roman" w:eastAsia="Times New Roman" w:cs="Times New Roman"/>
+        </w:rPr>
+        <w:t>，</w:t>
+      </w:r>
+      <w:r>
+        <w:rPr>
+          <w:rFonts w:hint="eastAsia" w:ascii="Times New Roman" w:hAnsi="Times New Roman" w:eastAsia="FangSong" w:cs="Times New Roman"/>
+        </w:rPr>
+        <w:t>其余轨道都填充两个电子</w:t>
+      </w:r>
+      <w:r>
+        <w:rPr>
+          <w:rFonts w:hint="eastAsia" w:ascii="Times New Roman" w:hAnsi="Times New Roman" w:eastAsia="Times New Roman" w:cs="Times New Roman"/>
+        </w:rPr>
+        <w:t>（</w:t>
+      </w:r>
+      <w:r>
+        <w:rPr>
+          <w:rFonts w:hint="eastAsia" w:ascii="Times New Roman" w:hAnsi="Times New Roman" w:eastAsia="FangSong" w:cs="Times New Roman"/>
+        </w:rPr>
+        <w:t>若按</w:t>
+      </w:r>
+      <w:r>
+        <w:rPr>
+          <w:rFonts w:ascii="Times New Roman" w:hAnsi="Times New Roman" w:eastAsia="Times New Roman" w:cs="Times New Roman"/>
+        </w:rPr>
+        <w:t xml:space="preserve"> Ni(PEt)</w:t>
+      </w:r>
+      <w:r>
+        <w:rPr>
+          <w:rFonts w:ascii="Times New Roman" w:hAnsi="Times New Roman" w:eastAsia="Times New Roman" w:cs="Times New Roman"/>
+          <w:vertAlign w:val="subscript"/>
+        </w:rPr>
+        <w:t>3</w:t>
+      </w:r>
+      <w:r>
+        <w:rPr>
+          <w:rFonts w:ascii="Times New Roman" w:hAnsi="Times New Roman" w:eastAsia="Times New Roman" w:cs="Times New Roman"/>
+        </w:rPr>
+        <w:t xml:space="preserve"> Cl</w:t>
+      </w:r>
+      <w:r>
+        <w:rPr>
+          <w:rFonts w:ascii="Times New Roman" w:hAnsi="Times New Roman" w:eastAsia="Times New Roman" w:cs="Times New Roman"/>
+          <w:vertAlign w:val="subscript"/>
+        </w:rPr>
+        <w:t>2</w:t>
+      </w:r>
+      <w:r>
+        <w:rPr>
+          <w:rFonts w:ascii="Times New Roman" w:hAnsi="Times New Roman" w:eastAsia="Times New Roman" w:cs="Times New Roman"/>
+        </w:rPr>
+        <w:t xml:space="preserve"> </w:t>
+      </w:r>
+      <w:r>
+        <w:rPr>
+          <w:rFonts w:hint="eastAsia" w:ascii="Times New Roman" w:hAnsi="Times New Roman" w:eastAsia="FangSong" w:cs="Times New Roman"/>
+        </w:rPr>
+        <w:t>处理</w:t>
+      </w:r>
+      <w:r>
+        <w:rPr>
+          <w:rFonts w:hint="eastAsia" w:ascii="Times New Roman" w:hAnsi="Times New Roman" w:eastAsia="Times New Roman" w:cs="Times New Roman"/>
+        </w:rPr>
+        <w:t>，</w:t>
+      </w:r>
+      <w:r>
+        <w:rPr>
+          <w:rFonts w:hint="eastAsia" w:ascii="Times New Roman" w:hAnsi="Times New Roman" w:eastAsia="FangSong" w:cs="Times New Roman"/>
+        </w:rPr>
+        <w:t>则为三角双锥构型</w:t>
+      </w:r>
+      <w:r>
+        <w:rPr>
+          <w:rFonts w:hint="eastAsia" w:ascii="Times New Roman" w:hAnsi="Times New Roman" w:eastAsia="Times New Roman" w:cs="Times New Roman"/>
+        </w:rPr>
+        <w:t>，d</w:t>
+      </w:r>
+      <w:r>
+        <w:rPr>
+          <w:rFonts w:ascii="Times New Roman" w:hAnsi="Times New Roman" w:eastAsia="Times New Roman" w:cs="Times New Roman"/>
+        </w:rPr>
+        <w:t xml:space="preserve"> </w:t>
+      </w:r>
+      <w:r>
+        <w:rPr>
+          <w:rFonts w:hint="eastAsia" w:ascii="Times New Roman" w:hAnsi="Times New Roman" w:eastAsia="FangSong" w:cs="Times New Roman"/>
+        </w:rPr>
+        <w:t xml:space="preserve">轨道分裂为</w:t>
+      </w:r>
+      <w:r>
+        <w:rPr>
+          <w:rFonts w:ascii="Times New Roman" w:hAnsi="Times New Roman" w:eastAsia="Times New Roman" w:cs="Times New Roman"/>
+        </w:rPr>
+        <w:t xml:space="preserve"> 3 </w:t>
+      </w:r>
+      <w:r>
+        <w:rPr>
+          <w:rFonts w:hint="eastAsia" w:ascii="Times New Roman" w:hAnsi="Times New Roman" w:eastAsia="FangSong" w:cs="Times New Roman"/>
+        </w:rPr>
+        <w:t>组</w:t>
+      </w:r>
+      <w:r>
+        <w:rPr>
+          <w:rFonts w:hint="eastAsia" w:ascii="Times New Roman" w:hAnsi="Times New Roman" w:eastAsia="Times New Roman" w:cs="Times New Roman"/>
+        </w:rPr>
+        <w:t>”211”</w:t>
+      </w:r>
+      <w:r>
+        <w:rPr>
+          <w:rFonts w:hint="eastAsia" w:ascii="Times New Roman" w:hAnsi="Times New Roman" w:eastAsia="FangSong" w:cs="Times New Roman"/>
+        </w:rPr>
+        <w:t>型式</w:t>
+      </w:r>
+      <w:r>
+        <w:rPr>
+          <w:rFonts w:hint="eastAsia" w:ascii="Times New Roman" w:hAnsi="Times New Roman" w:eastAsia="Times New Roman" w:cs="Times New Roman"/>
+        </w:rPr>
+        <w:t>，</w:t>
+      </w:r>
+      <w:r>
+        <w:rPr>
+          <w:rFonts w:ascii="Times New Roman" w:hAnsi="Times New Roman" w:eastAsia="Times New Roman" w:cs="Times New Roman"/>
+        </w:rPr>
+        <w:t xml:space="preserve"> </w:t>
+      </w:r>
+      <m:oMath>
+        <m:sSubSup>
+          <m:e>
+            <m:r>
+              <m:t>d</m:t>
+            </m:r>
+          </m:e>
+          <m:sub>
+            <m:r>
+              <m:t>z</m:t>
+            </m:r>
+          </m:sub>
+          <m:sup>
+            <m:r>
+              <m:t>2</m:t>
+            </m:r>
+          </m:sup>
+        </m:sSubSup>
+      </m:oMath>
+      <w:r>
+        <w:rPr>
+          <w:rFonts w:ascii="Times New Roman" w:hAnsi="Times New Roman" w:eastAsia="Times New Roman" w:cs="Times New Roman"/>
+        </w:rPr>
+        <w:t xml:space="preserve"> </w:t>
+      </w:r>
+      <w:r>
+        <w:rPr>
+          <w:rFonts w:hint="eastAsia" w:ascii="Times New Roman" w:hAnsi="Times New Roman" w:eastAsia="FangSong" w:cs="Times New Roman"/>
+        </w:rPr>
+        <w:t>能量最高</w:t>
+      </w:r>
+      <w:r>
+        <w:rPr>
+          <w:rFonts w:hint="eastAsia" w:ascii="Times New Roman" w:hAnsi="Times New Roman" w:eastAsia="Times New Roman" w:cs="Times New Roman"/>
+        </w:rPr>
+        <w:t>）。</w:t>
+      </w:r>
+    </w:p>
+    <w:p>
+      <w:pPr>
+        <w:spacing w:before="160" w:after="80"/>
+      </w:pPr>
+      <w:r>
+        <w:pict>
+          <v:rect style="width:0;height:1.5pt" o:hralign="center" o:hrstd="t" o:hr="t"/>
+        </w:pict>
+      </w:r>
+    </w:p>
+    <w:bookmarkEnd w:id="100"/>
+    <w:bookmarkStart w:id="104" w:name="第17题"/>
     <w:p>
       <w:pPr>
         <w:pStyle w:val="Heading3"/>
@@ -18889,18 +16659,18 @@
           <wp:inline>
             <wp:extent cx="3240000" cy="4584609"/>
             <wp:effectExtent b="0" l="0" r="0" t="0"/>
-            <wp:docPr descr="" title="" id="108" name="Picture"/>
+            <wp:docPr descr="" title="" id="102" name="Picture"/>
             <a:graphic>
               <a:graphicData uri="http://schemas.openxmlformats.org/drawingml/2006/picture">
                 <pic:pic>
                   <pic:nvPicPr>
-                    <pic:cNvPr descr="2021-浙江预赛_p02.png" id="109" name="Picture"/>
+                    <pic:cNvPr descr="2021-浙江预赛_p02.png" id="103" name="Picture"/>
                     <pic:cNvPicPr>
                       <a:picLocks noChangeArrowheads="1" noChangeAspect="1"/>
                     </pic:cNvPicPr>
                   </pic:nvPicPr>
                   <pic:blipFill>
-                    <a:blip r:embed="rId107"/>
+                    <a:blip r:embed="rId101"/>
                     <a:stretch>
                       <a:fillRect/>
                     </a:stretch>
@@ -18932,7 +16702,7 @@
         <w:pStyle w:val="Compact"/>
         <w:numPr>
           <w:ilvl w:val="0"/>
-          <w:numId w:val="1008"/>
+          <w:numId w:val="1004"/>
         </w:numPr>
       </w:pPr>
       <w:r>
@@ -19002,7 +16772,7 @@
         <w:pStyle w:val="Compact"/>
         <w:numPr>
           <w:ilvl w:val="0"/>
-          <w:numId w:val="1008"/>
+          <w:numId w:val="1004"/>
         </w:numPr>
       </w:pPr>
       <w:r>
@@ -19081,7 +16851,7 @@
         <w:pStyle w:val="Compact"/>
         <w:numPr>
           <w:ilvl w:val="0"/>
-          <w:numId w:val="1008"/>
+          <w:numId w:val="1004"/>
         </w:numPr>
       </w:pPr>
       <w:r>
@@ -19151,7 +16921,7 @@
         <w:pStyle w:val="Compact"/>
         <w:numPr>
           <w:ilvl w:val="0"/>
-          <w:numId w:val="1008"/>
+          <w:numId w:val="1004"/>
         </w:numPr>
       </w:pPr>
       <w:r>
@@ -19253,8 +17023,8 @@
         </w:pict>
       </w:r>
     </w:p>
-    <w:bookmarkEnd w:id="110"/>
-    <w:bookmarkStart w:id="111" w:name="第18题"/>
+    <w:bookmarkEnd w:id="104"/>
+    <w:bookmarkStart w:id="105" w:name="第18题"/>
     <w:p>
       <w:pPr>
         <w:pStyle w:val="Heading3"/>
@@ -19908,7 +17678,7 @@
         <w:pStyle w:val="Compact"/>
         <w:numPr>
           <w:ilvl w:val="0"/>
-          <w:numId w:val="1009"/>
+          <w:numId w:val="1005"/>
         </w:numPr>
       </w:pPr>
       <w:r>
@@ -20857,7 +18627,7 @@
         <w:pStyle w:val="Compact"/>
         <w:numPr>
           <w:ilvl w:val="0"/>
-          <w:numId w:val="1010"/>
+          <w:numId w:val="1006"/>
         </w:numPr>
       </w:pPr>
       <w:r>
@@ -20920,7 +18690,7 @@
         <w:pStyle w:val="Compact"/>
         <w:numPr>
           <w:ilvl w:val="0"/>
-          <w:numId w:val="1010"/>
+          <w:numId w:val="1006"/>
         </w:numPr>
       </w:pPr>
       <w:r>
@@ -20979,7 +18749,7 @@
         <w:pStyle w:val="Compact"/>
         <w:numPr>
           <w:ilvl w:val="0"/>
-          <w:numId w:val="1010"/>
+          <w:numId w:val="1006"/>
         </w:numPr>
       </w:pPr>
       <w:r>
@@ -21202,7 +18972,7 @@
         <w:pStyle w:val="Compact"/>
         <w:numPr>
           <w:ilvl w:val="0"/>
-          <w:numId w:val="1011"/>
+          <w:numId w:val="1007"/>
         </w:numPr>
       </w:pPr>
       <w:r>
@@ -21299,7 +19069,7 @@
         <w:pStyle w:val="Compact"/>
         <w:numPr>
           <w:ilvl w:val="0"/>
-          <w:numId w:val="1011"/>
+          <w:numId w:val="1007"/>
         </w:numPr>
       </w:pPr>
       <w:r>
@@ -21332,7 +19102,7 @@
         <w:pStyle w:val="Compact"/>
         <w:numPr>
           <w:ilvl w:val="0"/>
-          <w:numId w:val="1011"/>
+          <w:numId w:val="1007"/>
         </w:numPr>
       </w:pPr>
       <w:r>
@@ -21432,8 +19202,8 @@
         </w:pict>
       </w:r>
     </w:p>
-    <w:bookmarkEnd w:id="111"/>
-    <w:bookmarkStart w:id="112" w:name="第19题"/>
+    <w:bookmarkEnd w:id="105"/>
+    <w:bookmarkStart w:id="106" w:name="第19题"/>
     <w:p>
       <w:pPr>
         <w:pStyle w:val="Heading3"/>
@@ -22359,7 +20129,7 @@
       <w:pPr>
         <w:numPr>
           <w:ilvl w:val="0"/>
-          <w:numId w:val="1012"/>
+          <w:numId w:val="1008"/>
         </w:numPr>
       </w:pPr>
       <w:r>
@@ -22379,7 +20149,7 @@
       <w:pPr>
         <w:numPr>
           <w:ilvl w:val="0"/>
-          <w:numId w:val="1012"/>
+          <w:numId w:val="1008"/>
         </w:numPr>
       </w:pPr>
       <w:r>
@@ -22419,7 +20189,7 @@
         <w:pStyle w:val="Compact"/>
         <w:numPr>
           <w:ilvl w:val="0"/>
-          <w:numId w:val="1013"/>
+          <w:numId w:val="1009"/>
         </w:numPr>
       </w:pPr>
       <w:r>
@@ -22458,7 +20228,7 @@
         <w:pStyle w:val="Compact"/>
         <w:numPr>
           <w:ilvl w:val="0"/>
-          <w:numId w:val="1013"/>
+          <w:numId w:val="1009"/>
         </w:numPr>
       </w:pPr>
       <w:r>
@@ -22548,8 +20318,8 @@
         </w:pict>
       </w:r>
     </w:p>
-    <w:bookmarkEnd w:id="112"/>
-    <w:bookmarkStart w:id="113" w:name="第20题"/>
+    <w:bookmarkEnd w:id="106"/>
+    <w:bookmarkStart w:id="107" w:name="第20题"/>
     <w:p>
       <w:pPr>
         <w:pStyle w:val="Heading3"/>
@@ -23228,8 +20998,8 @@
         </w:pict>
       </w:r>
     </w:p>
-    <w:bookmarkEnd w:id="113"/>
-    <w:bookmarkStart w:id="114" w:name="第21题"/>
+    <w:bookmarkEnd w:id="107"/>
+    <w:bookmarkStart w:id="108" w:name="第21题"/>
     <w:p>
       <w:pPr>
         <w:pStyle w:val="Heading3"/>
@@ -23801,8 +21571,8 @@
         </w:pict>
       </w:r>
     </w:p>
-    <w:bookmarkEnd w:id="114"/>
-    <w:bookmarkStart w:id="115" w:name="第22题"/>
+    <w:bookmarkEnd w:id="108"/>
+    <w:bookmarkStart w:id="109" w:name="第22题"/>
     <w:p>
       <w:pPr>
         <w:pStyle w:val="Heading3"/>
@@ -25954,7 +23724,7 @@
         <w:pStyle w:val="Compact"/>
         <w:numPr>
           <w:ilvl w:val="0"/>
-          <w:numId w:val="1014"/>
+          <w:numId w:val="1010"/>
         </w:numPr>
         <w:spacing w:before="120"/>
       </w:pPr>
@@ -25976,7 +23746,7 @@
         <w:pStyle w:val="Compact"/>
         <w:numPr>
           <w:ilvl w:val="0"/>
-          <w:numId w:val="1014"/>
+          <w:numId w:val="1010"/>
         </w:numPr>
       </w:pPr>
       <w:r>
@@ -27146,7 +24916,7 @@
         <w:pStyle w:val="Compact"/>
         <w:numPr>
           <w:ilvl w:val="0"/>
-          <w:numId w:val="1015"/>
+          <w:numId w:val="1011"/>
         </w:numPr>
         <w:spacing w:before="120"/>
       </w:pPr>
@@ -27180,7 +24950,7 @@
         <w:pStyle w:val="Compact"/>
         <w:numPr>
           <w:ilvl w:val="0"/>
-          <w:numId w:val="1015"/>
+          <w:numId w:val="1011"/>
         </w:numPr>
       </w:pPr>
       <w:r>
@@ -29132,8 +26902,8 @@
         </w:pict>
       </w:r>
     </w:p>
-    <w:bookmarkEnd w:id="115"/>
-    <w:bookmarkStart w:id="116" w:name="第23题"/>
+    <w:bookmarkEnd w:id="109"/>
+    <w:bookmarkStart w:id="110" w:name="第23题"/>
     <w:p>
       <w:pPr>
         <w:pStyle w:val="Heading3"/>
@@ -33803,8 +31573,8 @@
         </w:pict>
       </w:r>
     </w:p>
-    <w:bookmarkEnd w:id="116"/>
-    <w:bookmarkStart w:id="117" w:name="第24题"/>
+    <w:bookmarkEnd w:id="110"/>
+    <w:bookmarkStart w:id="111" w:name="第24题"/>
     <w:p>
       <w:pPr>
         <w:pStyle w:val="Heading3"/>
@@ -37183,8 +34953,8 @@
         </w:pict>
       </w:r>
     </w:p>
-    <w:bookmarkEnd w:id="117"/>
-    <w:bookmarkStart w:id="118" w:name="第25题"/>
+    <w:bookmarkEnd w:id="111"/>
+    <w:bookmarkStart w:id="112" w:name="第25题"/>
     <w:p>
       <w:pPr>
         <w:pStyle w:val="Heading3"/>
@@ -41354,8 +39124,8 @@
         </w:pict>
       </w:r>
     </w:p>
-    <w:bookmarkEnd w:id="118"/>
-    <w:bookmarkStart w:id="119" w:name="第26题"/>
+    <w:bookmarkEnd w:id="112"/>
+    <w:bookmarkStart w:id="113" w:name="第26题"/>
     <w:p>
       <w:pPr>
         <w:pStyle w:val="Heading3"/>
@@ -42133,7 +39903,7 @@
         <w:pStyle w:val="Compact"/>
         <w:numPr>
           <w:ilvl w:val="0"/>
-          <w:numId w:val="1016"/>
+          <w:numId w:val="1012"/>
         </w:numPr>
       </w:pPr>
       <w:r>
@@ -42266,7 +40036,7 @@
         <w:pStyle w:val="Compact"/>
         <w:numPr>
           <w:ilvl w:val="0"/>
-          <w:numId w:val="1016"/>
+          <w:numId w:val="1012"/>
         </w:numPr>
       </w:pPr>
       <w:r>
@@ -42435,7 +40205,7 @@
         <w:pStyle w:val="Compact"/>
         <w:numPr>
           <w:ilvl w:val="0"/>
-          <w:numId w:val="1016"/>
+          <w:numId w:val="1012"/>
         </w:numPr>
         <w:spacing w:after="80"/>
       </w:pPr>
@@ -42926,9 +40696,9 @@
         </w:pict>
       </w:r>
     </w:p>
-    <w:bookmarkEnd w:id="119"/>
-    <w:bookmarkEnd w:id="120"/>
-    <w:bookmarkEnd w:id="121"/>
+    <w:bookmarkEnd w:id="113"/>
+    <w:bookmarkEnd w:id="114"/>
+    <w:bookmarkEnd w:id="115"/>
     <w:sectPr>
       <w:footerReference w:type="default" r:id="rId9"/>
       <w:footnotePr>
@@ -43448,34 +41218,7 @@
     <w:abstractNumId w:val="991"/>
   </w:num>
   <w:num w:numId="1004">
-    <w:abstractNumId w:val="99411"/>
-    <w:lvlOverride w:ilvl="0">
-      <w:startOverride w:val="1"/>
-    </w:lvlOverride>
-    <w:lvlOverride w:ilvl="1">
-      <w:startOverride w:val="1"/>
-    </w:lvlOverride>
-    <w:lvlOverride w:ilvl="2">
-      <w:startOverride w:val="1"/>
-    </w:lvlOverride>
-    <w:lvlOverride w:ilvl="3">
-      <w:startOverride w:val="1"/>
-    </w:lvlOverride>
-    <w:lvlOverride w:ilvl="4">
-      <w:startOverride w:val="1"/>
-    </w:lvlOverride>
-    <w:lvlOverride w:ilvl="5">
-      <w:startOverride w:val="1"/>
-    </w:lvlOverride>
-    <w:lvlOverride w:ilvl="6">
-      <w:startOverride w:val="1"/>
-    </w:lvlOverride>
-    <w:lvlOverride w:ilvl="7">
-      <w:startOverride w:val="1"/>
-    </w:lvlOverride>
-    <w:lvlOverride w:ilvl="8">
-      <w:startOverride w:val="1"/>
-    </w:lvlOverride>
+    <w:abstractNumId w:val="991"/>
   </w:num>
   <w:num w:numId="1005">
     <w:abstractNumId w:val="99411"/>
@@ -43508,6 +41251,36 @@
     </w:lvlOverride>
   </w:num>
   <w:num w:numId="1006">
+    <w:abstractNumId w:val="99412"/>
+    <w:lvlOverride w:ilvl="0">
+      <w:startOverride w:val="2"/>
+    </w:lvlOverride>
+    <w:lvlOverride w:ilvl="1">
+      <w:startOverride w:val="2"/>
+    </w:lvlOverride>
+    <w:lvlOverride w:ilvl="2">
+      <w:startOverride w:val="2"/>
+    </w:lvlOverride>
+    <w:lvlOverride w:ilvl="3">
+      <w:startOverride w:val="2"/>
+    </w:lvlOverride>
+    <w:lvlOverride w:ilvl="4">
+      <w:startOverride w:val="2"/>
+    </w:lvlOverride>
+    <w:lvlOverride w:ilvl="5">
+      <w:startOverride w:val="2"/>
+    </w:lvlOverride>
+    <w:lvlOverride w:ilvl="6">
+      <w:startOverride w:val="2"/>
+    </w:lvlOverride>
+    <w:lvlOverride w:ilvl="7">
+      <w:startOverride w:val="2"/>
+    </w:lvlOverride>
+    <w:lvlOverride w:ilvl="8">
+      <w:startOverride w:val="2"/>
+    </w:lvlOverride>
+  </w:num>
+  <w:num w:numId="1007">
     <w:abstractNumId w:val="99411"/>
     <w:lvlOverride w:ilvl="0">
       <w:startOverride w:val="1"/>
@@ -43537,38 +41310,35 @@
       <w:startOverride w:val="1"/>
     </w:lvlOverride>
   </w:num>
-  <w:num w:numId="1007">
-    <w:abstractNumId w:val="99412"/>
+  <w:num w:numId="1008">
+    <w:abstractNumId w:val="99411"/>
     <w:lvlOverride w:ilvl="0">
-      <w:startOverride w:val="2"/>
+      <w:startOverride w:val="1"/>
     </w:lvlOverride>
     <w:lvlOverride w:ilvl="1">
-      <w:startOverride w:val="2"/>
+      <w:startOverride w:val="1"/>
     </w:lvlOverride>
     <w:lvlOverride w:ilvl="2">
-      <w:startOverride w:val="2"/>
+      <w:startOverride w:val="1"/>
     </w:lvlOverride>
     <w:lvlOverride w:ilvl="3">
-      <w:startOverride w:val="2"/>
+      <w:startOverride w:val="1"/>
     </w:lvlOverride>
     <w:lvlOverride w:ilvl="4">
-      <w:startOverride w:val="2"/>
+      <w:startOverride w:val="1"/>
     </w:lvlOverride>
     <w:lvlOverride w:ilvl="5">
-      <w:startOverride w:val="2"/>
+      <w:startOverride w:val="1"/>
     </w:lvlOverride>
     <w:lvlOverride w:ilvl="6">
-      <w:startOverride w:val="2"/>
+      <w:startOverride w:val="1"/>
     </w:lvlOverride>
     <w:lvlOverride w:ilvl="7">
-      <w:startOverride w:val="2"/>
+      <w:startOverride w:val="1"/>
     </w:lvlOverride>
     <w:lvlOverride w:ilvl="8">
-      <w:startOverride w:val="2"/>
+      <w:startOverride w:val="1"/>
     </w:lvlOverride>
-  </w:num>
-  <w:num w:numId="1008">
-    <w:abstractNumId w:val="991"/>
   </w:num>
   <w:num w:numId="1009">
     <w:abstractNumId w:val="99411"/>
@@ -43601,37 +41371,37 @@
     </w:lvlOverride>
   </w:num>
   <w:num w:numId="1010">
-    <w:abstractNumId w:val="99412"/>
+    <w:abstractNumId w:val="99431"/>
     <w:lvlOverride w:ilvl="0">
-      <w:startOverride w:val="2"/>
+      <w:startOverride w:val="1"/>
     </w:lvlOverride>
     <w:lvlOverride w:ilvl="1">
-      <w:startOverride w:val="2"/>
+      <w:startOverride w:val="1"/>
     </w:lvlOverride>
     <w:lvlOverride w:ilvl="2">
-      <w:startOverride w:val="2"/>
+      <w:startOverride w:val="1"/>
     </w:lvlOverride>
     <w:lvlOverride w:ilvl="3">
-      <w:startOverride w:val="2"/>
+      <w:startOverride w:val="1"/>
     </w:lvlOverride>
     <w:lvlOverride w:ilvl="4">
-      <w:startOverride w:val="2"/>
+      <w:startOverride w:val="1"/>
     </w:lvlOverride>
     <w:lvlOverride w:ilvl="5">
-      <w:startOverride w:val="2"/>
+      <w:startOverride w:val="1"/>
     </w:lvlOverride>
     <w:lvlOverride w:ilvl="6">
-      <w:startOverride w:val="2"/>
+      <w:startOverride w:val="1"/>
     </w:lvlOverride>
     <w:lvlOverride w:ilvl="7">
-      <w:startOverride w:val="2"/>
+      <w:startOverride w:val="1"/>
     </w:lvlOverride>
     <w:lvlOverride w:ilvl="8">
-      <w:startOverride w:val="2"/>
+      <w:startOverride w:val="1"/>
     </w:lvlOverride>
   </w:num>
   <w:num w:numId="1011">
-    <w:abstractNumId w:val="99411"/>
+    <w:abstractNumId w:val="99431"/>
     <w:lvlOverride w:ilvl="0">
       <w:startOverride w:val="1"/>
     </w:lvlOverride>
@@ -43661,126 +41431,6 @@
     </w:lvlOverride>
   </w:num>
   <w:num w:numId="1012">
-    <w:abstractNumId w:val="99411"/>
-    <w:lvlOverride w:ilvl="0">
-      <w:startOverride w:val="1"/>
-    </w:lvlOverride>
-    <w:lvlOverride w:ilvl="1">
-      <w:startOverride w:val="1"/>
-    </w:lvlOverride>
-    <w:lvlOverride w:ilvl="2">
-      <w:startOverride w:val="1"/>
-    </w:lvlOverride>
-    <w:lvlOverride w:ilvl="3">
-      <w:startOverride w:val="1"/>
-    </w:lvlOverride>
-    <w:lvlOverride w:ilvl="4">
-      <w:startOverride w:val="1"/>
-    </w:lvlOverride>
-    <w:lvlOverride w:ilvl="5">
-      <w:startOverride w:val="1"/>
-    </w:lvlOverride>
-    <w:lvlOverride w:ilvl="6">
-      <w:startOverride w:val="1"/>
-    </w:lvlOverride>
-    <w:lvlOverride w:ilvl="7">
-      <w:startOverride w:val="1"/>
-    </w:lvlOverride>
-    <w:lvlOverride w:ilvl="8">
-      <w:startOverride w:val="1"/>
-    </w:lvlOverride>
-  </w:num>
-  <w:num w:numId="1013">
-    <w:abstractNumId w:val="99411"/>
-    <w:lvlOverride w:ilvl="0">
-      <w:startOverride w:val="1"/>
-    </w:lvlOverride>
-    <w:lvlOverride w:ilvl="1">
-      <w:startOverride w:val="1"/>
-    </w:lvlOverride>
-    <w:lvlOverride w:ilvl="2">
-      <w:startOverride w:val="1"/>
-    </w:lvlOverride>
-    <w:lvlOverride w:ilvl="3">
-      <w:startOverride w:val="1"/>
-    </w:lvlOverride>
-    <w:lvlOverride w:ilvl="4">
-      <w:startOverride w:val="1"/>
-    </w:lvlOverride>
-    <w:lvlOverride w:ilvl="5">
-      <w:startOverride w:val="1"/>
-    </w:lvlOverride>
-    <w:lvlOverride w:ilvl="6">
-      <w:startOverride w:val="1"/>
-    </w:lvlOverride>
-    <w:lvlOverride w:ilvl="7">
-      <w:startOverride w:val="1"/>
-    </w:lvlOverride>
-    <w:lvlOverride w:ilvl="8">
-      <w:startOverride w:val="1"/>
-    </w:lvlOverride>
-  </w:num>
-  <w:num w:numId="1014">
-    <w:abstractNumId w:val="99431"/>
-    <w:lvlOverride w:ilvl="0">
-      <w:startOverride w:val="1"/>
-    </w:lvlOverride>
-    <w:lvlOverride w:ilvl="1">
-      <w:startOverride w:val="1"/>
-    </w:lvlOverride>
-    <w:lvlOverride w:ilvl="2">
-      <w:startOverride w:val="1"/>
-    </w:lvlOverride>
-    <w:lvlOverride w:ilvl="3">
-      <w:startOverride w:val="1"/>
-    </w:lvlOverride>
-    <w:lvlOverride w:ilvl="4">
-      <w:startOverride w:val="1"/>
-    </w:lvlOverride>
-    <w:lvlOverride w:ilvl="5">
-      <w:startOverride w:val="1"/>
-    </w:lvlOverride>
-    <w:lvlOverride w:ilvl="6">
-      <w:startOverride w:val="1"/>
-    </w:lvlOverride>
-    <w:lvlOverride w:ilvl="7">
-      <w:startOverride w:val="1"/>
-    </w:lvlOverride>
-    <w:lvlOverride w:ilvl="8">
-      <w:startOverride w:val="1"/>
-    </w:lvlOverride>
-  </w:num>
-  <w:num w:numId="1015">
-    <w:abstractNumId w:val="99431"/>
-    <w:lvlOverride w:ilvl="0">
-      <w:startOverride w:val="1"/>
-    </w:lvlOverride>
-    <w:lvlOverride w:ilvl="1">
-      <w:startOverride w:val="1"/>
-    </w:lvlOverride>
-    <w:lvlOverride w:ilvl="2">
-      <w:startOverride w:val="1"/>
-    </w:lvlOverride>
-    <w:lvlOverride w:ilvl="3">
-      <w:startOverride w:val="1"/>
-    </w:lvlOverride>
-    <w:lvlOverride w:ilvl="4">
-      <w:startOverride w:val="1"/>
-    </w:lvlOverride>
-    <w:lvlOverride w:ilvl="5">
-      <w:startOverride w:val="1"/>
-    </w:lvlOverride>
-    <w:lvlOverride w:ilvl="6">
-      <w:startOverride w:val="1"/>
-    </w:lvlOverride>
-    <w:lvlOverride w:ilvl="7">
-      <w:startOverride w:val="1"/>
-    </w:lvlOverride>
-    <w:lvlOverride w:ilvl="8">
-      <w:startOverride w:val="1"/>
-    </w:lvlOverride>
-  </w:num>
-  <w:num w:numId="1016">
     <w:abstractNumId w:val="99411"/>
     <w:lvlOverride w:ilvl="0">
       <w:startOverride w:val="1"/>

--- a/00-首页/题组Word/第一轮·综合套卷/第一轮综合卷07（教师版）.docx
+++ b/00-首页/题组Word/第一轮·综合套卷/第一轮综合卷07（教师版）.docx
@@ -2,7 +2,7 @@
 <file path=word/document.xml><?xml version="1.0" encoding="utf-8"?>
 <w:document xmlns:w="http://schemas.openxmlformats.org/wordprocessingml/2006/main" xmlns:m="http://schemas.openxmlformats.org/officeDocument/2006/math" xmlns:r="http://schemas.openxmlformats.org/officeDocument/2006/relationships" xmlns:o="urn:schemas-microsoft-com:office:office" xmlns:v="urn:schemas-microsoft-com:vml" xmlns:w10="urn:schemas-microsoft-com:office:word" xmlns:a="http://schemas.openxmlformats.org/drawingml/2006/main" xmlns:pic="http://schemas.openxmlformats.org/drawingml/2006/picture" xmlns:wp="http://schemas.openxmlformats.org/drawingml/2006/wordprocessingDrawing">
   <w:body>
-    <w:bookmarkStart w:id="115" w:name="第一轮综合练习-第07卷"/>
+    <w:bookmarkStart w:id="116" w:name="第一轮综合练习-第07卷"/>
     <w:p>
       <w:pPr>
         <w:pStyle w:val="Heading1"/>
@@ -270,7 +270,7 @@
       </w:r>
     </w:p>
     <w:bookmarkEnd w:id="9"/>
-    <w:bookmarkStart w:id="114" w:name="题目"/>
+    <w:bookmarkStart w:id="115" w:name="题目"/>
     <w:p>
       <w:pPr>
         <w:pStyle w:val="Heading2"/>
@@ -6330,14 +6330,14 @@
         </w:rPr>
         <w:drawing>
           <wp:inline>
-            <wp:extent cx="3240000" cy="4584609"/>
+            <wp:extent cx="3600000" cy="760529"/>
             <wp:effectExtent b="0" l="0" r="0" t="0"/>
             <wp:docPr descr="" title="" id="18" name="Picture"/>
             <a:graphic>
               <a:graphicData uri="http://schemas.openxmlformats.org/drawingml/2006/picture">
                 <pic:pic>
                   <pic:nvPicPr>
-                    <pic:cNvPr descr="2023-浙江预赛_p06.png" id="19" name="Picture"/>
+                    <pic:cNvPr descr="eabd88acdb2a6578.png" id="19" name="Picture"/>
                     <pic:cNvPicPr>
                       <a:picLocks noChangeArrowheads="1" noChangeAspect="1"/>
                     </pic:cNvPicPr>
@@ -6351,7 +6351,7 @@
                   <pic:spPr bwMode="auto">
                     <a:xfrm>
                       <a:off x="0" y="0"/>
-                      <a:ext cx="3240000" cy="4584609"/>
+                      <a:ext cx="3600000" cy="760529"/>
                     </a:xfrm>
                     <a:prstGeom prst="rect">
                       <a:avLst/>
@@ -6640,14 +6640,14 @@
         </w:rPr>
         <w:drawing>
           <wp:inline>
-            <wp:extent cx="3240000" cy="4584609"/>
+            <wp:extent cx="3600000" cy="1602155"/>
             <wp:effectExtent b="0" l="0" r="0" t="0"/>
             <wp:docPr descr="" title="" id="22" name="Picture"/>
             <a:graphic>
               <a:graphicData uri="http://schemas.openxmlformats.org/drawingml/2006/picture">
                 <pic:pic>
                   <pic:nvPicPr>
-                    <pic:cNvPr descr="06-外部资料导入/真题/省预赛/images/2023-浙江预赛_p14.png" id="23" name="Picture"/>
+                    <pic:cNvPr descr="af1271f4c4c6a31c.png" id="23" name="Picture"/>
                     <pic:cNvPicPr>
                       <a:picLocks noChangeArrowheads="1" noChangeAspect="1"/>
                     </pic:cNvPicPr>
@@ -6661,7 +6661,7 @@
                   <pic:spPr bwMode="auto">
                     <a:xfrm>
                       <a:off x="0" y="0"/>
-                      <a:ext cx="3240000" cy="4584609"/>
+                      <a:ext cx="3600000" cy="1602155"/>
                     </a:xfrm>
                     <a:prstGeom prst="rect">
                       <a:avLst/>
@@ -6971,7 +6971,7 @@
       </w:r>
     </w:p>
     <w:bookmarkEnd w:id="24"/>
-    <w:bookmarkStart w:id="27" w:name="第9题"/>
+    <w:bookmarkStart w:id="28" w:name="第9题"/>
     <w:p>
       <w:pPr>
         <w:pStyle w:val="Heading3"/>
@@ -7150,20 +7150,20 @@
         </w:rPr>
         <w:drawing>
           <wp:inline>
-            <wp:extent cx="3240000" cy="4584609"/>
+            <wp:extent cx="3600000" cy="805039"/>
             <wp:effectExtent b="0" l="0" r="0" t="0"/>
-            <wp:docPr descr="" title="" id="25" name="Picture"/>
+            <wp:docPr descr="" title="" id="26" name="Picture"/>
             <a:graphic>
               <a:graphicData uri="http://schemas.openxmlformats.org/drawingml/2006/picture">
                 <pic:pic>
                   <pic:nvPicPr>
-                    <pic:cNvPr descr="06-外部资料导入/真题/省预赛/images/2023-浙江预赛_p14.png" id="26" name="Picture"/>
+                    <pic:cNvPr descr="d81077defdea3620.png" id="27" name="Picture"/>
                     <pic:cNvPicPr>
                       <a:picLocks noChangeArrowheads="1" noChangeAspect="1"/>
                     </pic:cNvPicPr>
                   </pic:nvPicPr>
                   <pic:blipFill>
-                    <a:blip r:embed="rId21"/>
+                    <a:blip r:embed="rId25"/>
                     <a:stretch>
                       <a:fillRect/>
                     </a:stretch>
@@ -7171,7 +7171,7 @@
                   <pic:spPr bwMode="auto">
                     <a:xfrm>
                       <a:off x="0" y="0"/>
-                      <a:ext cx="3240000" cy="4584609"/>
+                      <a:ext cx="3600000" cy="805039"/>
                     </a:xfrm>
                     <a:prstGeom prst="rect">
                       <a:avLst/>
@@ -7453,8 +7453,8 @@
         </w:pict>
       </w:r>
     </w:p>
-    <w:bookmarkEnd w:id="27"/>
-    <w:bookmarkStart w:id="94" w:name="第10题"/>
+    <w:bookmarkEnd w:id="28"/>
+    <w:bookmarkStart w:id="95" w:name="第10题"/>
     <w:p>
       <w:pPr>
         <w:pStyle w:val="Heading3"/>
@@ -8336,18 +8336,18 @@
           <wp:inline>
             <wp:extent cx="3240000" cy="2751652"/>
             <wp:effectExtent b="0" l="0" r="0" t="0"/>
-            <wp:docPr descr="" title="" id="29" name="Picture"/>
+            <wp:docPr descr="" title="" id="30" name="Picture"/>
             <a:graphic>
               <a:graphicData uri="http://schemas.openxmlformats.org/drawingml/2006/picture">
                 <pic:pic>
                   <pic:nvPicPr>
-                    <pic:cNvPr descr="ca9afc7ea8c50b17c99aafd65fded75341bf4a366ecab311d26fe323920219f4.jpg" id="30" name="Picture"/>
+                    <pic:cNvPr descr="ca9afc7ea8c50b17c99aafd65fded75341bf4a366ecab311d26fe323920219f4.jpg" id="31" name="Picture"/>
                     <pic:cNvPicPr>
                       <a:picLocks noChangeArrowheads="1" noChangeAspect="1"/>
                     </pic:cNvPicPr>
                   </pic:nvPicPr>
                   <pic:blipFill>
-                    <a:blip r:embed="rId28"/>
+                    <a:blip r:embed="rId29"/>
                     <a:stretch>
                       <a:fillRect/>
                     </a:stretch>
@@ -8388,18 +8388,18 @@
           <wp:inline>
             <wp:extent cx="3240000" cy="2621679"/>
             <wp:effectExtent b="0" l="0" r="0" t="0"/>
-            <wp:docPr descr="" title="" id="32" name="Picture"/>
+            <wp:docPr descr="" title="" id="33" name="Picture"/>
             <a:graphic>
               <a:graphicData uri="http://schemas.openxmlformats.org/drawingml/2006/picture">
                 <pic:pic>
                   <pic:nvPicPr>
-                    <pic:cNvPr descr="3e0c6d7a0e6ff2c5d4083363ae3fed32314e3e750a117216d71cb2e56cb532a0.jpg" id="33" name="Picture"/>
+                    <pic:cNvPr descr="3e0c6d7a0e6ff2c5d4083363ae3fed32314e3e750a117216d71cb2e56cb532a0.jpg" id="34" name="Picture"/>
                     <pic:cNvPicPr>
                       <a:picLocks noChangeArrowheads="1" noChangeAspect="1"/>
                     </pic:cNvPicPr>
                   </pic:nvPicPr>
                   <pic:blipFill>
-                    <a:blip r:embed="rId31"/>
+                    <a:blip r:embed="rId32"/>
                     <a:stretch>
                       <a:fillRect/>
                     </a:stretch>
@@ -8440,18 +8440,18 @@
           <wp:inline>
             <wp:extent cx="3240000" cy="3275604"/>
             <wp:effectExtent b="0" l="0" r="0" t="0"/>
-            <wp:docPr descr="" title="" id="35" name="Picture"/>
+            <wp:docPr descr="" title="" id="36" name="Picture"/>
             <a:graphic>
               <a:graphicData uri="http://schemas.openxmlformats.org/drawingml/2006/picture">
                 <pic:pic>
                   <pic:nvPicPr>
-                    <pic:cNvPr descr="09dd02cbf7794d1404ffd13914215036b8f49a90942208df187bd898258a0998.jpg" id="36" name="Picture"/>
+                    <pic:cNvPr descr="09dd02cbf7794d1404ffd13914215036b8f49a90942208df187bd898258a0998.jpg" id="37" name="Picture"/>
                     <pic:cNvPicPr>
                       <a:picLocks noChangeArrowheads="1" noChangeAspect="1"/>
                     </pic:cNvPicPr>
                   </pic:nvPicPr>
                   <pic:blipFill>
-                    <a:blip r:embed="rId34"/>
+                    <a:blip r:embed="rId35"/>
                     <a:stretch>
                       <a:fillRect/>
                     </a:stretch>
@@ -8492,18 +8492,18 @@
           <wp:inline>
             <wp:extent cx="3240000" cy="3366350"/>
             <wp:effectExtent b="0" l="0" r="0" t="0"/>
-            <wp:docPr descr="" title="" id="38" name="Picture"/>
+            <wp:docPr descr="" title="" id="39" name="Picture"/>
             <a:graphic>
               <a:graphicData uri="http://schemas.openxmlformats.org/drawingml/2006/picture">
                 <pic:pic>
                   <pic:nvPicPr>
-                    <pic:cNvPr descr="816d6b7d1d876c5909837628e997cb645597d8171d2a1101ddd06ca7b2c95da6.jpg" id="39" name="Picture"/>
+                    <pic:cNvPr descr="816d6b7d1d876c5909837628e997cb645597d8171d2a1101ddd06ca7b2c95da6.jpg" id="40" name="Picture"/>
                     <pic:cNvPicPr>
                       <a:picLocks noChangeArrowheads="1" noChangeAspect="1"/>
                     </pic:cNvPicPr>
                   </pic:nvPicPr>
                   <pic:blipFill>
-                    <a:blip r:embed="rId37"/>
+                    <a:blip r:embed="rId38"/>
                     <a:stretch>
                       <a:fillRect/>
                     </a:stretch>
@@ -8544,18 +8544,18 @@
           <wp:inline>
             <wp:extent cx="3240000" cy="2965875"/>
             <wp:effectExtent b="0" l="0" r="0" t="0"/>
-            <wp:docPr descr="" title="" id="41" name="Picture"/>
+            <wp:docPr descr="" title="" id="42" name="Picture"/>
             <a:graphic>
               <a:graphicData uri="http://schemas.openxmlformats.org/drawingml/2006/picture">
                 <pic:pic>
                   <pic:nvPicPr>
-                    <pic:cNvPr descr="26cfa4dae09e097e80730437383133fa78acf7b9a2288ae8bd243b867831b413.jpg" id="42" name="Picture"/>
+                    <pic:cNvPr descr="26cfa4dae09e097e80730437383133fa78acf7b9a2288ae8bd243b867831b413.jpg" id="43" name="Picture"/>
                     <pic:cNvPicPr>
                       <a:picLocks noChangeArrowheads="1" noChangeAspect="1"/>
                     </pic:cNvPicPr>
                   </pic:nvPicPr>
                   <pic:blipFill>
-                    <a:blip r:embed="rId40"/>
+                    <a:blip r:embed="rId41"/>
                     <a:stretch>
                       <a:fillRect/>
                     </a:stretch>
@@ -8596,18 +8596,18 @@
           <wp:inline>
             <wp:extent cx="1879600" cy="1739900"/>
             <wp:effectExtent b="0" l="0" r="0" t="0"/>
-            <wp:docPr descr="" title="" id="44" name="Picture"/>
+            <wp:docPr descr="" title="" id="45" name="Picture"/>
             <a:graphic>
               <a:graphicData uri="http://schemas.openxmlformats.org/drawingml/2006/picture">
                 <pic:pic>
                   <pic:nvPicPr>
-                    <pic:cNvPr descr="918d04daabd64da68ef4b55fb19b64fc7a18dd7ab7a0d31b590240d383c6a4f4.jpg" id="45" name="Picture"/>
+                    <pic:cNvPr descr="918d04daabd64da68ef4b55fb19b64fc7a18dd7ab7a0d31b590240d383c6a4f4.jpg" id="46" name="Picture"/>
                     <pic:cNvPicPr>
                       <a:picLocks noChangeArrowheads="1" noChangeAspect="1"/>
                     </pic:cNvPicPr>
                   </pic:nvPicPr>
                   <pic:blipFill>
-                    <a:blip r:embed="rId43"/>
+                    <a:blip r:embed="rId44"/>
                     <a:stretch>
                       <a:fillRect/>
                     </a:stretch>
@@ -8648,18 +8648,18 @@
           <wp:inline>
             <wp:extent cx="2197100" cy="1562100"/>
             <wp:effectExtent b="0" l="0" r="0" t="0"/>
-            <wp:docPr descr="" title="" id="47" name="Picture"/>
+            <wp:docPr descr="" title="" id="48" name="Picture"/>
             <a:graphic>
               <a:graphicData uri="http://schemas.openxmlformats.org/drawingml/2006/picture">
                 <pic:pic>
                   <pic:nvPicPr>
-                    <pic:cNvPr descr="1cd26c7200c91dd056533607bcd7d8dc787c763c9f326fec6f919b12c4f5c425.jpg" id="48" name="Picture"/>
+                    <pic:cNvPr descr="1cd26c7200c91dd056533607bcd7d8dc787c763c9f326fec6f919b12c4f5c425.jpg" id="49" name="Picture"/>
                     <pic:cNvPicPr>
                       <a:picLocks noChangeArrowheads="1" noChangeAspect="1"/>
                     </pic:cNvPicPr>
                   </pic:nvPicPr>
                   <pic:blipFill>
-                    <a:blip r:embed="rId46"/>
+                    <a:blip r:embed="rId47"/>
                     <a:stretch>
                       <a:fillRect/>
                     </a:stretch>
@@ -8700,18 +8700,18 @@
           <wp:inline>
             <wp:extent cx="2197100" cy="1892300"/>
             <wp:effectExtent b="0" l="0" r="0" t="0"/>
-            <wp:docPr descr="" title="" id="50" name="Picture"/>
+            <wp:docPr descr="" title="" id="51" name="Picture"/>
             <a:graphic>
               <a:graphicData uri="http://schemas.openxmlformats.org/drawingml/2006/picture">
                 <pic:pic>
                   <pic:nvPicPr>
-                    <pic:cNvPr descr="15717388e509e7a85ebebee9138e18fd1c54733a98494fcaab2073522e8c938e.jpg" id="51" name="Picture"/>
+                    <pic:cNvPr descr="15717388e509e7a85ebebee9138e18fd1c54733a98494fcaab2073522e8c938e.jpg" id="52" name="Picture"/>
                     <pic:cNvPicPr>
                       <a:picLocks noChangeArrowheads="1" noChangeAspect="1"/>
                     </pic:cNvPicPr>
                   </pic:nvPicPr>
                   <pic:blipFill>
-                    <a:blip r:embed="rId49"/>
+                    <a:blip r:embed="rId50"/>
                     <a:stretch>
                       <a:fillRect/>
                     </a:stretch>
@@ -8752,18 +8752,18 @@
           <wp:inline>
             <wp:extent cx="2438400" cy="1816100"/>
             <wp:effectExtent b="0" l="0" r="0" t="0"/>
-            <wp:docPr descr="" title="" id="53" name="Picture"/>
+            <wp:docPr descr="" title="" id="54" name="Picture"/>
             <a:graphic>
               <a:graphicData uri="http://schemas.openxmlformats.org/drawingml/2006/picture">
                 <pic:pic>
                   <pic:nvPicPr>
-                    <pic:cNvPr descr="cdbc8a7f2e4ff20ded1b5a5ca51e0536f07ed125d86d992659f7cf98b64046eb.jpg" id="54" name="Picture"/>
+                    <pic:cNvPr descr="cdbc8a7f2e4ff20ded1b5a5ca51e0536f07ed125d86d992659f7cf98b64046eb.jpg" id="55" name="Picture"/>
                     <pic:cNvPicPr>
                       <a:picLocks noChangeArrowheads="1" noChangeAspect="1"/>
                     </pic:cNvPicPr>
                   </pic:nvPicPr>
                   <pic:blipFill>
-                    <a:blip r:embed="rId52"/>
+                    <a:blip r:embed="rId53"/>
                     <a:stretch>
                       <a:fillRect/>
                     </a:stretch>
@@ -8804,18 +8804,18 @@
           <wp:inline>
             <wp:extent cx="2374900" cy="1892300"/>
             <wp:effectExtent b="0" l="0" r="0" t="0"/>
-            <wp:docPr descr="" title="" id="56" name="Picture"/>
+            <wp:docPr descr="" title="" id="57" name="Picture"/>
             <a:graphic>
               <a:graphicData uri="http://schemas.openxmlformats.org/drawingml/2006/picture">
                 <pic:pic>
                   <pic:nvPicPr>
-                    <pic:cNvPr descr="51a8636b56b4c3080a515c600458cd72ee426c49ce48ec446852906470705641.jpg" id="57" name="Picture"/>
+                    <pic:cNvPr descr="51a8636b56b4c3080a515c600458cd72ee426c49ce48ec446852906470705641.jpg" id="58" name="Picture"/>
                     <pic:cNvPicPr>
                       <a:picLocks noChangeArrowheads="1" noChangeAspect="1"/>
                     </pic:cNvPicPr>
                   </pic:nvPicPr>
                   <pic:blipFill>
-                    <a:blip r:embed="rId55"/>
+                    <a:blip r:embed="rId56"/>
                     <a:stretch>
                       <a:fillRect/>
                     </a:stretch>
@@ -8856,18 +8856,18 @@
           <wp:inline>
             <wp:extent cx="2171700" cy="2057400"/>
             <wp:effectExtent b="0" l="0" r="0" t="0"/>
-            <wp:docPr descr="" title="" id="59" name="Picture"/>
+            <wp:docPr descr="" title="" id="60" name="Picture"/>
             <a:graphic>
               <a:graphicData uri="http://schemas.openxmlformats.org/drawingml/2006/picture">
                 <pic:pic>
                   <pic:nvPicPr>
-                    <pic:cNvPr descr="ae8dde755a42acd9512c94e912d4c8be5efe4e8898dbc12987620a927c3f090c.jpg" id="60" name="Picture"/>
+                    <pic:cNvPr descr="ae8dde755a42acd9512c94e912d4c8be5efe4e8898dbc12987620a927c3f090c.jpg" id="61" name="Picture"/>
                     <pic:cNvPicPr>
                       <a:picLocks noChangeArrowheads="1" noChangeAspect="1"/>
                     </pic:cNvPicPr>
                   </pic:nvPicPr>
                   <pic:blipFill>
-                    <a:blip r:embed="rId58"/>
+                    <a:blip r:embed="rId59"/>
                     <a:stretch>
                       <a:fillRect/>
                     </a:stretch>
@@ -8908,18 +8908,18 @@
           <wp:inline>
             <wp:extent cx="1879600" cy="2095500"/>
             <wp:effectExtent b="0" l="0" r="0" t="0"/>
-            <wp:docPr descr="" title="" id="62" name="Picture"/>
+            <wp:docPr descr="" title="" id="63" name="Picture"/>
             <a:graphic>
               <a:graphicData uri="http://schemas.openxmlformats.org/drawingml/2006/picture">
                 <pic:pic>
                   <pic:nvPicPr>
-                    <pic:cNvPr descr="6ce8877795bd1e43fd4fd5b0b11421ecb9e301511df494d6dd5971ff1ba65169.jpg" id="63" name="Picture"/>
+                    <pic:cNvPr descr="6ce8877795bd1e43fd4fd5b0b11421ecb9e301511df494d6dd5971ff1ba65169.jpg" id="64" name="Picture"/>
                     <pic:cNvPicPr>
                       <a:picLocks noChangeArrowheads="1" noChangeAspect="1"/>
                     </pic:cNvPicPr>
                   </pic:nvPicPr>
                   <pic:blipFill>
-                    <a:blip r:embed="rId61"/>
+                    <a:blip r:embed="rId62"/>
                     <a:stretch>
                       <a:fillRect/>
                     </a:stretch>
@@ -8960,18 +8960,18 @@
           <wp:inline>
             <wp:extent cx="1841500" cy="2082800"/>
             <wp:effectExtent b="0" l="0" r="0" t="0"/>
-            <wp:docPr descr="" title="" id="65" name="Picture"/>
+            <wp:docPr descr="" title="" id="66" name="Picture"/>
             <a:graphic>
               <a:graphicData uri="http://schemas.openxmlformats.org/drawingml/2006/picture">
                 <pic:pic>
                   <pic:nvPicPr>
-                    <pic:cNvPr descr="8e492adc1d3b67b47ae0b5325ef218508b97c7d6581d26326165273ff56e5020.jpg" id="66" name="Picture"/>
+                    <pic:cNvPr descr="8e492adc1d3b67b47ae0b5325ef218508b97c7d6581d26326165273ff56e5020.jpg" id="67" name="Picture"/>
                     <pic:cNvPicPr>
                       <a:picLocks noChangeArrowheads="1" noChangeAspect="1"/>
                     </pic:cNvPicPr>
                   </pic:nvPicPr>
                   <pic:blipFill>
-                    <a:blip r:embed="rId64"/>
+                    <a:blip r:embed="rId65"/>
                     <a:stretch>
                       <a:fillRect/>
                     </a:stretch>
@@ -9012,18 +9012,18 @@
           <wp:inline>
             <wp:extent cx="3086100" cy="2082800"/>
             <wp:effectExtent b="0" l="0" r="0" t="0"/>
-            <wp:docPr descr="" title="" id="68" name="Picture"/>
+            <wp:docPr descr="" title="" id="69" name="Picture"/>
             <a:graphic>
               <a:graphicData uri="http://schemas.openxmlformats.org/drawingml/2006/picture">
                 <pic:pic>
                   <pic:nvPicPr>
-                    <pic:cNvPr descr="3874f655f9b38e39db677e9562f6faff37b660de33c45b42d1593d4c27a8b3ee.jpg" id="69" name="Picture"/>
+                    <pic:cNvPr descr="3874f655f9b38e39db677e9562f6faff37b660de33c45b42d1593d4c27a8b3ee.jpg" id="70" name="Picture"/>
                     <pic:cNvPicPr>
                       <a:picLocks noChangeArrowheads="1" noChangeAspect="1"/>
                     </pic:cNvPicPr>
                   </pic:nvPicPr>
                   <pic:blipFill>
-                    <a:blip r:embed="rId67"/>
+                    <a:blip r:embed="rId68"/>
                     <a:stretch>
                       <a:fillRect/>
                     </a:stretch>
@@ -9064,18 +9064,18 @@
           <wp:inline>
             <wp:extent cx="3225800" cy="2794000"/>
             <wp:effectExtent b="0" l="0" r="0" t="0"/>
-            <wp:docPr descr="" title="" id="71" name="Picture"/>
+            <wp:docPr descr="" title="" id="72" name="Picture"/>
             <a:graphic>
               <a:graphicData uri="http://schemas.openxmlformats.org/drawingml/2006/picture">
                 <pic:pic>
                   <pic:nvPicPr>
-                    <pic:cNvPr descr="28c73d10d8e558591d46ae60f5c72ebbd808a30a3a31f9d65f2ba4dc73c67f90.jpg" id="72" name="Picture"/>
+                    <pic:cNvPr descr="28c73d10d8e558591d46ae60f5c72ebbd808a30a3a31f9d65f2ba4dc73c67f90.jpg" id="73" name="Picture"/>
                     <pic:cNvPicPr>
                       <a:picLocks noChangeArrowheads="1" noChangeAspect="1"/>
                     </pic:cNvPicPr>
                   </pic:nvPicPr>
                   <pic:blipFill>
-                    <a:blip r:embed="rId70"/>
+                    <a:blip r:embed="rId71"/>
                     <a:stretch>
                       <a:fillRect/>
                     </a:stretch>
@@ -9116,18 +9116,18 @@
           <wp:inline>
             <wp:extent cx="2654300" cy="2400300"/>
             <wp:effectExtent b="0" l="0" r="0" t="0"/>
-            <wp:docPr descr="" title="" id="74" name="Picture"/>
+            <wp:docPr descr="" title="" id="75" name="Picture"/>
             <a:graphic>
               <a:graphicData uri="http://schemas.openxmlformats.org/drawingml/2006/picture">
                 <pic:pic>
                   <pic:nvPicPr>
-                    <pic:cNvPr descr="af969986b8dba7912b7e7d137e6109979268c613a9f4db4bf7dbce54d7eccb17.jpg" id="75" name="Picture"/>
+                    <pic:cNvPr descr="af969986b8dba7912b7e7d137e6109979268c613a9f4db4bf7dbce54d7eccb17.jpg" id="76" name="Picture"/>
                     <pic:cNvPicPr>
                       <a:picLocks noChangeArrowheads="1" noChangeAspect="1"/>
                     </pic:cNvPicPr>
                   </pic:nvPicPr>
                   <pic:blipFill>
-                    <a:blip r:embed="rId73"/>
+                    <a:blip r:embed="rId74"/>
                     <a:stretch>
                       <a:fillRect/>
                     </a:stretch>
@@ -9168,18 +9168,18 @@
           <wp:inline>
             <wp:extent cx="3225800" cy="2870200"/>
             <wp:effectExtent b="0" l="0" r="0" t="0"/>
-            <wp:docPr descr="" title="" id="77" name="Picture"/>
+            <wp:docPr descr="" title="" id="78" name="Picture"/>
             <a:graphic>
               <a:graphicData uri="http://schemas.openxmlformats.org/drawingml/2006/picture">
                 <pic:pic>
                   <pic:nvPicPr>
-                    <pic:cNvPr descr="07cb21fea41d382d2ed1811f749c77db18eb4589d80c1d7c29f00e71aa8de169.jpg" id="78" name="Picture"/>
+                    <pic:cNvPr descr="07cb21fea41d382d2ed1811f749c77db18eb4589d80c1d7c29f00e71aa8de169.jpg" id="79" name="Picture"/>
                     <pic:cNvPicPr>
                       <a:picLocks noChangeArrowheads="1" noChangeAspect="1"/>
                     </pic:cNvPicPr>
                   </pic:nvPicPr>
                   <pic:blipFill>
-                    <a:blip r:embed="rId76"/>
+                    <a:blip r:embed="rId77"/>
                     <a:stretch>
                       <a:fillRect/>
                     </a:stretch>
@@ -9220,18 +9220,18 @@
           <wp:inline>
             <wp:extent cx="2946400" cy="2413000"/>
             <wp:effectExtent b="0" l="0" r="0" t="0"/>
-            <wp:docPr descr="" title="" id="80" name="Picture"/>
+            <wp:docPr descr="" title="" id="81" name="Picture"/>
             <a:graphic>
               <a:graphicData uri="http://schemas.openxmlformats.org/drawingml/2006/picture">
                 <pic:pic>
                   <pic:nvPicPr>
-                    <pic:cNvPr descr="765f429dbbf27c59e871196d1e6e819a88152f9c1d4c2e3174885dfe4971c2b2.jpg" id="81" name="Picture"/>
+                    <pic:cNvPr descr="765f429dbbf27c59e871196d1e6e819a88152f9c1d4c2e3174885dfe4971c2b2.jpg" id="82" name="Picture"/>
                     <pic:cNvPicPr>
                       <a:picLocks noChangeArrowheads="1" noChangeAspect="1"/>
                     </pic:cNvPicPr>
                   </pic:nvPicPr>
                   <pic:blipFill>
-                    <a:blip r:embed="rId79"/>
+                    <a:blip r:embed="rId80"/>
                     <a:stretch>
                       <a:fillRect/>
                     </a:stretch>
@@ -9272,18 +9272,18 @@
           <wp:inline>
             <wp:extent cx="3225800" cy="2794000"/>
             <wp:effectExtent b="0" l="0" r="0" t="0"/>
-            <wp:docPr descr="" title="" id="83" name="Picture"/>
+            <wp:docPr descr="" title="" id="84" name="Picture"/>
             <a:graphic>
               <a:graphicData uri="http://schemas.openxmlformats.org/drawingml/2006/picture">
                 <pic:pic>
                   <pic:nvPicPr>
-                    <pic:cNvPr descr="a3eeac8f392b84a735273fbdb1d07a39ece379793afef9999e610aa0d35a428e.jpg" id="84" name="Picture"/>
+                    <pic:cNvPr descr="a3eeac8f392b84a735273fbdb1d07a39ece379793afef9999e610aa0d35a428e.jpg" id="85" name="Picture"/>
                     <pic:cNvPicPr>
                       <a:picLocks noChangeArrowheads="1" noChangeAspect="1"/>
                     </pic:cNvPicPr>
                   </pic:nvPicPr>
                   <pic:blipFill>
-                    <a:blip r:embed="rId82"/>
+                    <a:blip r:embed="rId83"/>
                     <a:stretch>
                       <a:fillRect/>
                     </a:stretch>
@@ -9324,18 +9324,18 @@
           <wp:inline>
             <wp:extent cx="2552700" cy="2514600"/>
             <wp:effectExtent b="0" l="0" r="0" t="0"/>
-            <wp:docPr descr="" title="" id="86" name="Picture"/>
+            <wp:docPr descr="" title="" id="87" name="Picture"/>
             <a:graphic>
               <a:graphicData uri="http://schemas.openxmlformats.org/drawingml/2006/picture">
                 <pic:pic>
                   <pic:nvPicPr>
-                    <pic:cNvPr descr="48b8dc83ad746c6023540662285e05cde2168c5b1738f0226ef727678c359692.jpg" id="87" name="Picture"/>
+                    <pic:cNvPr descr="48b8dc83ad746c6023540662285e05cde2168c5b1738f0226ef727678c359692.jpg" id="88" name="Picture"/>
                     <pic:cNvPicPr>
                       <a:picLocks noChangeArrowheads="1" noChangeAspect="1"/>
                     </pic:cNvPicPr>
                   </pic:nvPicPr>
                   <pic:blipFill>
-                    <a:blip r:embed="rId85"/>
+                    <a:blip r:embed="rId86"/>
                     <a:stretch>
                       <a:fillRect/>
                     </a:stretch>
@@ -9376,18 +9376,18 @@
           <wp:inline>
             <wp:extent cx="3187700" cy="2832100"/>
             <wp:effectExtent b="0" l="0" r="0" t="0"/>
-            <wp:docPr descr="" title="" id="89" name="Picture"/>
+            <wp:docPr descr="" title="" id="90" name="Picture"/>
             <a:graphic>
               <a:graphicData uri="http://schemas.openxmlformats.org/drawingml/2006/picture">
                 <pic:pic>
                   <pic:nvPicPr>
-                    <pic:cNvPr descr="592a9ea296b330a5ffabd56736ab092c04791d1632f992768a74aaba393875d8.jpg" id="90" name="Picture"/>
+                    <pic:cNvPr descr="592a9ea296b330a5ffabd56736ab092c04791d1632f992768a74aaba393875d8.jpg" id="91" name="Picture"/>
                     <pic:cNvPicPr>
                       <a:picLocks noChangeArrowheads="1" noChangeAspect="1"/>
                     </pic:cNvPicPr>
                   </pic:nvPicPr>
                   <pic:blipFill>
-                    <a:blip r:embed="rId88"/>
+                    <a:blip r:embed="rId89"/>
                     <a:stretch>
                       <a:fillRect/>
                     </a:stretch>
@@ -9428,18 +9428,18 @@
           <wp:inline>
             <wp:extent cx="3600000" cy="1128813"/>
             <wp:effectExtent b="0" l="0" r="0" t="0"/>
-            <wp:docPr descr="" title="" id="92" name="Picture"/>
+            <wp:docPr descr="" title="" id="93" name="Picture"/>
             <a:graphic>
               <a:graphicData uri="http://schemas.openxmlformats.org/drawingml/2006/picture">
                 <pic:pic>
                   <pic:nvPicPr>
-                    <pic:cNvPr descr="865ddedcb3a7bcb9e49bbc96836cd788b4c187d8757b5a857c27fb70d012c92c.jpg" id="93" name="Picture"/>
+                    <pic:cNvPr descr="865ddedcb3a7bcb9e49bbc96836cd788b4c187d8757b5a857c27fb70d012c92c.jpg" id="94" name="Picture"/>
                     <pic:cNvPicPr>
                       <a:picLocks noChangeArrowheads="1" noChangeAspect="1"/>
                     </pic:cNvPicPr>
                   </pic:nvPicPr>
                   <pic:blipFill>
-                    <a:blip r:embed="rId91"/>
+                    <a:blip r:embed="rId92"/>
                     <a:stretch>
                       <a:fillRect/>
                     </a:stretch>
@@ -9476,8 +9476,8 @@
         </w:pict>
       </w:r>
     </w:p>
-    <w:bookmarkEnd w:id="94"/>
-    <w:bookmarkStart w:id="95" w:name="第11题"/>
+    <w:bookmarkEnd w:id="95"/>
+    <w:bookmarkStart w:id="96" w:name="第11题"/>
     <w:p>
       <w:pPr>
         <w:pStyle w:val="Heading3"/>
@@ -10043,8 +10043,8 @@
         </w:pict>
       </w:r>
     </w:p>
-    <w:bookmarkEnd w:id="95"/>
-    <w:bookmarkStart w:id="96" w:name="第12题"/>
+    <w:bookmarkEnd w:id="96"/>
+    <w:bookmarkStart w:id="97" w:name="第12题"/>
     <w:p>
       <w:pPr>
         <w:pStyle w:val="Heading3"/>
@@ -13236,8 +13236,8 @@
         </w:pict>
       </w:r>
     </w:p>
-    <w:bookmarkEnd w:id="96"/>
-    <w:bookmarkStart w:id="97" w:name="第13题"/>
+    <w:bookmarkEnd w:id="97"/>
+    <w:bookmarkStart w:id="98" w:name="第13题"/>
     <w:p>
       <w:pPr>
         <w:pStyle w:val="Heading3"/>
@@ -13904,8 +13904,8 @@
         </w:pict>
       </w:r>
     </w:p>
-    <w:bookmarkEnd w:id="97"/>
-    <w:bookmarkStart w:id="98" w:name="第14题"/>
+    <w:bookmarkEnd w:id="98"/>
+    <w:bookmarkStart w:id="99" w:name="第14题"/>
     <w:p>
       <w:pPr>
         <w:pStyle w:val="Heading3"/>
@@ -14948,8 +14948,8 @@
         </w:pict>
       </w:r>
     </w:p>
-    <w:bookmarkEnd w:id="98"/>
-    <w:bookmarkStart w:id="99" w:name="第15题"/>
+    <w:bookmarkEnd w:id="99"/>
+    <w:bookmarkStart w:id="100" w:name="第15题"/>
     <w:p>
       <w:pPr>
         <w:pStyle w:val="Heading3"/>
@@ -15131,8 +15131,8 @@
         </w:pict>
       </w:r>
     </w:p>
-    <w:bookmarkEnd w:id="99"/>
-    <w:bookmarkStart w:id="100" w:name="第16题"/>
+    <w:bookmarkEnd w:id="100"/>
+    <w:bookmarkStart w:id="101" w:name="第16题"/>
     <w:p>
       <w:pPr>
         <w:pStyle w:val="Heading3"/>
@@ -16309,8 +16309,8 @@
         </w:pict>
       </w:r>
     </w:p>
-    <w:bookmarkEnd w:id="100"/>
-    <w:bookmarkStart w:id="104" w:name="第17题"/>
+    <w:bookmarkEnd w:id="101"/>
+    <w:bookmarkStart w:id="105" w:name="第17题"/>
     <w:p>
       <w:pPr>
         <w:pStyle w:val="Heading3"/>
@@ -16657,20 +16657,20 @@
         </w:rPr>
         <w:drawing>
           <wp:inline>
-            <wp:extent cx="3240000" cy="4584609"/>
+            <wp:extent cx="3240000" cy="2703970"/>
             <wp:effectExtent b="0" l="0" r="0" t="0"/>
-            <wp:docPr descr="" title="" id="102" name="Picture"/>
+            <wp:docPr descr="" title="" id="103" name="Picture"/>
             <a:graphic>
               <a:graphicData uri="http://schemas.openxmlformats.org/drawingml/2006/picture">
                 <pic:pic>
                   <pic:nvPicPr>
-                    <pic:cNvPr descr="2021-浙江预赛_p02.png" id="103" name="Picture"/>
+                    <pic:cNvPr descr="361cd7473447b54f.png" id="104" name="Picture"/>
                     <pic:cNvPicPr>
                       <a:picLocks noChangeArrowheads="1" noChangeAspect="1"/>
                     </pic:cNvPicPr>
                   </pic:nvPicPr>
                   <pic:blipFill>
-                    <a:blip r:embed="rId101"/>
+                    <a:blip r:embed="rId102"/>
                     <a:stretch>
                       <a:fillRect/>
                     </a:stretch>
@@ -16678,7 +16678,7 @@
                   <pic:spPr bwMode="auto">
                     <a:xfrm>
                       <a:off x="0" y="0"/>
-                      <a:ext cx="3240000" cy="4584609"/>
+                      <a:ext cx="3240000" cy="2703970"/>
                     </a:xfrm>
                     <a:prstGeom prst="rect">
                       <a:avLst/>
@@ -17023,8 +17023,8 @@
         </w:pict>
       </w:r>
     </w:p>
-    <w:bookmarkEnd w:id="104"/>
-    <w:bookmarkStart w:id="105" w:name="第18题"/>
+    <w:bookmarkEnd w:id="105"/>
+    <w:bookmarkStart w:id="106" w:name="第18题"/>
     <w:p>
       <w:pPr>
         <w:pStyle w:val="Heading3"/>
@@ -19202,8 +19202,8 @@
         </w:pict>
       </w:r>
     </w:p>
-    <w:bookmarkEnd w:id="105"/>
-    <w:bookmarkStart w:id="106" w:name="第19题"/>
+    <w:bookmarkEnd w:id="106"/>
+    <w:bookmarkStart w:id="107" w:name="第19题"/>
     <w:p>
       <w:pPr>
         <w:pStyle w:val="Heading3"/>
@@ -20318,8 +20318,8 @@
         </w:pict>
       </w:r>
     </w:p>
-    <w:bookmarkEnd w:id="106"/>
-    <w:bookmarkStart w:id="107" w:name="第20题"/>
+    <w:bookmarkEnd w:id="107"/>
+    <w:bookmarkStart w:id="108" w:name="第20题"/>
     <w:p>
       <w:pPr>
         <w:pStyle w:val="Heading3"/>
@@ -20998,8 +20998,8 @@
         </w:pict>
       </w:r>
     </w:p>
-    <w:bookmarkEnd w:id="107"/>
-    <w:bookmarkStart w:id="108" w:name="第21题"/>
+    <w:bookmarkEnd w:id="108"/>
+    <w:bookmarkStart w:id="109" w:name="第21题"/>
     <w:p>
       <w:pPr>
         <w:pStyle w:val="Heading3"/>
@@ -21571,8 +21571,8 @@
         </w:pict>
       </w:r>
     </w:p>
-    <w:bookmarkEnd w:id="108"/>
-    <w:bookmarkStart w:id="109" w:name="第22题"/>
+    <w:bookmarkEnd w:id="109"/>
+    <w:bookmarkStart w:id="110" w:name="第22题"/>
     <w:p>
       <w:pPr>
         <w:pStyle w:val="Heading3"/>
@@ -26902,8 +26902,8 @@
         </w:pict>
       </w:r>
     </w:p>
-    <w:bookmarkEnd w:id="109"/>
-    <w:bookmarkStart w:id="110" w:name="第23题"/>
+    <w:bookmarkEnd w:id="110"/>
+    <w:bookmarkStart w:id="111" w:name="第23题"/>
     <w:p>
       <w:pPr>
         <w:pStyle w:val="Heading3"/>
@@ -31573,8 +31573,8 @@
         </w:pict>
       </w:r>
     </w:p>
-    <w:bookmarkEnd w:id="110"/>
-    <w:bookmarkStart w:id="111" w:name="第24题"/>
+    <w:bookmarkEnd w:id="111"/>
+    <w:bookmarkStart w:id="112" w:name="第24题"/>
     <w:p>
       <w:pPr>
         <w:pStyle w:val="Heading3"/>
@@ -34953,8 +34953,8 @@
         </w:pict>
       </w:r>
     </w:p>
-    <w:bookmarkEnd w:id="111"/>
-    <w:bookmarkStart w:id="112" w:name="第25题"/>
+    <w:bookmarkEnd w:id="112"/>
+    <w:bookmarkStart w:id="113" w:name="第25题"/>
     <w:p>
       <w:pPr>
         <w:pStyle w:val="Heading3"/>
@@ -39124,8 +39124,8 @@
         </w:pict>
       </w:r>
     </w:p>
-    <w:bookmarkEnd w:id="112"/>
-    <w:bookmarkStart w:id="113" w:name="第26题"/>
+    <w:bookmarkEnd w:id="113"/>
+    <w:bookmarkStart w:id="114" w:name="第26题"/>
     <w:p>
       <w:pPr>
         <w:pStyle w:val="Heading3"/>
@@ -40696,9 +40696,9 @@
         </w:pict>
       </w:r>
     </w:p>
-    <w:bookmarkEnd w:id="113"/>
     <w:bookmarkEnd w:id="114"/>
     <w:bookmarkEnd w:id="115"/>
+    <w:bookmarkEnd w:id="116"/>
     <w:sectPr>
       <w:footerReference w:type="default" r:id="rId9"/>
       <w:footnotePr>

--- a/00-首页/题组Word/第一轮·综合套卷/第一轮综合卷07（教师版）.docx
+++ b/00-首页/题组Word/第一轮·综合套卷/第一轮综合卷07（教师版）.docx
@@ -334,6 +334,8 @@
     <w:p>
       <w:pPr>
         <w:pStyle w:val="FirstParagraph"/>
+        <w:ind w:left="480" w:hanging="480"/>
+        <w:spacing w:after="0"/>
       </w:pPr>
       <w:r>
         <w:rPr>
@@ -419,6 +421,13 @@
         </w:rPr>
         <w:t xml:space="preserve"> </w:t>
       </w:r>
+    </w:p>
+    <w:p>
+      <w:pPr>
+        <w:pStyle w:val="FirstParagraph"/>
+        <w:ind w:left="480" w:hanging="480"/>
+        <w:spacing w:before="0" w:after="0"/>
+      </w:pPr>
       <w:r>
         <w:rPr>
           <w:rFonts w:ascii="Times New Roman" w:hAnsi="Times New Roman" w:eastAsia="Times New Roman" w:cs="Times New Roman"/>
@@ -451,6 +460,13 @@
         </w:rPr>
         <w:t xml:space="preserve"> </w:t>
       </w:r>
+    </w:p>
+    <w:p>
+      <w:pPr>
+        <w:pStyle w:val="FirstParagraph"/>
+        <w:ind w:left="480" w:hanging="480"/>
+        <w:spacing w:before="0" w:after="0"/>
+      </w:pPr>
       <w:r>
         <w:rPr>
           <w:rFonts w:ascii="Times New Roman" w:hAnsi="Times New Roman" w:eastAsia="Times New Roman" w:cs="Times New Roman"/>
@@ -486,6 +502,13 @@
         </w:rPr>
         <w:t xml:space="preserve"> </w:t>
       </w:r>
+    </w:p>
+    <w:p>
+      <w:pPr>
+        <w:pStyle w:val="FirstParagraph"/>
+        <w:ind w:left="480" w:hanging="480"/>
+        <w:spacing w:before="0" w:after="0"/>
+      </w:pPr>
       <w:r>
         <w:rPr>
           <w:rFonts w:ascii="Times New Roman" w:hAnsi="Times New Roman" w:eastAsia="Times New Roman" w:cs="Times New Roman"/>
@@ -521,6 +544,13 @@
         </w:rPr>
         <w:t xml:space="preserve"> </w:t>
       </w:r>
+    </w:p>
+    <w:p>
+      <w:pPr>
+        <w:pStyle w:val="FirstParagraph"/>
+        <w:ind w:left="480" w:hanging="480"/>
+        <w:spacing w:before="0" w:after="180"/>
+      </w:pPr>
       <w:r>
         <w:rPr>
           <w:rFonts w:ascii="Times New Roman" w:hAnsi="Times New Roman" w:eastAsia="Times New Roman" w:cs="Times New Roman"/>
@@ -656,6 +686,8 @@
     <w:p>
       <w:pPr>
         <w:pStyle w:val="FirstParagraph"/>
+        <w:ind w:left="480" w:hanging="480"/>
+        <w:spacing w:after="0"/>
       </w:pPr>
       <w:r>
         <w:rPr>
@@ -693,6 +725,13 @@
         </w:rPr>
         <w:t xml:space="preserve"> </w:t>
       </w:r>
+    </w:p>
+    <w:p>
+      <w:pPr>
+        <w:pStyle w:val="FirstParagraph"/>
+        <w:ind w:left="480" w:hanging="480"/>
+        <w:spacing w:before="0" w:after="0"/>
+      </w:pPr>
       <w:r>
         <w:rPr>
           <w:rFonts w:ascii="Times New Roman" w:hAnsi="Times New Roman" w:eastAsia="Times New Roman" w:cs="Times New Roman"/>
@@ -710,7 +749,20 @@
         <w:rPr>
           <w:rFonts w:ascii="Times New Roman" w:hAnsi="Times New Roman" w:eastAsia="Times New Roman" w:cs="Times New Roman"/>
         </w:rPr>
-        <w:t xml:space="preserve"> B. BF</w:t>
+        <w:t xml:space="preserve"> </w:t>
+      </w:r>
+    </w:p>
+    <w:p>
+      <w:pPr>
+        <w:pStyle w:val="FirstParagraph"/>
+        <w:ind w:left="480" w:hanging="480"/>
+        <w:spacing w:before="0" w:after="0"/>
+      </w:pPr>
+      <w:r>
+        <w:rPr>
+          <w:rFonts w:ascii="Times New Roman" w:hAnsi="Times New Roman" w:eastAsia="Times New Roman" w:cs="Times New Roman"/>
+        </w:rPr>
+        <w:t xml:space="preserve">B. BF</w:t>
       </w:r>
       <w:r>
         <w:rPr>
@@ -723,7 +775,20 @@
         <w:rPr>
           <w:rFonts w:ascii="Times New Roman" w:hAnsi="Times New Roman" w:eastAsia="Times New Roman" w:cs="Times New Roman"/>
         </w:rPr>
-        <w:t xml:space="preserve"> C. IF</w:t>
+        <w:t xml:space="preserve"> </w:t>
+      </w:r>
+    </w:p>
+    <w:p>
+      <w:pPr>
+        <w:pStyle w:val="FirstParagraph"/>
+        <w:ind w:left="480" w:hanging="480"/>
+        <w:spacing w:before="0" w:after="0"/>
+      </w:pPr>
+      <w:r>
+        <w:rPr>
+          <w:rFonts w:ascii="Times New Roman" w:hAnsi="Times New Roman" w:eastAsia="Times New Roman" w:cs="Times New Roman"/>
+        </w:rPr>
+        <w:t xml:space="preserve">C. IF</w:t>
       </w:r>
       <w:r>
         <w:rPr>
@@ -736,7 +801,20 @@
         <w:rPr>
           <w:rFonts w:ascii="Times New Roman" w:hAnsi="Times New Roman" w:eastAsia="Times New Roman" w:cs="Times New Roman"/>
         </w:rPr>
-        <w:t xml:space="preserve"> D. XeF</w:t>
+        <w:t xml:space="preserve"> </w:t>
+      </w:r>
+    </w:p>
+    <w:p>
+      <w:pPr>
+        <w:pStyle w:val="FirstParagraph"/>
+        <w:ind w:left="480" w:hanging="480"/>
+        <w:spacing w:before="0" w:after="180"/>
+      </w:pPr>
+      <w:r>
+        <w:rPr>
+          <w:rFonts w:ascii="Times New Roman" w:hAnsi="Times New Roman" w:eastAsia="Times New Roman" w:cs="Times New Roman"/>
+        </w:rPr>
+        <w:t xml:space="preserve">D. XeF</w:t>
       </w:r>
       <w:r>
         <w:rPr>
@@ -848,6 +926,8 @@
     <w:p>
       <w:pPr>
         <w:pStyle w:val="FirstParagraph"/>
+        <w:ind w:left="480" w:hanging="480"/>
+        <w:spacing w:after="0"/>
       </w:pPr>
       <m:oMath>
         <m:sSub>
@@ -912,7 +992,20 @@
         <w:rPr>
           <w:rFonts w:hint="eastAsia" w:ascii="Times New Roman" w:hAnsi="Times New Roman" w:eastAsia="Times New Roman" w:cs="Times New Roman"/>
         </w:rPr>
-        <w:t>（）A.</w:t>
+        <w:t>（）</w:t>
+      </w:r>
+    </w:p>
+    <w:p>
+      <w:pPr>
+        <w:pStyle w:val="FirstParagraph"/>
+        <w:ind w:left="480" w:hanging="480"/>
+        <w:spacing w:before="0" w:after="0"/>
+      </w:pPr>
+      <w:r>
+        <w:rPr>
+          <w:rFonts w:hint="eastAsia" w:ascii="Times New Roman" w:hAnsi="Times New Roman" w:eastAsia="Times New Roman" w:cs="Times New Roman"/>
+        </w:rPr>
+        <w:t>A.</w:t>
       </w:r>
       <w:r>
         <w:rPr>
@@ -962,6 +1055,13 @@
         </w:rPr>
         <w:t xml:space="preserve"> </w:t>
       </w:r>
+    </w:p>
+    <w:p>
+      <w:pPr>
+        <w:pStyle w:val="FirstParagraph"/>
+        <w:ind w:left="480" w:hanging="480"/>
+        <w:spacing w:before="0" w:after="0"/>
+      </w:pPr>
       <w:r>
         <w:rPr>
           <w:rFonts w:hint="eastAsia" w:ascii="Times New Roman" w:hAnsi="Times New Roman" w:eastAsia="Times New Roman" w:cs="Times New Roman"/>
@@ -1017,6 +1117,13 @@
         </w:rPr>
         <w:t>轨道</w:t>
       </w:r>
+    </w:p>
+    <w:p>
+      <w:pPr>
+        <w:pStyle w:val="FirstParagraph"/>
+        <w:ind w:left="480" w:hanging="480"/>
+        <w:spacing w:before="0" w:after="0"/>
+      </w:pPr>
       <w:r>
         <w:rPr>
           <w:rFonts w:hint="eastAsia" w:ascii="Times New Roman" w:hAnsi="Times New Roman" w:eastAsia="Times New Roman" w:cs="Times New Roman"/>
@@ -1105,6 +1212,13 @@
         </w:rPr>
         <w:t xml:space="preserve"> </w:t>
       </w:r>
+    </w:p>
+    <w:p>
+      <w:pPr>
+        <w:pStyle w:val="FirstParagraph"/>
+        <w:ind w:left="480" w:hanging="480"/>
+        <w:spacing w:before="0" w:after="180"/>
+      </w:pPr>
       <w:r>
         <w:rPr>
           <w:rFonts w:hint="eastAsia" w:ascii="Times New Roman" w:hAnsi="Times New Roman" w:eastAsia="Times New Roman" w:cs="Times New Roman"/>
@@ -1263,6 +1377,8 @@
     <w:p>
       <w:pPr>
         <w:pStyle w:val="FirstParagraph"/>
+        <w:ind w:left="480" w:hanging="480"/>
+        <w:spacing w:after="0"/>
       </w:pPr>
       <w:r>
         <w:rPr>
@@ -1346,6 +1462,13 @@
         </w:rPr>
         <w:t xml:space="preserve"> </w:t>
       </w:r>
+    </w:p>
+    <w:p>
+      <w:pPr>
+        <w:pStyle w:val="FirstParagraph"/>
+        <w:ind w:left="480" w:hanging="480"/>
+        <w:spacing w:before="0" w:after="0"/>
+      </w:pPr>
       <w:r>
         <w:rPr>
           <w:rFonts w:ascii="Times New Roman" w:hAnsi="Times New Roman" w:eastAsia="Times New Roman" w:cs="Times New Roman"/>
@@ -1410,6 +1533,13 @@
         </w:rPr>
         <w:t xml:space="preserve"> </w:t>
       </w:r>
+    </w:p>
+    <w:p>
+      <w:pPr>
+        <w:pStyle w:val="FirstParagraph"/>
+        <w:ind w:left="480" w:hanging="480"/>
+        <w:spacing w:before="0" w:after="0"/>
+      </w:pPr>
       <w:r>
         <w:rPr>
           <w:rFonts w:ascii="Times New Roman" w:hAnsi="Times New Roman" w:eastAsia="Times New Roman" w:cs="Times New Roman"/>
@@ -1474,6 +1604,13 @@
         </w:rPr>
         <w:t xml:space="preserve"> </w:t>
       </w:r>
+    </w:p>
+    <w:p>
+      <w:pPr>
+        <w:pStyle w:val="FirstParagraph"/>
+        <w:ind w:left="480" w:hanging="480"/>
+        <w:spacing w:before="0" w:after="0"/>
+      </w:pPr>
       <w:r>
         <w:rPr>
           <w:rFonts w:ascii="Times New Roman" w:hAnsi="Times New Roman" w:eastAsia="Times New Roman" w:cs="Times New Roman"/>
@@ -1538,6 +1675,13 @@
         </w:rPr>
         <w:t xml:space="preserve"> </w:t>
       </w:r>
+    </w:p>
+    <w:p>
+      <w:pPr>
+        <w:pStyle w:val="FirstParagraph"/>
+        <w:ind w:left="480" w:hanging="480"/>
+        <w:spacing w:before="0" w:after="180"/>
+      </w:pPr>
       <w:r>
         <w:rPr>
           <w:rFonts w:ascii="Times New Roman" w:hAnsi="Times New Roman" w:eastAsia="Times New Roman" w:cs="Times New Roman"/>
@@ -5741,6 +5885,8 @@
     <w:p>
       <w:pPr>
         <w:pStyle w:val="BodyText"/>
+        <w:ind w:left="480" w:hanging="480"/>
+        <w:spacing w:after="0"/>
       </w:pPr>
       <w:r>
         <w:rPr>
@@ -5764,7 +5910,20 @@
         <w:rPr>
           <w:rFonts w:hint="eastAsia" w:ascii="Times New Roman" w:hAnsi="Times New Roman" w:eastAsia="Times New Roman" w:cs="Times New Roman"/>
         </w:rPr>
-        <w:t xml:space="preserve">）A.</w:t>
+        <w:t xml:space="preserve">）</w:t>
+      </w:r>
+    </w:p>
+    <w:p>
+      <w:pPr>
+        <w:pStyle w:val="BodyText"/>
+        <w:ind w:left="480" w:hanging="480"/>
+        <w:spacing w:before="0" w:after="0"/>
+      </w:pPr>
+      <w:r>
+        <w:rPr>
+          <w:rFonts w:hint="eastAsia" w:ascii="Times New Roman" w:hAnsi="Times New Roman" w:eastAsia="Times New Roman" w:cs="Times New Roman"/>
+        </w:rPr>
+        <w:t xml:space="preserve">A.</w:t>
       </w:r>
       <w:r>
         <w:rPr>
@@ -5836,6 +5995,13 @@
         </w:rPr>
         <w:t xml:space="preserve"> </w:t>
       </w:r>
+    </w:p>
+    <w:p>
+      <w:pPr>
+        <w:pStyle w:val="BodyText"/>
+        <w:ind w:left="480" w:hanging="480"/>
+        <w:spacing w:before="0" w:after="0"/>
+      </w:pPr>
       <w:r>
         <w:rPr>
           <w:rFonts w:ascii="Times New Roman" w:hAnsi="Times New Roman" w:eastAsia="Times New Roman" w:cs="Times New Roman"/>
@@ -5894,6 +6060,13 @@
         </w:rPr>
         <w:t xml:space="preserve"> </w:t>
       </w:r>
+    </w:p>
+    <w:p>
+      <w:pPr>
+        <w:pStyle w:val="BodyText"/>
+        <w:ind w:left="480" w:hanging="480"/>
+        <w:spacing w:before="0" w:after="0"/>
+      </w:pPr>
       <w:r>
         <w:rPr>
           <w:rFonts w:ascii="Times New Roman" w:hAnsi="Times New Roman" w:eastAsia="Times New Roman" w:cs="Times New Roman"/>
@@ -5961,6 +6134,13 @@
         </w:rPr>
         <w:t xml:space="preserve"> </w:t>
       </w:r>
+    </w:p>
+    <w:p>
+      <w:pPr>
+        <w:pStyle w:val="BodyText"/>
+        <w:ind w:left="480" w:hanging="480"/>
+        <w:spacing w:before="0" w:after="180"/>
+      </w:pPr>
       <w:r>
         <w:rPr>
           <w:rFonts w:ascii="Times New Roman" w:hAnsi="Times New Roman" w:eastAsia="Times New Roman" w:cs="Times New Roman"/>
@@ -6330,7 +6510,7 @@
         </w:rPr>
         <w:drawing>
           <wp:inline>
-            <wp:extent cx="3600000" cy="760529"/>
+            <wp:extent cx="3151785" cy="760529"/>
             <wp:effectExtent b="0" l="0" r="0" t="0"/>
             <wp:docPr descr="" title="" id="18" name="Picture"/>
             <a:graphic>
@@ -6351,7 +6531,7 @@
                   <pic:spPr bwMode="auto">
                     <a:xfrm>
                       <a:off x="0" y="0"/>
-                      <a:ext cx="3600000" cy="760529"/>
+                      <a:ext cx="3151785" cy="760529"/>
                     </a:xfrm>
                     <a:prstGeom prst="rect">
                       <a:avLst/>
@@ -6373,16 +6553,53 @@
     <w:p>
       <w:pPr>
         <w:pStyle w:val="Compact"/>
-        <w:numPr>
-          <w:ilvl w:val="0"/>
-          <w:numId w:val="1001"/>
-        </w:numPr>
+        <w:ind w:left="480" w:hanging="480"/>
+        <w:spacing w:after="0"/>
       </w:pPr>
       <w:r>
         <w:rPr>
           <w:rFonts w:ascii="Times New Roman" w:hAnsi="Times New Roman" w:eastAsia="Times New Roman" w:cs="Times New Roman"/>
         </w:rPr>
-        <w:t xml:space="preserve">A. +533　　B. +686　　C. +838　　D. +682</w:t>
+        <w:t xml:space="preserve">A. +533　　</w:t>
+      </w:r>
+    </w:p>
+    <w:p>
+      <w:pPr>
+        <w:pStyle w:val="Compact"/>
+        <w:ind w:left="480" w:hanging="480"/>
+        <w:spacing w:before="0" w:after="0"/>
+      </w:pPr>
+      <w:r>
+        <w:rPr>
+          <w:rFonts w:ascii="Times New Roman" w:hAnsi="Times New Roman" w:eastAsia="Times New Roman" w:cs="Times New Roman"/>
+        </w:rPr>
+        <w:t xml:space="preserve">B. +686　　</w:t>
+      </w:r>
+    </w:p>
+    <w:p>
+      <w:pPr>
+        <w:pStyle w:val="Compact"/>
+        <w:ind w:left="480" w:hanging="480"/>
+        <w:spacing w:before="0" w:after="0"/>
+      </w:pPr>
+      <w:r>
+        <w:rPr>
+          <w:rFonts w:ascii="Times New Roman" w:hAnsi="Times New Roman" w:eastAsia="Times New Roman" w:cs="Times New Roman"/>
+        </w:rPr>
+        <w:t xml:space="preserve">C. +838　　</w:t>
+      </w:r>
+    </w:p>
+    <w:p>
+      <w:pPr>
+        <w:pStyle w:val="Compact"/>
+        <w:ind w:left="480" w:hanging="480"/>
+        <w:spacing w:before="0" w:after="36"/>
+      </w:pPr>
+      <w:r>
+        <w:rPr>
+          <w:rFonts w:ascii="Times New Roman" w:hAnsi="Times New Roman" w:eastAsia="Times New Roman" w:cs="Times New Roman"/>
+        </w:rPr>
+        <w:t xml:space="preserve">D. +682</w:t>
       </w:r>
     </w:p>
     <w:p>
@@ -6640,7 +6857,7 @@
         </w:rPr>
         <w:drawing>
           <wp:inline>
-            <wp:extent cx="3600000" cy="1602155"/>
+            <wp:extent cx="3243103" cy="1602155"/>
             <wp:effectExtent b="0" l="0" r="0" t="0"/>
             <wp:docPr descr="" title="" id="22" name="Picture"/>
             <a:graphic>
@@ -6661,7 +6878,7 @@
                   <pic:spPr bwMode="auto">
                     <a:xfrm>
                       <a:off x="0" y="0"/>
-                      <a:ext cx="3600000" cy="1602155"/>
+                      <a:ext cx="3243103" cy="1602155"/>
                     </a:xfrm>
                     <a:prstGeom prst="rect">
                       <a:avLst/>
@@ -6683,10 +6900,6 @@
     <w:p>
       <w:pPr>
         <w:pStyle w:val="Compact"/>
-        <w:numPr>
-          <w:ilvl w:val="0"/>
-          <w:numId w:val="1002"/>
-        </w:numPr>
       </w:pPr>
       <w:r>
         <w:rPr>
@@ -6767,10 +6980,6 @@
     <w:p>
       <w:pPr>
         <w:pStyle w:val="Compact"/>
-        <w:numPr>
-          <w:ilvl w:val="0"/>
-          <w:numId w:val="1002"/>
-        </w:numPr>
       </w:pPr>
       <w:r>
         <w:rPr>
@@ -6807,10 +7016,6 @@
     <w:p>
       <w:pPr>
         <w:pStyle w:val="Compact"/>
-        <w:numPr>
-          <w:ilvl w:val="0"/>
-          <w:numId w:val="1002"/>
-        </w:numPr>
       </w:pPr>
       <w:r>
         <w:rPr>
@@ -6865,10 +7070,6 @@
     <w:p>
       <w:pPr>
         <w:pStyle w:val="Compact"/>
-        <w:numPr>
-          <w:ilvl w:val="0"/>
-          <w:numId w:val="1002"/>
-        </w:numPr>
       </w:pPr>
       <w:r>
         <w:rPr>
@@ -7150,7 +7351,7 @@
         </w:rPr>
         <w:drawing>
           <wp:inline>
-            <wp:extent cx="3600000" cy="805039"/>
+            <wp:extent cx="2900424" cy="805039"/>
             <wp:effectExtent b="0" l="0" r="0" t="0"/>
             <wp:docPr descr="" title="" id="26" name="Picture"/>
             <a:graphic>
@@ -7171,7 +7372,7 @@
                   <pic:spPr bwMode="auto">
                     <a:xfrm>
                       <a:off x="0" y="0"/>
-                      <a:ext cx="3600000" cy="805039"/>
+                      <a:ext cx="2900424" cy="805039"/>
                     </a:xfrm>
                     <a:prstGeom prst="rect">
                       <a:avLst/>
@@ -7204,10 +7405,6 @@
     <w:p>
       <w:pPr>
         <w:pStyle w:val="Compact"/>
-        <w:numPr>
-          <w:ilvl w:val="0"/>
-          <w:numId w:val="1003"/>
-        </w:numPr>
       </w:pPr>
       <w:r>
         <w:rPr>
@@ -7237,10 +7434,6 @@
     <w:p>
       <w:pPr>
         <w:pStyle w:val="Compact"/>
-        <w:numPr>
-          <w:ilvl w:val="0"/>
-          <w:numId w:val="1003"/>
-        </w:numPr>
       </w:pPr>
       <w:r>
         <w:rPr>
@@ -7264,10 +7457,6 @@
     <w:p>
       <w:pPr>
         <w:pStyle w:val="Compact"/>
-        <w:numPr>
-          <w:ilvl w:val="0"/>
-          <w:numId w:val="1003"/>
-        </w:numPr>
       </w:pPr>
       <w:r>
         <w:rPr>
@@ -7309,10 +7498,6 @@
     <w:p>
       <w:pPr>
         <w:pStyle w:val="Compact"/>
-        <w:numPr>
-          <w:ilvl w:val="0"/>
-          <w:numId w:val="1003"/>
-        </w:numPr>
       </w:pPr>
       <w:r>
         <w:rPr>
@@ -8334,7 +8519,7 @@
         </w:rPr>
         <w:drawing>
           <wp:inline>
-            <wp:extent cx="3240000" cy="2751652"/>
+            <wp:extent cx="3191152" cy="2751652"/>
             <wp:effectExtent b="0" l="0" r="0" t="0"/>
             <wp:docPr descr="" title="" id="30" name="Picture"/>
             <a:graphic>
@@ -8355,7 +8540,7 @@
                   <pic:spPr bwMode="auto">
                     <a:xfrm>
                       <a:off x="0" y="0"/>
-                      <a:ext cx="3240000" cy="2751652"/>
+                      <a:ext cx="3191152" cy="2751652"/>
                     </a:xfrm>
                     <a:prstGeom prst="rect">
                       <a:avLst/>
@@ -8386,7 +8571,7 @@
         </w:rPr>
         <w:drawing>
           <wp:inline>
-            <wp:extent cx="3240000" cy="2621679"/>
+            <wp:extent cx="3161436" cy="2621679"/>
             <wp:effectExtent b="0" l="0" r="0" t="0"/>
             <wp:docPr descr="" title="" id="33" name="Picture"/>
             <a:graphic>
@@ -8407,7 +8592,7 @@
                   <pic:spPr bwMode="auto">
                     <a:xfrm>
                       <a:off x="0" y="0"/>
-                      <a:ext cx="3240000" cy="2621679"/>
+                      <a:ext cx="3161436" cy="2621679"/>
                     </a:xfrm>
                     <a:prstGeom prst="rect">
                       <a:avLst/>
@@ -8438,7 +8623,7 @@
         </w:rPr>
         <w:drawing>
           <wp:inline>
-            <wp:extent cx="3240000" cy="3275604"/>
+            <wp:extent cx="3240000" cy="3221899"/>
             <wp:effectExtent b="0" l="0" r="0" t="0"/>
             <wp:docPr descr="" title="" id="36" name="Picture"/>
             <a:graphic>
@@ -8459,7 +8644,7 @@
                   <pic:spPr bwMode="auto">
                     <a:xfrm>
                       <a:off x="0" y="0"/>
-                      <a:ext cx="3240000" cy="3275604"/>
+                      <a:ext cx="3240000" cy="3221899"/>
                     </a:xfrm>
                     <a:prstGeom prst="rect">
                       <a:avLst/>
@@ -8490,7 +8675,7 @@
         </w:rPr>
         <w:drawing>
           <wp:inline>
-            <wp:extent cx="3240000" cy="3366350"/>
+            <wp:extent cx="3192544" cy="3366350"/>
             <wp:effectExtent b="0" l="0" r="0" t="0"/>
             <wp:docPr descr="" title="" id="39" name="Picture"/>
             <a:graphic>
@@ -8511,7 +8696,7 @@
                   <pic:spPr bwMode="auto">
                     <a:xfrm>
                       <a:off x="0" y="0"/>
-                      <a:ext cx="3240000" cy="3366350"/>
+                      <a:ext cx="3192544" cy="3366350"/>
                     </a:xfrm>
                     <a:prstGeom prst="rect">
                       <a:avLst/>
@@ -8542,7 +8727,7 @@
         </w:rPr>
         <w:drawing>
           <wp:inline>
-            <wp:extent cx="3240000" cy="2965875"/>
+            <wp:extent cx="3240000" cy="2958261"/>
             <wp:effectExtent b="0" l="0" r="0" t="0"/>
             <wp:docPr descr="" title="" id="42" name="Picture"/>
             <a:graphic>
@@ -8563,7 +8748,7 @@
                   <pic:spPr bwMode="auto">
                     <a:xfrm>
                       <a:off x="0" y="0"/>
-                      <a:ext cx="3240000" cy="2965875"/>
+                      <a:ext cx="3240000" cy="2958261"/>
                     </a:xfrm>
                     <a:prstGeom prst="rect">
                       <a:avLst/>
@@ -8594,7 +8779,7 @@
         </w:rPr>
         <w:drawing>
           <wp:inline>
-            <wp:extent cx="1879600" cy="1739900"/>
+            <wp:extent cx="1873738" cy="1739900"/>
             <wp:effectExtent b="0" l="0" r="0" t="0"/>
             <wp:docPr descr="" title="" id="45" name="Picture"/>
             <a:graphic>
@@ -8615,7 +8800,7 @@
                   <pic:spPr bwMode="auto">
                     <a:xfrm>
                       <a:off x="0" y="0"/>
-                      <a:ext cx="1879600" cy="1739900"/>
+                      <a:ext cx="1873738" cy="1739900"/>
                     </a:xfrm>
                     <a:prstGeom prst="rect">
                       <a:avLst/>
@@ -8646,7 +8831,7 @@
         </w:rPr>
         <w:drawing>
           <wp:inline>
-            <wp:extent cx="2197100" cy="1562100"/>
+            <wp:extent cx="2197100" cy="1535323"/>
             <wp:effectExtent b="0" l="0" r="0" t="0"/>
             <wp:docPr descr="" title="" id="48" name="Picture"/>
             <a:graphic>
@@ -8667,7 +8852,7 @@
                   <pic:spPr bwMode="auto">
                     <a:xfrm>
                       <a:off x="0" y="0"/>
-                      <a:ext cx="2197100" cy="1562100"/>
+                      <a:ext cx="2197100" cy="1535323"/>
                     </a:xfrm>
                     <a:prstGeom prst="rect">
                       <a:avLst/>
@@ -8698,7 +8883,7 @@
         </w:rPr>
         <w:drawing>
           <wp:inline>
-            <wp:extent cx="2197100" cy="1892300"/>
+            <wp:extent cx="2197100" cy="1875573"/>
             <wp:effectExtent b="0" l="0" r="0" t="0"/>
             <wp:docPr descr="" title="" id="51" name="Picture"/>
             <a:graphic>
@@ -8719,7 +8904,7 @@
                   <pic:spPr bwMode="auto">
                     <a:xfrm>
                       <a:off x="0" y="0"/>
-                      <a:ext cx="2197100" cy="1892300"/>
+                      <a:ext cx="2197100" cy="1875573"/>
                     </a:xfrm>
                     <a:prstGeom prst="rect">
                       <a:avLst/>
@@ -8750,7 +8935,7 @@
         </w:rPr>
         <w:drawing>
           <wp:inline>
-            <wp:extent cx="2438400" cy="1816100"/>
+            <wp:extent cx="2438400" cy="1796026"/>
             <wp:effectExtent b="0" l="0" r="0" t="0"/>
             <wp:docPr descr="" title="" id="54" name="Picture"/>
             <a:graphic>
@@ -8771,7 +8956,7 @@
                   <pic:spPr bwMode="auto">
                     <a:xfrm>
                       <a:off x="0" y="0"/>
-                      <a:ext cx="2438400" cy="1816100"/>
+                      <a:ext cx="2438400" cy="1796026"/>
                     </a:xfrm>
                     <a:prstGeom prst="rect">
                       <a:avLst/>
@@ -8802,7 +8987,7 @@
         </w:rPr>
         <w:drawing>
           <wp:inline>
-            <wp:extent cx="2374900" cy="1892300"/>
+            <wp:extent cx="2374900" cy="1847144"/>
             <wp:effectExtent b="0" l="0" r="0" t="0"/>
             <wp:docPr descr="" title="" id="57" name="Picture"/>
             <a:graphic>
@@ -8823,7 +9008,7 @@
                   <pic:spPr bwMode="auto">
                     <a:xfrm>
                       <a:off x="0" y="0"/>
-                      <a:ext cx="2374900" cy="1892300"/>
+                      <a:ext cx="2374900" cy="1847144"/>
                     </a:xfrm>
                     <a:prstGeom prst="rect">
                       <a:avLst/>
@@ -8854,7 +9039,7 @@
         </w:rPr>
         <w:drawing>
           <wp:inline>
-            <wp:extent cx="2171700" cy="2057400"/>
+            <wp:extent cx="2149719" cy="2057400"/>
             <wp:effectExtent b="0" l="0" r="0" t="0"/>
             <wp:docPr descr="" title="" id="60" name="Picture"/>
             <a:graphic>
@@ -8875,7 +9060,7 @@
                   <pic:spPr bwMode="auto">
                     <a:xfrm>
                       <a:off x="0" y="0"/>
-                      <a:ext cx="2171700" cy="2057400"/>
+                      <a:ext cx="2149719" cy="2057400"/>
                     </a:xfrm>
                     <a:prstGeom prst="rect">
                       <a:avLst/>
@@ -8906,7 +9091,7 @@
         </w:rPr>
         <w:drawing>
           <wp:inline>
-            <wp:extent cx="1879600" cy="2095500"/>
+            <wp:extent cx="1867144" cy="2095500"/>
             <wp:effectExtent b="0" l="0" r="0" t="0"/>
             <wp:docPr descr="" title="" id="63" name="Picture"/>
             <a:graphic>
@@ -8927,7 +9112,7 @@
                   <pic:spPr bwMode="auto">
                     <a:xfrm>
                       <a:off x="0" y="0"/>
-                      <a:ext cx="1879600" cy="2095500"/>
+                      <a:ext cx="1867144" cy="2095500"/>
                     </a:xfrm>
                     <a:prstGeom prst="rect">
                       <a:avLst/>
@@ -8958,7 +9143,7 @@
         </w:rPr>
         <w:drawing>
           <wp:inline>
-            <wp:extent cx="1841500" cy="2082800"/>
+            <wp:extent cx="1841500" cy="2066719"/>
             <wp:effectExtent b="0" l="0" r="0" t="0"/>
             <wp:docPr descr="" title="" id="66" name="Picture"/>
             <a:graphic>
@@ -8979,7 +9164,7 @@
                   <pic:spPr bwMode="auto">
                     <a:xfrm>
                       <a:off x="0" y="0"/>
-                      <a:ext cx="1841500" cy="2082800"/>
+                      <a:ext cx="1841500" cy="2066719"/>
                     </a:xfrm>
                     <a:prstGeom prst="rect">
                       <a:avLst/>
@@ -9010,7 +9195,7 @@
         </w:rPr>
         <w:drawing>
           <wp:inline>
-            <wp:extent cx="3086100" cy="2082800"/>
+            <wp:extent cx="3086100" cy="2061722"/>
             <wp:effectExtent b="0" l="0" r="0" t="0"/>
             <wp:docPr descr="" title="" id="69" name="Picture"/>
             <a:graphic>
@@ -9031,7 +9216,7 @@
                   <pic:spPr bwMode="auto">
                     <a:xfrm>
                       <a:off x="0" y="0"/>
-                      <a:ext cx="3086100" cy="2082800"/>
+                      <a:ext cx="3086100" cy="2061722"/>
                     </a:xfrm>
                     <a:prstGeom prst="rect">
                       <a:avLst/>
@@ -9062,7 +9247,7 @@
         </w:rPr>
         <w:drawing>
           <wp:inline>
-            <wp:extent cx="3225800" cy="2794000"/>
+            <wp:extent cx="3209851" cy="2794000"/>
             <wp:effectExtent b="0" l="0" r="0" t="0"/>
             <wp:docPr descr="" title="" id="72" name="Picture"/>
             <a:graphic>
@@ -9083,7 +9268,7 @@
                   <pic:spPr bwMode="auto">
                     <a:xfrm>
                       <a:off x="0" y="0"/>
-                      <a:ext cx="3225800" cy="2794000"/>
+                      <a:ext cx="3209851" cy="2794000"/>
                     </a:xfrm>
                     <a:prstGeom prst="rect">
                       <a:avLst/>
@@ -9114,7 +9299,7 @@
         </w:rPr>
         <w:drawing>
           <wp:inline>
-            <wp:extent cx="2654300" cy="2400300"/>
+            <wp:extent cx="2609022" cy="2400300"/>
             <wp:effectExtent b="0" l="0" r="0" t="0"/>
             <wp:docPr descr="" title="" id="75" name="Picture"/>
             <a:graphic>
@@ -9135,7 +9320,7 @@
                   <pic:spPr bwMode="auto">
                     <a:xfrm>
                       <a:off x="0" y="0"/>
-                      <a:ext cx="2654300" cy="2400300"/>
+                      <a:ext cx="2609022" cy="2400300"/>
                     </a:xfrm>
                     <a:prstGeom prst="rect">
                       <a:avLst/>
@@ -9166,7 +9351,7 @@
         </w:rPr>
         <w:drawing>
           <wp:inline>
-            <wp:extent cx="3225800" cy="2870200"/>
+            <wp:extent cx="3220858" cy="2870200"/>
             <wp:effectExtent b="0" l="0" r="0" t="0"/>
             <wp:docPr descr="" title="" id="78" name="Picture"/>
             <a:graphic>
@@ -9187,7 +9372,7 @@
                   <pic:spPr bwMode="auto">
                     <a:xfrm>
                       <a:off x="0" y="0"/>
-                      <a:ext cx="3225800" cy="2870200"/>
+                      <a:ext cx="3220858" cy="2870200"/>
                     </a:xfrm>
                     <a:prstGeom prst="rect">
                       <a:avLst/>
@@ -9218,7 +9403,7 @@
         </w:rPr>
         <w:drawing>
           <wp:inline>
-            <wp:extent cx="2946400" cy="2413000"/>
+            <wp:extent cx="2946400" cy="2385802"/>
             <wp:effectExtent b="0" l="0" r="0" t="0"/>
             <wp:docPr descr="" title="" id="81" name="Picture"/>
             <a:graphic>
@@ -9239,7 +9424,7 @@
                   <pic:spPr bwMode="auto">
                     <a:xfrm>
                       <a:off x="0" y="0"/>
-                      <a:ext cx="2946400" cy="2413000"/>
+                      <a:ext cx="2946400" cy="2385802"/>
                     </a:xfrm>
                     <a:prstGeom prst="rect">
                       <a:avLst/>
@@ -9270,7 +9455,7 @@
         </w:rPr>
         <w:drawing>
           <wp:inline>
-            <wp:extent cx="3225800" cy="2794000"/>
+            <wp:extent cx="3162300" cy="2794000"/>
             <wp:effectExtent b="0" l="0" r="0" t="0"/>
             <wp:docPr descr="" title="" id="84" name="Picture"/>
             <a:graphic>
@@ -9291,7 +9476,7 @@
                   <pic:spPr bwMode="auto">
                     <a:xfrm>
                       <a:off x="0" y="0"/>
-                      <a:ext cx="3225800" cy="2794000"/>
+                      <a:ext cx="3162300" cy="2794000"/>
                     </a:xfrm>
                     <a:prstGeom prst="rect">
                       <a:avLst/>
@@ -9322,7 +9507,7 @@
         </w:rPr>
         <w:drawing>
           <wp:inline>
-            <wp:extent cx="2552700" cy="2514600"/>
+            <wp:extent cx="2552700" cy="2513428"/>
             <wp:effectExtent b="0" l="0" r="0" t="0"/>
             <wp:docPr descr="" title="" id="87" name="Picture"/>
             <a:graphic>
@@ -9343,7 +9528,7 @@
                   <pic:spPr bwMode="auto">
                     <a:xfrm>
                       <a:off x="0" y="0"/>
-                      <a:ext cx="2552700" cy="2514600"/>
+                      <a:ext cx="2552700" cy="2513428"/>
                     </a:xfrm>
                     <a:prstGeom prst="rect">
                       <a:avLst/>
@@ -9374,7 +9559,7 @@
         </w:rPr>
         <w:drawing>
           <wp:inline>
-            <wp:extent cx="3187700" cy="2832100"/>
+            <wp:extent cx="3182865" cy="2832100"/>
             <wp:effectExtent b="0" l="0" r="0" t="0"/>
             <wp:docPr descr="" title="" id="90" name="Picture"/>
             <a:graphic>
@@ -9395,7 +9580,7 @@
                   <pic:spPr bwMode="auto">
                     <a:xfrm>
                       <a:off x="0" y="0"/>
-                      <a:ext cx="3187700" cy="2832100"/>
+                      <a:ext cx="3182865" cy="2832100"/>
                     </a:xfrm>
                     <a:prstGeom prst="rect">
                       <a:avLst/>
@@ -16657,7 +16842,7 @@
         </w:rPr>
         <w:drawing>
           <wp:inline>
-            <wp:extent cx="3240000" cy="2703970"/>
+            <wp:extent cx="3240000" cy="2179853"/>
             <wp:effectExtent b="0" l="0" r="0" t="0"/>
             <wp:docPr descr="" title="" id="103" name="Picture"/>
             <a:graphic>
@@ -16678,7 +16863,7 @@
                   <pic:spPr bwMode="auto">
                     <a:xfrm>
                       <a:off x="0" y="0"/>
-                      <a:ext cx="3240000" cy="2703970"/>
+                      <a:ext cx="3240000" cy="2179853"/>
                     </a:xfrm>
                     <a:prstGeom prst="rect">
                       <a:avLst/>
@@ -16700,10 +16885,6 @@
     <w:p>
       <w:pPr>
         <w:pStyle w:val="Compact"/>
-        <w:numPr>
-          <w:ilvl w:val="0"/>
-          <w:numId w:val="1004"/>
-        </w:numPr>
       </w:pPr>
       <w:r>
         <w:rPr>
@@ -16770,10 +16951,6 @@
     <w:p>
       <w:pPr>
         <w:pStyle w:val="Compact"/>
-        <w:numPr>
-          <w:ilvl w:val="0"/>
-          <w:numId w:val="1004"/>
-        </w:numPr>
       </w:pPr>
       <w:r>
         <w:rPr>
@@ -16849,10 +17026,6 @@
     <w:p>
       <w:pPr>
         <w:pStyle w:val="Compact"/>
-        <w:numPr>
-          <w:ilvl w:val="0"/>
-          <w:numId w:val="1004"/>
-        </w:numPr>
       </w:pPr>
       <w:r>
         <w:rPr>
@@ -16919,10 +17092,6 @@
     <w:p>
       <w:pPr>
         <w:pStyle w:val="Compact"/>
-        <w:numPr>
-          <w:ilvl w:val="0"/>
-          <w:numId w:val="1004"/>
-        </w:numPr>
       </w:pPr>
       <w:r>
         <w:rPr>

--- a/00-首页/题组Word/第一轮·综合套卷/第一轮综合卷07（教师版）.docx
+++ b/00-首页/题组Word/第一轮·综合套卷/第一轮综合卷07（教师版）.docx
@@ -1996,7 +1996,7 @@
         <m:sSup>
           <m:e>
             <m:r>
-              <m:t>​</m:t>
+              <m:t xml:space="preserve"> </m:t>
             </m:r>
           </m:e>
           <m:sup>
@@ -2028,7 +2028,7 @@
         <m:sSup>
           <m:e>
             <m:r>
-              <m:t>​</m:t>
+              <m:t xml:space="preserve"> </m:t>
             </m:r>
           </m:e>
           <m:sup>
@@ -5355,7 +5355,7 @@
           <m:sSubSup>
             <m:e>
               <m:r>
-                <m:t>​</m:t>
+                <m:t xml:space="preserve"> </m:t>
               </m:r>
             </m:e>
             <m:sub>
@@ -5390,7 +5390,7 @@
           <m:sSubSup>
             <m:e>
               <m:r>
-                <m:t>​</m:t>
+                <m:t xml:space="preserve"> </m:t>
               </m:r>
             </m:e>
             <m:sub>
@@ -5425,7 +5425,7 @@
           <m:sSubSup>
             <m:e>
               <m:r>
-                <m:t>​</m:t>
+                <m:t xml:space="preserve"> </m:t>
               </m:r>
             </m:e>
             <m:sub>
@@ -5463,7 +5463,7 @@
           <m:sSubSup>
             <m:e>
               <m:r>
-                <m:t>​</m:t>
+                <m:t xml:space="preserve"> </m:t>
               </m:r>
             </m:e>
             <m:sub>

--- a/00-首页/题组Word/第一轮·综合套卷/第一轮综合卷07（教师版）.docx
+++ b/00-首页/题组Word/第一轮·综合套卷/第一轮综合卷07（教师版）.docx
@@ -57,6 +57,14 @@
       <w:tblPr>
         <w:tblStyle w:val="Table"/>
         <w:tblW w:type="auto" w:w="0"/>
+        <w:tblBorders>
+          <w:top w:val="single" w:sz="12" w:space="0" w:color="000000"/>
+          <w:left w:val="none" w:sz="0" w:space="0" w:color="auto"/>
+          <w:bottom w:val="single" w:sz="12" w:space="0" w:color="000000"/>
+          <w:right w:val="none" w:sz="0" w:space="0" w:color="auto"/>
+          <w:insideH w:val="none" w:sz="0" w:space="0" w:color="auto"/>
+          <w:insideV w:val="none" w:sz="0" w:space="0" w:color="auto"/>
+        </w:tblBorders>
         <w:tblLook w:firstRow="1" w:lastRow="0" w:firstColumn="0" w:lastColumn="0" w:noHBand="0" w:noVBand="0" w:val="0020"/>
       </w:tblPr>
       <w:tblGrid>
@@ -69,7 +77,11 @@
           <w:tblHeader w:val="on"/>
         </w:trPr>
         <w:tc>
-          <w:tcPr/>
+          <w:tcPr>
+            <w:tcBorders>
+              <w:bottom w:val="single" w:sz="8" w:space="0" w:color="000000"/>
+            </w:tcBorders>
+          </w:tcPr>
           <w:p>
             <w:pPr>
               <w:pStyle w:val="Compact"/>
@@ -85,7 +97,11 @@
           </w:p>
         </w:tc>
         <w:tc>
-          <w:tcPr/>
+          <w:tcPr>
+            <w:tcBorders>
+              <w:bottom w:val="single" w:sz="8" w:space="0" w:color="000000"/>
+            </w:tcBorders>
+          </w:tcPr>
           <w:p>
             <w:pPr>
               <w:pStyle w:val="Compact"/>
@@ -101,7 +117,11 @@
           </w:p>
         </w:tc>
         <w:tc>
-          <w:tcPr/>
+          <w:tcPr>
+            <w:tcBorders>
+              <w:bottom w:val="single" w:sz="8" w:space="0" w:color="000000"/>
+            </w:tcBorders>
+          </w:tcPr>
           <w:p>
             <w:pPr>
               <w:pStyle w:val="Compact"/>
@@ -334,8 +354,8 @@
     <w:p>
       <w:pPr>
         <w:pStyle w:val="FirstParagraph"/>
+        <w:spacing w:before="0" w:after="0"/>
         <w:ind w:left="480" w:hanging="480"/>
-        <w:spacing w:after="0"/>
       </w:pPr>
       <w:r>
         <w:rPr>
@@ -425,8 +445,8 @@
     <w:p>
       <w:pPr>
         <w:pStyle w:val="FirstParagraph"/>
+        <w:spacing w:before="0" w:after="0"/>
         <w:ind w:left="480" w:hanging="480"/>
-        <w:spacing w:before="0" w:after="0"/>
       </w:pPr>
       <w:r>
         <w:rPr>
@@ -464,8 +484,8 @@
     <w:p>
       <w:pPr>
         <w:pStyle w:val="FirstParagraph"/>
+        <w:spacing w:before="0" w:after="0"/>
         <w:ind w:left="480" w:hanging="480"/>
-        <w:spacing w:before="0" w:after="0"/>
       </w:pPr>
       <w:r>
         <w:rPr>
@@ -506,8 +526,8 @@
     <w:p>
       <w:pPr>
         <w:pStyle w:val="FirstParagraph"/>
+        <w:spacing w:before="0" w:after="0"/>
         <w:ind w:left="480" w:hanging="480"/>
-        <w:spacing w:before="0" w:after="0"/>
       </w:pPr>
       <w:r>
         <w:rPr>
@@ -548,8 +568,8 @@
     <w:p>
       <w:pPr>
         <w:pStyle w:val="FirstParagraph"/>
+        <w:spacing w:before="0" w:after="0"/>
         <w:ind w:left="480" w:hanging="480"/>
-        <w:spacing w:before="0" w:after="180"/>
       </w:pPr>
       <w:r>
         <w:rPr>
@@ -686,8 +706,8 @@
     <w:p>
       <w:pPr>
         <w:pStyle w:val="FirstParagraph"/>
+        <w:spacing w:before="0" w:after="0"/>
         <w:ind w:left="480" w:hanging="480"/>
-        <w:spacing w:after="0"/>
       </w:pPr>
       <w:r>
         <w:rPr>
@@ -729,8 +749,8 @@
     <w:p>
       <w:pPr>
         <w:pStyle w:val="FirstParagraph"/>
+        <w:spacing w:before="0" w:after="0"/>
         <w:ind w:left="480" w:hanging="480"/>
-        <w:spacing w:before="0" w:after="0"/>
       </w:pPr>
       <w:r>
         <w:rPr>
@@ -755,8 +775,8 @@
     <w:p>
       <w:pPr>
         <w:pStyle w:val="FirstParagraph"/>
+        <w:spacing w:before="0" w:after="0"/>
         <w:ind w:left="480" w:hanging="480"/>
-        <w:spacing w:before="0" w:after="0"/>
       </w:pPr>
       <w:r>
         <w:rPr>
@@ -781,8 +801,8 @@
     <w:p>
       <w:pPr>
         <w:pStyle w:val="FirstParagraph"/>
+        <w:spacing w:before="0" w:after="0"/>
         <w:ind w:left="480" w:hanging="480"/>
-        <w:spacing w:before="0" w:after="0"/>
       </w:pPr>
       <w:r>
         <w:rPr>
@@ -807,8 +827,8 @@
     <w:p>
       <w:pPr>
         <w:pStyle w:val="FirstParagraph"/>
+        <w:spacing w:before="0" w:after="0"/>
         <w:ind w:left="480" w:hanging="480"/>
-        <w:spacing w:before="0" w:after="180"/>
       </w:pPr>
       <w:r>
         <w:rPr>
@@ -926,8 +946,8 @@
     <w:p>
       <w:pPr>
         <w:pStyle w:val="FirstParagraph"/>
+        <w:spacing w:before="0" w:after="0"/>
         <w:ind w:left="480" w:hanging="480"/>
-        <w:spacing w:after="0"/>
       </w:pPr>
       <m:oMath>
         <m:sSub>
@@ -998,8 +1018,8 @@
     <w:p>
       <w:pPr>
         <w:pStyle w:val="FirstParagraph"/>
+        <w:spacing w:before="0" w:after="0"/>
         <w:ind w:left="480" w:hanging="480"/>
-        <w:spacing w:before="0" w:after="0"/>
       </w:pPr>
       <w:r>
         <w:rPr>
@@ -1059,8 +1079,8 @@
     <w:p>
       <w:pPr>
         <w:pStyle w:val="FirstParagraph"/>
+        <w:spacing w:before="0" w:after="0"/>
         <w:ind w:left="480" w:hanging="480"/>
-        <w:spacing w:before="0" w:after="0"/>
       </w:pPr>
       <w:r>
         <w:rPr>
@@ -1121,8 +1141,8 @@
     <w:p>
       <w:pPr>
         <w:pStyle w:val="FirstParagraph"/>
+        <w:spacing w:before="0" w:after="0"/>
         <w:ind w:left="480" w:hanging="480"/>
-        <w:spacing w:before="0" w:after="0"/>
       </w:pPr>
       <w:r>
         <w:rPr>
@@ -1216,8 +1236,8 @@
     <w:p>
       <w:pPr>
         <w:pStyle w:val="FirstParagraph"/>
+        <w:spacing w:before="0" w:after="0"/>
         <w:ind w:left="480" w:hanging="480"/>
-        <w:spacing w:before="0" w:after="180"/>
       </w:pPr>
       <w:r>
         <w:rPr>
@@ -1377,8 +1397,8 @@
     <w:p>
       <w:pPr>
         <w:pStyle w:val="FirstParagraph"/>
+        <w:spacing w:before="0" w:after="0"/>
         <w:ind w:left="480" w:hanging="480"/>
-        <w:spacing w:after="0"/>
       </w:pPr>
       <w:r>
         <w:rPr>
@@ -1466,8 +1486,8 @@
     <w:p>
       <w:pPr>
         <w:pStyle w:val="FirstParagraph"/>
+        <w:spacing w:before="0" w:after="0"/>
         <w:ind w:left="480" w:hanging="480"/>
-        <w:spacing w:before="0" w:after="0"/>
       </w:pPr>
       <w:r>
         <w:rPr>
@@ -1537,8 +1557,8 @@
     <w:p>
       <w:pPr>
         <w:pStyle w:val="FirstParagraph"/>
+        <w:spacing w:before="0" w:after="0"/>
         <w:ind w:left="480" w:hanging="480"/>
-        <w:spacing w:before="0" w:after="0"/>
       </w:pPr>
       <w:r>
         <w:rPr>
@@ -1608,8 +1628,8 @@
     <w:p>
       <w:pPr>
         <w:pStyle w:val="FirstParagraph"/>
+        <w:spacing w:before="0" w:after="0"/>
         <w:ind w:left="480" w:hanging="480"/>
-        <w:spacing w:before="0" w:after="0"/>
       </w:pPr>
       <w:r>
         <w:rPr>
@@ -1679,8 +1699,8 @@
     <w:p>
       <w:pPr>
         <w:pStyle w:val="FirstParagraph"/>
+        <w:spacing w:before="0" w:after="0"/>
         <w:ind w:left="480" w:hanging="480"/>
-        <w:spacing w:before="0" w:after="180"/>
       </w:pPr>
       <w:r>
         <w:rPr>
@@ -5885,8 +5905,8 @@
     <w:p>
       <w:pPr>
         <w:pStyle w:val="BodyText"/>
+        <w:spacing w:before="0" w:after="0"/>
         <w:ind w:left="480" w:hanging="480"/>
-        <w:spacing w:after="0"/>
       </w:pPr>
       <w:r>
         <w:rPr>
@@ -5916,8 +5936,8 @@
     <w:p>
       <w:pPr>
         <w:pStyle w:val="BodyText"/>
+        <w:spacing w:before="0" w:after="0"/>
         <w:ind w:left="480" w:hanging="480"/>
-        <w:spacing w:before="0" w:after="0"/>
       </w:pPr>
       <w:r>
         <w:rPr>
@@ -5999,8 +6019,8 @@
     <w:p>
       <w:pPr>
         <w:pStyle w:val="BodyText"/>
+        <w:spacing w:before="0" w:after="0"/>
         <w:ind w:left="480" w:hanging="480"/>
-        <w:spacing w:before="0" w:after="0"/>
       </w:pPr>
       <w:r>
         <w:rPr>
@@ -6064,8 +6084,8 @@
     <w:p>
       <w:pPr>
         <w:pStyle w:val="BodyText"/>
+        <w:spacing w:before="0" w:after="0"/>
         <w:ind w:left="480" w:hanging="480"/>
-        <w:spacing w:before="0" w:after="0"/>
       </w:pPr>
       <w:r>
         <w:rPr>
@@ -6138,8 +6158,8 @@
     <w:p>
       <w:pPr>
         <w:pStyle w:val="BodyText"/>
+        <w:spacing w:before="0" w:after="0"/>
         <w:ind w:left="480" w:hanging="480"/>
-        <w:spacing w:before="0" w:after="180"/>
       </w:pPr>
       <w:r>
         <w:rPr>
@@ -6553,8 +6573,8 @@
     <w:p>
       <w:pPr>
         <w:pStyle w:val="Compact"/>
+        <w:spacing w:before="0" w:after="0"/>
         <w:ind w:left="480" w:hanging="480"/>
-        <w:spacing w:after="0"/>
       </w:pPr>
       <w:r>
         <w:rPr>
@@ -6566,8 +6586,8 @@
     <w:p>
       <w:pPr>
         <w:pStyle w:val="Compact"/>
+        <w:spacing w:before="0" w:after="0"/>
         <w:ind w:left="480" w:hanging="480"/>
-        <w:spacing w:before="0" w:after="0"/>
       </w:pPr>
       <w:r>
         <w:rPr>
@@ -6579,8 +6599,8 @@
     <w:p>
       <w:pPr>
         <w:pStyle w:val="Compact"/>
+        <w:spacing w:before="0" w:after="0"/>
         <w:ind w:left="480" w:hanging="480"/>
-        <w:spacing w:before="0" w:after="0"/>
       </w:pPr>
       <w:r>
         <w:rPr>
@@ -6592,8 +6612,8 @@
     <w:p>
       <w:pPr>
         <w:pStyle w:val="Compact"/>
+        <w:spacing w:before="0" w:after="0"/>
         <w:ind w:left="480" w:hanging="480"/>
-        <w:spacing w:before="0" w:after="36"/>
       </w:pPr>
       <w:r>
         <w:rPr>
@@ -6900,6 +6920,7 @@
     <w:p>
       <w:pPr>
         <w:pStyle w:val="Compact"/>
+        <w:spacing w:before="0" w:after="0"/>
       </w:pPr>
       <w:r>
         <w:rPr>
@@ -6980,6 +7001,7 @@
     <w:p>
       <w:pPr>
         <w:pStyle w:val="Compact"/>
+        <w:spacing w:before="0" w:after="0"/>
       </w:pPr>
       <w:r>
         <w:rPr>
@@ -7016,6 +7038,7 @@
     <w:p>
       <w:pPr>
         <w:pStyle w:val="Compact"/>
+        <w:spacing w:before="0" w:after="0"/>
       </w:pPr>
       <w:r>
         <w:rPr>
@@ -7070,6 +7093,7 @@
     <w:p>
       <w:pPr>
         <w:pStyle w:val="Compact"/>
+        <w:spacing w:before="0" w:after="0"/>
       </w:pPr>
       <w:r>
         <w:rPr>
@@ -7405,6 +7429,7 @@
     <w:p>
       <w:pPr>
         <w:pStyle w:val="Compact"/>
+        <w:spacing w:before="0" w:after="0"/>
       </w:pPr>
       <w:r>
         <w:rPr>
@@ -7434,6 +7459,7 @@
     <w:p>
       <w:pPr>
         <w:pStyle w:val="Compact"/>
+        <w:spacing w:before="0" w:after="0"/>
       </w:pPr>
       <w:r>
         <w:rPr>
@@ -7457,6 +7483,7 @@
     <w:p>
       <w:pPr>
         <w:pStyle w:val="Compact"/>
+        <w:spacing w:before="0" w:after="0"/>
       </w:pPr>
       <w:r>
         <w:rPr>
@@ -7498,6 +7525,7 @@
     <w:p>
       <w:pPr>
         <w:pStyle w:val="Compact"/>
+        <w:spacing w:before="0" w:after="0"/>
       </w:pPr>
       <w:r>
         <w:rPr>
@@ -7845,6 +7873,14 @@
       <w:tblPr>
         <w:tblStyle w:val="Table"/>
         <w:tblW w:type="auto" w:w="0"/>
+        <w:tblBorders>
+          <w:top w:val="single" w:sz="12" w:space="0" w:color="000000"/>
+          <w:left w:val="none" w:sz="0" w:space="0" w:color="auto"/>
+          <w:bottom w:val="single" w:sz="12" w:space="0" w:color="000000"/>
+          <w:right w:val="none" w:sz="0" w:space="0" w:color="auto"/>
+          <w:insideH w:val="none" w:sz="0" w:space="0" w:color="auto"/>
+          <w:insideV w:val="none" w:sz="0" w:space="0" w:color="auto"/>
+        </w:tblBorders>
         <w:tblLook w:firstRow="1" w:lastRow="0" w:firstColumn="0" w:lastColumn="0" w:noHBand="0" w:noVBand="0" w:val="0020"/>
       </w:tblPr>
       <w:tblGrid>
@@ -7856,7 +7892,11 @@
           <w:tblHeader w:val="on"/>
         </w:trPr>
         <w:tc>
-          <w:tcPr/>
+          <w:tcPr>
+            <w:tcBorders>
+              <w:bottom w:val="single" w:sz="8" w:space="0" w:color="000000"/>
+            </w:tcBorders>
+          </w:tcPr>
           <w:p>
             <w:pPr>
               <w:pStyle w:val="Compact"/>
@@ -7872,7 +7912,11 @@
           </w:p>
         </w:tc>
         <w:tc>
-          <w:tcPr/>
+          <w:tcPr>
+            <w:tcBorders>
+              <w:bottom w:val="single" w:sz="8" w:space="0" w:color="000000"/>
+            </w:tcBorders>
+          </w:tcPr>
           <w:p>
             <w:pPr>
               <w:pStyle w:val="Compact"/>
@@ -8087,6 +8131,14 @@
       <w:tblPr>
         <w:tblStyle w:val="Table"/>
         <w:tblW w:type="auto" w:w="0"/>
+        <w:tblBorders>
+          <w:top w:val="single" w:sz="12" w:space="0" w:color="000000"/>
+          <w:left w:val="none" w:sz="0" w:space="0" w:color="auto"/>
+          <w:bottom w:val="single" w:sz="12" w:space="0" w:color="000000"/>
+          <w:right w:val="none" w:sz="0" w:space="0" w:color="auto"/>
+          <w:insideH w:val="none" w:sz="0" w:space="0" w:color="auto"/>
+          <w:insideV w:val="none" w:sz="0" w:space="0" w:color="auto"/>
+        </w:tblBorders>
         <w:tblLook w:firstRow="1" w:lastRow="0" w:firstColumn="0" w:lastColumn="0" w:noHBand="0" w:noVBand="0" w:val="0020"/>
       </w:tblPr>
       <w:tblGrid>
@@ -8098,7 +8150,11 @@
           <w:tblHeader w:val="on"/>
         </w:trPr>
         <w:tc>
-          <w:tcPr/>
+          <w:tcPr>
+            <w:tcBorders>
+              <w:bottom w:val="single" w:sz="8" w:space="0" w:color="000000"/>
+            </w:tcBorders>
+          </w:tcPr>
           <w:p>
             <w:pPr>
               <w:pStyle w:val="Compact"/>
@@ -8114,7 +8170,11 @@
           </w:p>
         </w:tc>
         <w:tc>
-          <w:tcPr/>
+          <w:tcPr>
+            <w:tcBorders>
+              <w:bottom w:val="single" w:sz="8" w:space="0" w:color="000000"/>
+            </w:tcBorders>
+          </w:tcPr>
           <w:p>
             <w:pPr>
               <w:pStyle w:val="Compact"/>
@@ -16885,6 +16945,7 @@
     <w:p>
       <w:pPr>
         <w:pStyle w:val="Compact"/>
+        <w:spacing w:before="0" w:after="0"/>
       </w:pPr>
       <w:r>
         <w:rPr>
@@ -16951,6 +17012,7 @@
     <w:p>
       <w:pPr>
         <w:pStyle w:val="Compact"/>
+        <w:spacing w:before="0" w:after="0"/>
       </w:pPr>
       <w:r>
         <w:rPr>
@@ -17026,6 +17088,7 @@
     <w:p>
       <w:pPr>
         <w:pStyle w:val="Compact"/>
+        <w:spacing w:before="0" w:after="0"/>
       </w:pPr>
       <w:r>
         <w:rPr>
@@ -17092,6 +17155,7 @@
     <w:p>
       <w:pPr>
         <w:pStyle w:val="Compact"/>
+        <w:spacing w:before="0" w:after="0"/>
       </w:pPr>
       <w:r>
         <w:rPr>
@@ -19646,6 +19710,14 @@
       <w:tblPr>
         <w:tblStyle w:val="Table"/>
         <w:tblW w:type="auto" w:w="0"/>
+        <w:tblBorders>
+          <w:top w:val="single" w:sz="12" w:space="0" w:color="000000"/>
+          <w:left w:val="none" w:sz="0" w:space="0" w:color="auto"/>
+          <w:bottom w:val="single" w:sz="12" w:space="0" w:color="000000"/>
+          <w:right w:val="none" w:sz="0" w:space="0" w:color="auto"/>
+          <w:insideH w:val="none" w:sz="0" w:space="0" w:color="auto"/>
+          <w:insideV w:val="none" w:sz="0" w:space="0" w:color="auto"/>
+        </w:tblBorders>
         <w:tblLook w:firstRow="1" w:lastRow="0" w:firstColumn="0" w:lastColumn="0" w:noHBand="0" w:noVBand="0" w:val="0020"/>
       </w:tblPr>
       <w:tblGrid>
@@ -19660,7 +19732,11 @@
           <w:tblHeader w:val="on"/>
         </w:trPr>
         <w:tc>
-          <w:tcPr/>
+          <w:tcPr>
+            <w:tcBorders>
+              <w:bottom w:val="single" w:sz="8" w:space="0" w:color="000000"/>
+            </w:tcBorders>
+          </w:tcPr>
           <w:p>
             <w:pPr>
               <w:pStyle w:val="Compact"/>
@@ -19683,7 +19759,11 @@
           </w:p>
         </w:tc>
         <w:tc>
-          <w:tcPr/>
+          <w:tcPr>
+            <w:tcBorders>
+              <w:bottom w:val="single" w:sz="8" w:space="0" w:color="000000"/>
+            </w:tcBorders>
+          </w:tcPr>
           <w:p>
             <w:pPr>
               <w:pStyle w:val="Compact"/>
@@ -19699,7 +19779,11 @@
           </w:p>
         </w:tc>
         <w:tc>
-          <w:tcPr/>
+          <w:tcPr>
+            <w:tcBorders>
+              <w:bottom w:val="single" w:sz="8" w:space="0" w:color="000000"/>
+            </w:tcBorders>
+          </w:tcPr>
           <w:p>
             <w:pPr>
               <w:pStyle w:val="Compact"/>
@@ -19715,7 +19799,11 @@
           </w:p>
         </w:tc>
         <w:tc>
-          <w:tcPr/>
+          <w:tcPr>
+            <w:tcBorders>
+              <w:bottom w:val="single" w:sz="8" w:space="0" w:color="000000"/>
+            </w:tcBorders>
+          </w:tcPr>
           <w:p>
             <w:pPr>
               <w:pStyle w:val="Compact"/>
@@ -19731,7 +19819,11 @@
           </w:p>
         </w:tc>
         <w:tc>
-          <w:tcPr/>
+          <w:tcPr>
+            <w:tcBorders>
+              <w:bottom w:val="single" w:sz="8" w:space="0" w:color="000000"/>
+            </w:tcBorders>
+          </w:tcPr>
           <w:p>
             <w:pPr>
               <w:pStyle w:val="Compact"/>
@@ -23253,6 +23345,14 @@
       <w:tblPr>
         <w:tblStyle w:val="Table"/>
         <w:tblW w:type="auto" w:w="0"/>
+        <w:tblBorders>
+          <w:top w:val="single" w:sz="12" w:space="0" w:color="000000"/>
+          <w:left w:val="none" w:sz="0" w:space="0" w:color="auto"/>
+          <w:bottom w:val="single" w:sz="12" w:space="0" w:color="000000"/>
+          <w:right w:val="none" w:sz="0" w:space="0" w:color="auto"/>
+          <w:insideH w:val="none" w:sz="0" w:space="0" w:color="auto"/>
+          <w:insideV w:val="none" w:sz="0" w:space="0" w:color="auto"/>
+        </w:tblBorders>
         <w:tblLook w:firstRow="1" w:lastRow="0" w:firstColumn="0" w:lastColumn="0" w:noHBand="0" w:noVBand="0" w:val="0020"/>
       </w:tblPr>
       <w:tblGrid>
@@ -23267,7 +23367,11 @@
           <w:tblHeader w:val="on"/>
         </w:trPr>
         <w:tc>
-          <w:tcPr/>
+          <w:tcPr>
+            <w:tcBorders>
+              <w:bottom w:val="single" w:sz="8" w:space="0" w:color="000000"/>
+            </w:tcBorders>
+          </w:tcPr>
           <w:p>
             <w:pPr>
               <w:pStyle w:val="Compact"/>
@@ -23298,7 +23402,11 @@
           </w:p>
         </w:tc>
         <w:tc>
-          <w:tcPr/>
+          <w:tcPr>
+            <w:tcBorders>
+              <w:bottom w:val="single" w:sz="8" w:space="0" w:color="000000"/>
+            </w:tcBorders>
+          </w:tcPr>
           <w:p>
             <w:pPr>
               <w:pStyle w:val="Compact"/>
@@ -23314,7 +23422,11 @@
           </w:p>
         </w:tc>
         <w:tc>
-          <w:tcPr/>
+          <w:tcPr>
+            <w:tcBorders>
+              <w:bottom w:val="single" w:sz="8" w:space="0" w:color="000000"/>
+            </w:tcBorders>
+          </w:tcPr>
           <w:p>
             <w:pPr>
               <w:pStyle w:val="Compact"/>
@@ -23330,7 +23442,11 @@
           </w:p>
         </w:tc>
         <w:tc>
-          <w:tcPr/>
+          <w:tcPr>
+            <w:tcBorders>
+              <w:bottom w:val="single" w:sz="8" w:space="0" w:color="000000"/>
+            </w:tcBorders>
+          </w:tcPr>
           <w:p>
             <w:pPr>
               <w:pStyle w:val="Compact"/>
@@ -23346,7 +23462,11 @@
           </w:p>
         </w:tc>
         <w:tc>
-          <w:tcPr/>
+          <w:tcPr>
+            <w:tcBorders>
+              <w:bottom w:val="single" w:sz="8" w:space="0" w:color="000000"/>
+            </w:tcBorders>
+          </w:tcPr>
           <w:p>
             <w:pPr>
               <w:pStyle w:val="Compact"/>
@@ -23605,6 +23725,14 @@
       <w:tblPr>
         <w:tblStyle w:val="Table"/>
         <w:tblW w:type="auto" w:w="0"/>
+        <w:tblBorders>
+          <w:top w:val="single" w:sz="12" w:space="0" w:color="000000"/>
+          <w:left w:val="none" w:sz="0" w:space="0" w:color="auto"/>
+          <w:bottom w:val="single" w:sz="12" w:space="0" w:color="000000"/>
+          <w:right w:val="none" w:sz="0" w:space="0" w:color="auto"/>
+          <w:insideH w:val="none" w:sz="0" w:space="0" w:color="auto"/>
+          <w:insideV w:val="none" w:sz="0" w:space="0" w:color="auto"/>
+        </w:tblBorders>
         <w:tblLook w:firstRow="1" w:lastRow="0" w:firstColumn="0" w:lastColumn="0" w:noHBand="0" w:noVBand="0" w:val="0020"/>
       </w:tblPr>
       <w:tblGrid>
@@ -23617,7 +23745,11 @@
           <w:tblHeader w:val="on"/>
         </w:trPr>
         <w:tc>
-          <w:tcPr/>
+          <w:tcPr>
+            <w:tcBorders>
+              <w:bottom w:val="single" w:sz="8" w:space="0" w:color="000000"/>
+            </w:tcBorders>
+          </w:tcPr>
           <w:p>
             <w:pPr>
               <w:pStyle w:val="Compact"/>
@@ -23633,7 +23765,11 @@
           </w:p>
         </w:tc>
         <w:tc>
-          <w:tcPr/>
+          <w:tcPr>
+            <w:tcBorders>
+              <w:bottom w:val="single" w:sz="8" w:space="0" w:color="000000"/>
+            </w:tcBorders>
+          </w:tcPr>
           <w:p>
             <w:pPr>
               <w:pStyle w:val="Compact"/>
@@ -23649,7 +23785,11 @@
           </w:p>
         </w:tc>
         <w:tc>
-          <w:tcPr/>
+          <w:tcPr>
+            <w:tcBorders>
+              <w:bottom w:val="single" w:sz="8" w:space="0" w:color="000000"/>
+            </w:tcBorders>
+          </w:tcPr>
           <w:p>
             <w:pPr>
               <w:pStyle w:val="Compact"/>
@@ -24161,6 +24301,14 @@
       <w:tblPr>
         <w:tblStyle w:val="Table"/>
         <w:tblW w:type="auto" w:w="0"/>
+        <w:tblBorders>
+          <w:top w:val="single" w:sz="12" w:space="0" w:color="000000"/>
+          <w:left w:val="none" w:sz="0" w:space="0" w:color="auto"/>
+          <w:bottom w:val="single" w:sz="12" w:space="0" w:color="000000"/>
+          <w:right w:val="none" w:sz="0" w:space="0" w:color="auto"/>
+          <w:insideH w:val="none" w:sz="0" w:space="0" w:color="auto"/>
+          <w:insideV w:val="none" w:sz="0" w:space="0" w:color="auto"/>
+        </w:tblBorders>
         <w:tblLook w:firstRow="1" w:lastRow="0" w:firstColumn="0" w:lastColumn="0" w:noHBand="0" w:noVBand="0" w:val="0020"/>
       </w:tblPr>
       <w:tblGrid>
@@ -24175,7 +24323,11 @@
           <w:tblHeader w:val="on"/>
         </w:trPr>
         <w:tc>
-          <w:tcPr/>
+          <w:tcPr>
+            <w:tcBorders>
+              <w:bottom w:val="single" w:sz="8" w:space="0" w:color="000000"/>
+            </w:tcBorders>
+          </w:tcPr>
           <w:p>
             <w:pPr>
               <w:pStyle w:val="Compact"/>
@@ -24191,7 +24343,11 @@
           </w:p>
         </w:tc>
         <w:tc>
-          <w:tcPr/>
+          <w:tcPr>
+            <w:tcBorders>
+              <w:bottom w:val="single" w:sz="8" w:space="0" w:color="000000"/>
+            </w:tcBorders>
+          </w:tcPr>
           <w:p>
             <w:pPr>
               <w:pStyle w:val="Compact"/>
@@ -24207,7 +24363,11 @@
           </w:p>
         </w:tc>
         <w:tc>
-          <w:tcPr/>
+          <w:tcPr>
+            <w:tcBorders>
+              <w:bottom w:val="single" w:sz="8" w:space="0" w:color="000000"/>
+            </w:tcBorders>
+          </w:tcPr>
           <w:p>
             <w:pPr>
               <w:pStyle w:val="Compact"/>
@@ -24223,7 +24383,11 @@
           </w:p>
         </w:tc>
         <w:tc>
-          <w:tcPr/>
+          <w:tcPr>
+            <w:tcBorders>
+              <w:bottom w:val="single" w:sz="8" w:space="0" w:color="000000"/>
+            </w:tcBorders>
+          </w:tcPr>
           <w:p>
             <w:pPr>
               <w:pStyle w:val="Compact"/>
@@ -24239,7 +24403,11 @@
           </w:p>
         </w:tc>
         <w:tc>
-          <w:tcPr/>
+          <w:tcPr>
+            <w:tcBorders>
+              <w:bottom w:val="single" w:sz="8" w:space="0" w:color="000000"/>
+            </w:tcBorders>
+          </w:tcPr>
           <w:p>
             <w:pPr>
               <w:pStyle w:val="Compact"/>
@@ -24643,6 +24811,14 @@
       <w:tblPr>
         <w:tblStyle w:val="Table"/>
         <w:tblW w:type="auto" w:w="0"/>
+        <w:tblBorders>
+          <w:top w:val="single" w:sz="12" w:space="0" w:color="000000"/>
+          <w:left w:val="none" w:sz="0" w:space="0" w:color="auto"/>
+          <w:bottom w:val="single" w:sz="12" w:space="0" w:color="000000"/>
+          <w:right w:val="none" w:sz="0" w:space="0" w:color="auto"/>
+          <w:insideH w:val="none" w:sz="0" w:space="0" w:color="auto"/>
+          <w:insideV w:val="none" w:sz="0" w:space="0" w:color="auto"/>
+        </w:tblBorders>
         <w:tblLook w:firstRow="1" w:lastRow="0" w:firstColumn="0" w:lastColumn="0" w:noHBand="0" w:noVBand="0" w:val="0020"/>
       </w:tblPr>
       <w:tblGrid>
@@ -24656,7 +24832,11 @@
           <w:tblHeader w:val="on"/>
         </w:trPr>
         <w:tc>
-          <w:tcPr/>
+          <w:tcPr>
+            <w:tcBorders>
+              <w:bottom w:val="single" w:sz="8" w:space="0" w:color="000000"/>
+            </w:tcBorders>
+          </w:tcPr>
           <w:p>
             <w:pPr>
               <w:pStyle w:val="Compact"/>
@@ -24672,7 +24852,11 @@
           </w:p>
         </w:tc>
         <w:tc>
-          <w:tcPr/>
+          <w:tcPr>
+            <w:tcBorders>
+              <w:bottom w:val="single" w:sz="8" w:space="0" w:color="000000"/>
+            </w:tcBorders>
+          </w:tcPr>
           <w:p>
             <w:pPr>
               <w:pStyle w:val="Compact"/>
@@ -24695,7 +24879,11 @@
           </w:p>
         </w:tc>
         <w:tc>
-          <w:tcPr/>
+          <w:tcPr>
+            <w:tcBorders>
+              <w:bottom w:val="single" w:sz="8" w:space="0" w:color="000000"/>
+            </w:tcBorders>
+          </w:tcPr>
           <w:p>
             <w:pPr>
               <w:pStyle w:val="Compact"/>
@@ -24725,7 +24913,11 @@
           </w:p>
         </w:tc>
         <w:tc>
-          <w:tcPr/>
+          <w:tcPr>
+            <w:tcBorders>
+              <w:bottom w:val="single" w:sz="8" w:space="0" w:color="000000"/>
+            </w:tcBorders>
+          </w:tcPr>
           <w:p>
             <w:pPr>
               <w:pStyle w:val="Compact"/>
@@ -27203,6 +27395,14 @@
       <w:tblPr>
         <w:tblStyle w:val="Table"/>
         <w:tblW w:type="auto" w:w="0"/>
+        <w:tblBorders>
+          <w:top w:val="single" w:sz="12" w:space="0" w:color="000000"/>
+          <w:left w:val="none" w:sz="0" w:space="0" w:color="auto"/>
+          <w:bottom w:val="single" w:sz="12" w:space="0" w:color="000000"/>
+          <w:right w:val="none" w:sz="0" w:space="0" w:color="auto"/>
+          <w:insideH w:val="none" w:sz="0" w:space="0" w:color="auto"/>
+          <w:insideV w:val="none" w:sz="0" w:space="0" w:color="auto"/>
+        </w:tblBorders>
         <w:tblLook w:firstRow="1" w:lastRow="0" w:firstColumn="0" w:lastColumn="0" w:noHBand="0" w:noVBand="0" w:val="0020"/>
       </w:tblPr>
       <w:tblGrid>
@@ -27215,7 +27415,11 @@
           <w:tblHeader w:val="on"/>
         </w:trPr>
         <w:tc>
-          <w:tcPr/>
+          <w:tcPr>
+            <w:tcBorders>
+              <w:bottom w:val="single" w:sz="8" w:space="0" w:color="000000"/>
+            </w:tcBorders>
+          </w:tcPr>
           <w:p>
             <w:pPr>
               <w:pStyle w:val="Compact"/>
@@ -27231,7 +27435,11 @@
           </w:p>
         </w:tc>
         <w:tc>
-          <w:tcPr/>
+          <w:tcPr>
+            <w:tcBorders>
+              <w:bottom w:val="single" w:sz="8" w:space="0" w:color="000000"/>
+            </w:tcBorders>
+          </w:tcPr>
           <w:p>
             <w:pPr>
               <w:pStyle w:val="Compact"/>
@@ -27247,7 +27455,11 @@
           </w:p>
         </w:tc>
         <w:tc>
-          <w:tcPr/>
+          <w:tcPr>
+            <w:tcBorders>
+              <w:bottom w:val="single" w:sz="8" w:space="0" w:color="000000"/>
+            </w:tcBorders>
+          </w:tcPr>
           <w:p>
             <w:pPr>
               <w:pStyle w:val="Compact"/>
@@ -32062,6 +32274,14 @@
       <w:tblPr>
         <w:tblStyle w:val="Table"/>
         <w:tblW w:type="auto" w:w="0"/>
+        <w:tblBorders>
+          <w:top w:val="single" w:sz="12" w:space="0" w:color="000000"/>
+          <w:left w:val="none" w:sz="0" w:space="0" w:color="auto"/>
+          <w:bottom w:val="single" w:sz="12" w:space="0" w:color="000000"/>
+          <w:right w:val="none" w:sz="0" w:space="0" w:color="auto"/>
+          <w:insideH w:val="none" w:sz="0" w:space="0" w:color="auto"/>
+          <w:insideV w:val="none" w:sz="0" w:space="0" w:color="auto"/>
+        </w:tblBorders>
         <w:tblLook w:firstRow="1" w:lastRow="0" w:firstColumn="0" w:lastColumn="0" w:noHBand="0" w:noVBand="0" w:val="0020"/>
       </w:tblPr>
       <w:tblGrid>
@@ -32075,7 +32295,11 @@
           <w:tblHeader w:val="on"/>
         </w:trPr>
         <w:tc>
-          <w:tcPr/>
+          <w:tcPr>
+            <w:tcBorders>
+              <w:bottom w:val="single" w:sz="8" w:space="0" w:color="000000"/>
+            </w:tcBorders>
+          </w:tcPr>
           <w:p>
             <w:pPr>
               <w:pStyle w:val="Compact"/>
@@ -32091,7 +32315,11 @@
           </w:p>
         </w:tc>
         <w:tc>
-          <w:tcPr/>
+          <w:tcPr>
+            <w:tcBorders>
+              <w:bottom w:val="single" w:sz="8" w:space="0" w:color="000000"/>
+            </w:tcBorders>
+          </w:tcPr>
           <w:p>
             <w:pPr>
               <w:pStyle w:val="Compact"/>
@@ -32107,7 +32335,11 @@
           </w:p>
         </w:tc>
         <w:tc>
-          <w:tcPr/>
+          <w:tcPr>
+            <w:tcBorders>
+              <w:bottom w:val="single" w:sz="8" w:space="0" w:color="000000"/>
+            </w:tcBorders>
+          </w:tcPr>
           <w:p>
             <w:pPr>
               <w:pStyle w:val="Compact"/>
@@ -32123,7 +32355,11 @@
           </w:p>
         </w:tc>
         <w:tc>
-          <w:tcPr/>
+          <w:tcPr>
+            <w:tcBorders>
+              <w:bottom w:val="single" w:sz="8" w:space="0" w:color="000000"/>
+            </w:tcBorders>
+          </w:tcPr>
           <w:p>
             <w:pPr>
               <w:pStyle w:val="Compact"/>
@@ -40539,6 +40775,14 @@
       <w:tblPr>
         <w:tblStyle w:val="Table"/>
         <w:tblW w:type="auto" w:w="0"/>
+        <w:tblBorders>
+          <w:top w:val="single" w:sz="12" w:space="0" w:color="000000"/>
+          <w:left w:val="none" w:sz="0" w:space="0" w:color="auto"/>
+          <w:bottom w:val="single" w:sz="12" w:space="0" w:color="000000"/>
+          <w:right w:val="none" w:sz="0" w:space="0" w:color="auto"/>
+          <w:insideH w:val="none" w:sz="0" w:space="0" w:color="auto"/>
+          <w:insideV w:val="none" w:sz="0" w:space="0" w:color="auto"/>
+        </w:tblBorders>
         <w:tblLook w:firstRow="1" w:lastRow="0" w:firstColumn="0" w:lastColumn="0" w:noHBand="0" w:noVBand="0" w:val="0020"/>
       </w:tblPr>
       <w:tblGrid>
@@ -40554,7 +40798,11 @@
           <w:tblHeader w:val="on"/>
         </w:trPr>
         <w:tc>
-          <w:tcPr/>
+          <w:tcPr>
+            <w:tcBorders>
+              <w:bottom w:val="single" w:sz="8" w:space="0" w:color="000000"/>
+            </w:tcBorders>
+          </w:tcPr>
           <w:p>
             <w:pPr>
               <w:pStyle w:val="Compact"/>
@@ -40584,7 +40832,11 @@
           </w:p>
         </w:tc>
         <w:tc>
-          <w:tcPr/>
+          <w:tcPr>
+            <w:tcBorders>
+              <w:bottom w:val="single" w:sz="8" w:space="0" w:color="000000"/>
+            </w:tcBorders>
+          </w:tcPr>
           <w:p>
             <w:pPr>
               <w:pStyle w:val="Compact"/>
@@ -40600,7 +40852,11 @@
           </w:p>
         </w:tc>
         <w:tc>
-          <w:tcPr/>
+          <w:tcPr>
+            <w:tcBorders>
+              <w:bottom w:val="single" w:sz="8" w:space="0" w:color="000000"/>
+            </w:tcBorders>
+          </w:tcPr>
           <w:p>
             <w:pPr>
               <w:pStyle w:val="Compact"/>
@@ -40616,7 +40872,11 @@
           </w:p>
         </w:tc>
         <w:tc>
-          <w:tcPr/>
+          <w:tcPr>
+            <w:tcBorders>
+              <w:bottom w:val="single" w:sz="8" w:space="0" w:color="000000"/>
+            </w:tcBorders>
+          </w:tcPr>
           <w:p>
             <w:pPr>
               <w:pStyle w:val="Compact"/>
@@ -40632,7 +40892,11 @@
           </w:p>
         </w:tc>
         <w:tc>
-          <w:tcPr/>
+          <w:tcPr>
+            <w:tcBorders>
+              <w:bottom w:val="single" w:sz="8" w:space="0" w:color="000000"/>
+            </w:tcBorders>
+          </w:tcPr>
           <w:p>
             <w:pPr>
               <w:pStyle w:val="Compact"/>
@@ -40648,7 +40912,11 @@
           </w:p>
         </w:tc>
         <w:tc>
-          <w:tcPr/>
+          <w:tcPr>
+            <w:tcBorders>
+              <w:bottom w:val="single" w:sz="8" w:space="0" w:color="000000"/>
+            </w:tcBorders>
+          </w:tcPr>
           <w:p>
             <w:pPr>
               <w:pStyle w:val="Compact"/>
@@ -41707,7 +41975,7 @@
     <ns0:rPr>
       <ns0:rFonts ns0:ascii="Times New Roman" ns0:cs="Times New Roman" ns0:eastAsia="SimHei" ns0:hAnsi="Times New Roman"/>
       <ns0:b/>
-      <ns0:color ns0:val="17324D"/>
+      <ns0:color ns0:val="000000"/>
       <ns0:sz ns0:val="44"/>
       <ns0:szCs ns0:val="56"/>
     </ns0:rPr>
@@ -41849,7 +42117,7 @@
     <ns0:rPr>
       <ns0:rFonts ns0:ascii="Times New Roman" ns0:cs="Times New Roman" ns0:eastAsia="SimHei" ns0:hAnsi="Times New Roman"/>
       <ns0:b/>
-      <ns0:color ns0:val="17324D"/>
+      <ns0:color ns0:val="000000"/>
       <ns0:sz ns0:val="32"/>
       <ns0:szCs ns0:val="40"/>
     </ns0:rPr>
@@ -41873,7 +42141,7 @@
     <ns0:rPr>
       <ns0:rFonts ns0:ascii="Times New Roman" ns0:cs="Times New Roman" ns0:eastAsia="SimHei" ns0:hAnsi="Times New Roman"/>
       <ns0:b/>
-      <ns0:color ns0:val="17324D"/>
+      <ns0:color ns0:val="000000"/>
       <ns0:sz ns0:val="28"/>
       <ns0:szCs ns0:val="32"/>
     </ns0:rPr>
@@ -41897,7 +42165,7 @@
     <ns0:rPr>
       <ns0:rFonts ns0:ascii="Times New Roman" ns0:cs="Times New Roman" ns0:eastAsia="SimHei" ns0:hAnsi="Times New Roman"/>
       <ns0:b/>
-      <ns0:color ns0:val="17324D"/>
+      <ns0:color ns0:val="000000"/>
       <ns0:sz ns0:val="25"/>
       <ns0:szCs ns0:val="28"/>
     </ns0:rPr>

--- a/00-首页/题组Word/第一轮·综合套卷/第一轮综合卷07（教师版）.docx
+++ b/00-首页/题组Word/第一轮·综合套卷/第一轮综合卷07（教师版）.docx
@@ -57,14 +57,6 @@
       <w:tblPr>
         <w:tblStyle w:val="Table"/>
         <w:tblW w:type="auto" w:w="0"/>
-        <w:tblBorders>
-          <w:top w:val="single" w:sz="12" w:space="0" w:color="000000"/>
-          <w:left w:val="none" w:sz="0" w:space="0" w:color="auto"/>
-          <w:bottom w:val="single" w:sz="12" w:space="0" w:color="000000"/>
-          <w:right w:val="none" w:sz="0" w:space="0" w:color="auto"/>
-          <w:insideH w:val="none" w:sz="0" w:space="0" w:color="auto"/>
-          <w:insideV w:val="none" w:sz="0" w:space="0" w:color="auto"/>
-        </w:tblBorders>
         <w:tblLook w:firstRow="1" w:lastRow="0" w:firstColumn="0" w:lastColumn="0" w:noHBand="0" w:noVBand="0" w:val="0020"/>
       </w:tblPr>
       <w:tblGrid>
@@ -77,11 +69,7 @@
           <w:tblHeader w:val="on"/>
         </w:trPr>
         <w:tc>
-          <w:tcPr>
-            <w:tcBorders>
-              <w:bottom w:val="single" w:sz="8" w:space="0" w:color="000000"/>
-            </w:tcBorders>
-          </w:tcPr>
+          <w:tcPr/>
           <w:p>
             <w:pPr>
               <w:pStyle w:val="Compact"/>
@@ -97,11 +85,7 @@
           </w:p>
         </w:tc>
         <w:tc>
-          <w:tcPr>
-            <w:tcBorders>
-              <w:bottom w:val="single" w:sz="8" w:space="0" w:color="000000"/>
-            </w:tcBorders>
-          </w:tcPr>
+          <w:tcPr/>
           <w:p>
             <w:pPr>
               <w:pStyle w:val="Compact"/>
@@ -117,11 +101,7 @@
           </w:p>
         </w:tc>
         <w:tc>
-          <w:tcPr>
-            <w:tcBorders>
-              <w:bottom w:val="single" w:sz="8" w:space="0" w:color="000000"/>
-            </w:tcBorders>
-          </w:tcPr>
+          <w:tcPr/>
           <w:p>
             <w:pPr>
               <w:pStyle w:val="Compact"/>
@@ -354,8 +334,6 @@
     <w:p>
       <w:pPr>
         <w:pStyle w:val="FirstParagraph"/>
-        <w:spacing w:before="0" w:after="0"/>
-        <w:ind w:left="480" w:hanging="480"/>
       </w:pPr>
       <w:r>
         <w:rPr>
@@ -441,13 +419,6 @@
         </w:rPr>
         <w:t xml:space="preserve"> </w:t>
       </w:r>
-    </w:p>
-    <w:p>
-      <w:pPr>
-        <w:pStyle w:val="FirstParagraph"/>
-        <w:spacing w:before="0" w:after="0"/>
-        <w:ind w:left="480" w:hanging="480"/>
-      </w:pPr>
       <w:r>
         <w:rPr>
           <w:rFonts w:ascii="Times New Roman" w:hAnsi="Times New Roman" w:eastAsia="Times New Roman" w:cs="Times New Roman"/>
@@ -480,13 +451,6 @@
         </w:rPr>
         <w:t xml:space="preserve"> </w:t>
       </w:r>
-    </w:p>
-    <w:p>
-      <w:pPr>
-        <w:pStyle w:val="FirstParagraph"/>
-        <w:spacing w:before="0" w:after="0"/>
-        <w:ind w:left="480" w:hanging="480"/>
-      </w:pPr>
       <w:r>
         <w:rPr>
           <w:rFonts w:ascii="Times New Roman" w:hAnsi="Times New Roman" w:eastAsia="Times New Roman" w:cs="Times New Roman"/>
@@ -522,13 +486,6 @@
         </w:rPr>
         <w:t xml:space="preserve"> </w:t>
       </w:r>
-    </w:p>
-    <w:p>
-      <w:pPr>
-        <w:pStyle w:val="FirstParagraph"/>
-        <w:spacing w:before="0" w:after="0"/>
-        <w:ind w:left="480" w:hanging="480"/>
-      </w:pPr>
       <w:r>
         <w:rPr>
           <w:rFonts w:ascii="Times New Roman" w:hAnsi="Times New Roman" w:eastAsia="Times New Roman" w:cs="Times New Roman"/>
@@ -564,13 +521,6 @@
         </w:rPr>
         <w:t xml:space="preserve"> </w:t>
       </w:r>
-    </w:p>
-    <w:p>
-      <w:pPr>
-        <w:pStyle w:val="FirstParagraph"/>
-        <w:spacing w:before="0" w:after="0"/>
-        <w:ind w:left="480" w:hanging="480"/>
-      </w:pPr>
       <w:r>
         <w:rPr>
           <w:rFonts w:ascii="Times New Roman" w:hAnsi="Times New Roman" w:eastAsia="Times New Roman" w:cs="Times New Roman"/>
@@ -706,8 +656,6 @@
     <w:p>
       <w:pPr>
         <w:pStyle w:val="FirstParagraph"/>
-        <w:spacing w:before="0" w:after="0"/>
-        <w:ind w:left="480" w:hanging="480"/>
       </w:pPr>
       <w:r>
         <w:rPr>
@@ -745,13 +693,6 @@
         </w:rPr>
         <w:t xml:space="preserve"> </w:t>
       </w:r>
-    </w:p>
-    <w:p>
-      <w:pPr>
-        <w:pStyle w:val="FirstParagraph"/>
-        <w:spacing w:before="0" w:after="0"/>
-        <w:ind w:left="480" w:hanging="480"/>
-      </w:pPr>
       <w:r>
         <w:rPr>
           <w:rFonts w:ascii="Times New Roman" w:hAnsi="Times New Roman" w:eastAsia="Times New Roman" w:cs="Times New Roman"/>
@@ -769,20 +710,7 @@
         <w:rPr>
           <w:rFonts w:ascii="Times New Roman" w:hAnsi="Times New Roman" w:eastAsia="Times New Roman" w:cs="Times New Roman"/>
         </w:rPr>
-        <w:t xml:space="preserve"> </w:t>
-      </w:r>
-    </w:p>
-    <w:p>
-      <w:pPr>
-        <w:pStyle w:val="FirstParagraph"/>
-        <w:spacing w:before="0" w:after="0"/>
-        <w:ind w:left="480" w:hanging="480"/>
-      </w:pPr>
-      <w:r>
-        <w:rPr>
-          <w:rFonts w:ascii="Times New Roman" w:hAnsi="Times New Roman" w:eastAsia="Times New Roman" w:cs="Times New Roman"/>
-        </w:rPr>
-        <w:t xml:space="preserve">B. BF</w:t>
+        <w:t xml:space="preserve"> B. BF</w:t>
       </w:r>
       <w:r>
         <w:rPr>
@@ -795,20 +723,7 @@
         <w:rPr>
           <w:rFonts w:ascii="Times New Roman" w:hAnsi="Times New Roman" w:eastAsia="Times New Roman" w:cs="Times New Roman"/>
         </w:rPr>
-        <w:t xml:space="preserve"> </w:t>
-      </w:r>
-    </w:p>
-    <w:p>
-      <w:pPr>
-        <w:pStyle w:val="FirstParagraph"/>
-        <w:spacing w:before="0" w:after="0"/>
-        <w:ind w:left="480" w:hanging="480"/>
-      </w:pPr>
-      <w:r>
-        <w:rPr>
-          <w:rFonts w:ascii="Times New Roman" w:hAnsi="Times New Roman" w:eastAsia="Times New Roman" w:cs="Times New Roman"/>
-        </w:rPr>
-        <w:t xml:space="preserve">C. IF</w:t>
+        <w:t xml:space="preserve"> C. IF</w:t>
       </w:r>
       <w:r>
         <w:rPr>
@@ -821,20 +736,7 @@
         <w:rPr>
           <w:rFonts w:ascii="Times New Roman" w:hAnsi="Times New Roman" w:eastAsia="Times New Roman" w:cs="Times New Roman"/>
         </w:rPr>
-        <w:t xml:space="preserve"> </w:t>
-      </w:r>
-    </w:p>
-    <w:p>
-      <w:pPr>
-        <w:pStyle w:val="FirstParagraph"/>
-        <w:spacing w:before="0" w:after="0"/>
-        <w:ind w:left="480" w:hanging="480"/>
-      </w:pPr>
-      <w:r>
-        <w:rPr>
-          <w:rFonts w:ascii="Times New Roman" w:hAnsi="Times New Roman" w:eastAsia="Times New Roman" w:cs="Times New Roman"/>
-        </w:rPr>
-        <w:t xml:space="preserve">D. XeF</w:t>
+        <w:t xml:space="preserve"> D. XeF</w:t>
       </w:r>
       <w:r>
         <w:rPr>
@@ -946,8 +848,6 @@
     <w:p>
       <w:pPr>
         <w:pStyle w:val="FirstParagraph"/>
-        <w:spacing w:before="0" w:after="0"/>
-        <w:ind w:left="480" w:hanging="480"/>
       </w:pPr>
       <m:oMath>
         <m:sSub>
@@ -1012,20 +912,7 @@
         <w:rPr>
           <w:rFonts w:hint="eastAsia" w:ascii="Times New Roman" w:hAnsi="Times New Roman" w:eastAsia="Times New Roman" w:cs="Times New Roman"/>
         </w:rPr>
-        <w:t>（）</w:t>
-      </w:r>
-    </w:p>
-    <w:p>
-      <w:pPr>
-        <w:pStyle w:val="FirstParagraph"/>
-        <w:spacing w:before="0" w:after="0"/>
-        <w:ind w:left="480" w:hanging="480"/>
-      </w:pPr>
-      <w:r>
-        <w:rPr>
-          <w:rFonts w:hint="eastAsia" w:ascii="Times New Roman" w:hAnsi="Times New Roman" w:eastAsia="Times New Roman" w:cs="Times New Roman"/>
-        </w:rPr>
-        <w:t>A.</w:t>
+        <w:t>（）A.</w:t>
       </w:r>
       <w:r>
         <w:rPr>
@@ -1075,13 +962,6 @@
         </w:rPr>
         <w:t xml:space="preserve"> </w:t>
       </w:r>
-    </w:p>
-    <w:p>
-      <w:pPr>
-        <w:pStyle w:val="FirstParagraph"/>
-        <w:spacing w:before="0" w:after="0"/>
-        <w:ind w:left="480" w:hanging="480"/>
-      </w:pPr>
       <w:r>
         <w:rPr>
           <w:rFonts w:hint="eastAsia" w:ascii="Times New Roman" w:hAnsi="Times New Roman" w:eastAsia="Times New Roman" w:cs="Times New Roman"/>
@@ -1137,13 +1017,6 @@
         </w:rPr>
         <w:t>轨道</w:t>
       </w:r>
-    </w:p>
-    <w:p>
-      <w:pPr>
-        <w:pStyle w:val="FirstParagraph"/>
-        <w:spacing w:before="0" w:after="0"/>
-        <w:ind w:left="480" w:hanging="480"/>
-      </w:pPr>
       <w:r>
         <w:rPr>
           <w:rFonts w:hint="eastAsia" w:ascii="Times New Roman" w:hAnsi="Times New Roman" w:eastAsia="Times New Roman" w:cs="Times New Roman"/>
@@ -1232,13 +1105,6 @@
         </w:rPr>
         <w:t xml:space="preserve"> </w:t>
       </w:r>
-    </w:p>
-    <w:p>
-      <w:pPr>
-        <w:pStyle w:val="FirstParagraph"/>
-        <w:spacing w:before="0" w:after="0"/>
-        <w:ind w:left="480" w:hanging="480"/>
-      </w:pPr>
       <w:r>
         <w:rPr>
           <w:rFonts w:hint="eastAsia" w:ascii="Times New Roman" w:hAnsi="Times New Roman" w:eastAsia="Times New Roman" w:cs="Times New Roman"/>
@@ -1397,8 +1263,6 @@
     <w:p>
       <w:pPr>
         <w:pStyle w:val="FirstParagraph"/>
-        <w:spacing w:before="0" w:after="0"/>
-        <w:ind w:left="480" w:hanging="480"/>
       </w:pPr>
       <w:r>
         <w:rPr>
@@ -1482,13 +1346,6 @@
         </w:rPr>
         <w:t xml:space="preserve"> </w:t>
       </w:r>
-    </w:p>
-    <w:p>
-      <w:pPr>
-        <w:pStyle w:val="FirstParagraph"/>
-        <w:spacing w:before="0" w:after="0"/>
-        <w:ind w:left="480" w:hanging="480"/>
-      </w:pPr>
       <w:r>
         <w:rPr>
           <w:rFonts w:ascii="Times New Roman" w:hAnsi="Times New Roman" w:eastAsia="Times New Roman" w:cs="Times New Roman"/>
@@ -1553,13 +1410,6 @@
         </w:rPr>
         <w:t xml:space="preserve"> </w:t>
       </w:r>
-    </w:p>
-    <w:p>
-      <w:pPr>
-        <w:pStyle w:val="FirstParagraph"/>
-        <w:spacing w:before="0" w:after="0"/>
-        <w:ind w:left="480" w:hanging="480"/>
-      </w:pPr>
       <w:r>
         <w:rPr>
           <w:rFonts w:ascii="Times New Roman" w:hAnsi="Times New Roman" w:eastAsia="Times New Roman" w:cs="Times New Roman"/>
@@ -1624,13 +1474,6 @@
         </w:rPr>
         <w:t xml:space="preserve"> </w:t>
       </w:r>
-    </w:p>
-    <w:p>
-      <w:pPr>
-        <w:pStyle w:val="FirstParagraph"/>
-        <w:spacing w:before="0" w:after="0"/>
-        <w:ind w:left="480" w:hanging="480"/>
-      </w:pPr>
       <w:r>
         <w:rPr>
           <w:rFonts w:ascii="Times New Roman" w:hAnsi="Times New Roman" w:eastAsia="Times New Roman" w:cs="Times New Roman"/>
@@ -1695,13 +1538,6 @@
         </w:rPr>
         <w:t xml:space="preserve"> </w:t>
       </w:r>
-    </w:p>
-    <w:p>
-      <w:pPr>
-        <w:pStyle w:val="FirstParagraph"/>
-        <w:spacing w:before="0" w:after="0"/>
-        <w:ind w:left="480" w:hanging="480"/>
-      </w:pPr>
       <w:r>
         <w:rPr>
           <w:rFonts w:ascii="Times New Roman" w:hAnsi="Times New Roman" w:eastAsia="Times New Roman" w:cs="Times New Roman"/>
@@ -2016,7 +1852,7 @@
         <m:sSup>
           <m:e>
             <m:r>
-              <m:t xml:space="preserve"> </m:t>
+              <m:t>​</m:t>
             </m:r>
           </m:e>
           <m:sup>
@@ -2048,7 +1884,7 @@
         <m:sSup>
           <m:e>
             <m:r>
-              <m:t xml:space="preserve"> </m:t>
+              <m:t>​</m:t>
             </m:r>
           </m:e>
           <m:sup>
@@ -5375,7 +5211,7 @@
           <m:sSubSup>
             <m:e>
               <m:r>
-                <m:t xml:space="preserve"> </m:t>
+                <m:t>​</m:t>
               </m:r>
             </m:e>
             <m:sub>
@@ -5410,7 +5246,7 @@
           <m:sSubSup>
             <m:e>
               <m:r>
-                <m:t xml:space="preserve"> </m:t>
+                <m:t>​</m:t>
               </m:r>
             </m:e>
             <m:sub>
@@ -5445,7 +5281,7 @@
           <m:sSubSup>
             <m:e>
               <m:r>
-                <m:t xml:space="preserve"> </m:t>
+                <m:t>​</m:t>
               </m:r>
             </m:e>
             <m:sub>
@@ -5483,7 +5319,7 @@
           <m:sSubSup>
             <m:e>
               <m:r>
-                <m:t xml:space="preserve"> </m:t>
+                <m:t>​</m:t>
               </m:r>
             </m:e>
             <m:sub>
@@ -5905,8 +5741,6 @@
     <w:p>
       <w:pPr>
         <w:pStyle w:val="BodyText"/>
-        <w:spacing w:before="0" w:after="0"/>
-        <w:ind w:left="480" w:hanging="480"/>
       </w:pPr>
       <w:r>
         <w:rPr>
@@ -5930,20 +5764,7 @@
         <w:rPr>
           <w:rFonts w:hint="eastAsia" w:ascii="Times New Roman" w:hAnsi="Times New Roman" w:eastAsia="Times New Roman" w:cs="Times New Roman"/>
         </w:rPr>
-        <w:t xml:space="preserve">）</w:t>
-      </w:r>
-    </w:p>
-    <w:p>
-      <w:pPr>
-        <w:pStyle w:val="BodyText"/>
-        <w:spacing w:before="0" w:after="0"/>
-        <w:ind w:left="480" w:hanging="480"/>
-      </w:pPr>
-      <w:r>
-        <w:rPr>
-          <w:rFonts w:hint="eastAsia" w:ascii="Times New Roman" w:hAnsi="Times New Roman" w:eastAsia="Times New Roman" w:cs="Times New Roman"/>
-        </w:rPr>
-        <w:t xml:space="preserve">A.</w:t>
+        <w:t xml:space="preserve">）A.</w:t>
       </w:r>
       <w:r>
         <w:rPr>
@@ -6015,13 +5836,6 @@
         </w:rPr>
         <w:t xml:space="preserve"> </w:t>
       </w:r>
-    </w:p>
-    <w:p>
-      <w:pPr>
-        <w:pStyle w:val="BodyText"/>
-        <w:spacing w:before="0" w:after="0"/>
-        <w:ind w:left="480" w:hanging="480"/>
-      </w:pPr>
       <w:r>
         <w:rPr>
           <w:rFonts w:ascii="Times New Roman" w:hAnsi="Times New Roman" w:eastAsia="Times New Roman" w:cs="Times New Roman"/>
@@ -6080,13 +5894,6 @@
         </w:rPr>
         <w:t xml:space="preserve"> </w:t>
       </w:r>
-    </w:p>
-    <w:p>
-      <w:pPr>
-        <w:pStyle w:val="BodyText"/>
-        <w:spacing w:before="0" w:after="0"/>
-        <w:ind w:left="480" w:hanging="480"/>
-      </w:pPr>
       <w:r>
         <w:rPr>
           <w:rFonts w:ascii="Times New Roman" w:hAnsi="Times New Roman" w:eastAsia="Times New Roman" w:cs="Times New Roman"/>
@@ -6154,13 +5961,6 @@
         </w:rPr>
         <w:t xml:space="preserve"> </w:t>
       </w:r>
-    </w:p>
-    <w:p>
-      <w:pPr>
-        <w:pStyle w:val="BodyText"/>
-        <w:spacing w:before="0" w:after="0"/>
-        <w:ind w:left="480" w:hanging="480"/>
-      </w:pPr>
       <w:r>
         <w:rPr>
           <w:rFonts w:ascii="Times New Roman" w:hAnsi="Times New Roman" w:eastAsia="Times New Roman" w:cs="Times New Roman"/>
@@ -6530,7 +6330,7 @@
         </w:rPr>
         <w:drawing>
           <wp:inline>
-            <wp:extent cx="3151785" cy="760529"/>
+            <wp:extent cx="3600000" cy="760529"/>
             <wp:effectExtent b="0" l="0" r="0" t="0"/>
             <wp:docPr descr="" title="" id="18" name="Picture"/>
             <a:graphic>
@@ -6551,7 +6351,7 @@
                   <pic:spPr bwMode="auto">
                     <a:xfrm>
                       <a:off x="0" y="0"/>
-                      <a:ext cx="3151785" cy="760529"/>
+                      <a:ext cx="3600000" cy="760529"/>
                     </a:xfrm>
                     <a:prstGeom prst="rect">
                       <a:avLst/>
@@ -6573,53 +6373,16 @@
     <w:p>
       <w:pPr>
         <w:pStyle w:val="Compact"/>
-        <w:spacing w:before="0" w:after="0"/>
-        <w:ind w:left="480" w:hanging="480"/>
+        <w:numPr>
+          <w:ilvl w:val="0"/>
+          <w:numId w:val="1001"/>
+        </w:numPr>
       </w:pPr>
       <w:r>
         <w:rPr>
           <w:rFonts w:ascii="Times New Roman" w:hAnsi="Times New Roman" w:eastAsia="Times New Roman" w:cs="Times New Roman"/>
         </w:rPr>
-        <w:t xml:space="preserve">A. +533　　</w:t>
-      </w:r>
-    </w:p>
-    <w:p>
-      <w:pPr>
-        <w:pStyle w:val="Compact"/>
-        <w:spacing w:before="0" w:after="0"/>
-        <w:ind w:left="480" w:hanging="480"/>
-      </w:pPr>
-      <w:r>
-        <w:rPr>
-          <w:rFonts w:ascii="Times New Roman" w:hAnsi="Times New Roman" w:eastAsia="Times New Roman" w:cs="Times New Roman"/>
-        </w:rPr>
-        <w:t xml:space="preserve">B. +686　　</w:t>
-      </w:r>
-    </w:p>
-    <w:p>
-      <w:pPr>
-        <w:pStyle w:val="Compact"/>
-        <w:spacing w:before="0" w:after="0"/>
-        <w:ind w:left="480" w:hanging="480"/>
-      </w:pPr>
-      <w:r>
-        <w:rPr>
-          <w:rFonts w:ascii="Times New Roman" w:hAnsi="Times New Roman" w:eastAsia="Times New Roman" w:cs="Times New Roman"/>
-        </w:rPr>
-        <w:t xml:space="preserve">C. +838　　</w:t>
-      </w:r>
-    </w:p>
-    <w:p>
-      <w:pPr>
-        <w:pStyle w:val="Compact"/>
-        <w:spacing w:before="0" w:after="0"/>
-        <w:ind w:left="480" w:hanging="480"/>
-      </w:pPr>
-      <w:r>
-        <w:rPr>
-          <w:rFonts w:ascii="Times New Roman" w:hAnsi="Times New Roman" w:eastAsia="Times New Roman" w:cs="Times New Roman"/>
-        </w:rPr>
-        <w:t xml:space="preserve">D. +682</w:t>
+        <w:t xml:space="preserve">A. +533　　B. +686　　C. +838　　D. +682</w:t>
       </w:r>
     </w:p>
     <w:p>
@@ -6877,7 +6640,7 @@
         </w:rPr>
         <w:drawing>
           <wp:inline>
-            <wp:extent cx="3243103" cy="1602155"/>
+            <wp:extent cx="3600000" cy="1602155"/>
             <wp:effectExtent b="0" l="0" r="0" t="0"/>
             <wp:docPr descr="" title="" id="22" name="Picture"/>
             <a:graphic>
@@ -6898,7 +6661,7 @@
                   <pic:spPr bwMode="auto">
                     <a:xfrm>
                       <a:off x="0" y="0"/>
-                      <a:ext cx="3243103" cy="1602155"/>
+                      <a:ext cx="3600000" cy="1602155"/>
                     </a:xfrm>
                     <a:prstGeom prst="rect">
                       <a:avLst/>
@@ -6920,7 +6683,10 @@
     <w:p>
       <w:pPr>
         <w:pStyle w:val="Compact"/>
-        <w:spacing w:before="0" w:after="0"/>
+        <w:numPr>
+          <w:ilvl w:val="0"/>
+          <w:numId w:val="1002"/>
+        </w:numPr>
       </w:pPr>
       <w:r>
         <w:rPr>
@@ -7001,7 +6767,10 @@
     <w:p>
       <w:pPr>
         <w:pStyle w:val="Compact"/>
-        <w:spacing w:before="0" w:after="0"/>
+        <w:numPr>
+          <w:ilvl w:val="0"/>
+          <w:numId w:val="1002"/>
+        </w:numPr>
       </w:pPr>
       <w:r>
         <w:rPr>
@@ -7038,7 +6807,10 @@
     <w:p>
       <w:pPr>
         <w:pStyle w:val="Compact"/>
-        <w:spacing w:before="0" w:after="0"/>
+        <w:numPr>
+          <w:ilvl w:val="0"/>
+          <w:numId w:val="1002"/>
+        </w:numPr>
       </w:pPr>
       <w:r>
         <w:rPr>
@@ -7093,7 +6865,10 @@
     <w:p>
       <w:pPr>
         <w:pStyle w:val="Compact"/>
-        <w:spacing w:before="0" w:after="0"/>
+        <w:numPr>
+          <w:ilvl w:val="0"/>
+          <w:numId w:val="1002"/>
+        </w:numPr>
       </w:pPr>
       <w:r>
         <w:rPr>
@@ -7375,7 +7150,7 @@
         </w:rPr>
         <w:drawing>
           <wp:inline>
-            <wp:extent cx="2900424" cy="805039"/>
+            <wp:extent cx="3600000" cy="805039"/>
             <wp:effectExtent b="0" l="0" r="0" t="0"/>
             <wp:docPr descr="" title="" id="26" name="Picture"/>
             <a:graphic>
@@ -7396,7 +7171,7 @@
                   <pic:spPr bwMode="auto">
                     <a:xfrm>
                       <a:off x="0" y="0"/>
-                      <a:ext cx="2900424" cy="805039"/>
+                      <a:ext cx="3600000" cy="805039"/>
                     </a:xfrm>
                     <a:prstGeom prst="rect">
                       <a:avLst/>
@@ -7429,7 +7204,10 @@
     <w:p>
       <w:pPr>
         <w:pStyle w:val="Compact"/>
-        <w:spacing w:before="0" w:after="0"/>
+        <w:numPr>
+          <w:ilvl w:val="0"/>
+          <w:numId w:val="1003"/>
+        </w:numPr>
       </w:pPr>
       <w:r>
         <w:rPr>
@@ -7459,7 +7237,10 @@
     <w:p>
       <w:pPr>
         <w:pStyle w:val="Compact"/>
-        <w:spacing w:before="0" w:after="0"/>
+        <w:numPr>
+          <w:ilvl w:val="0"/>
+          <w:numId w:val="1003"/>
+        </w:numPr>
       </w:pPr>
       <w:r>
         <w:rPr>
@@ -7483,7 +7264,10 @@
     <w:p>
       <w:pPr>
         <w:pStyle w:val="Compact"/>
-        <w:spacing w:before="0" w:after="0"/>
+        <w:numPr>
+          <w:ilvl w:val="0"/>
+          <w:numId w:val="1003"/>
+        </w:numPr>
       </w:pPr>
       <w:r>
         <w:rPr>
@@ -7525,7 +7309,10 @@
     <w:p>
       <w:pPr>
         <w:pStyle w:val="Compact"/>
-        <w:spacing w:before="0" w:after="0"/>
+        <w:numPr>
+          <w:ilvl w:val="0"/>
+          <w:numId w:val="1003"/>
+        </w:numPr>
       </w:pPr>
       <w:r>
         <w:rPr>
@@ -7873,14 +7660,6 @@
       <w:tblPr>
         <w:tblStyle w:val="Table"/>
         <w:tblW w:type="auto" w:w="0"/>
-        <w:tblBorders>
-          <w:top w:val="single" w:sz="12" w:space="0" w:color="000000"/>
-          <w:left w:val="none" w:sz="0" w:space="0" w:color="auto"/>
-          <w:bottom w:val="single" w:sz="12" w:space="0" w:color="000000"/>
-          <w:right w:val="none" w:sz="0" w:space="0" w:color="auto"/>
-          <w:insideH w:val="none" w:sz="0" w:space="0" w:color="auto"/>
-          <w:insideV w:val="none" w:sz="0" w:space="0" w:color="auto"/>
-        </w:tblBorders>
         <w:tblLook w:firstRow="1" w:lastRow="0" w:firstColumn="0" w:lastColumn="0" w:noHBand="0" w:noVBand="0" w:val="0020"/>
       </w:tblPr>
       <w:tblGrid>
@@ -7892,11 +7671,7 @@
           <w:tblHeader w:val="on"/>
         </w:trPr>
         <w:tc>
-          <w:tcPr>
-            <w:tcBorders>
-              <w:bottom w:val="single" w:sz="8" w:space="0" w:color="000000"/>
-            </w:tcBorders>
-          </w:tcPr>
+          <w:tcPr/>
           <w:p>
             <w:pPr>
               <w:pStyle w:val="Compact"/>
@@ -7912,11 +7687,7 @@
           </w:p>
         </w:tc>
         <w:tc>
-          <w:tcPr>
-            <w:tcBorders>
-              <w:bottom w:val="single" w:sz="8" w:space="0" w:color="000000"/>
-            </w:tcBorders>
-          </w:tcPr>
+          <w:tcPr/>
           <w:p>
             <w:pPr>
               <w:pStyle w:val="Compact"/>
@@ -8131,14 +7902,6 @@
       <w:tblPr>
         <w:tblStyle w:val="Table"/>
         <w:tblW w:type="auto" w:w="0"/>
-        <w:tblBorders>
-          <w:top w:val="single" w:sz="12" w:space="0" w:color="000000"/>
-          <w:left w:val="none" w:sz="0" w:space="0" w:color="auto"/>
-          <w:bottom w:val="single" w:sz="12" w:space="0" w:color="000000"/>
-          <w:right w:val="none" w:sz="0" w:space="0" w:color="auto"/>
-          <w:insideH w:val="none" w:sz="0" w:space="0" w:color="auto"/>
-          <w:insideV w:val="none" w:sz="0" w:space="0" w:color="auto"/>
-        </w:tblBorders>
         <w:tblLook w:firstRow="1" w:lastRow="0" w:firstColumn="0" w:lastColumn="0" w:noHBand="0" w:noVBand="0" w:val="0020"/>
       </w:tblPr>
       <w:tblGrid>
@@ -8150,11 +7913,7 @@
           <w:tblHeader w:val="on"/>
         </w:trPr>
         <w:tc>
-          <w:tcPr>
-            <w:tcBorders>
-              <w:bottom w:val="single" w:sz="8" w:space="0" w:color="000000"/>
-            </w:tcBorders>
-          </w:tcPr>
+          <w:tcPr/>
           <w:p>
             <w:pPr>
               <w:pStyle w:val="Compact"/>
@@ -8170,11 +7929,7 @@
           </w:p>
         </w:tc>
         <w:tc>
-          <w:tcPr>
-            <w:tcBorders>
-              <w:bottom w:val="single" w:sz="8" w:space="0" w:color="000000"/>
-            </w:tcBorders>
-          </w:tcPr>
+          <w:tcPr/>
           <w:p>
             <w:pPr>
               <w:pStyle w:val="Compact"/>
@@ -8579,7 +8334,7 @@
         </w:rPr>
         <w:drawing>
           <wp:inline>
-            <wp:extent cx="3191152" cy="2751652"/>
+            <wp:extent cx="3240000" cy="2751652"/>
             <wp:effectExtent b="0" l="0" r="0" t="0"/>
             <wp:docPr descr="" title="" id="30" name="Picture"/>
             <a:graphic>
@@ -8600,7 +8355,7 @@
                   <pic:spPr bwMode="auto">
                     <a:xfrm>
                       <a:off x="0" y="0"/>
-                      <a:ext cx="3191152" cy="2751652"/>
+                      <a:ext cx="3240000" cy="2751652"/>
                     </a:xfrm>
                     <a:prstGeom prst="rect">
                       <a:avLst/>
@@ -8631,7 +8386,7 @@
         </w:rPr>
         <w:drawing>
           <wp:inline>
-            <wp:extent cx="3161436" cy="2621679"/>
+            <wp:extent cx="3240000" cy="2621679"/>
             <wp:effectExtent b="0" l="0" r="0" t="0"/>
             <wp:docPr descr="" title="" id="33" name="Picture"/>
             <a:graphic>
@@ -8652,7 +8407,7 @@
                   <pic:spPr bwMode="auto">
                     <a:xfrm>
                       <a:off x="0" y="0"/>
-                      <a:ext cx="3161436" cy="2621679"/>
+                      <a:ext cx="3240000" cy="2621679"/>
                     </a:xfrm>
                     <a:prstGeom prst="rect">
                       <a:avLst/>
@@ -8683,7 +8438,7 @@
         </w:rPr>
         <w:drawing>
           <wp:inline>
-            <wp:extent cx="3240000" cy="3221899"/>
+            <wp:extent cx="3240000" cy="3275604"/>
             <wp:effectExtent b="0" l="0" r="0" t="0"/>
             <wp:docPr descr="" title="" id="36" name="Picture"/>
             <a:graphic>
@@ -8704,7 +8459,7 @@
                   <pic:spPr bwMode="auto">
                     <a:xfrm>
                       <a:off x="0" y="0"/>
-                      <a:ext cx="3240000" cy="3221899"/>
+                      <a:ext cx="3240000" cy="3275604"/>
                     </a:xfrm>
                     <a:prstGeom prst="rect">
                       <a:avLst/>
@@ -8735,7 +8490,7 @@
         </w:rPr>
         <w:drawing>
           <wp:inline>
-            <wp:extent cx="3192544" cy="3366350"/>
+            <wp:extent cx="3240000" cy="3366350"/>
             <wp:effectExtent b="0" l="0" r="0" t="0"/>
             <wp:docPr descr="" title="" id="39" name="Picture"/>
             <a:graphic>
@@ -8756,7 +8511,7 @@
                   <pic:spPr bwMode="auto">
                     <a:xfrm>
                       <a:off x="0" y="0"/>
-                      <a:ext cx="3192544" cy="3366350"/>
+                      <a:ext cx="3240000" cy="3366350"/>
                     </a:xfrm>
                     <a:prstGeom prst="rect">
                       <a:avLst/>
@@ -8787,7 +8542,7 @@
         </w:rPr>
         <w:drawing>
           <wp:inline>
-            <wp:extent cx="3240000" cy="2958261"/>
+            <wp:extent cx="3240000" cy="2965875"/>
             <wp:effectExtent b="0" l="0" r="0" t="0"/>
             <wp:docPr descr="" title="" id="42" name="Picture"/>
             <a:graphic>
@@ -8808,7 +8563,7 @@
                   <pic:spPr bwMode="auto">
                     <a:xfrm>
                       <a:off x="0" y="0"/>
-                      <a:ext cx="3240000" cy="2958261"/>
+                      <a:ext cx="3240000" cy="2965875"/>
                     </a:xfrm>
                     <a:prstGeom prst="rect">
                       <a:avLst/>
@@ -8839,7 +8594,7 @@
         </w:rPr>
         <w:drawing>
           <wp:inline>
-            <wp:extent cx="1873738" cy="1739900"/>
+            <wp:extent cx="1879600" cy="1739900"/>
             <wp:effectExtent b="0" l="0" r="0" t="0"/>
             <wp:docPr descr="" title="" id="45" name="Picture"/>
             <a:graphic>
@@ -8860,7 +8615,7 @@
                   <pic:spPr bwMode="auto">
                     <a:xfrm>
                       <a:off x="0" y="0"/>
-                      <a:ext cx="1873738" cy="1739900"/>
+                      <a:ext cx="1879600" cy="1739900"/>
                     </a:xfrm>
                     <a:prstGeom prst="rect">
                       <a:avLst/>
@@ -8891,7 +8646,7 @@
         </w:rPr>
         <w:drawing>
           <wp:inline>
-            <wp:extent cx="2197100" cy="1535323"/>
+            <wp:extent cx="2197100" cy="1562100"/>
             <wp:effectExtent b="0" l="0" r="0" t="0"/>
             <wp:docPr descr="" title="" id="48" name="Picture"/>
             <a:graphic>
@@ -8912,7 +8667,7 @@
                   <pic:spPr bwMode="auto">
                     <a:xfrm>
                       <a:off x="0" y="0"/>
-                      <a:ext cx="2197100" cy="1535323"/>
+                      <a:ext cx="2197100" cy="1562100"/>
                     </a:xfrm>
                     <a:prstGeom prst="rect">
                       <a:avLst/>
@@ -8943,7 +8698,7 @@
         </w:rPr>
         <w:drawing>
           <wp:inline>
-            <wp:extent cx="2197100" cy="1875573"/>
+            <wp:extent cx="2197100" cy="1892300"/>
             <wp:effectExtent b="0" l="0" r="0" t="0"/>
             <wp:docPr descr="" title="" id="51" name="Picture"/>
             <a:graphic>
@@ -8964,7 +8719,7 @@
                   <pic:spPr bwMode="auto">
                     <a:xfrm>
                       <a:off x="0" y="0"/>
-                      <a:ext cx="2197100" cy="1875573"/>
+                      <a:ext cx="2197100" cy="1892300"/>
                     </a:xfrm>
                     <a:prstGeom prst="rect">
                       <a:avLst/>
@@ -8995,7 +8750,7 @@
         </w:rPr>
         <w:drawing>
           <wp:inline>
-            <wp:extent cx="2438400" cy="1796026"/>
+            <wp:extent cx="2438400" cy="1816100"/>
             <wp:effectExtent b="0" l="0" r="0" t="0"/>
             <wp:docPr descr="" title="" id="54" name="Picture"/>
             <a:graphic>
@@ -9016,7 +8771,7 @@
                   <pic:spPr bwMode="auto">
                     <a:xfrm>
                       <a:off x="0" y="0"/>
-                      <a:ext cx="2438400" cy="1796026"/>
+                      <a:ext cx="2438400" cy="1816100"/>
                     </a:xfrm>
                     <a:prstGeom prst="rect">
                       <a:avLst/>
@@ -9047,7 +8802,7 @@
         </w:rPr>
         <w:drawing>
           <wp:inline>
-            <wp:extent cx="2374900" cy="1847144"/>
+            <wp:extent cx="2374900" cy="1892300"/>
             <wp:effectExtent b="0" l="0" r="0" t="0"/>
             <wp:docPr descr="" title="" id="57" name="Picture"/>
             <a:graphic>
@@ -9068,7 +8823,7 @@
                   <pic:spPr bwMode="auto">
                     <a:xfrm>
                       <a:off x="0" y="0"/>
-                      <a:ext cx="2374900" cy="1847144"/>
+                      <a:ext cx="2374900" cy="1892300"/>
                     </a:xfrm>
                     <a:prstGeom prst="rect">
                       <a:avLst/>
@@ -9099,7 +8854,7 @@
         </w:rPr>
         <w:drawing>
           <wp:inline>
-            <wp:extent cx="2149719" cy="2057400"/>
+            <wp:extent cx="2171700" cy="2057400"/>
             <wp:effectExtent b="0" l="0" r="0" t="0"/>
             <wp:docPr descr="" title="" id="60" name="Picture"/>
             <a:graphic>
@@ -9120,7 +8875,7 @@
                   <pic:spPr bwMode="auto">
                     <a:xfrm>
                       <a:off x="0" y="0"/>
-                      <a:ext cx="2149719" cy="2057400"/>
+                      <a:ext cx="2171700" cy="2057400"/>
                     </a:xfrm>
                     <a:prstGeom prst="rect">
                       <a:avLst/>
@@ -9151,7 +8906,7 @@
         </w:rPr>
         <w:drawing>
           <wp:inline>
-            <wp:extent cx="1867144" cy="2095500"/>
+            <wp:extent cx="1879600" cy="2095500"/>
             <wp:effectExtent b="0" l="0" r="0" t="0"/>
             <wp:docPr descr="" title="" id="63" name="Picture"/>
             <a:graphic>
@@ -9172,7 +8927,7 @@
                   <pic:spPr bwMode="auto">
                     <a:xfrm>
                       <a:off x="0" y="0"/>
-                      <a:ext cx="1867144" cy="2095500"/>
+                      <a:ext cx="1879600" cy="2095500"/>
                     </a:xfrm>
                     <a:prstGeom prst="rect">
                       <a:avLst/>
@@ -9203,7 +8958,7 @@
         </w:rPr>
         <w:drawing>
           <wp:inline>
-            <wp:extent cx="1841500" cy="2066719"/>
+            <wp:extent cx="1841500" cy="2082800"/>
             <wp:effectExtent b="0" l="0" r="0" t="0"/>
             <wp:docPr descr="" title="" id="66" name="Picture"/>
             <a:graphic>
@@ -9224,7 +8979,7 @@
                   <pic:spPr bwMode="auto">
                     <a:xfrm>
                       <a:off x="0" y="0"/>
-                      <a:ext cx="1841500" cy="2066719"/>
+                      <a:ext cx="1841500" cy="2082800"/>
                     </a:xfrm>
                     <a:prstGeom prst="rect">
                       <a:avLst/>
@@ -9255,7 +9010,7 @@
         </w:rPr>
         <w:drawing>
           <wp:inline>
-            <wp:extent cx="3086100" cy="2061722"/>
+            <wp:extent cx="3086100" cy="2082800"/>
             <wp:effectExtent b="0" l="0" r="0" t="0"/>
             <wp:docPr descr="" title="" id="69" name="Picture"/>
             <a:graphic>
@@ -9276,7 +9031,7 @@
                   <pic:spPr bwMode="auto">
                     <a:xfrm>
                       <a:off x="0" y="0"/>
-                      <a:ext cx="3086100" cy="2061722"/>
+                      <a:ext cx="3086100" cy="2082800"/>
                     </a:xfrm>
                     <a:prstGeom prst="rect">
                       <a:avLst/>
@@ -9307,7 +9062,7 @@
         </w:rPr>
         <w:drawing>
           <wp:inline>
-            <wp:extent cx="3209851" cy="2794000"/>
+            <wp:extent cx="3225800" cy="2794000"/>
             <wp:effectExtent b="0" l="0" r="0" t="0"/>
             <wp:docPr descr="" title="" id="72" name="Picture"/>
             <a:graphic>
@@ -9328,7 +9083,7 @@
                   <pic:spPr bwMode="auto">
                     <a:xfrm>
                       <a:off x="0" y="0"/>
-                      <a:ext cx="3209851" cy="2794000"/>
+                      <a:ext cx="3225800" cy="2794000"/>
                     </a:xfrm>
                     <a:prstGeom prst="rect">
                       <a:avLst/>
@@ -9359,7 +9114,7 @@
         </w:rPr>
         <w:drawing>
           <wp:inline>
-            <wp:extent cx="2609022" cy="2400300"/>
+            <wp:extent cx="2654300" cy="2400300"/>
             <wp:effectExtent b="0" l="0" r="0" t="0"/>
             <wp:docPr descr="" title="" id="75" name="Picture"/>
             <a:graphic>
@@ -9380,7 +9135,7 @@
                   <pic:spPr bwMode="auto">
                     <a:xfrm>
                       <a:off x="0" y="0"/>
-                      <a:ext cx="2609022" cy="2400300"/>
+                      <a:ext cx="2654300" cy="2400300"/>
                     </a:xfrm>
                     <a:prstGeom prst="rect">
                       <a:avLst/>
@@ -9411,7 +9166,7 @@
         </w:rPr>
         <w:drawing>
           <wp:inline>
-            <wp:extent cx="3220858" cy="2870200"/>
+            <wp:extent cx="3225800" cy="2870200"/>
             <wp:effectExtent b="0" l="0" r="0" t="0"/>
             <wp:docPr descr="" title="" id="78" name="Picture"/>
             <a:graphic>
@@ -9432,7 +9187,7 @@
                   <pic:spPr bwMode="auto">
                     <a:xfrm>
                       <a:off x="0" y="0"/>
-                      <a:ext cx="3220858" cy="2870200"/>
+                      <a:ext cx="3225800" cy="2870200"/>
                     </a:xfrm>
                     <a:prstGeom prst="rect">
                       <a:avLst/>
@@ -9463,7 +9218,7 @@
         </w:rPr>
         <w:drawing>
           <wp:inline>
-            <wp:extent cx="2946400" cy="2385802"/>
+            <wp:extent cx="2946400" cy="2413000"/>
             <wp:effectExtent b="0" l="0" r="0" t="0"/>
             <wp:docPr descr="" title="" id="81" name="Picture"/>
             <a:graphic>
@@ -9484,7 +9239,7 @@
                   <pic:spPr bwMode="auto">
                     <a:xfrm>
                       <a:off x="0" y="0"/>
-                      <a:ext cx="2946400" cy="2385802"/>
+                      <a:ext cx="2946400" cy="2413000"/>
                     </a:xfrm>
                     <a:prstGeom prst="rect">
                       <a:avLst/>
@@ -9515,7 +9270,7 @@
         </w:rPr>
         <w:drawing>
           <wp:inline>
-            <wp:extent cx="3162300" cy="2794000"/>
+            <wp:extent cx="3225800" cy="2794000"/>
             <wp:effectExtent b="0" l="0" r="0" t="0"/>
             <wp:docPr descr="" title="" id="84" name="Picture"/>
             <a:graphic>
@@ -9536,7 +9291,7 @@
                   <pic:spPr bwMode="auto">
                     <a:xfrm>
                       <a:off x="0" y="0"/>
-                      <a:ext cx="3162300" cy="2794000"/>
+                      <a:ext cx="3225800" cy="2794000"/>
                     </a:xfrm>
                     <a:prstGeom prst="rect">
                       <a:avLst/>
@@ -9567,7 +9322,7 @@
         </w:rPr>
         <w:drawing>
           <wp:inline>
-            <wp:extent cx="2552700" cy="2513428"/>
+            <wp:extent cx="2552700" cy="2514600"/>
             <wp:effectExtent b="0" l="0" r="0" t="0"/>
             <wp:docPr descr="" title="" id="87" name="Picture"/>
             <a:graphic>
@@ -9588,7 +9343,7 @@
                   <pic:spPr bwMode="auto">
                     <a:xfrm>
                       <a:off x="0" y="0"/>
-                      <a:ext cx="2552700" cy="2513428"/>
+                      <a:ext cx="2552700" cy="2514600"/>
                     </a:xfrm>
                     <a:prstGeom prst="rect">
                       <a:avLst/>
@@ -9619,7 +9374,7 @@
         </w:rPr>
         <w:drawing>
           <wp:inline>
-            <wp:extent cx="3182865" cy="2832100"/>
+            <wp:extent cx="3187700" cy="2832100"/>
             <wp:effectExtent b="0" l="0" r="0" t="0"/>
             <wp:docPr descr="" title="" id="90" name="Picture"/>
             <a:graphic>
@@ -9640,7 +9395,7 @@
                   <pic:spPr bwMode="auto">
                     <a:xfrm>
                       <a:off x="0" y="0"/>
-                      <a:ext cx="3182865" cy="2832100"/>
+                      <a:ext cx="3187700" cy="2832100"/>
                     </a:xfrm>
                     <a:prstGeom prst="rect">
                       <a:avLst/>
@@ -16902,7 +16657,7 @@
         </w:rPr>
         <w:drawing>
           <wp:inline>
-            <wp:extent cx="3240000" cy="2179853"/>
+            <wp:extent cx="3240000" cy="2703970"/>
             <wp:effectExtent b="0" l="0" r="0" t="0"/>
             <wp:docPr descr="" title="" id="103" name="Picture"/>
             <a:graphic>
@@ -16923,7 +16678,7 @@
                   <pic:spPr bwMode="auto">
                     <a:xfrm>
                       <a:off x="0" y="0"/>
-                      <a:ext cx="3240000" cy="2179853"/>
+                      <a:ext cx="3240000" cy="2703970"/>
                     </a:xfrm>
                     <a:prstGeom prst="rect">
                       <a:avLst/>
@@ -16945,7 +16700,10 @@
     <w:p>
       <w:pPr>
         <w:pStyle w:val="Compact"/>
-        <w:spacing w:before="0" w:after="0"/>
+        <w:numPr>
+          <w:ilvl w:val="0"/>
+          <w:numId w:val="1004"/>
+        </w:numPr>
       </w:pPr>
       <w:r>
         <w:rPr>
@@ -17012,7 +16770,10 @@
     <w:p>
       <w:pPr>
         <w:pStyle w:val="Compact"/>
-        <w:spacing w:before="0" w:after="0"/>
+        <w:numPr>
+          <w:ilvl w:val="0"/>
+          <w:numId w:val="1004"/>
+        </w:numPr>
       </w:pPr>
       <w:r>
         <w:rPr>
@@ -17088,7 +16849,10 @@
     <w:p>
       <w:pPr>
         <w:pStyle w:val="Compact"/>
-        <w:spacing w:before="0" w:after="0"/>
+        <w:numPr>
+          <w:ilvl w:val="0"/>
+          <w:numId w:val="1004"/>
+        </w:numPr>
       </w:pPr>
       <w:r>
         <w:rPr>
@@ -17155,7 +16919,10 @@
     <w:p>
       <w:pPr>
         <w:pStyle w:val="Compact"/>
-        <w:spacing w:before="0" w:after="0"/>
+        <w:numPr>
+          <w:ilvl w:val="0"/>
+          <w:numId w:val="1004"/>
+        </w:numPr>
       </w:pPr>
       <w:r>
         <w:rPr>
@@ -19710,14 +19477,6 @@
       <w:tblPr>
         <w:tblStyle w:val="Table"/>
         <w:tblW w:type="auto" w:w="0"/>
-        <w:tblBorders>
-          <w:top w:val="single" w:sz="12" w:space="0" w:color="000000"/>
-          <w:left w:val="none" w:sz="0" w:space="0" w:color="auto"/>
-          <w:bottom w:val="single" w:sz="12" w:space="0" w:color="000000"/>
-          <w:right w:val="none" w:sz="0" w:space="0" w:color="auto"/>
-          <w:insideH w:val="none" w:sz="0" w:space="0" w:color="auto"/>
-          <w:insideV w:val="none" w:sz="0" w:space="0" w:color="auto"/>
-        </w:tblBorders>
         <w:tblLook w:firstRow="1" w:lastRow="0" w:firstColumn="0" w:lastColumn="0" w:noHBand="0" w:noVBand="0" w:val="0020"/>
       </w:tblPr>
       <w:tblGrid>
@@ -19732,11 +19491,7 @@
           <w:tblHeader w:val="on"/>
         </w:trPr>
         <w:tc>
-          <w:tcPr>
-            <w:tcBorders>
-              <w:bottom w:val="single" w:sz="8" w:space="0" w:color="000000"/>
-            </w:tcBorders>
-          </w:tcPr>
+          <w:tcPr/>
           <w:p>
             <w:pPr>
               <w:pStyle w:val="Compact"/>
@@ -19759,11 +19514,7 @@
           </w:p>
         </w:tc>
         <w:tc>
-          <w:tcPr>
-            <w:tcBorders>
-              <w:bottom w:val="single" w:sz="8" w:space="0" w:color="000000"/>
-            </w:tcBorders>
-          </w:tcPr>
+          <w:tcPr/>
           <w:p>
             <w:pPr>
               <w:pStyle w:val="Compact"/>
@@ -19779,11 +19530,7 @@
           </w:p>
         </w:tc>
         <w:tc>
-          <w:tcPr>
-            <w:tcBorders>
-              <w:bottom w:val="single" w:sz="8" w:space="0" w:color="000000"/>
-            </w:tcBorders>
-          </w:tcPr>
+          <w:tcPr/>
           <w:p>
             <w:pPr>
               <w:pStyle w:val="Compact"/>
@@ -19799,11 +19546,7 @@
           </w:p>
         </w:tc>
         <w:tc>
-          <w:tcPr>
-            <w:tcBorders>
-              <w:bottom w:val="single" w:sz="8" w:space="0" w:color="000000"/>
-            </w:tcBorders>
-          </w:tcPr>
+          <w:tcPr/>
           <w:p>
             <w:pPr>
               <w:pStyle w:val="Compact"/>
@@ -19819,11 +19562,7 @@
           </w:p>
         </w:tc>
         <w:tc>
-          <w:tcPr>
-            <w:tcBorders>
-              <w:bottom w:val="single" w:sz="8" w:space="0" w:color="000000"/>
-            </w:tcBorders>
-          </w:tcPr>
+          <w:tcPr/>
           <w:p>
             <w:pPr>
               <w:pStyle w:val="Compact"/>
@@ -23345,14 +23084,6 @@
       <w:tblPr>
         <w:tblStyle w:val="Table"/>
         <w:tblW w:type="auto" w:w="0"/>
-        <w:tblBorders>
-          <w:top w:val="single" w:sz="12" w:space="0" w:color="000000"/>
-          <w:left w:val="none" w:sz="0" w:space="0" w:color="auto"/>
-          <w:bottom w:val="single" w:sz="12" w:space="0" w:color="000000"/>
-          <w:right w:val="none" w:sz="0" w:space="0" w:color="auto"/>
-          <w:insideH w:val="none" w:sz="0" w:space="0" w:color="auto"/>
-          <w:insideV w:val="none" w:sz="0" w:space="0" w:color="auto"/>
-        </w:tblBorders>
         <w:tblLook w:firstRow="1" w:lastRow="0" w:firstColumn="0" w:lastColumn="0" w:noHBand="0" w:noVBand="0" w:val="0020"/>
       </w:tblPr>
       <w:tblGrid>
@@ -23367,11 +23098,7 @@
           <w:tblHeader w:val="on"/>
         </w:trPr>
         <w:tc>
-          <w:tcPr>
-            <w:tcBorders>
-              <w:bottom w:val="single" w:sz="8" w:space="0" w:color="000000"/>
-            </w:tcBorders>
-          </w:tcPr>
+          <w:tcPr/>
           <w:p>
             <w:pPr>
               <w:pStyle w:val="Compact"/>
@@ -23402,11 +23129,7 @@
           </w:p>
         </w:tc>
         <w:tc>
-          <w:tcPr>
-            <w:tcBorders>
-              <w:bottom w:val="single" w:sz="8" w:space="0" w:color="000000"/>
-            </w:tcBorders>
-          </w:tcPr>
+          <w:tcPr/>
           <w:p>
             <w:pPr>
               <w:pStyle w:val="Compact"/>
@@ -23422,11 +23145,7 @@
           </w:p>
         </w:tc>
         <w:tc>
-          <w:tcPr>
-            <w:tcBorders>
-              <w:bottom w:val="single" w:sz="8" w:space="0" w:color="000000"/>
-            </w:tcBorders>
-          </w:tcPr>
+          <w:tcPr/>
           <w:p>
             <w:pPr>
               <w:pStyle w:val="Compact"/>
@@ -23442,11 +23161,7 @@
           </w:p>
         </w:tc>
         <w:tc>
-          <w:tcPr>
-            <w:tcBorders>
-              <w:bottom w:val="single" w:sz="8" w:space="0" w:color="000000"/>
-            </w:tcBorders>
-          </w:tcPr>
+          <w:tcPr/>
           <w:p>
             <w:pPr>
               <w:pStyle w:val="Compact"/>
@@ -23462,11 +23177,7 @@
           </w:p>
         </w:tc>
         <w:tc>
-          <w:tcPr>
-            <w:tcBorders>
-              <w:bottom w:val="single" w:sz="8" w:space="0" w:color="000000"/>
-            </w:tcBorders>
-          </w:tcPr>
+          <w:tcPr/>
           <w:p>
             <w:pPr>
               <w:pStyle w:val="Compact"/>
@@ -23725,14 +23436,6 @@
       <w:tblPr>
         <w:tblStyle w:val="Table"/>
         <w:tblW w:type="auto" w:w="0"/>
-        <w:tblBorders>
-          <w:top w:val="single" w:sz="12" w:space="0" w:color="000000"/>
-          <w:left w:val="none" w:sz="0" w:space="0" w:color="auto"/>
-          <w:bottom w:val="single" w:sz="12" w:space="0" w:color="000000"/>
-          <w:right w:val="none" w:sz="0" w:space="0" w:color="auto"/>
-          <w:insideH w:val="none" w:sz="0" w:space="0" w:color="auto"/>
-          <w:insideV w:val="none" w:sz="0" w:space="0" w:color="auto"/>
-        </w:tblBorders>
         <w:tblLook w:firstRow="1" w:lastRow="0" w:firstColumn="0" w:lastColumn="0" w:noHBand="0" w:noVBand="0" w:val="0020"/>
       </w:tblPr>
       <w:tblGrid>
@@ -23745,11 +23448,7 @@
           <w:tblHeader w:val="on"/>
         </w:trPr>
         <w:tc>
-          <w:tcPr>
-            <w:tcBorders>
-              <w:bottom w:val="single" w:sz="8" w:space="0" w:color="000000"/>
-            </w:tcBorders>
-          </w:tcPr>
+          <w:tcPr/>
           <w:p>
             <w:pPr>
               <w:pStyle w:val="Compact"/>
@@ -23765,11 +23464,7 @@
           </w:p>
         </w:tc>
         <w:tc>
-          <w:tcPr>
-            <w:tcBorders>
-              <w:bottom w:val="single" w:sz="8" w:space="0" w:color="000000"/>
-            </w:tcBorders>
-          </w:tcPr>
+          <w:tcPr/>
           <w:p>
             <w:pPr>
               <w:pStyle w:val="Compact"/>
@@ -23785,11 +23480,7 @@
           </w:p>
         </w:tc>
         <w:tc>
-          <w:tcPr>
-            <w:tcBorders>
-              <w:bottom w:val="single" w:sz="8" w:space="0" w:color="000000"/>
-            </w:tcBorders>
-          </w:tcPr>
+          <w:tcPr/>
           <w:p>
             <w:pPr>
               <w:pStyle w:val="Compact"/>
@@ -24301,14 +23992,6 @@
       <w:tblPr>
         <w:tblStyle w:val="Table"/>
         <w:tblW w:type="auto" w:w="0"/>
-        <w:tblBorders>
-          <w:top w:val="single" w:sz="12" w:space="0" w:color="000000"/>
-          <w:left w:val="none" w:sz="0" w:space="0" w:color="auto"/>
-          <w:bottom w:val="single" w:sz="12" w:space="0" w:color="000000"/>
-          <w:right w:val="none" w:sz="0" w:space="0" w:color="auto"/>
-          <w:insideH w:val="none" w:sz="0" w:space="0" w:color="auto"/>
-          <w:insideV w:val="none" w:sz="0" w:space="0" w:color="auto"/>
-        </w:tblBorders>
         <w:tblLook w:firstRow="1" w:lastRow="0" w:firstColumn="0" w:lastColumn="0" w:noHBand="0" w:noVBand="0" w:val="0020"/>
       </w:tblPr>
       <w:tblGrid>
@@ -24323,11 +24006,7 @@
           <w:tblHeader w:val="on"/>
         </w:trPr>
         <w:tc>
-          <w:tcPr>
-            <w:tcBorders>
-              <w:bottom w:val="single" w:sz="8" w:space="0" w:color="000000"/>
-            </w:tcBorders>
-          </w:tcPr>
+          <w:tcPr/>
           <w:p>
             <w:pPr>
               <w:pStyle w:val="Compact"/>
@@ -24343,11 +24022,7 @@
           </w:p>
         </w:tc>
         <w:tc>
-          <w:tcPr>
-            <w:tcBorders>
-              <w:bottom w:val="single" w:sz="8" w:space="0" w:color="000000"/>
-            </w:tcBorders>
-          </w:tcPr>
+          <w:tcPr/>
           <w:p>
             <w:pPr>
               <w:pStyle w:val="Compact"/>
@@ -24363,11 +24038,7 @@
           </w:p>
         </w:tc>
         <w:tc>
-          <w:tcPr>
-            <w:tcBorders>
-              <w:bottom w:val="single" w:sz="8" w:space="0" w:color="000000"/>
-            </w:tcBorders>
-          </w:tcPr>
+          <w:tcPr/>
           <w:p>
             <w:pPr>
               <w:pStyle w:val="Compact"/>
@@ -24383,11 +24054,7 @@
           </w:p>
         </w:tc>
         <w:tc>
-          <w:tcPr>
-            <w:tcBorders>
-              <w:bottom w:val="single" w:sz="8" w:space="0" w:color="000000"/>
-            </w:tcBorders>
-          </w:tcPr>
+          <w:tcPr/>
           <w:p>
             <w:pPr>
               <w:pStyle w:val="Compact"/>
@@ -24403,11 +24070,7 @@
           </w:p>
         </w:tc>
         <w:tc>
-          <w:tcPr>
-            <w:tcBorders>
-              <w:bottom w:val="single" w:sz="8" w:space="0" w:color="000000"/>
-            </w:tcBorders>
-          </w:tcPr>
+          <w:tcPr/>
           <w:p>
             <w:pPr>
               <w:pStyle w:val="Compact"/>
@@ -24811,14 +24474,6 @@
       <w:tblPr>
         <w:tblStyle w:val="Table"/>
         <w:tblW w:type="auto" w:w="0"/>
-        <w:tblBorders>
-          <w:top w:val="single" w:sz="12" w:space="0" w:color="000000"/>
-          <w:left w:val="none" w:sz="0" w:space="0" w:color="auto"/>
-          <w:bottom w:val="single" w:sz="12" w:space="0" w:color="000000"/>
-          <w:right w:val="none" w:sz="0" w:space="0" w:color="auto"/>
-          <w:insideH w:val="none" w:sz="0" w:space="0" w:color="auto"/>
-          <w:insideV w:val="none" w:sz="0" w:space="0" w:color="auto"/>
-        </w:tblBorders>
         <w:tblLook w:firstRow="1" w:lastRow="0" w:firstColumn="0" w:lastColumn="0" w:noHBand="0" w:noVBand="0" w:val="0020"/>
       </w:tblPr>
       <w:tblGrid>
@@ -24832,11 +24487,7 @@
           <w:tblHeader w:val="on"/>
         </w:trPr>
         <w:tc>
-          <w:tcPr>
-            <w:tcBorders>
-              <w:bottom w:val="single" w:sz="8" w:space="0" w:color="000000"/>
-            </w:tcBorders>
-          </w:tcPr>
+          <w:tcPr/>
           <w:p>
             <w:pPr>
               <w:pStyle w:val="Compact"/>
@@ -24852,11 +24503,7 @@
           </w:p>
         </w:tc>
         <w:tc>
-          <w:tcPr>
-            <w:tcBorders>
-              <w:bottom w:val="single" w:sz="8" w:space="0" w:color="000000"/>
-            </w:tcBorders>
-          </w:tcPr>
+          <w:tcPr/>
           <w:p>
             <w:pPr>
               <w:pStyle w:val="Compact"/>
@@ -24879,11 +24526,7 @@
           </w:p>
         </w:tc>
         <w:tc>
-          <w:tcPr>
-            <w:tcBorders>
-              <w:bottom w:val="single" w:sz="8" w:space="0" w:color="000000"/>
-            </w:tcBorders>
-          </w:tcPr>
+          <w:tcPr/>
           <w:p>
             <w:pPr>
               <w:pStyle w:val="Compact"/>
@@ -24913,11 +24556,7 @@
           </w:p>
         </w:tc>
         <w:tc>
-          <w:tcPr>
-            <w:tcBorders>
-              <w:bottom w:val="single" w:sz="8" w:space="0" w:color="000000"/>
-            </w:tcBorders>
-          </w:tcPr>
+          <w:tcPr/>
           <w:p>
             <w:pPr>
               <w:pStyle w:val="Compact"/>
@@ -27395,14 +27034,6 @@
       <w:tblPr>
         <w:tblStyle w:val="Table"/>
         <w:tblW w:type="auto" w:w="0"/>
-        <w:tblBorders>
-          <w:top w:val="single" w:sz="12" w:space="0" w:color="000000"/>
-          <w:left w:val="none" w:sz="0" w:space="0" w:color="auto"/>
-          <w:bottom w:val="single" w:sz="12" w:space="0" w:color="000000"/>
-          <w:right w:val="none" w:sz="0" w:space="0" w:color="auto"/>
-          <w:insideH w:val="none" w:sz="0" w:space="0" w:color="auto"/>
-          <w:insideV w:val="none" w:sz="0" w:space="0" w:color="auto"/>
-        </w:tblBorders>
         <w:tblLook w:firstRow="1" w:lastRow="0" w:firstColumn="0" w:lastColumn="0" w:noHBand="0" w:noVBand="0" w:val="0020"/>
       </w:tblPr>
       <w:tblGrid>
@@ -27415,11 +27046,7 @@
           <w:tblHeader w:val="on"/>
         </w:trPr>
         <w:tc>
-          <w:tcPr>
-            <w:tcBorders>
-              <w:bottom w:val="single" w:sz="8" w:space="0" w:color="000000"/>
-            </w:tcBorders>
-          </w:tcPr>
+          <w:tcPr/>
           <w:p>
             <w:pPr>
               <w:pStyle w:val="Compact"/>
@@ -27435,11 +27062,7 @@
           </w:p>
         </w:tc>
         <w:tc>
-          <w:tcPr>
-            <w:tcBorders>
-              <w:bottom w:val="single" w:sz="8" w:space="0" w:color="000000"/>
-            </w:tcBorders>
-          </w:tcPr>
+          <w:tcPr/>
           <w:p>
             <w:pPr>
               <w:pStyle w:val="Compact"/>
@@ -27455,11 +27078,7 @@
           </w:p>
         </w:tc>
         <w:tc>
-          <w:tcPr>
-            <w:tcBorders>
-              <w:bottom w:val="single" w:sz="8" w:space="0" w:color="000000"/>
-            </w:tcBorders>
-          </w:tcPr>
+          <w:tcPr/>
           <w:p>
             <w:pPr>
               <w:pStyle w:val="Compact"/>
@@ -32274,14 +31893,6 @@
       <w:tblPr>
         <w:tblStyle w:val="Table"/>
         <w:tblW w:type="auto" w:w="0"/>
-        <w:tblBorders>
-          <w:top w:val="single" w:sz="12" w:space="0" w:color="000000"/>
-          <w:left w:val="none" w:sz="0" w:space="0" w:color="auto"/>
-          <w:bottom w:val="single" w:sz="12" w:space="0" w:color="000000"/>
-          <w:right w:val="none" w:sz="0" w:space="0" w:color="auto"/>
-          <w:insideH w:val="none" w:sz="0" w:space="0" w:color="auto"/>
-          <w:insideV w:val="none" w:sz="0" w:space="0" w:color="auto"/>
-        </w:tblBorders>
         <w:tblLook w:firstRow="1" w:lastRow="0" w:firstColumn="0" w:lastColumn="0" w:noHBand="0" w:noVBand="0" w:val="0020"/>
       </w:tblPr>
       <w:tblGrid>
@@ -32295,11 +31906,7 @@
           <w:tblHeader w:val="on"/>
         </w:trPr>
         <w:tc>
-          <w:tcPr>
-            <w:tcBorders>
-              <w:bottom w:val="single" w:sz="8" w:space="0" w:color="000000"/>
-            </w:tcBorders>
-          </w:tcPr>
+          <w:tcPr/>
           <w:p>
             <w:pPr>
               <w:pStyle w:val="Compact"/>
@@ -32315,11 +31922,7 @@
           </w:p>
         </w:tc>
         <w:tc>
-          <w:tcPr>
-            <w:tcBorders>
-              <w:bottom w:val="single" w:sz="8" w:space="0" w:color="000000"/>
-            </w:tcBorders>
-          </w:tcPr>
+          <w:tcPr/>
           <w:p>
             <w:pPr>
               <w:pStyle w:val="Compact"/>
@@ -32335,11 +31938,7 @@
           </w:p>
         </w:tc>
         <w:tc>
-          <w:tcPr>
-            <w:tcBorders>
-              <w:bottom w:val="single" w:sz="8" w:space="0" w:color="000000"/>
-            </w:tcBorders>
-          </w:tcPr>
+          <w:tcPr/>
           <w:p>
             <w:pPr>
               <w:pStyle w:val="Compact"/>
@@ -32355,11 +31954,7 @@
           </w:p>
         </w:tc>
         <w:tc>
-          <w:tcPr>
-            <w:tcBorders>
-              <w:bottom w:val="single" w:sz="8" w:space="0" w:color="000000"/>
-            </w:tcBorders>
-          </w:tcPr>
+          <w:tcPr/>
           <w:p>
             <w:pPr>
               <w:pStyle w:val="Compact"/>
@@ -35413,35 +35008,6 @@
       </w:pPr>
       <w:r>
         <w:rPr>
-          <w:rFonts w:ascii="Times New Roman" w:hAnsi="Times New Roman" w:eastAsia="Times New Roman" w:cs="Times New Roman"/>
-        </w:rPr>
-        <w:t xml:space="preserve">(13 </w:t>
-      </w:r>
-      <w:r>
-        <w:rPr>
-          <w:rFonts w:hint="eastAsia" w:ascii="Times New Roman" w:hAnsi="Times New Roman" w:eastAsia="FangSong" w:cs="Times New Roman"/>
-        </w:rPr>
-        <w:t>分</w:t>
-      </w:r>
-      <w:r>
-        <w:rPr>
-          <w:rFonts w:hint="eastAsia" w:ascii="Times New Roman" w:hAnsi="Times New Roman" w:eastAsia="Times New Roman" w:cs="Times New Roman"/>
-        </w:rPr>
-        <w:t>)</w:t>
-      </w:r>
-      <w:r>
-        <w:rPr>
-          <w:rFonts w:ascii="Times New Roman" w:hAnsi="Times New Roman" w:eastAsia="Times New Roman" w:cs="Times New Roman"/>
-        </w:rPr>
-        <w:t xml:space="preserve"> &lt;&lt;&lt;</w:t>
-      </w:r>
-    </w:p>
-    <w:p>
-      <w:pPr>
-        <w:pStyle w:val="BodyText"/>
-      </w:pPr>
-      <w:r>
-        <w:rPr>
           <w:rFonts w:hint="eastAsia" w:ascii="Times New Roman" w:hAnsi="Times New Roman" w:eastAsia="FangSong" w:cs="Times New Roman"/>
         </w:rPr>
         <w:t>已知四氧化二氮的分解反应</w:t>
@@ -40775,14 +40341,6 @@
       <w:tblPr>
         <w:tblStyle w:val="Table"/>
         <w:tblW w:type="auto" w:w="0"/>
-        <w:tblBorders>
-          <w:top w:val="single" w:sz="12" w:space="0" w:color="000000"/>
-          <w:left w:val="none" w:sz="0" w:space="0" w:color="auto"/>
-          <w:bottom w:val="single" w:sz="12" w:space="0" w:color="000000"/>
-          <w:right w:val="none" w:sz="0" w:space="0" w:color="auto"/>
-          <w:insideH w:val="none" w:sz="0" w:space="0" w:color="auto"/>
-          <w:insideV w:val="none" w:sz="0" w:space="0" w:color="auto"/>
-        </w:tblBorders>
         <w:tblLook w:firstRow="1" w:lastRow="0" w:firstColumn="0" w:lastColumn="0" w:noHBand="0" w:noVBand="0" w:val="0020"/>
       </w:tblPr>
       <w:tblGrid>
@@ -40798,11 +40356,7 @@
           <w:tblHeader w:val="on"/>
         </w:trPr>
         <w:tc>
-          <w:tcPr>
-            <w:tcBorders>
-              <w:bottom w:val="single" w:sz="8" w:space="0" w:color="000000"/>
-            </w:tcBorders>
-          </w:tcPr>
+          <w:tcPr/>
           <w:p>
             <w:pPr>
               <w:pStyle w:val="Compact"/>
@@ -40832,11 +40386,7 @@
           </w:p>
         </w:tc>
         <w:tc>
-          <w:tcPr>
-            <w:tcBorders>
-              <w:bottom w:val="single" w:sz="8" w:space="0" w:color="000000"/>
-            </w:tcBorders>
-          </w:tcPr>
+          <w:tcPr/>
           <w:p>
             <w:pPr>
               <w:pStyle w:val="Compact"/>
@@ -40852,11 +40402,7 @@
           </w:p>
         </w:tc>
         <w:tc>
-          <w:tcPr>
-            <w:tcBorders>
-              <w:bottom w:val="single" w:sz="8" w:space="0" w:color="000000"/>
-            </w:tcBorders>
-          </w:tcPr>
+          <w:tcPr/>
           <w:p>
             <w:pPr>
               <w:pStyle w:val="Compact"/>
@@ -40872,11 +40418,7 @@
           </w:p>
         </w:tc>
         <w:tc>
-          <w:tcPr>
-            <w:tcBorders>
-              <w:bottom w:val="single" w:sz="8" w:space="0" w:color="000000"/>
-            </w:tcBorders>
-          </w:tcPr>
+          <w:tcPr/>
           <w:p>
             <w:pPr>
               <w:pStyle w:val="Compact"/>
@@ -40892,11 +40434,7 @@
           </w:p>
         </w:tc>
         <w:tc>
-          <w:tcPr>
-            <w:tcBorders>
-              <w:bottom w:val="single" w:sz="8" w:space="0" w:color="000000"/>
-            </w:tcBorders>
-          </w:tcPr>
+          <w:tcPr/>
           <w:p>
             <w:pPr>
               <w:pStyle w:val="Compact"/>
@@ -40912,11 +40450,7 @@
           </w:p>
         </w:tc>
         <w:tc>
-          <w:tcPr>
-            <w:tcBorders>
-              <w:bottom w:val="single" w:sz="8" w:space="0" w:color="000000"/>
-            </w:tcBorders>
-          </w:tcPr>
+          <w:tcPr/>
           <w:p>
             <w:pPr>
               <w:pStyle w:val="Compact"/>
@@ -41975,7 +41509,7 @@
     <ns0:rPr>
       <ns0:rFonts ns0:ascii="Times New Roman" ns0:cs="Times New Roman" ns0:eastAsia="SimHei" ns0:hAnsi="Times New Roman"/>
       <ns0:b/>
-      <ns0:color ns0:val="000000"/>
+      <ns0:color ns0:val="17324D"/>
       <ns0:sz ns0:val="44"/>
       <ns0:szCs ns0:val="56"/>
     </ns0:rPr>
@@ -42117,7 +41651,7 @@
     <ns0:rPr>
       <ns0:rFonts ns0:ascii="Times New Roman" ns0:cs="Times New Roman" ns0:eastAsia="SimHei" ns0:hAnsi="Times New Roman"/>
       <ns0:b/>
-      <ns0:color ns0:val="000000"/>
+      <ns0:color ns0:val="17324D"/>
       <ns0:sz ns0:val="32"/>
       <ns0:szCs ns0:val="40"/>
     </ns0:rPr>
@@ -42141,7 +41675,7 @@
     <ns0:rPr>
       <ns0:rFonts ns0:ascii="Times New Roman" ns0:cs="Times New Roman" ns0:eastAsia="SimHei" ns0:hAnsi="Times New Roman"/>
       <ns0:b/>
-      <ns0:color ns0:val="000000"/>
+      <ns0:color ns0:val="17324D"/>
       <ns0:sz ns0:val="28"/>
       <ns0:szCs ns0:val="32"/>
     </ns0:rPr>
@@ -42165,7 +41699,7 @@
     <ns0:rPr>
       <ns0:rFonts ns0:ascii="Times New Roman" ns0:cs="Times New Roman" ns0:eastAsia="SimHei" ns0:hAnsi="Times New Roman"/>
       <ns0:b/>
-      <ns0:color ns0:val="000000"/>
+      <ns0:color ns0:val="17324D"/>
       <ns0:sz ns0:val="25"/>
       <ns0:szCs ns0:val="28"/>
     </ns0:rPr>

--- a/00-首页/题组Word/第一轮·综合套卷/第一轮综合卷07（教师版）.docx
+++ b/00-首页/题组Word/第一轮·综合套卷/第一轮综合卷07（教师版）.docx
@@ -40,6 +40,282 @@
         <w:t>卷</w:t>
       </w:r>
     </w:p>
+    <w:p>
+      <w:pPr>
+        <w:pStyle w:val="BlockText"/>
+        <w:ind w:firstLine="420"/>
+      </w:pPr>
+      <w:r>
+        <w:rPr>
+          <w:rFonts w:hint="eastAsia" w:ascii="Times New Roman" w:hAnsi="Times New Roman" w:eastAsia="FangSong" w:cs="Times New Roman"/>
+          <w:b/>
+          <w:bCs/>
+        </w:rPr>
+        <w:t xml:space="preserve">题源</w:t>
+      </w:r>
+      <w:r>
+        <w:rPr>
+          <w:rFonts w:hint="eastAsia" w:ascii="Times New Roman" w:hAnsi="Times New Roman" w:eastAsia="Times New Roman" w:cs="Times New Roman"/>
+        </w:rPr>
+        <w:t>：</w:t>
+      </w:r>
+      <w:r>
+        <w:rPr>
+          <w:rFonts w:hint="eastAsia" w:ascii="Times New Roman" w:hAnsi="Times New Roman" w:eastAsia="FangSong" w:cs="Times New Roman"/>
+        </w:rPr>
+        <w:t>竞赛导向题集</w:t>
+      </w:r>
+      <w:r>
+        <w:rPr>
+          <w:rFonts w:hint="eastAsia" w:ascii="Times New Roman" w:hAnsi="Times New Roman" w:eastAsia="Times New Roman" w:cs="Times New Roman"/>
+        </w:rPr>
+        <w:t>（</w:t>
+      </w:r>
+      <w:r>
+        <w:rPr>
+          <w:rFonts w:hint="eastAsia" w:ascii="Times New Roman" w:hAnsi="Times New Roman" w:eastAsia="FangSong" w:cs="Times New Roman"/>
+        </w:rPr>
+        <w:t>真题</w:t>
+      </w:r>
+      <w:r>
+        <w:rPr>
+          <w:rFonts w:hint="eastAsia" w:ascii="Times New Roman" w:hAnsi="Times New Roman" w:eastAsia="Times New Roman" w:cs="Times New Roman"/>
+        </w:rPr>
+        <w:t>／</w:t>
+      </w:r>
+      <w:r>
+        <w:rPr>
+          <w:rFonts w:hint="eastAsia" w:ascii="Times New Roman" w:hAnsi="Times New Roman" w:eastAsia="FangSong" w:cs="Times New Roman"/>
+        </w:rPr>
+        <w:t>专项卷</w:t>
+      </w:r>
+      <w:r>
+        <w:rPr>
+          <w:rFonts w:hint="eastAsia" w:ascii="Times New Roman" w:hAnsi="Times New Roman" w:eastAsia="Times New Roman" w:cs="Times New Roman"/>
+        </w:rPr>
+        <w:t>／</w:t>
+      </w:r>
+      <w:r>
+        <w:rPr>
+          <w:rFonts w:hint="eastAsia" w:ascii="Times New Roman" w:hAnsi="Times New Roman" w:eastAsia="FangSong" w:cs="Times New Roman"/>
+        </w:rPr>
+        <w:t>竞赛教程</w:t>
+      </w:r>
+      <w:r>
+        <w:rPr>
+          <w:rFonts w:hint="eastAsia" w:ascii="Times New Roman" w:hAnsi="Times New Roman" w:eastAsia="Times New Roman" w:cs="Times New Roman"/>
+        </w:rPr>
+        <w:t>／</w:t>
+      </w:r>
+      <w:r>
+        <w:rPr>
+          <w:rFonts w:hint="eastAsia" w:ascii="Times New Roman" w:hAnsi="Times New Roman" w:eastAsia="FangSong" w:cs="Times New Roman"/>
+        </w:rPr>
+        <w:t>竞赛讲义</w:t>
+      </w:r>
+      <w:r>
+        <w:rPr>
+          <w:rFonts w:hint="eastAsia" w:ascii="Times New Roman" w:hAnsi="Times New Roman" w:eastAsia="Times New Roman" w:cs="Times New Roman"/>
+        </w:rPr>
+        <w:t>），</w:t>
+      </w:r>
+      <w:r>
+        <w:rPr>
+          <w:rFonts w:hint="eastAsia" w:ascii="Times New Roman" w:hAnsi="Times New Roman" w:eastAsia="FangSong" w:cs="Times New Roman"/>
+        </w:rPr>
+        <w:t>不含大学教材课后习题</w:t>
+      </w:r>
+      <w:r>
+        <w:rPr>
+          <w:rFonts w:hint="eastAsia" w:ascii="Times New Roman" w:hAnsi="Times New Roman" w:eastAsia="Times New Roman" w:cs="Times New Roman"/>
+        </w:rPr>
+        <w:t>。</w:t>
+      </w:r>
+      <w:r>
+        <w:rPr>
+          <w:rFonts w:ascii="Times New Roman" w:hAnsi="Times New Roman" w:eastAsia="Times New Roman" w:cs="Times New Roman"/>
+        </w:rPr>
+        <w:t xml:space="preserve"> </w:t>
+      </w:r>
+      <w:r>
+        <w:rPr>
+          <w:rFonts w:hint="eastAsia" w:ascii="Times New Roman" w:hAnsi="Times New Roman" w:eastAsia="FangSong" w:cs="Times New Roman"/>
+          <w:b/>
+          <w:bCs/>
+        </w:rPr>
+        <w:t xml:space="preserve">构成</w:t>
+      </w:r>
+      <w:r>
+        <w:rPr>
+          <w:rFonts w:hint="eastAsia" w:ascii="Times New Roman" w:hAnsi="Times New Roman" w:eastAsia="Times New Roman" w:cs="Times New Roman"/>
+        </w:rPr>
+        <w:t>：</w:t>
+      </w:r>
+      <w:r>
+        <w:rPr>
+          <w:rFonts w:hint="eastAsia" w:ascii="Times New Roman" w:hAnsi="Times New Roman" w:eastAsia="FangSong" w:cs="Times New Roman"/>
+        </w:rPr>
+        <w:t>共</w:t>
+      </w:r>
+      <w:r>
+        <w:rPr>
+          <w:rFonts w:ascii="Times New Roman" w:hAnsi="Times New Roman" w:eastAsia="Times New Roman" w:cs="Times New Roman"/>
+        </w:rPr>
+        <w:t xml:space="preserve"> 26 </w:t>
+      </w:r>
+      <w:r>
+        <w:rPr>
+          <w:rFonts w:hint="eastAsia" w:ascii="Times New Roman" w:hAnsi="Times New Roman" w:eastAsia="FangSong" w:cs="Times New Roman"/>
+        </w:rPr>
+        <w:t>题</w:t>
+      </w:r>
+      <w:r>
+        <w:rPr>
+          <w:rFonts w:hint="eastAsia" w:ascii="Times New Roman" w:hAnsi="Times New Roman" w:eastAsia="Times New Roman" w:cs="Times New Roman"/>
+        </w:rPr>
+        <w:t>（</w:t>
+      </w:r>
+      <w:r>
+        <w:rPr>
+          <w:rFonts w:hint="eastAsia" w:ascii="Times New Roman" w:hAnsi="Times New Roman" w:eastAsia="FangSong" w:cs="Times New Roman"/>
+        </w:rPr>
+        <w:t>结构化学</w:t>
+      </w:r>
+      <w:r>
+        <w:rPr>
+          <w:rFonts w:ascii="Times New Roman" w:hAnsi="Times New Roman" w:eastAsia="Times New Roman" w:cs="Times New Roman"/>
+        </w:rPr>
+        <w:t xml:space="preserve"> 14 </w:t>
+      </w:r>
+      <w:r>
+        <w:rPr>
+          <w:rFonts w:hint="eastAsia" w:ascii="Times New Roman" w:hAnsi="Times New Roman" w:eastAsia="Times New Roman" w:cs="Times New Roman"/>
+        </w:rPr>
+        <w:t xml:space="preserve">＋</w:t>
+      </w:r>
+      <w:r>
+        <w:rPr>
+          <w:rFonts w:ascii="Times New Roman" w:hAnsi="Times New Roman" w:eastAsia="Times New Roman" w:cs="Times New Roman"/>
+        </w:rPr>
+        <w:t xml:space="preserve"> </w:t>
+      </w:r>
+      <w:r>
+        <w:rPr>
+          <w:rFonts w:hint="eastAsia" w:ascii="Times New Roman" w:hAnsi="Times New Roman" w:eastAsia="FangSong" w:cs="Times New Roman"/>
+        </w:rPr>
+        <w:t xml:space="preserve">化学原理</w:t>
+      </w:r>
+      <w:r>
+        <w:rPr>
+          <w:rFonts w:ascii="Times New Roman" w:hAnsi="Times New Roman" w:eastAsia="Times New Roman" w:cs="Times New Roman"/>
+        </w:rPr>
+        <w:t xml:space="preserve"> </w:t>
+      </w:r>
+      <w:r>
+        <w:rPr>
+          <w:rFonts w:hint="eastAsia" w:ascii="Times New Roman" w:hAnsi="Times New Roman" w:eastAsia="Times New Roman" w:cs="Times New Roman"/>
+        </w:rPr>
+        <w:t>12）；</w:t>
+      </w:r>
+      <w:r>
+        <w:rPr>
+          <w:rFonts w:hint="eastAsia" w:ascii="Times New Roman" w:hAnsi="Times New Roman" w:eastAsia="FangSong" w:cs="Times New Roman"/>
+        </w:rPr>
+        <w:t>基础</w:t>
+      </w:r>
+      <w:r>
+        <w:rPr>
+          <w:rFonts w:ascii="Times New Roman" w:hAnsi="Times New Roman" w:eastAsia="Times New Roman" w:cs="Times New Roman"/>
+        </w:rPr>
+        <w:t xml:space="preserve"> 6 </w:t>
+      </w:r>
+      <w:r>
+        <w:rPr>
+          <w:rFonts w:hint="eastAsia" w:ascii="Times New Roman" w:hAnsi="Times New Roman" w:eastAsia="Times New Roman" w:cs="Times New Roman"/>
+        </w:rPr>
+        <w:t xml:space="preserve">＋</w:t>
+      </w:r>
+      <w:r>
+        <w:rPr>
+          <w:rFonts w:ascii="Times New Roman" w:hAnsi="Times New Roman" w:eastAsia="Times New Roman" w:cs="Times New Roman"/>
+        </w:rPr>
+        <w:t xml:space="preserve"> </w:t>
+      </w:r>
+      <w:r>
+        <w:rPr>
+          <w:rFonts w:hint="eastAsia" w:ascii="Times New Roman" w:hAnsi="Times New Roman" w:eastAsia="FangSong" w:cs="Times New Roman"/>
+        </w:rPr>
+        <w:t xml:space="preserve">进阶</w:t>
+      </w:r>
+      <w:r>
+        <w:rPr>
+          <w:rFonts w:ascii="Times New Roman" w:hAnsi="Times New Roman" w:eastAsia="Times New Roman" w:cs="Times New Roman"/>
+        </w:rPr>
+        <w:t xml:space="preserve"> 16 </w:t>
+      </w:r>
+      <w:r>
+        <w:rPr>
+          <w:rFonts w:hint="eastAsia" w:ascii="Times New Roman" w:hAnsi="Times New Roman" w:eastAsia="Times New Roman" w:cs="Times New Roman"/>
+        </w:rPr>
+        <w:t xml:space="preserve">＋</w:t>
+      </w:r>
+      <w:r>
+        <w:rPr>
+          <w:rFonts w:ascii="Times New Roman" w:hAnsi="Times New Roman" w:eastAsia="Times New Roman" w:cs="Times New Roman"/>
+        </w:rPr>
+        <w:t xml:space="preserve"> </w:t>
+      </w:r>
+      <w:r>
+        <w:rPr>
+          <w:rFonts w:hint="eastAsia" w:ascii="Times New Roman" w:hAnsi="Times New Roman" w:eastAsia="FangSong" w:cs="Times New Roman"/>
+        </w:rPr>
+        <w:t xml:space="preserve">挑战</w:t>
+      </w:r>
+      <w:r>
+        <w:rPr>
+          <w:rFonts w:ascii="Times New Roman" w:hAnsi="Times New Roman" w:eastAsia="Times New Roman" w:cs="Times New Roman"/>
+        </w:rPr>
+        <w:t xml:space="preserve"> 4。</w:t>
+      </w:r>
+      <w:r>
+        <w:rPr>
+          <w:rFonts w:ascii="Times New Roman" w:hAnsi="Times New Roman" w:eastAsia="Times New Roman" w:cs="Times New Roman"/>
+        </w:rPr>
+        <w:t xml:space="preserve"> </w:t>
+      </w:r>
+      <w:r>
+        <w:rPr>
+          <w:rFonts w:hint="eastAsia" w:ascii="Times New Roman" w:hAnsi="Times New Roman" w:eastAsia="FangSong" w:cs="Times New Roman"/>
+          <w:b/>
+          <w:bCs/>
+        </w:rPr>
+        <w:t xml:space="preserve">学生版</w:t>
+      </w:r>
+      <w:r>
+        <w:rPr>
+          <w:rFonts w:hint="eastAsia" w:ascii="Times New Roman" w:hAnsi="Times New Roman" w:eastAsia="FangSong" w:cs="Times New Roman"/>
+        </w:rPr>
+        <w:t>同题号同序</w:t>
+      </w:r>
+      <w:r>
+        <w:rPr>
+          <w:rFonts w:hint="eastAsia" w:ascii="Times New Roman" w:hAnsi="Times New Roman" w:eastAsia="Times New Roman" w:cs="Times New Roman"/>
+        </w:rPr>
+        <w:t>，</w:t>
+      </w:r>
+      <w:r>
+        <w:rPr>
+          <w:rFonts w:hint="eastAsia" w:ascii="Times New Roman" w:hAnsi="Times New Roman" w:eastAsia="FangSong" w:cs="Times New Roman"/>
+        </w:rPr>
+        <w:t>可直接印发</w:t>
+      </w:r>
+      <w:r>
+        <w:rPr>
+          <w:rFonts w:hint="eastAsia" w:ascii="Times New Roman" w:hAnsi="Times New Roman" w:eastAsia="Times New Roman" w:cs="Times New Roman"/>
+        </w:rPr>
+        <w:t>。</w:t>
+      </w:r>
+    </w:p>
     <w:bookmarkStart w:id="9" w:name="难度总览"/>
     <w:p>
       <w:pPr>
@@ -58,6 +334,15 @@
         <w:tblStyle w:val="Table"/>
         <w:tblW w:type="auto" w:w="0"/>
         <w:tblLook w:firstRow="1" w:lastRow="0" w:firstColumn="0" w:lastColumn="0" w:noHBand="0" w:noVBand="0" w:val="0020"/>
+        <w:jc w:val="center"/>
+        <w:tblBorders>
+          <w:top w:val="single" w:sz="12" w:space="0" w:color="333333"/>
+          <w:bottom w:val="single" w:sz="12" w:space="0" w:color="333333"/>
+          <w:left w:val="none"/>
+          <w:right w:val="none"/>
+          <w:insideH w:val="none"/>
+          <w:insideV w:val="none"/>
+        </w:tblBorders>
       </w:tblPr>
       <w:tblGrid>
         <w:gridCol w:w="2640"/>
@@ -69,7 +354,11 @@
           <w:tblHeader w:val="on"/>
         </w:trPr>
         <w:tc>
-          <w:tcPr/>
+          <w:tcPr>
+            <w:tcBorders>
+              <w:bottom w:val="single" w:sz="6" w:space="0" w:color="333333"/>
+            </w:tcBorders>
+          </w:tcPr>
           <w:p>
             <w:pPr>
               <w:pStyle w:val="Compact"/>
@@ -85,7 +374,11 @@
           </w:p>
         </w:tc>
         <w:tc>
-          <w:tcPr/>
+          <w:tcPr>
+            <w:tcBorders>
+              <w:bottom w:val="single" w:sz="6" w:space="0" w:color="333333"/>
+            </w:tcBorders>
+          </w:tcPr>
           <w:p>
             <w:pPr>
               <w:pStyle w:val="Compact"/>
@@ -101,7 +394,11 @@
           </w:p>
         </w:tc>
         <w:tc>
-          <w:tcPr/>
+          <w:tcPr>
+            <w:tcBorders>
+              <w:bottom w:val="single" w:sz="6" w:space="0" w:color="333333"/>
+            </w:tcBorders>
+          </w:tcPr>
           <w:p>
             <w:pPr>
               <w:pStyle w:val="Compact"/>
@@ -311,6 +608,7 @@
     <w:p>
       <w:pPr>
         <w:pStyle w:val="BlockText"/>
+        <w:ind w:firstLine="420"/>
       </w:pPr>
       <w:r>
         <w:rPr>
@@ -334,6 +632,7 @@
     <w:p>
       <w:pPr>
         <w:pStyle w:val="FirstParagraph"/>
+        <w:ind w:firstLine="420"/>
       </w:pPr>
       <w:r>
         <w:rPr>
@@ -423,7 +722,7 @@
         <w:rPr>
           <w:rFonts w:ascii="Times New Roman" w:hAnsi="Times New Roman" w:eastAsia="Times New Roman" w:cs="Times New Roman"/>
         </w:rPr>
-        <w:t xml:space="preserve">A.</w:t>
+        <w:t xml:space="preserve">- A.</w:t>
       </w:r>
       <w:r>
         <w:rPr>
@@ -455,7 +754,7 @@
         <w:rPr>
           <w:rFonts w:ascii="Times New Roman" w:hAnsi="Times New Roman" w:eastAsia="Times New Roman" w:cs="Times New Roman"/>
         </w:rPr>
-        <w:t xml:space="preserve">B.</w:t>
+        <w:t xml:space="preserve">- B.</w:t>
       </w:r>
       <w:r>
         <w:rPr>
@@ -490,7 +789,7 @@
         <w:rPr>
           <w:rFonts w:ascii="Times New Roman" w:hAnsi="Times New Roman" w:eastAsia="Times New Roman" w:cs="Times New Roman"/>
         </w:rPr>
-        <w:t xml:space="preserve">C.</w:t>
+        <w:t xml:space="preserve">- C.</w:t>
       </w:r>
       <w:r>
         <w:rPr>
@@ -525,7 +824,7 @@
         <w:rPr>
           <w:rFonts w:ascii="Times New Roman" w:hAnsi="Times New Roman" w:eastAsia="Times New Roman" w:cs="Times New Roman"/>
         </w:rPr>
-        <w:t xml:space="preserve">D.</w:t>
+        <w:t xml:space="preserve">- D.</w:t>
       </w:r>
       <w:r>
         <w:rPr>
@@ -557,6 +856,7 @@
     <w:p>
       <w:pPr>
         <w:pStyle w:val="BodyText"/>
+        <w:ind w:firstLine="420"/>
       </w:pPr>
       <w:r>
         <w:rPr>
@@ -576,6 +876,7 @@
     <w:p>
       <w:pPr>
         <w:pStyle w:val="BodyText"/>
+        <w:ind w:firstLine="420"/>
       </w:pPr>
       <w:r>
         <w:rPr>
@@ -592,6 +893,16 @@
           <w:bCs/>
         </w:rPr>
         <w:t>：C</w:t>
+      </w:r>
+    </w:p>
+    <w:p>
+      <w:pPr>
+        <w:spacing w:before="160" w:after="80"/>
+      </w:pPr>
+      <w:r>
+        <w:pict>
+          <v:rect style="width:0;height:1.5pt" o:hralign="center" o:hrstd="t" o:hr="t"/>
+        </w:pict>
       </w:r>
     </w:p>
     <w:p>
@@ -633,6 +944,7 @@
     <w:p>
       <w:pPr>
         <w:pStyle w:val="BlockText"/>
+        <w:ind w:firstLine="420"/>
       </w:pPr>
       <w:r>
         <w:rPr>
@@ -656,6 +968,7 @@
     <w:p>
       <w:pPr>
         <w:pStyle w:val="FirstParagraph"/>
+        <w:ind w:firstLine="420"/>
       </w:pPr>
       <w:r>
         <w:rPr>
@@ -697,7 +1010,7 @@
         <w:rPr>
           <w:rFonts w:ascii="Times New Roman" w:hAnsi="Times New Roman" w:eastAsia="Times New Roman" w:cs="Times New Roman"/>
         </w:rPr>
-        <w:t>A. PF</w:t>
+        <w:t>- A. PF</w:t>
       </w:r>
       <w:r>
         <w:rPr>
@@ -710,7 +1023,13 @@
         <w:rPr>
           <w:rFonts w:ascii="Times New Roman" w:hAnsi="Times New Roman" w:eastAsia="Times New Roman" w:cs="Times New Roman"/>
         </w:rPr>
-        <w:t xml:space="preserve"> B. BF</w:t>
+        <w:t xml:space="preserve"> </w:t>
+      </w:r>
+      <w:r>
+        <w:rPr>
+          <w:rFonts w:ascii="Times New Roman" w:hAnsi="Times New Roman" w:eastAsia="Times New Roman" w:cs="Times New Roman"/>
+        </w:rPr>
+        <w:t>- B. BF</w:t>
       </w:r>
       <w:r>
         <w:rPr>
@@ -723,7 +1042,13 @@
         <w:rPr>
           <w:rFonts w:ascii="Times New Roman" w:hAnsi="Times New Roman" w:eastAsia="Times New Roman" w:cs="Times New Roman"/>
         </w:rPr>
-        <w:t xml:space="preserve"> C. IF</w:t>
+        <w:t xml:space="preserve"> </w:t>
+      </w:r>
+      <w:r>
+        <w:rPr>
+          <w:rFonts w:ascii="Times New Roman" w:hAnsi="Times New Roman" w:eastAsia="Times New Roman" w:cs="Times New Roman"/>
+        </w:rPr>
+        <w:t>- C. IF</w:t>
       </w:r>
       <w:r>
         <w:rPr>
@@ -736,7 +1061,13 @@
         <w:rPr>
           <w:rFonts w:ascii="Times New Roman" w:hAnsi="Times New Roman" w:eastAsia="Times New Roman" w:cs="Times New Roman"/>
         </w:rPr>
-        <w:t xml:space="preserve"> D. XeF</w:t>
+        <w:t xml:space="preserve"> </w:t>
+      </w:r>
+      <w:r>
+        <w:rPr>
+          <w:rFonts w:ascii="Times New Roman" w:hAnsi="Times New Roman" w:eastAsia="Times New Roman" w:cs="Times New Roman"/>
+        </w:rPr>
+        <w:t>- D. XeF</w:t>
       </w:r>
       <w:r>
         <w:rPr>
@@ -749,6 +1080,7 @@
     <w:p>
       <w:pPr>
         <w:pStyle w:val="BodyText"/>
+        <w:ind w:firstLine="420"/>
       </w:pPr>
       <w:r>
         <w:rPr>
@@ -768,6 +1100,7 @@
     <w:p>
       <w:pPr>
         <w:pStyle w:val="BodyText"/>
+        <w:ind w:firstLine="420"/>
       </w:pPr>
       <w:r>
         <w:rPr>
@@ -784,6 +1117,16 @@
           <w:bCs/>
         </w:rPr>
         <w:t>：C</w:t>
+      </w:r>
+    </w:p>
+    <w:p>
+      <w:pPr>
+        <w:spacing w:before="160" w:after="80"/>
+      </w:pPr>
+      <w:r>
+        <w:pict>
+          <v:rect style="width:0;height:1.5pt" o:hralign="center" o:hrstd="t" o:hr="t"/>
+        </w:pict>
       </w:r>
     </w:p>
     <w:p>
@@ -825,6 +1168,7 @@
     <w:p>
       <w:pPr>
         <w:pStyle w:val="BlockText"/>
+        <w:ind w:firstLine="420"/>
       </w:pPr>
       <w:r>
         <w:rPr>
@@ -848,6 +1192,7 @@
     <w:p>
       <w:pPr>
         <w:pStyle w:val="FirstParagraph"/>
+        <w:ind w:firstLine="420"/>
       </w:pPr>
       <m:oMath>
         <m:sSub>
@@ -912,7 +1257,23 @@
         <w:rPr>
           <w:rFonts w:hint="eastAsia" w:ascii="Times New Roman" w:hAnsi="Times New Roman" w:eastAsia="Times New Roman" w:cs="Times New Roman"/>
         </w:rPr>
-        <w:t>（）A.</w:t>
+        <w:t xml:space="preserve">（）</w:t>
+      </w:r>
+    </w:p>
+    <w:p>
+      <w:pPr>
+        <w:pStyle w:val="Compact"/>
+        <w:numPr>
+          <w:ilvl w:val="0"/>
+          <w:numId w:val="1001"/>
+        </w:numPr>
+        <w:ind w:firstLine="420"/>
+      </w:pPr>
+      <w:r>
+        <w:rPr>
+          <w:rFonts w:hint="eastAsia" w:ascii="Times New Roman" w:hAnsi="Times New Roman" w:eastAsia="Times New Roman" w:cs="Times New Roman"/>
+        </w:rPr>
+        <w:t>A.</w:t>
       </w:r>
       <w:r>
         <w:rPr>
@@ -956,12 +1317,16 @@
         </w:rPr>
         <w:t>轨道</w:t>
       </w:r>
-      <w:r>
-        <w:rPr>
-          <w:rFonts w:ascii="Times New Roman" w:hAnsi="Times New Roman" w:eastAsia="Times New Roman" w:cs="Times New Roman"/>
-        </w:rPr>
-        <w:t xml:space="preserve"> </w:t>
-      </w:r>
+    </w:p>
+    <w:p>
+      <w:pPr>
+        <w:pStyle w:val="Compact"/>
+        <w:numPr>
+          <w:ilvl w:val="0"/>
+          <w:numId w:val="1001"/>
+        </w:numPr>
+        <w:ind w:firstLine="420"/>
+      </w:pPr>
       <w:r>
         <w:rPr>
           <w:rFonts w:hint="eastAsia" w:ascii="Times New Roman" w:hAnsi="Times New Roman" w:eastAsia="Times New Roman" w:cs="Times New Roman"/>
@@ -1015,13 +1380,23 @@
         <w:rPr>
           <w:rFonts w:hint="eastAsia" w:ascii="Times New Roman" w:hAnsi="Times New Roman" w:eastAsia="FangSong" w:cs="Times New Roman"/>
         </w:rPr>
-        <w:t>轨道</w:t>
-      </w:r>
-      <w:r>
-        <w:rPr>
-          <w:rFonts w:hint="eastAsia" w:ascii="Times New Roman" w:hAnsi="Times New Roman" w:eastAsia="Times New Roman" w:cs="Times New Roman"/>
-        </w:rPr>
-        <w:t>C.</w:t>
+        <w:t xml:space="preserve">轨道</w:t>
+      </w:r>
+    </w:p>
+    <w:p>
+      <w:pPr>
+        <w:pStyle w:val="Compact"/>
+        <w:numPr>
+          <w:ilvl w:val="0"/>
+          <w:numId w:val="1001"/>
+        </w:numPr>
+        <w:ind w:firstLine="420"/>
+      </w:pPr>
+      <w:r>
+        <w:rPr>
+          <w:rFonts w:ascii="Times New Roman" w:hAnsi="Times New Roman" w:eastAsia="Times New Roman" w:cs="Times New Roman"/>
+        </w:rPr>
+        <w:t xml:space="preserve">C.</w:t>
       </w:r>
       <w:r>
         <w:rPr>
@@ -1099,12 +1474,16 @@
         </w:rPr>
         <w:t xml:space="preserve">轨道</w:t>
       </w:r>
-      <w:r>
-        <w:rPr>
-          <w:rFonts w:ascii="Times New Roman" w:hAnsi="Times New Roman" w:eastAsia="Times New Roman" w:cs="Times New Roman"/>
-        </w:rPr>
-        <w:t xml:space="preserve"> </w:t>
-      </w:r>
+    </w:p>
+    <w:p>
+      <w:pPr>
+        <w:pStyle w:val="Compact"/>
+        <w:numPr>
+          <w:ilvl w:val="0"/>
+          <w:numId w:val="1001"/>
+        </w:numPr>
+        <w:ind w:firstLine="420"/>
+      </w:pPr>
       <w:r>
         <w:rPr>
           <w:rFonts w:hint="eastAsia" w:ascii="Times New Roman" w:hAnsi="Times New Roman" w:eastAsia="Times New Roman" w:cs="Times New Roman"/>
@@ -1163,7 +1542,8 @@
     </w:p>
     <w:p>
       <w:pPr>
-        <w:pStyle w:val="BodyText"/>
+        <w:pStyle w:val="FirstParagraph"/>
+        <w:ind w:firstLine="420"/>
       </w:pPr>
       <w:r>
         <w:rPr>
@@ -1183,6 +1563,7 @@
     <w:p>
       <w:pPr>
         <w:pStyle w:val="BodyText"/>
+        <w:ind w:firstLine="420"/>
       </w:pPr>
       <w:r>
         <w:rPr>
@@ -1199,6 +1580,16 @@
           <w:bCs/>
         </w:rPr>
         <w:t>：B</w:t>
+      </w:r>
+    </w:p>
+    <w:p>
+      <w:pPr>
+        <w:spacing w:before="160" w:after="80"/>
+      </w:pPr>
+      <w:r>
+        <w:pict>
+          <v:rect style="width:0;height:1.5pt" o:hralign="center" o:hrstd="t" o:hr="t"/>
+        </w:pict>
       </w:r>
     </w:p>
     <w:p>
@@ -1240,6 +1631,7 @@
     <w:p>
       <w:pPr>
         <w:pStyle w:val="BlockText"/>
+        <w:ind w:firstLine="420"/>
       </w:pPr>
       <w:r>
         <w:rPr>
@@ -1263,6 +1655,7 @@
     <w:p>
       <w:pPr>
         <w:pStyle w:val="FirstParagraph"/>
+        <w:ind w:firstLine="420"/>
       </w:pPr>
       <w:r>
         <w:rPr>
@@ -1350,7 +1743,7 @@
         <w:rPr>
           <w:rFonts w:ascii="Times New Roman" w:hAnsi="Times New Roman" w:eastAsia="Times New Roman" w:cs="Times New Roman"/>
         </w:rPr>
-        <w:t xml:space="preserve">A.</w:t>
+        <w:t xml:space="preserve">- A.</w:t>
       </w:r>
       <w:r>
         <w:rPr>
@@ -1414,7 +1807,7 @@
         <w:rPr>
           <w:rFonts w:ascii="Times New Roman" w:hAnsi="Times New Roman" w:eastAsia="Times New Roman" w:cs="Times New Roman"/>
         </w:rPr>
-        <w:t xml:space="preserve">B.</w:t>
+        <w:t xml:space="preserve">- B.</w:t>
       </w:r>
       <w:r>
         <w:rPr>
@@ -1478,7 +1871,7 @@
         <w:rPr>
           <w:rFonts w:ascii="Times New Roman" w:hAnsi="Times New Roman" w:eastAsia="Times New Roman" w:cs="Times New Roman"/>
         </w:rPr>
-        <w:t xml:space="preserve">C.</w:t>
+        <w:t xml:space="preserve">- C.</w:t>
       </w:r>
       <w:r>
         <w:rPr>
@@ -1542,7 +1935,7 @@
         <w:rPr>
           <w:rFonts w:ascii="Times New Roman" w:hAnsi="Times New Roman" w:eastAsia="Times New Roman" w:cs="Times New Roman"/>
         </w:rPr>
-        <w:t xml:space="preserve">D.</w:t>
+        <w:t xml:space="preserve">- D.</w:t>
       </w:r>
       <w:r>
         <w:rPr>
@@ -1606,6 +1999,7 @@
     <w:p>
       <w:pPr>
         <w:pStyle w:val="BodyText"/>
+        <w:ind w:firstLine="420"/>
       </w:pPr>
       <w:r>
         <w:rPr>
@@ -1625,6 +2019,7 @@
     <w:p>
       <w:pPr>
         <w:pStyle w:val="BodyText"/>
+        <w:ind w:firstLine="420"/>
       </w:pPr>
       <w:r>
         <w:rPr>
@@ -1641,6 +2036,16 @@
           <w:bCs/>
         </w:rPr>
         <w:t>：B</w:t>
+      </w:r>
+    </w:p>
+    <w:p>
+      <w:pPr>
+        <w:spacing w:before="160" w:after="80"/>
+      </w:pPr>
+      <w:r>
+        <w:pict>
+          <v:rect style="width:0;height:1.5pt" o:hralign="center" o:hrstd="t" o:hr="t"/>
+        </w:pict>
       </w:r>
     </w:p>
     <w:p>
@@ -1682,6 +2087,7 @@
     <w:p>
       <w:pPr>
         <w:pStyle w:val="BlockText"/>
+        <w:ind w:firstLine="420"/>
       </w:pPr>
       <w:r>
         <w:rPr>
@@ -1728,14 +2134,12 @@
     </w:p>
     <w:p>
       <w:pPr>
-        <w:pStyle w:val="FirstParagraph"/>
-      </w:pPr>
-      <w:r>
-        <w:rPr>
-          <w:rFonts w:ascii="Times New Roman" w:hAnsi="Times New Roman" w:eastAsia="Times New Roman" w:cs="Times New Roman"/>
-        </w:rPr>
-        <w:t xml:space="preserve">2-2 </w:t>
-      </w:r>
+        <w:numPr>
+          <w:ilvl w:val="0"/>
+          <w:numId w:val="1002"/>
+        </w:numPr>
+        <w:ind w:firstLine="420"/>
+      </w:pPr>
       <w:r>
         <w:rPr>
           <w:rFonts w:hint="eastAsia" w:ascii="Times New Roman" w:hAnsi="Times New Roman" w:eastAsia="FangSong" w:cs="Times New Roman"/>
@@ -1775,13 +2179,17 @@
     </w:p>
     <w:p>
       <w:pPr>
-        <w:pStyle w:val="BodyText"/>
-      </w:pPr>
-      <w:r>
-        <w:rPr>
-          <w:rFonts w:ascii="Times New Roman" w:hAnsi="Times New Roman" w:eastAsia="Times New Roman" w:cs="Times New Roman"/>
-        </w:rPr>
-        <w:t xml:space="preserve">2-3 9.413 g </w:t>
+        <w:numPr>
+          <w:ilvl w:val="0"/>
+          <w:numId w:val="1002"/>
+        </w:numPr>
+        <w:ind w:firstLine="420"/>
+      </w:pPr>
+      <w:r>
+        <w:rPr>
+          <w:rFonts w:ascii="Times New Roman" w:hAnsi="Times New Roman" w:eastAsia="Times New Roman" w:cs="Times New Roman"/>
+        </w:rPr>
+        <w:t xml:space="preserve">9.413 g </w:t>
       </w:r>
       <w:r>
         <w:rPr>
@@ -1834,20 +2242,12 @@
     </w:p>
     <w:p>
       <w:pPr>
-        <w:pStyle w:val="BodyText"/>
-      </w:pPr>
-      <w:r>
-        <w:rPr>
-          <w:rFonts w:ascii="Times New Roman" w:hAnsi="Times New Roman" w:eastAsia="Times New Roman" w:cs="Times New Roman"/>
-        </w:rPr>
-        <w:t xml:space="preserve">2-1</w:t>
-      </w:r>
-      <w:r>
-        <w:rPr>
-          <w:rFonts w:ascii="Times New Roman" w:hAnsi="Times New Roman" w:eastAsia="Times New Roman" w:cs="Times New Roman"/>
-        </w:rPr>
-        <w:t xml:space="preserve"> </w:t>
-      </w:r>
+        <w:numPr>
+          <w:ilvl w:val="0"/>
+          <w:numId w:val="1002"/>
+        </w:numPr>
+        <w:ind w:firstLine="420"/>
+      </w:pPr>
       <m:oMath>
         <m:sSup>
           <m:e>
@@ -1963,7 +2363,8 @@
     </w:p>
     <w:p>
       <w:pPr>
-        <w:pStyle w:val="BodyText"/>
+        <w:pStyle w:val="FirstParagraph"/>
+        <w:ind w:firstLine="420"/>
       </w:pPr>
       <w:r>
         <w:rPr>
@@ -1983,6 +2384,7 @@
     <w:p>
       <w:pPr>
         <w:pStyle w:val="BodyText"/>
+        <w:ind w:firstLine="420"/>
       </w:pPr>
       <w:r>
         <w:rPr>
@@ -2324,6 +2726,7 @@
     <w:p>
       <w:pPr>
         <w:pStyle w:val="BodyText"/>
+        <w:ind w:firstLine="420"/>
       </w:pPr>
       <w:r>
         <w:rPr>
@@ -2548,6 +2951,7 @@
     <w:p>
       <w:pPr>
         <w:pStyle w:val="FirstParagraph"/>
+        <w:ind w:firstLine="420"/>
       </w:pPr>
       <w:r>
         <w:rPr>
@@ -2752,6 +3156,7 @@
     <w:p>
       <w:pPr>
         <w:pStyle w:val="BodyText"/>
+        <w:ind w:firstLine="420"/>
       </w:pPr>
       <w:r>
         <w:rPr>
@@ -3109,6 +3514,7 @@
     <w:p>
       <w:pPr>
         <w:pStyle w:val="BodyText"/>
+        <w:ind w:firstLine="420"/>
       </w:pPr>
       <w:r>
         <w:rPr>
@@ -3281,6 +3687,7 @@
     <w:p>
       <w:pPr>
         <w:pStyle w:val="BodyText"/>
+        <w:ind w:firstLine="420"/>
       </w:pPr>
       <w:r>
         <w:rPr>
@@ -3463,6 +3870,7 @@
     <w:p>
       <w:pPr>
         <w:pStyle w:val="BodyText"/>
+        <w:ind w:firstLine="420"/>
       </w:pPr>
       <w:r>
         <w:rPr>
@@ -3919,6 +4327,7 @@
     <w:p>
       <w:pPr>
         <w:pStyle w:val="FirstParagraph"/>
+        <w:ind w:firstLine="420"/>
       </w:pPr>
       <w:r>
         <w:rPr>
@@ -4194,6 +4603,7 @@
     <w:p>
       <w:pPr>
         <w:pStyle w:val="FirstParagraph"/>
+        <w:ind w:firstLine="420"/>
       </w:pPr>
       <w:r>
         <w:rPr>
@@ -4626,6 +5036,7 @@
     <w:p>
       <w:pPr>
         <w:pStyle w:val="FirstParagraph"/>
+        <w:ind w:firstLine="420"/>
       </w:pPr>
       <w:r>
         <w:rPr>
@@ -4684,6 +5095,7 @@
     <w:p>
       <w:pPr>
         <w:pStyle w:val="BodyText"/>
+        <w:ind w:firstLine="420"/>
       </w:pPr>
       <w:r>
         <w:rPr>
@@ -4995,6 +5407,7 @@
     <w:p>
       <w:pPr>
         <w:pStyle w:val="BodyText"/>
+        <w:ind w:firstLine="420"/>
       </w:pPr>
       <w:r>
         <w:rPr>
@@ -5352,6 +5765,16 @@
         </w:pict>
       </w:r>
     </w:p>
+    <w:p>
+      <w:pPr>
+        <w:spacing w:before="160" w:after="80"/>
+      </w:pPr>
+      <w:r>
+        <w:pict>
+          <v:rect style="width:0;height:1.5pt" o:hralign="center" o:hrstd="t" o:hr="t"/>
+        </w:pict>
+      </w:r>
+    </w:p>
     <w:bookmarkEnd w:id="14"/>
     <w:bookmarkStart w:id="16" w:name="第6题"/>
     <w:p>
@@ -5381,6 +5804,7 @@
     <w:p>
       <w:pPr>
         <w:pStyle w:val="BlockText"/>
+        <w:ind w:firstLine="420"/>
       </w:pPr>
       <w:r>
         <w:rPr>
@@ -5404,6 +5828,7 @@
     <w:p>
       <w:pPr>
         <w:pStyle w:val="FirstParagraph"/>
+        <w:ind w:firstLine="420"/>
       </w:pPr>
       <w:r>
         <w:rPr>
@@ -5741,6 +6166,7 @@
     <w:p>
       <w:pPr>
         <w:pStyle w:val="BodyText"/>
+        <w:ind w:firstLine="420"/>
       </w:pPr>
       <w:r>
         <w:rPr>
@@ -5764,7 +6190,22 @@
         <w:rPr>
           <w:rFonts w:hint="eastAsia" w:ascii="Times New Roman" w:hAnsi="Times New Roman" w:eastAsia="Times New Roman" w:cs="Times New Roman"/>
         </w:rPr>
-        <w:t xml:space="preserve">）A.</w:t>
+        <w:t xml:space="preserve">）</w:t>
+      </w:r>
+    </w:p>
+    <w:p>
+      <w:pPr>
+        <w:pStyle w:val="Compact"/>
+        <w:numPr>
+          <w:ilvl w:val="0"/>
+          <w:numId w:val="1003"/>
+        </w:numPr>
+      </w:pPr>
+      <w:r>
+        <w:rPr>
+          <w:rFonts w:ascii="Times New Roman" w:hAnsi="Times New Roman" w:eastAsia="Times New Roman" w:cs="Times New Roman"/>
+        </w:rPr>
+        <w:t xml:space="preserve">A.</w:t>
       </w:r>
       <w:r>
         <w:rPr>
@@ -5830,12 +6271,15 @@
           </m:sup>
         </m:sSup>
       </m:oMath>
-      <w:r>
-        <w:rPr>
-          <w:rFonts w:ascii="Times New Roman" w:hAnsi="Times New Roman" w:eastAsia="Times New Roman" w:cs="Times New Roman"/>
-        </w:rPr>
-        <w:t xml:space="preserve"> </w:t>
-      </w:r>
+    </w:p>
+    <w:p>
+      <w:pPr>
+        <w:pStyle w:val="Compact"/>
+        <w:numPr>
+          <w:ilvl w:val="0"/>
+          <w:numId w:val="1003"/>
+        </w:numPr>
+      </w:pPr>
       <w:r>
         <w:rPr>
           <w:rFonts w:ascii="Times New Roman" w:hAnsi="Times New Roman" w:eastAsia="Times New Roman" w:cs="Times New Roman"/>
@@ -5888,12 +6332,15 @@
           <m:t>]</m:t>
         </m:r>
       </m:oMath>
-      <w:r>
-        <w:rPr>
-          <w:rFonts w:ascii="Times New Roman" w:hAnsi="Times New Roman" w:eastAsia="Times New Roman" w:cs="Times New Roman"/>
-        </w:rPr>
-        <w:t xml:space="preserve"> </w:t>
-      </w:r>
+    </w:p>
+    <w:p>
+      <w:pPr>
+        <w:pStyle w:val="Compact"/>
+        <w:numPr>
+          <w:ilvl w:val="0"/>
+          <w:numId w:val="1003"/>
+        </w:numPr>
+      </w:pPr>
       <w:r>
         <w:rPr>
           <w:rFonts w:ascii="Times New Roman" w:hAnsi="Times New Roman" w:eastAsia="Times New Roman" w:cs="Times New Roman"/>
@@ -5955,12 +6402,15 @@
           </m:sup>
         </m:sSup>
       </m:oMath>
-      <w:r>
-        <w:rPr>
-          <w:rFonts w:ascii="Times New Roman" w:hAnsi="Times New Roman" w:eastAsia="Times New Roman" w:cs="Times New Roman"/>
-        </w:rPr>
-        <w:t xml:space="preserve"> </w:t>
-      </w:r>
+    </w:p>
+    <w:p>
+      <w:pPr>
+        <w:pStyle w:val="Compact"/>
+        <w:numPr>
+          <w:ilvl w:val="0"/>
+          <w:numId w:val="1003"/>
+        </w:numPr>
+      </w:pPr>
       <w:r>
         <w:rPr>
           <w:rFonts w:ascii="Times New Roman" w:hAnsi="Times New Roman" w:eastAsia="Times New Roman" w:cs="Times New Roman"/>
@@ -6043,7 +6493,8 @@
     </w:p>
     <w:p>
       <w:pPr>
-        <w:pStyle w:val="BodyText"/>
+        <w:pStyle w:val="FirstParagraph"/>
+        <w:ind w:firstLine="420"/>
       </w:pPr>
       <w:r>
         <w:rPr>
@@ -6063,6 +6514,7 @@
     <w:p>
       <w:pPr>
         <w:pStyle w:val="BodyText"/>
+        <w:ind w:firstLine="420"/>
       </w:pPr>
       <w:r>
         <w:rPr>
@@ -6079,6 +6531,16 @@
           <w:bCs/>
         </w:rPr>
         <w:t>：C</w:t>
+      </w:r>
+    </w:p>
+    <w:p>
+      <w:pPr>
+        <w:spacing w:before="160" w:after="80"/>
+      </w:pPr>
+      <w:r>
+        <w:pict>
+          <v:rect style="width:0;height:1.5pt" o:hralign="center" o:hrstd="t" o:hr="t"/>
+        </w:pict>
       </w:r>
     </w:p>
     <w:p>
@@ -6120,6 +6582,7 @@
     <w:p>
       <w:pPr>
         <w:pStyle w:val="BlockText"/>
+        <w:ind w:firstLine="420"/>
       </w:pPr>
       <w:r>
         <w:rPr>
@@ -6173,6 +6636,7 @@
     <w:p>
       <w:pPr>
         <w:pStyle w:val="FirstParagraph"/>
+        <w:ind w:firstLine="420"/>
       </w:pPr>
       <w:r>
         <w:rPr>
@@ -6330,7 +6794,7 @@
         </w:rPr>
         <w:drawing>
           <wp:inline>
-            <wp:extent cx="3600000" cy="760529"/>
+            <wp:extent cx="3600000" cy="961808"/>
             <wp:effectExtent b="0" l="0" r="0" t="0"/>
             <wp:docPr descr="" title="" id="18" name="Picture"/>
             <a:graphic>
@@ -6351,7 +6815,7 @@
                   <pic:spPr bwMode="auto">
                     <a:xfrm>
                       <a:off x="0" y="0"/>
-                      <a:ext cx="3600000" cy="760529"/>
+                      <a:ext cx="3600000" cy="961808"/>
                     </a:xfrm>
                     <a:prstGeom prst="rect">
                       <a:avLst/>
@@ -6375,19 +6839,65 @@
         <w:pStyle w:val="Compact"/>
         <w:numPr>
           <w:ilvl w:val="0"/>
-          <w:numId w:val="1001"/>
+          <w:numId w:val="1004"/>
         </w:numPr>
       </w:pPr>
       <w:r>
         <w:rPr>
           <w:rFonts w:ascii="Times New Roman" w:hAnsi="Times New Roman" w:eastAsia="Times New Roman" w:cs="Times New Roman"/>
         </w:rPr>
-        <w:t xml:space="preserve">A. +533　　B. +686　　C. +838　　D. +682</w:t>
+        <w:t xml:space="preserve">A. +533</w:t>
       </w:r>
     </w:p>
     <w:p>
       <w:pPr>
+        <w:pStyle w:val="Compact"/>
+        <w:numPr>
+          <w:ilvl w:val="0"/>
+          <w:numId w:val="1004"/>
+        </w:numPr>
+      </w:pPr>
+      <w:r>
+        <w:rPr>
+          <w:rFonts w:ascii="Times New Roman" w:hAnsi="Times New Roman" w:eastAsia="Times New Roman" w:cs="Times New Roman"/>
+        </w:rPr>
+        <w:t xml:space="preserve">B. +686</w:t>
+      </w:r>
+    </w:p>
+    <w:p>
+      <w:pPr>
+        <w:pStyle w:val="Compact"/>
+        <w:numPr>
+          <w:ilvl w:val="0"/>
+          <w:numId w:val="1004"/>
+        </w:numPr>
+      </w:pPr>
+      <w:r>
+        <w:rPr>
+          <w:rFonts w:ascii="Times New Roman" w:hAnsi="Times New Roman" w:eastAsia="Times New Roman" w:cs="Times New Roman"/>
+        </w:rPr>
+        <w:t xml:space="preserve">C. +838</w:t>
+      </w:r>
+    </w:p>
+    <w:p>
+      <w:pPr>
+        <w:pStyle w:val="Compact"/>
+        <w:numPr>
+          <w:ilvl w:val="0"/>
+          <w:numId w:val="1004"/>
+        </w:numPr>
+      </w:pPr>
+      <w:r>
+        <w:rPr>
+          <w:rFonts w:ascii="Times New Roman" w:hAnsi="Times New Roman" w:eastAsia="Times New Roman" w:cs="Times New Roman"/>
+        </w:rPr>
+        <w:t xml:space="preserve">D. +682</w:t>
+      </w:r>
+    </w:p>
+    <w:p>
+      <w:pPr>
         <w:pStyle w:val="FirstParagraph"/>
+        <w:ind w:firstLine="420"/>
       </w:pPr>
       <w:r>
         <w:rPr>
@@ -6407,6 +6917,7 @@
     <w:p>
       <w:pPr>
         <w:pStyle w:val="BodyText"/>
+        <w:ind w:firstLine="420"/>
       </w:pPr>
       <w:r>
         <w:rPr>
@@ -6423,6 +6934,16 @@
           <w:bCs/>
         </w:rPr>
         <w:t>：D</w:t>
+      </w:r>
+    </w:p>
+    <w:p>
+      <w:pPr>
+        <w:spacing w:before="160" w:after="80"/>
+      </w:pPr>
+      <w:r>
+        <w:pict>
+          <v:rect style="width:0;height:1.5pt" o:hralign="center" o:hrstd="t" o:hr="t"/>
+        </w:pict>
       </w:r>
     </w:p>
     <w:p>
@@ -6464,6 +6985,7 @@
     <w:p>
       <w:pPr>
         <w:pStyle w:val="BlockText"/>
+        <w:ind w:firstLine="420"/>
       </w:pPr>
       <w:r>
         <w:rPr>
@@ -6517,6 +7039,7 @@
     <w:p>
       <w:pPr>
         <w:pStyle w:val="FirstParagraph"/>
+        <w:ind w:firstLine="420"/>
       </w:pPr>
       <w:r>
         <w:rPr>
@@ -6685,8 +7208,9 @@
         <w:pStyle w:val="Compact"/>
         <w:numPr>
           <w:ilvl w:val="0"/>
-          <w:numId w:val="1002"/>
+          <w:numId w:val="1005"/>
         </w:numPr>
+        <w:ind w:firstLine="420"/>
       </w:pPr>
       <w:r>
         <w:rPr>
@@ -6769,8 +7293,9 @@
         <w:pStyle w:val="Compact"/>
         <w:numPr>
           <w:ilvl w:val="0"/>
-          <w:numId w:val="1002"/>
+          <w:numId w:val="1005"/>
         </w:numPr>
+        <w:ind w:firstLine="420"/>
       </w:pPr>
       <w:r>
         <w:rPr>
@@ -6809,8 +7334,9 @@
         <w:pStyle w:val="Compact"/>
         <w:numPr>
           <w:ilvl w:val="0"/>
-          <w:numId w:val="1002"/>
+          <w:numId w:val="1005"/>
         </w:numPr>
+        <w:ind w:firstLine="420"/>
       </w:pPr>
       <w:r>
         <w:rPr>
@@ -6867,8 +7393,9 @@
         <w:pStyle w:val="Compact"/>
         <w:numPr>
           <w:ilvl w:val="0"/>
-          <w:numId w:val="1002"/>
+          <w:numId w:val="1005"/>
         </w:numPr>
+        <w:ind w:firstLine="420"/>
       </w:pPr>
       <w:r>
         <w:rPr>
@@ -6923,6 +7450,7 @@
     <w:p>
       <w:pPr>
         <w:pStyle w:val="FirstParagraph"/>
+        <w:ind w:firstLine="420"/>
       </w:pPr>
       <w:r>
         <w:rPr>
@@ -6942,6 +7470,7 @@
     <w:p>
       <w:pPr>
         <w:pStyle w:val="BodyText"/>
+        <w:ind w:firstLine="420"/>
       </w:pPr>
       <w:r>
         <w:rPr>
@@ -6958,6 +7487,16 @@
           <w:bCs/>
         </w:rPr>
         <w:t>：ABC</w:t>
+      </w:r>
+    </w:p>
+    <w:p>
+      <w:pPr>
+        <w:spacing w:before="160" w:after="80"/>
+      </w:pPr>
+      <w:r>
+        <w:pict>
+          <v:rect style="width:0;height:1.5pt" o:hralign="center" o:hrstd="t" o:hr="t"/>
+        </w:pict>
       </w:r>
     </w:p>
     <w:p>
@@ -6999,6 +7538,7 @@
     <w:p>
       <w:pPr>
         <w:pStyle w:val="BlockText"/>
+        <w:ind w:firstLine="420"/>
       </w:pPr>
       <w:r>
         <w:rPr>
@@ -7052,6 +7592,7 @@
     <w:p>
       <w:pPr>
         <w:pStyle w:val="FirstParagraph"/>
+        <w:ind w:firstLine="420"/>
       </w:pPr>
       <w:r>
         <w:rPr>
@@ -7150,7 +7691,7 @@
         </w:rPr>
         <w:drawing>
           <wp:inline>
-            <wp:extent cx="3600000" cy="805039"/>
+            <wp:extent cx="3600000" cy="1217977"/>
             <wp:effectExtent b="0" l="0" r="0" t="0"/>
             <wp:docPr descr="" title="" id="26" name="Picture"/>
             <a:graphic>
@@ -7171,7 +7712,7 @@
                   <pic:spPr bwMode="auto">
                     <a:xfrm>
                       <a:off x="0" y="0"/>
-                      <a:ext cx="3600000" cy="805039"/>
+                      <a:ext cx="3600000" cy="1217977"/>
                     </a:xfrm>
                     <a:prstGeom prst="rect">
                       <a:avLst/>
@@ -7193,6 +7734,7 @@
     <w:p>
       <w:pPr>
         <w:pStyle w:val="FirstParagraph"/>
+        <w:ind w:firstLine="420"/>
       </w:pPr>
       <w:r>
         <w:rPr>
@@ -7206,8 +7748,9 @@
         <w:pStyle w:val="Compact"/>
         <w:numPr>
           <w:ilvl w:val="0"/>
-          <w:numId w:val="1003"/>
+          <w:numId w:val="1006"/>
         </w:numPr>
+        <w:ind w:firstLine="420"/>
       </w:pPr>
       <w:r>
         <w:rPr>
@@ -7239,8 +7782,9 @@
         <w:pStyle w:val="Compact"/>
         <w:numPr>
           <w:ilvl w:val="0"/>
-          <w:numId w:val="1003"/>
+          <w:numId w:val="1006"/>
         </w:numPr>
+        <w:ind w:firstLine="420"/>
       </w:pPr>
       <w:r>
         <w:rPr>
@@ -7266,8 +7810,9 @@
         <w:pStyle w:val="Compact"/>
         <w:numPr>
           <w:ilvl w:val="0"/>
-          <w:numId w:val="1003"/>
+          <w:numId w:val="1006"/>
         </w:numPr>
+        <w:ind w:firstLine="420"/>
       </w:pPr>
       <w:r>
         <w:rPr>
@@ -7311,8 +7856,9 @@
         <w:pStyle w:val="Compact"/>
         <w:numPr>
           <w:ilvl w:val="0"/>
-          <w:numId w:val="1003"/>
+          <w:numId w:val="1006"/>
         </w:numPr>
+        <w:ind w:firstLine="420"/>
       </w:pPr>
       <w:r>
         <w:rPr>
@@ -7406,6 +7952,7 @@
     <w:p>
       <w:pPr>
         <w:pStyle w:val="FirstParagraph"/>
+        <w:ind w:firstLine="420"/>
       </w:pPr>
       <w:r>
         <w:rPr>
@@ -7425,6 +7972,7 @@
     <w:p>
       <w:pPr>
         <w:pStyle w:val="BodyText"/>
+        <w:ind w:firstLine="420"/>
       </w:pPr>
       <w:r>
         <w:rPr>
@@ -7441,6 +7989,16 @@
           <w:bCs/>
         </w:rPr>
         <w:t>：ACD</w:t>
+      </w:r>
+    </w:p>
+    <w:p>
+      <w:pPr>
+        <w:spacing w:before="160" w:after="80"/>
+      </w:pPr>
+      <w:r>
+        <w:pict>
+          <v:rect style="width:0;height:1.5pt" o:hralign="center" o:hrstd="t" o:hr="t"/>
+        </w:pict>
       </w:r>
     </w:p>
     <w:p>
@@ -7482,6 +8040,7 @@
     <w:p>
       <w:pPr>
         <w:pStyle w:val="BlockText"/>
+        <w:ind w:firstLine="420"/>
       </w:pPr>
       <w:r>
         <w:rPr>
@@ -7528,14 +8087,13 @@
     </w:p>
     <w:p>
       <w:pPr>
-        <w:pStyle w:val="FirstParagraph"/>
-      </w:pPr>
-      <w:r>
-        <w:rPr>
-          <w:rFonts w:ascii="Times New Roman" w:hAnsi="Times New Roman" w:eastAsia="Times New Roman" w:cs="Times New Roman"/>
-        </w:rPr>
-        <w:t xml:space="preserve">4-1 </w:t>
-      </w:r>
+        <w:pStyle w:val="Compact"/>
+        <w:numPr>
+          <w:ilvl w:val="0"/>
+          <w:numId w:val="1007"/>
+        </w:numPr>
+        <w:ind w:firstLine="420"/>
+      </w:pPr>
       <w:r>
         <w:rPr>
           <w:rFonts w:hint="eastAsia" w:ascii="Times New Roman" w:hAnsi="Times New Roman" w:eastAsia="FangSong" w:cs="Times New Roman"/>
@@ -7547,59 +8105,56 @@
           <w:rFonts w:hint="eastAsia" w:ascii="Times New Roman" w:hAnsi="Times New Roman" w:eastAsia="Times New Roman" w:cs="Times New Roman"/>
         </w:rPr>
         <w:t>（e~h）。</w:t>
-      </w:r>
-      <w:r>
-        <w:rPr>
-          <w:rFonts w:ascii="Times New Roman" w:hAnsi="Times New Roman" w:eastAsia="Times New Roman" w:cs="Times New Roman"/>
-        </w:rPr>
-        <w:t xml:space="preserve"> </w:t>
-      </w:r>
-      <w:r>
-        <w:rPr>
-          <w:rFonts w:ascii="Times New Roman" w:hAnsi="Times New Roman" w:eastAsia="Times New Roman" w:cs="Times New Roman"/>
-        </w:rPr>
-        <w:t xml:space="preserve">4-2 </w:t>
-      </w:r>
-      <w:r>
-        <w:rPr>
-          <w:rFonts w:hint="eastAsia" w:ascii="Times New Roman" w:hAnsi="Times New Roman" w:eastAsia="FangSong" w:cs="Times New Roman"/>
-        </w:rPr>
-        <w:t>笼状结构的数字描述</w:t>
-      </w:r>
-      <w:r>
-        <w:rPr>
-          <w:rFonts w:hint="eastAsia" w:ascii="Times New Roman" w:hAnsi="Times New Roman" w:eastAsia="Times New Roman" w:cs="Times New Roman"/>
-        </w:rPr>
-        <w:t>（c~h）。</w:t>
-      </w:r>
-      <w:r>
-        <w:rPr>
-          <w:rFonts w:ascii="Times New Roman" w:hAnsi="Times New Roman" w:eastAsia="Times New Roman" w:cs="Times New Roman"/>
-        </w:rPr>
-        <w:t xml:space="preserve"> </w:t>
-      </w:r>
-      <w:r>
-        <w:rPr>
-          <w:rFonts w:ascii="Times New Roman" w:hAnsi="Times New Roman" w:eastAsia="Times New Roman" w:cs="Times New Roman"/>
-        </w:rPr>
-        <w:t xml:space="preserve">4-3 </w:t>
-      </w:r>
-      <w:r>
-        <w:rPr>
-          <w:rFonts w:hint="eastAsia" w:ascii="Times New Roman" w:hAnsi="Times New Roman" w:eastAsia="FangSong" w:cs="Times New Roman"/>
-        </w:rPr>
-        <w:t>将笼状结构以平面图方法画出</w:t>
-      </w:r>
-      <w:r>
-        <w:rPr>
-          <w:rFonts w:hint="eastAsia" w:ascii="Times New Roman" w:hAnsi="Times New Roman" w:eastAsia="Times New Roman" w:cs="Times New Roman"/>
-        </w:rPr>
-        <w:t>（b~d）。</w:t>
       </w:r>
     </w:p>
     <w:p>
       <w:pPr>
-        <w:pStyle w:val="BodyText"/>
+        <w:pStyle w:val="Compact"/>
+        <w:numPr>
+          <w:ilvl w:val="0"/>
+          <w:numId w:val="1007"/>
+        </w:numPr>
+        <w:ind w:firstLine="420"/>
+      </w:pPr>
+      <w:r>
+        <w:rPr>
+          <w:rFonts w:hint="eastAsia" w:ascii="Times New Roman" w:hAnsi="Times New Roman" w:eastAsia="FangSong" w:cs="Times New Roman"/>
+        </w:rPr>
+        <w:t>笼状结构的数字描述</w:t>
+      </w:r>
+      <w:r>
+        <w:rPr>
+          <w:rFonts w:hint="eastAsia" w:ascii="Times New Roman" w:hAnsi="Times New Roman" w:eastAsia="Times New Roman" w:cs="Times New Roman"/>
+        </w:rPr>
+        <w:t>（c~h）。</w:t>
+      </w:r>
+    </w:p>
+    <w:p>
+      <w:pPr>
+        <w:pStyle w:val="Compact"/>
+        <w:numPr>
+          <w:ilvl w:val="0"/>
+          <w:numId w:val="1007"/>
+        </w:numPr>
+        <w:ind w:firstLine="420"/>
+      </w:pPr>
+      <w:r>
+        <w:rPr>
+          <w:rFonts w:hint="eastAsia" w:ascii="Times New Roman" w:hAnsi="Times New Roman" w:eastAsia="FangSong" w:cs="Times New Roman"/>
+        </w:rPr>
+        <w:t>将笼状结构以平面图方法画出</w:t>
+      </w:r>
+      <w:r>
+        <w:rPr>
+          <w:rFonts w:hint="eastAsia" w:ascii="Times New Roman" w:hAnsi="Times New Roman" w:eastAsia="Times New Roman" w:cs="Times New Roman"/>
+        </w:rPr>
+        <w:t>（b~d）。</w:t>
+      </w:r>
+    </w:p>
+    <w:p>
+      <w:pPr>
+        <w:pStyle w:val="FirstParagraph"/>
+        <w:ind w:firstLine="420"/>
       </w:pPr>
       <w:r>
         <w:rPr>
@@ -7620,6 +8175,7 @@
       <w:pPr>
         <w:pStyle w:val="BodyText"/>
         <w:spacing w:after="80"/>
+        <w:ind w:firstLine="420"/>
       </w:pPr>
       <w:r>
         <w:rPr>
@@ -7627,7 +8183,7 @@
           <w:b/>
           <w:bCs/>
         </w:rPr>
-        <w:t xml:space="preserve">4-1 </w:t>
+        <w:t xml:space="preserve">(1) </w:t>
       </w:r>
       <w:r>
         <w:rPr>
@@ -7661,6 +8217,15 @@
         <w:tblStyle w:val="Table"/>
         <w:tblW w:type="auto" w:w="0"/>
         <w:tblLook w:firstRow="1" w:lastRow="0" w:firstColumn="0" w:lastColumn="0" w:noHBand="0" w:noVBand="0" w:val="0020"/>
+        <w:jc w:val="center"/>
+        <w:tblBorders>
+          <w:top w:val="single" w:sz="12" w:space="0" w:color="333333"/>
+          <w:bottom w:val="single" w:sz="12" w:space="0" w:color="333333"/>
+          <w:left w:val="none"/>
+          <w:right w:val="none"/>
+          <w:insideH w:val="none"/>
+          <w:insideV w:val="none"/>
+        </w:tblBorders>
       </w:tblPr>
       <w:tblGrid>
         <w:gridCol w:w="3960"/>
@@ -7671,7 +8236,11 @@
           <w:tblHeader w:val="on"/>
         </w:trPr>
         <w:tc>
-          <w:tcPr/>
+          <w:tcPr>
+            <w:tcBorders>
+              <w:bottom w:val="single" w:sz="6" w:space="0" w:color="333333"/>
+            </w:tcBorders>
+          </w:tcPr>
           <w:p>
             <w:pPr>
               <w:pStyle w:val="Compact"/>
@@ -7687,7 +8256,11 @@
           </w:p>
         </w:tc>
         <w:tc>
-          <w:tcPr/>
+          <w:tcPr>
+            <w:tcBorders>
+              <w:bottom w:val="single" w:sz="6" w:space="0" w:color="333333"/>
+            </w:tcBorders>
+          </w:tcPr>
           <w:p>
             <w:pPr>
               <w:pStyle w:val="Compact"/>
@@ -7862,6 +8435,7 @@
       <w:pPr>
         <w:pStyle w:val="BodyText"/>
         <w:spacing w:before="120" w:after="80"/>
+        <w:ind w:firstLine="420"/>
       </w:pPr>
       <w:r>
         <w:rPr>
@@ -7869,7 +8443,7 @@
           <w:b/>
           <w:bCs/>
         </w:rPr>
-        <w:t xml:space="preserve">4-2 </w:t>
+        <w:t xml:space="preserve">(2) </w:t>
       </w:r>
       <w:r>
         <w:rPr>
@@ -7903,6 +8477,15 @@
         <w:tblStyle w:val="Table"/>
         <w:tblW w:type="auto" w:w="0"/>
         <w:tblLook w:firstRow="1" w:lastRow="0" w:firstColumn="0" w:lastColumn="0" w:noHBand="0" w:noVBand="0" w:val="0020"/>
+        <w:jc w:val="center"/>
+        <w:tblBorders>
+          <w:top w:val="single" w:sz="12" w:space="0" w:color="333333"/>
+          <w:bottom w:val="single" w:sz="12" w:space="0" w:color="333333"/>
+          <w:left w:val="none"/>
+          <w:right w:val="none"/>
+          <w:insideH w:val="none"/>
+          <w:insideV w:val="none"/>
+        </w:tblBorders>
       </w:tblPr>
       <w:tblGrid>
         <w:gridCol w:w="3960"/>
@@ -7913,7 +8496,11 @@
           <w:tblHeader w:val="on"/>
         </w:trPr>
         <w:tc>
-          <w:tcPr/>
+          <w:tcPr>
+            <w:tcBorders>
+              <w:bottom w:val="single" w:sz="6" w:space="0" w:color="333333"/>
+            </w:tcBorders>
+          </w:tcPr>
           <w:p>
             <w:pPr>
               <w:pStyle w:val="Compact"/>
@@ -7929,7 +8516,11 @@
           </w:p>
         </w:tc>
         <w:tc>
-          <w:tcPr/>
+          <w:tcPr>
+            <w:tcBorders>
+              <w:bottom w:val="single" w:sz="6" w:space="0" w:color="333333"/>
+            </w:tcBorders>
+          </w:tcPr>
           <w:p>
             <w:pPr>
               <w:pStyle w:val="Compact"/>
@@ -8262,6 +8853,7 @@
       <w:pPr>
         <w:pStyle w:val="BodyText"/>
         <w:spacing w:before="120"/>
+        <w:ind w:firstLine="420"/>
       </w:pPr>
       <w:r>
         <w:rPr>
@@ -8269,7 +8861,7 @@
           <w:b/>
           <w:bCs/>
         </w:rPr>
-        <w:t xml:space="preserve">4-3 </w:t>
+        <w:t xml:space="preserve">(3) </w:t>
       </w:r>
       <w:r>
         <w:rPr>
@@ -8386,7 +8978,7 @@
         </w:rPr>
         <w:drawing>
           <wp:inline>
-            <wp:extent cx="3240000" cy="2621679"/>
+            <wp:extent cx="3149600" cy="2641600"/>
             <wp:effectExtent b="0" l="0" r="0" t="0"/>
             <wp:docPr descr="" title="" id="33" name="Picture"/>
             <a:graphic>
@@ -8407,7 +8999,7 @@
                   <pic:spPr bwMode="auto">
                     <a:xfrm>
                       <a:off x="0" y="0"/>
-                      <a:ext cx="3240000" cy="2621679"/>
+                      <a:ext cx="3149600" cy="2641600"/>
                     </a:xfrm>
                     <a:prstGeom prst="rect">
                       <a:avLst/>
@@ -8594,7 +9186,7 @@
         </w:rPr>
         <w:drawing>
           <wp:inline>
-            <wp:extent cx="1879600" cy="1739900"/>
+            <wp:extent cx="1828800" cy="1689100"/>
             <wp:effectExtent b="0" l="0" r="0" t="0"/>
             <wp:docPr descr="" title="" id="45" name="Picture"/>
             <a:graphic>
@@ -8615,7 +9207,7 @@
                   <pic:spPr bwMode="auto">
                     <a:xfrm>
                       <a:off x="0" y="0"/>
-                      <a:ext cx="1879600" cy="1739900"/>
+                      <a:ext cx="1828800" cy="1689100"/>
                     </a:xfrm>
                     <a:prstGeom prst="rect">
                       <a:avLst/>
@@ -8646,7 +9238,7 @@
         </w:rPr>
         <w:drawing>
           <wp:inline>
-            <wp:extent cx="2197100" cy="1562100"/>
+            <wp:extent cx="2146300" cy="1511300"/>
             <wp:effectExtent b="0" l="0" r="0" t="0"/>
             <wp:docPr descr="" title="" id="48" name="Picture"/>
             <a:graphic>
@@ -8667,7 +9259,7 @@
                   <pic:spPr bwMode="auto">
                     <a:xfrm>
                       <a:off x="0" y="0"/>
-                      <a:ext cx="2197100" cy="1562100"/>
+                      <a:ext cx="2146300" cy="1511300"/>
                     </a:xfrm>
                     <a:prstGeom prst="rect">
                       <a:avLst/>
@@ -8698,7 +9290,7 @@
         </w:rPr>
         <w:drawing>
           <wp:inline>
-            <wp:extent cx="2197100" cy="1892300"/>
+            <wp:extent cx="2133600" cy="1828800"/>
             <wp:effectExtent b="0" l="0" r="0" t="0"/>
             <wp:docPr descr="" title="" id="51" name="Picture"/>
             <a:graphic>
@@ -8719,7 +9311,7 @@
                   <pic:spPr bwMode="auto">
                     <a:xfrm>
                       <a:off x="0" y="0"/>
-                      <a:ext cx="2197100" cy="1892300"/>
+                      <a:ext cx="2133600" cy="1828800"/>
                     </a:xfrm>
                     <a:prstGeom prst="rect">
                       <a:avLst/>
@@ -8802,7 +9394,7 @@
         </w:rPr>
         <w:drawing>
           <wp:inline>
-            <wp:extent cx="2374900" cy="1892300"/>
+            <wp:extent cx="2324100" cy="1828800"/>
             <wp:effectExtent b="0" l="0" r="0" t="0"/>
             <wp:docPr descr="" title="" id="57" name="Picture"/>
             <a:graphic>
@@ -8823,7 +9415,7 @@
                   <pic:spPr bwMode="auto">
                     <a:xfrm>
                       <a:off x="0" y="0"/>
-                      <a:ext cx="2374900" cy="1892300"/>
+                      <a:ext cx="2324100" cy="1828800"/>
                     </a:xfrm>
                     <a:prstGeom prst="rect">
                       <a:avLst/>
@@ -8854,7 +9446,7 @@
         </w:rPr>
         <w:drawing>
           <wp:inline>
-            <wp:extent cx="2171700" cy="2057400"/>
+            <wp:extent cx="2120900" cy="2006600"/>
             <wp:effectExtent b="0" l="0" r="0" t="0"/>
             <wp:docPr descr="" title="" id="60" name="Picture"/>
             <a:graphic>
@@ -8875,7 +9467,7 @@
                   <pic:spPr bwMode="auto">
                     <a:xfrm>
                       <a:off x="0" y="0"/>
-                      <a:ext cx="2171700" cy="2057400"/>
+                      <a:ext cx="2120900" cy="2006600"/>
                     </a:xfrm>
                     <a:prstGeom prst="rect">
                       <a:avLst/>
@@ -8906,7 +9498,7 @@
         </w:rPr>
         <w:drawing>
           <wp:inline>
-            <wp:extent cx="1879600" cy="2095500"/>
+            <wp:extent cx="1828800" cy="2032000"/>
             <wp:effectExtent b="0" l="0" r="0" t="0"/>
             <wp:docPr descr="" title="" id="63" name="Picture"/>
             <a:graphic>
@@ -8927,7 +9519,7 @@
                   <pic:spPr bwMode="auto">
                     <a:xfrm>
                       <a:off x="0" y="0"/>
-                      <a:ext cx="1879600" cy="2095500"/>
+                      <a:ext cx="1828800" cy="2032000"/>
                     </a:xfrm>
                     <a:prstGeom prst="rect">
                       <a:avLst/>
@@ -8958,7 +9550,7 @@
         </w:rPr>
         <w:drawing>
           <wp:inline>
-            <wp:extent cx="1841500" cy="2082800"/>
+            <wp:extent cx="1790700" cy="2032000"/>
             <wp:effectExtent b="0" l="0" r="0" t="0"/>
             <wp:docPr descr="" title="" id="66" name="Picture"/>
             <a:graphic>
@@ -8979,7 +9571,7 @@
                   <pic:spPr bwMode="auto">
                     <a:xfrm>
                       <a:off x="0" y="0"/>
-                      <a:ext cx="1841500" cy="2082800"/>
+                      <a:ext cx="1790700" cy="2032000"/>
                     </a:xfrm>
                     <a:prstGeom prst="rect">
                       <a:avLst/>
@@ -9476,6 +10068,16 @@
         </w:pict>
       </w:r>
     </w:p>
+    <w:p>
+      <w:pPr>
+        <w:spacing w:before="160" w:after="80"/>
+      </w:pPr>
+      <w:r>
+        <w:pict>
+          <v:rect style="width:0;height:1.5pt" o:hralign="center" o:hrstd="t" o:hr="t"/>
+        </w:pict>
+      </w:r>
+    </w:p>
     <w:bookmarkEnd w:id="95"/>
     <w:bookmarkStart w:id="96" w:name="第11题"/>
     <w:p>
@@ -9505,6 +10107,7 @@
     <w:p>
       <w:pPr>
         <w:pStyle w:val="BlockText"/>
+        <w:ind w:firstLine="420"/>
       </w:pPr>
       <w:r>
         <w:rPr>
@@ -9528,6 +10131,7 @@
     <w:p>
       <w:pPr>
         <w:pStyle w:val="FirstParagraph"/>
+        <w:ind w:firstLine="420"/>
       </w:pPr>
       <w:r>
         <w:rPr>
@@ -9648,14 +10252,12 @@
     </w:p>
     <w:p>
       <w:pPr>
-        <w:pStyle w:val="BodyText"/>
-      </w:pPr>
-      <w:r>
-        <w:rPr>
-          <w:rFonts w:ascii="Times New Roman" w:hAnsi="Times New Roman" w:eastAsia="Times New Roman" w:cs="Times New Roman"/>
-        </w:rPr>
-        <w:t xml:space="preserve">1-1 </w:t>
-      </w:r>
+        <w:numPr>
+          <w:ilvl w:val="0"/>
+          <w:numId w:val="1008"/>
+        </w:numPr>
+        <w:ind w:firstLine="420"/>
+      </w:pPr>
       <w:r>
         <w:rPr>
           <w:rFonts w:hint="eastAsia" w:ascii="Times New Roman" w:hAnsi="Times New Roman" w:eastAsia="FangSong" w:cs="Times New Roman"/>
@@ -9671,14 +10273,12 @@
     </w:p>
     <w:p>
       <w:pPr>
-        <w:pStyle w:val="BodyText"/>
-      </w:pPr>
-      <w:r>
-        <w:rPr>
-          <w:rFonts w:ascii="Times New Roman" w:hAnsi="Times New Roman" w:eastAsia="Times New Roman" w:cs="Times New Roman"/>
-        </w:rPr>
-        <w:t xml:space="preserve">1-2 </w:t>
-      </w:r>
+        <w:numPr>
+          <w:ilvl w:val="0"/>
+          <w:numId w:val="1008"/>
+        </w:numPr>
+        <w:ind w:firstLine="420"/>
+      </w:pPr>
       <w:r>
         <w:rPr>
           <w:rFonts w:hint="eastAsia" w:ascii="Times New Roman" w:hAnsi="Times New Roman" w:eastAsia="FangSong" w:cs="Times New Roman"/>
@@ -9706,14 +10306,12 @@
     </w:p>
     <w:p>
       <w:pPr>
-        <w:pStyle w:val="BodyText"/>
-      </w:pPr>
-      <w:r>
-        <w:rPr>
-          <w:rFonts w:ascii="Times New Roman" w:hAnsi="Times New Roman" w:eastAsia="Times New Roman" w:cs="Times New Roman"/>
-        </w:rPr>
-        <w:t xml:space="preserve">1-3 </w:t>
-      </w:r>
+        <w:numPr>
+          <w:ilvl w:val="0"/>
+          <w:numId w:val="1008"/>
+        </w:numPr>
+        <w:ind w:firstLine="420"/>
+      </w:pPr>
       <w:r>
         <w:rPr>
           <w:rFonts w:hint="eastAsia" w:ascii="Times New Roman" w:hAnsi="Times New Roman" w:eastAsia="FangSong" w:cs="Times New Roman"/>
@@ -9729,14 +10327,12 @@
     </w:p>
     <w:p>
       <w:pPr>
-        <w:pStyle w:val="BodyText"/>
-      </w:pPr>
-      <w:r>
-        <w:rPr>
-          <w:rFonts w:ascii="Times New Roman" w:hAnsi="Times New Roman" w:eastAsia="Times New Roman" w:cs="Times New Roman"/>
-        </w:rPr>
-        <w:t xml:space="preserve">1-4 </w:t>
-      </w:r>
+        <w:numPr>
+          <w:ilvl w:val="0"/>
+          <w:numId w:val="1008"/>
+        </w:numPr>
+        <w:ind w:firstLine="420"/>
+      </w:pPr>
       <w:r>
         <w:rPr>
           <w:rFonts w:hint="eastAsia" w:ascii="Times New Roman" w:hAnsi="Times New Roman" w:eastAsia="FangSong" w:cs="Times New Roman"/>
@@ -9752,7 +10348,8 @@
     </w:p>
     <w:p>
       <w:pPr>
-        <w:pStyle w:val="BodyText"/>
+        <w:pStyle w:val="FirstParagraph"/>
+        <w:ind w:firstLine="420"/>
       </w:pPr>
       <w:r>
         <w:rPr>
@@ -9771,44 +10368,42 @@
     </w:p>
     <w:p>
       <w:pPr>
-        <w:pStyle w:val="BodyText"/>
-      </w:pPr>
-      <w:r>
-        <w:rPr>
-          <w:rFonts w:ascii="Times New Roman" w:hAnsi="Times New Roman" w:eastAsia="Times New Roman" w:cs="Times New Roman"/>
-        </w:rPr>
-        <w:t xml:space="preserve">1-1 2、6、6、12。</w:t>
-      </w:r>
-      <w:r>
-        <w:rPr>
-          <w:rFonts w:ascii="Times New Roman" w:hAnsi="Times New Roman" w:eastAsia="Times New Roman" w:cs="Times New Roman"/>
-        </w:rPr>
-        <w:t xml:space="preserve"> </w:t>
-      </w:r>
-      <w:r>
-        <w:rPr>
-          <w:rFonts w:ascii="Times New Roman" w:hAnsi="Times New Roman" w:eastAsia="Times New Roman" w:cs="Times New Roman"/>
-        </w:rPr>
-        <w:t xml:space="preserve">1-2 15。</w:t>
-      </w:r>
-      <w:r>
-        <w:rPr>
-          <w:rFonts w:ascii="Times New Roman" w:hAnsi="Times New Roman" w:eastAsia="Times New Roman" w:cs="Times New Roman"/>
-        </w:rPr>
-        <w:t xml:space="preserve"> </w:t>
-      </w:r>
-      <w:r>
-        <w:rPr>
-          <w:rFonts w:ascii="Times New Roman" w:hAnsi="Times New Roman" w:eastAsia="Times New Roman" w:cs="Times New Roman"/>
-        </w:rPr>
-        <w:t xml:space="preserve">1-3</w:t>
-      </w:r>
-      <w:r>
-        <w:rPr>
-          <w:rFonts w:ascii="Times New Roman" w:hAnsi="Times New Roman" w:eastAsia="Times New Roman" w:cs="Times New Roman"/>
-        </w:rPr>
-        <w:t xml:space="preserve"> </w:t>
-      </w:r>
+        <w:pStyle w:val="Compact"/>
+        <w:numPr>
+          <w:ilvl w:val="0"/>
+          <w:numId w:val="1009"/>
+        </w:numPr>
+      </w:pPr>
+      <w:r>
+        <w:rPr>
+          <w:rFonts w:ascii="Times New Roman" w:hAnsi="Times New Roman" w:eastAsia="Times New Roman" w:cs="Times New Roman"/>
+        </w:rPr>
+        <w:t xml:space="preserve">2、6、6、12。</w:t>
+      </w:r>
+    </w:p>
+    <w:p>
+      <w:pPr>
+        <w:pStyle w:val="Compact"/>
+        <w:numPr>
+          <w:ilvl w:val="0"/>
+          <w:numId w:val="1009"/>
+        </w:numPr>
+      </w:pPr>
+      <w:r>
+        <w:rPr>
+          <w:rFonts w:ascii="Times New Roman" w:hAnsi="Times New Roman" w:eastAsia="Times New Roman" w:cs="Times New Roman"/>
+        </w:rPr>
+        <w:t xml:space="preserve">15。</w:t>
+      </w:r>
+    </w:p>
+    <w:p>
+      <w:pPr>
+        <w:pStyle w:val="Compact"/>
+        <w:numPr>
+          <w:ilvl w:val="0"/>
+          <w:numId w:val="1009"/>
+        </w:numPr>
+      </w:pPr>
       <m:oMath>
         <m:oMathPr>
           <m:ctrlPr>
@@ -9936,24 +10531,15 @@
         </w:rPr>
         <w:t xml:space="preserve">。</w:t>
       </w:r>
-      <w:r>
-        <w:rPr>
-          <w:rFonts w:ascii="Times New Roman" w:hAnsi="Times New Roman" w:eastAsia="Times New Roman" w:cs="Times New Roman"/>
-        </w:rPr>
-        <w:t xml:space="preserve"> </w:t>
-      </w:r>
-      <w:r>
-        <w:rPr>
-          <w:rFonts w:ascii="Times New Roman" w:hAnsi="Times New Roman" w:eastAsia="Times New Roman" w:cs="Times New Roman"/>
-        </w:rPr>
-        <w:t xml:space="preserve">1-4</w:t>
-      </w:r>
-      <w:r>
-        <w:rPr>
-          <w:rFonts w:ascii="Times New Roman" w:hAnsi="Times New Roman" w:eastAsia="Times New Roman" w:cs="Times New Roman"/>
-        </w:rPr>
-        <w:t xml:space="preserve"> </w:t>
-      </w:r>
+    </w:p>
+    <w:p>
+      <w:pPr>
+        <w:pStyle w:val="Compact"/>
+        <w:numPr>
+          <w:ilvl w:val="0"/>
+          <w:numId w:val="1009"/>
+        </w:numPr>
+      </w:pPr>
       <m:oMath>
         <m:r>
           <m:t>B</m:t>
@@ -10043,6 +10629,16 @@
         </w:pict>
       </w:r>
     </w:p>
+    <w:p>
+      <w:pPr>
+        <w:spacing w:before="160" w:after="80"/>
+      </w:pPr>
+      <w:r>
+        <w:pict>
+          <v:rect style="width:0;height:1.5pt" o:hralign="center" o:hrstd="t" o:hr="t"/>
+        </w:pict>
+      </w:r>
+    </w:p>
     <w:bookmarkEnd w:id="96"/>
     <w:bookmarkStart w:id="97" w:name="第12题"/>
     <w:p>
@@ -10072,6 +10668,7 @@
     <w:p>
       <w:pPr>
         <w:pStyle w:val="BlockText"/>
+        <w:ind w:firstLine="420"/>
       </w:pPr>
       <w:r>
         <w:rPr>
@@ -10095,6 +10692,7 @@
     <w:p>
       <w:pPr>
         <w:pStyle w:val="FirstParagraph"/>
+        <w:ind w:firstLine="420"/>
       </w:pPr>
       <w:r>
         <w:rPr>
@@ -10241,33 +10839,12 @@
     </w:p>
     <w:p>
       <w:pPr>
-        <w:pStyle w:val="BodyText"/>
-      </w:pPr>
-      <w:r>
-        <w:rPr>
-          <w:rFonts w:hint="eastAsia" w:ascii="Times New Roman" w:hAnsi="Times New Roman" w:eastAsia="FangSong" w:cs="Times New Roman"/>
-          <w:b/>
-          <w:bCs/>
-        </w:rPr>
-        <w:t xml:space="preserve">参考答案</w:t>
-      </w:r>
-      <w:r>
-        <w:rPr>
-          <w:rFonts w:hint="eastAsia" w:ascii="Times New Roman" w:hAnsi="Times New Roman" w:eastAsia="Times New Roman" w:cs="Times New Roman"/>
-        </w:rPr>
-        <w:t xml:space="preserve">：</w:t>
-      </w:r>
-    </w:p>
-    <w:p>
-      <w:pPr>
-        <w:pStyle w:val="BodyText"/>
-      </w:pPr>
-      <w:r>
-        <w:rPr>
-          <w:rFonts w:ascii="Times New Roman" w:hAnsi="Times New Roman" w:eastAsia="Times New Roman" w:cs="Times New Roman"/>
-        </w:rPr>
-        <w:t xml:space="preserve">10-1 </w:t>
-      </w:r>
+        <w:numPr>
+          <w:ilvl w:val="0"/>
+          <w:numId w:val="1010"/>
+        </w:numPr>
+        <w:ind w:firstLine="420"/>
+      </w:pPr>
       <w:r>
         <w:rPr>
           <w:rFonts w:hint="eastAsia" w:ascii="Times New Roman" w:hAnsi="Times New Roman" w:eastAsia="FangSong" w:cs="Times New Roman"/>
@@ -10495,14 +11072,12 @@
     </w:p>
     <w:p>
       <w:pPr>
-        <w:pStyle w:val="BodyText"/>
-      </w:pPr>
-      <w:r>
-        <w:rPr>
-          <w:rFonts w:ascii="Times New Roman" w:hAnsi="Times New Roman" w:eastAsia="Times New Roman" w:cs="Times New Roman"/>
-        </w:rPr>
-        <w:t xml:space="preserve">10-2 </w:t>
-      </w:r>
+        <w:numPr>
+          <w:ilvl w:val="0"/>
+          <w:numId w:val="1010"/>
+        </w:numPr>
+        <w:ind w:firstLine="420"/>
+      </w:pPr>
       <w:r>
         <w:rPr>
           <w:rFonts w:hint="eastAsia" w:ascii="Times New Roman" w:hAnsi="Times New Roman" w:eastAsia="FangSong" w:cs="Times New Roman"/>
@@ -10562,14 +11137,12 @@
     </w:p>
     <w:p>
       <w:pPr>
-        <w:pStyle w:val="BodyText"/>
-      </w:pPr>
-      <w:r>
-        <w:rPr>
-          <w:rFonts w:ascii="Times New Roman" w:hAnsi="Times New Roman" w:eastAsia="Times New Roman" w:cs="Times New Roman"/>
-        </w:rPr>
-        <w:t xml:space="preserve">10-3 </w:t>
-      </w:r>
+        <w:numPr>
+          <w:ilvl w:val="0"/>
+          <w:numId w:val="1010"/>
+        </w:numPr>
+        <w:ind w:firstLine="420"/>
+      </w:pPr>
       <w:r>
         <w:rPr>
           <w:rFonts w:hint="eastAsia" w:ascii="Times New Roman" w:hAnsi="Times New Roman" w:eastAsia="FangSong" w:cs="Times New Roman"/>
@@ -10733,14 +11306,12 @@
     </w:p>
     <w:p>
       <w:pPr>
-        <w:pStyle w:val="BodyText"/>
-      </w:pPr>
-      <w:r>
-        <w:rPr>
-          <w:rFonts w:ascii="Times New Roman" w:hAnsi="Times New Roman" w:eastAsia="Times New Roman" w:cs="Times New Roman"/>
-        </w:rPr>
-        <w:t xml:space="preserve">10-4 </w:t>
-      </w:r>
+        <w:numPr>
+          <w:ilvl w:val="0"/>
+          <w:numId w:val="1010"/>
+        </w:numPr>
+        <w:ind w:firstLine="420"/>
+      </w:pPr>
       <w:r>
         <w:rPr>
           <w:rFonts w:hint="eastAsia" w:ascii="Times New Roman" w:hAnsi="Times New Roman" w:eastAsia="FangSong" w:cs="Times New Roman"/>
@@ -10806,6 +11377,26 @@
           <w:rFonts w:hint="eastAsia" w:ascii="Times New Roman" w:hAnsi="Times New Roman" w:eastAsia="Times New Roman" w:cs="Times New Roman"/>
         </w:rPr>
         <w:t>。</w:t>
+      </w:r>
+    </w:p>
+    <w:p>
+      <w:pPr>
+        <w:pStyle w:val="FirstParagraph"/>
+        <w:ind w:firstLine="420"/>
+      </w:pPr>
+      <w:r>
+        <w:rPr>
+          <w:rFonts w:hint="eastAsia" w:ascii="Times New Roman" w:hAnsi="Times New Roman" w:eastAsia="FangSong" w:cs="Times New Roman"/>
+          <w:b/>
+          <w:bCs/>
+        </w:rPr>
+        <w:t xml:space="preserve">参考答案</w:t>
+      </w:r>
+      <w:r>
+        <w:rPr>
+          <w:rFonts w:hint="eastAsia" w:ascii="Times New Roman" w:hAnsi="Times New Roman" w:eastAsia="Times New Roman" w:cs="Times New Roman"/>
+        </w:rPr>
+        <w:t xml:space="preserve">：</w:t>
       </w:r>
     </w:p>
     <w:p>
@@ -11238,13 +11829,18 @@
     </w:p>
     <w:p>
       <w:pPr>
-        <w:pStyle w:val="FirstParagraph"/>
-      </w:pPr>
-      <w:r>
-        <w:rPr>
-          <w:rFonts w:ascii="Times New Roman" w:hAnsi="Times New Roman" w:eastAsia="Times New Roman" w:cs="Times New Roman"/>
-        </w:rPr>
-        <w:t xml:space="preserve">10-2 Lyman </w:t>
+        <w:pStyle w:val="Compact"/>
+        <w:numPr>
+          <w:ilvl w:val="0"/>
+          <w:numId w:val="1011"/>
+        </w:numPr>
+        <w:ind w:firstLine="420"/>
+      </w:pPr>
+      <w:r>
+        <w:rPr>
+          <w:rFonts w:ascii="Times New Roman" w:hAnsi="Times New Roman" w:eastAsia="Times New Roman" w:cs="Times New Roman"/>
+        </w:rPr>
+        <w:t xml:space="preserve">Lyman </w:t>
       </w:r>
       <w:r>
         <w:rPr>
@@ -11420,7 +12016,8 @@
     </w:p>
     <w:p>
       <w:pPr>
-        <w:pStyle w:val="BodyText"/>
+        <w:pStyle w:val="FirstParagraph"/>
+        <w:ind w:firstLine="420"/>
       </w:pPr>
       <w:r>
         <w:rPr>
@@ -11528,14 +12125,13 @@
     </w:p>
     <w:p>
       <w:pPr>
-        <w:pStyle w:val="BodyText"/>
-      </w:pPr>
-      <w:r>
-        <w:rPr>
-          <w:rFonts w:ascii="Times New Roman" w:hAnsi="Times New Roman" w:eastAsia="Times New Roman" w:cs="Times New Roman"/>
-        </w:rPr>
-        <w:t xml:space="preserve">10-3 </w:t>
-      </w:r>
+        <w:pStyle w:val="Compact"/>
+        <w:numPr>
+          <w:ilvl w:val="0"/>
+          <w:numId w:val="1012"/>
+        </w:numPr>
+        <w:ind w:firstLine="420"/>
+      </w:pPr>
       <w:r>
         <w:rPr>
           <w:rFonts w:hint="eastAsia" w:ascii="Times New Roman" w:hAnsi="Times New Roman" w:eastAsia="Times New Roman" w:cs="Times New Roman"/>
@@ -12075,7 +12671,8 @@
     </w:p>
     <w:p>
       <w:pPr>
-        <w:pStyle w:val="BodyText"/>
+        <w:pStyle w:val="FirstParagraph"/>
+        <w:ind w:firstLine="420"/>
       </w:pPr>
       <w:r>
         <w:rPr>
@@ -12555,6 +13152,7 @@
     <w:p>
       <w:pPr>
         <w:pStyle w:val="FirstParagraph"/>
+        <w:ind w:firstLine="420"/>
       </w:pPr>
       <w:r>
         <w:rPr>
@@ -13236,6 +13834,16 @@
         </w:pict>
       </w:r>
     </w:p>
+    <w:p>
+      <w:pPr>
+        <w:spacing w:before="160" w:after="80"/>
+      </w:pPr>
+      <w:r>
+        <w:pict>
+          <v:rect style="width:0;height:1.5pt" o:hralign="center" o:hrstd="t" o:hr="t"/>
+        </w:pict>
+      </w:r>
+    </w:p>
     <w:bookmarkEnd w:id="97"/>
     <w:bookmarkStart w:id="98" w:name="第13题"/>
     <w:p>
@@ -13265,6 +13873,7 @@
     <w:p>
       <w:pPr>
         <w:pStyle w:val="BlockText"/>
+        <w:ind w:firstLine="420"/>
       </w:pPr>
       <w:r>
         <w:rPr>
@@ -13288,6 +13897,7 @@
     <w:p>
       <w:pPr>
         <w:pStyle w:val="FirstParagraph"/>
+        <w:ind w:firstLine="420"/>
       </w:pPr>
       <w:r>
         <w:rPr>
@@ -13602,6 +14212,7 @@
     <w:p>
       <w:pPr>
         <w:pStyle w:val="BodyText"/>
+        <w:ind w:firstLine="420"/>
       </w:pPr>
       <w:r>
         <w:rPr>
@@ -13621,6 +14232,7 @@
     <w:p>
       <w:pPr>
         <w:pStyle w:val="BodyText"/>
+        <w:ind w:firstLine="420"/>
       </w:pPr>
       <w:r>
         <w:rPr>
@@ -13674,6 +14286,7 @@
     <w:p>
       <w:pPr>
         <w:pStyle w:val="BodyText"/>
+        <w:ind w:firstLine="420"/>
       </w:pPr>
       <w:r>
         <w:rPr>
@@ -13904,6 +14517,16 @@
         </w:pict>
       </w:r>
     </w:p>
+    <w:p>
+      <w:pPr>
+        <w:spacing w:before="160" w:after="80"/>
+      </w:pPr>
+      <w:r>
+        <w:pict>
+          <v:rect style="width:0;height:1.5pt" o:hralign="center" o:hrstd="t" o:hr="t"/>
+        </w:pict>
+      </w:r>
+    </w:p>
     <w:bookmarkEnd w:id="98"/>
     <w:bookmarkStart w:id="99" w:name="第14题"/>
     <w:p>
@@ -13933,6 +14556,7 @@
     <w:p>
       <w:pPr>
         <w:pStyle w:val="BlockText"/>
+        <w:ind w:firstLine="420"/>
       </w:pPr>
       <w:r>
         <w:rPr>
@@ -13956,6 +14580,7 @@
     <w:p>
       <w:pPr>
         <w:pStyle w:val="FirstParagraph"/>
+        <w:ind w:firstLine="420"/>
       </w:pPr>
       <w:r>
         <w:rPr>
@@ -14528,6 +15153,7 @@
     <w:p>
       <w:pPr>
         <w:pStyle w:val="BodyText"/>
+        <w:ind w:firstLine="420"/>
       </w:pPr>
       <w:r>
         <w:rPr>
@@ -14547,6 +15173,7 @@
     <w:p>
       <w:pPr>
         <w:pStyle w:val="BodyText"/>
+        <w:ind w:firstLine="420"/>
       </w:pPr>
       <m:oMath>
         <m:sSub>
@@ -14699,6 +15326,7 @@
     <w:p>
       <w:pPr>
         <w:pStyle w:val="BodyText"/>
+        <w:ind w:firstLine="420"/>
       </w:pPr>
       <w:r>
         <w:rPr>
@@ -14752,6 +15380,7 @@
     <w:p>
       <w:pPr>
         <w:pStyle w:val="BodyText"/>
+        <w:ind w:firstLine="420"/>
       </w:pPr>
       <w:r>
         <w:rPr>
@@ -14948,6 +15577,16 @@
         </w:pict>
       </w:r>
     </w:p>
+    <w:p>
+      <w:pPr>
+        <w:spacing w:before="160" w:after="80"/>
+      </w:pPr>
+      <w:r>
+        <w:pict>
+          <v:rect style="width:0;height:1.5pt" o:hralign="center" o:hrstd="t" o:hr="t"/>
+        </w:pict>
+      </w:r>
+    </w:p>
     <w:bookmarkEnd w:id="99"/>
     <w:bookmarkStart w:id="100" w:name="第15题"/>
     <w:p>
@@ -14977,6 +15616,7 @@
     <w:p>
       <w:pPr>
         <w:pStyle w:val="BlockText"/>
+        <w:ind w:firstLine="420"/>
       </w:pPr>
       <w:r>
         <w:rPr>
@@ -15000,6 +15640,7 @@
     <w:p>
       <w:pPr>
         <w:pStyle w:val="FirstParagraph"/>
+        <w:ind w:firstLine="420"/>
       </w:pPr>
       <w:r>
         <w:rPr>
@@ -15029,6 +15670,7 @@
     <w:p>
       <w:pPr>
         <w:pStyle w:val="BodyText"/>
+        <w:ind w:firstLine="420"/>
       </w:pPr>
       <w:r>
         <w:rPr>
@@ -15048,6 +15690,7 @@
     <w:p>
       <w:pPr>
         <w:pStyle w:val="BodyText"/>
+        <w:ind w:firstLine="420"/>
       </w:pPr>
       <w:r>
         <w:rPr>
@@ -15119,6 +15762,16 @@
           <w:rFonts w:hint="eastAsia" w:ascii="Times New Roman" w:hAnsi="Times New Roman" w:eastAsia="Times New Roman" w:cs="Times New Roman"/>
         </w:rPr>
         <w:t>。</w:t>
+      </w:r>
+    </w:p>
+    <w:p>
+      <w:pPr>
+        <w:spacing w:before="160" w:after="80"/>
+      </w:pPr>
+      <w:r>
+        <w:pict>
+          <v:rect style="width:0;height:1.5pt" o:hralign="center" o:hrstd="t" o:hr="t"/>
+        </w:pict>
       </w:r>
     </w:p>
     <w:p>
@@ -15160,6 +15813,7 @@
     <w:p>
       <w:pPr>
         <w:pStyle w:val="BlockText"/>
+        <w:ind w:firstLine="420"/>
       </w:pPr>
       <w:r>
         <w:rPr>
@@ -15183,6 +15837,7 @@
     <w:p>
       <w:pPr>
         <w:pStyle w:val="FirstParagraph"/>
+        <w:ind w:firstLine="420"/>
       </w:pPr>
       <w:r>
         <w:rPr>
@@ -15406,6 +16061,7 @@
     <w:p>
       <w:pPr>
         <w:pStyle w:val="BodyText"/>
+        <w:ind w:firstLine="420"/>
       </w:pPr>
       <w:r>
         <w:rPr>
@@ -15425,6 +16081,7 @@
     <w:p>
       <w:pPr>
         <w:pStyle w:val="BodyText"/>
+        <w:ind w:firstLine="420"/>
       </w:pPr>
       <m:oMath>
         <m:oMathPr>
@@ -16309,6 +16966,16 @@
         </w:pict>
       </w:r>
     </w:p>
+    <w:p>
+      <w:pPr>
+        <w:spacing w:before="160" w:after="80"/>
+      </w:pPr>
+      <w:r>
+        <w:pict>
+          <v:rect style="width:0;height:1.5pt" o:hralign="center" o:hrstd="t" o:hr="t"/>
+        </w:pict>
+      </w:r>
+    </w:p>
     <w:bookmarkEnd w:id="101"/>
     <w:bookmarkStart w:id="105" w:name="第17题"/>
     <w:p>
@@ -16338,6 +17005,7 @@
     <w:p>
       <w:pPr>
         <w:pStyle w:val="BlockText"/>
+        <w:ind w:firstLine="420"/>
       </w:pPr>
       <w:r>
         <w:rPr>
@@ -16391,6 +17059,7 @@
     <w:p>
       <w:pPr>
         <w:pStyle w:val="FirstParagraph"/>
+        <w:ind w:firstLine="420"/>
       </w:pPr>
       <w:r>
         <w:rPr>
@@ -16657,7 +17326,7 @@
         </w:rPr>
         <w:drawing>
           <wp:inline>
-            <wp:extent cx="3240000" cy="2703970"/>
+            <wp:extent cx="3600000" cy="2197058"/>
             <wp:effectExtent b="0" l="0" r="0" t="0"/>
             <wp:docPr descr="" title="" id="103" name="Picture"/>
             <a:graphic>
@@ -16678,7 +17347,7 @@
                   <pic:spPr bwMode="auto">
                     <a:xfrm>
                       <a:off x="0" y="0"/>
-                      <a:ext cx="3240000" cy="2703970"/>
+                      <a:ext cx="3600000" cy="2197058"/>
                     </a:xfrm>
                     <a:prstGeom prst="rect">
                       <a:avLst/>
@@ -16702,8 +17371,9 @@
         <w:pStyle w:val="Compact"/>
         <w:numPr>
           <w:ilvl w:val="0"/>
-          <w:numId w:val="1004"/>
+          <w:numId w:val="1013"/>
         </w:numPr>
+        <w:ind w:firstLine="420"/>
       </w:pPr>
       <w:r>
         <w:rPr>
@@ -16772,8 +17442,9 @@
         <w:pStyle w:val="Compact"/>
         <w:numPr>
           <w:ilvl w:val="0"/>
-          <w:numId w:val="1004"/>
+          <w:numId w:val="1013"/>
         </w:numPr>
+        <w:ind w:firstLine="420"/>
       </w:pPr>
       <w:r>
         <w:rPr>
@@ -16851,8 +17522,9 @@
         <w:pStyle w:val="Compact"/>
         <w:numPr>
           <w:ilvl w:val="0"/>
-          <w:numId w:val="1004"/>
+          <w:numId w:val="1013"/>
         </w:numPr>
+        <w:ind w:firstLine="420"/>
       </w:pPr>
       <w:r>
         <w:rPr>
@@ -16921,8 +17593,9 @@
         <w:pStyle w:val="Compact"/>
         <w:numPr>
           <w:ilvl w:val="0"/>
-          <w:numId w:val="1004"/>
+          <w:numId w:val="1013"/>
         </w:numPr>
+        <w:ind w:firstLine="420"/>
       </w:pPr>
       <w:r>
         <w:rPr>
@@ -16976,6 +17649,7 @@
     <w:p>
       <w:pPr>
         <w:pStyle w:val="FirstParagraph"/>
+        <w:ind w:firstLine="420"/>
       </w:pPr>
       <w:r>
         <w:rPr>
@@ -16995,6 +17669,7 @@
     <w:p>
       <w:pPr>
         <w:pStyle w:val="BodyText"/>
+        <w:ind w:firstLine="420"/>
       </w:pPr>
       <w:r>
         <w:rPr>
@@ -17011,6 +17686,16 @@
           <w:bCs/>
         </w:rPr>
         <w:t>：D</w:t>
+      </w:r>
+    </w:p>
+    <w:p>
+      <w:pPr>
+        <w:spacing w:before="160" w:after="80"/>
+      </w:pPr>
+      <w:r>
+        <w:pict>
+          <v:rect style="width:0;height:1.5pt" o:hralign="center" o:hrstd="t" o:hr="t"/>
+        </w:pict>
       </w:r>
     </w:p>
     <w:p>
@@ -17052,6 +17737,7 @@
     <w:p>
       <w:pPr>
         <w:pStyle w:val="BlockText"/>
+        <w:ind w:firstLine="420"/>
       </w:pPr>
       <w:r>
         <w:rPr>
@@ -17075,6 +17761,7 @@
     <w:p>
       <w:pPr>
         <w:pStyle w:val="FirstParagraph"/>
+        <w:ind w:firstLine="420"/>
       </w:pPr>
       <w:r>
         <w:rPr>
@@ -17678,8 +18365,9 @@
         <w:pStyle w:val="Compact"/>
         <w:numPr>
           <w:ilvl w:val="0"/>
-          <w:numId w:val="1005"/>
+          <w:numId w:val="1014"/>
         </w:numPr>
+        <w:ind w:firstLine="420"/>
       </w:pPr>
       <w:r>
         <w:rPr>
@@ -17769,6 +18457,7 @@
     <w:p>
       <w:pPr>
         <w:pStyle w:val="FirstParagraph"/>
+        <w:ind w:firstLine="420"/>
       </w:pPr>
       <w:r>
         <w:rPr>
@@ -18627,8 +19316,9 @@
         <w:pStyle w:val="Compact"/>
         <w:numPr>
           <w:ilvl w:val="0"/>
-          <w:numId w:val="1006"/>
+          <w:numId w:val="1015"/>
         </w:numPr>
+        <w:ind w:firstLine="420"/>
       </w:pPr>
       <w:r>
         <w:rPr>
@@ -18690,8 +19380,9 @@
         <w:pStyle w:val="Compact"/>
         <w:numPr>
           <w:ilvl w:val="0"/>
-          <w:numId w:val="1006"/>
+          <w:numId w:val="1015"/>
         </w:numPr>
+        <w:ind w:firstLine="420"/>
       </w:pPr>
       <w:r>
         <w:rPr>
@@ -18749,8 +19440,9 @@
         <w:pStyle w:val="Compact"/>
         <w:numPr>
           <w:ilvl w:val="0"/>
-          <w:numId w:val="1006"/>
+          <w:numId w:val="1015"/>
         </w:numPr>
+        <w:ind w:firstLine="420"/>
       </w:pPr>
       <w:r>
         <w:rPr>
@@ -18951,6 +19643,7 @@
     <w:p>
       <w:pPr>
         <w:pStyle w:val="FirstParagraph"/>
+        <w:ind w:firstLine="420"/>
       </w:pPr>
       <w:r>
         <w:rPr>
@@ -18972,8 +19665,9 @@
         <w:pStyle w:val="Compact"/>
         <w:numPr>
           <w:ilvl w:val="0"/>
-          <w:numId w:val="1007"/>
+          <w:numId w:val="1016"/>
         </w:numPr>
+        <w:ind w:firstLine="420"/>
       </w:pPr>
       <w:r>
         <w:rPr>
@@ -19069,8 +19763,9 @@
         <w:pStyle w:val="Compact"/>
         <w:numPr>
           <w:ilvl w:val="0"/>
-          <w:numId w:val="1007"/>
+          <w:numId w:val="1016"/>
         </w:numPr>
+        <w:ind w:firstLine="420"/>
       </w:pPr>
       <w:r>
         <w:rPr>
@@ -19102,7 +19797,7 @@
         <w:pStyle w:val="Compact"/>
         <w:numPr>
           <w:ilvl w:val="0"/>
-          <w:numId w:val="1007"/>
+          <w:numId w:val="1016"/>
         </w:numPr>
       </w:pPr>
       <w:r>
@@ -19202,6 +19897,16 @@
         </w:pict>
       </w:r>
     </w:p>
+    <w:p>
+      <w:pPr>
+        <w:spacing w:before="160" w:after="80"/>
+      </w:pPr>
+      <w:r>
+        <w:pict>
+          <v:rect style="width:0;height:1.5pt" o:hralign="center" o:hrstd="t" o:hr="t"/>
+        </w:pict>
+      </w:r>
+    </w:p>
     <w:bookmarkEnd w:id="106"/>
     <w:bookmarkStart w:id="107" w:name="第19题"/>
     <w:p>
@@ -19231,6 +19936,7 @@
     <w:p>
       <w:pPr>
         <w:pStyle w:val="BlockText"/>
+        <w:ind w:firstLine="420"/>
       </w:pPr>
       <w:r>
         <w:rPr>
@@ -19255,6 +19961,7 @@
       <w:pPr>
         <w:pStyle w:val="FirstParagraph"/>
         <w:spacing w:after="80"/>
+        <w:ind w:firstLine="420"/>
       </w:pPr>
       <w:r>
         <w:rPr>
@@ -19478,6 +20185,15 @@
         <w:tblStyle w:val="Table"/>
         <w:tblW w:type="auto" w:w="0"/>
         <w:tblLook w:firstRow="1" w:lastRow="0" w:firstColumn="0" w:lastColumn="0" w:noHBand="0" w:noVBand="0" w:val="0020"/>
+        <w:jc w:val="center"/>
+        <w:tblBorders>
+          <w:top w:val="single" w:sz="12" w:space="0" w:color="333333"/>
+          <w:bottom w:val="single" w:sz="12" w:space="0" w:color="333333"/>
+          <w:left w:val="none"/>
+          <w:right w:val="none"/>
+          <w:insideH w:val="none"/>
+          <w:insideV w:val="none"/>
+        </w:tblBorders>
       </w:tblPr>
       <w:tblGrid>
         <w:gridCol w:w="1584"/>
@@ -19491,7 +20207,11 @@
           <w:tblHeader w:val="on"/>
         </w:trPr>
         <w:tc>
-          <w:tcPr/>
+          <w:tcPr>
+            <w:tcBorders>
+              <w:bottom w:val="single" w:sz="6" w:space="0" w:color="333333"/>
+            </w:tcBorders>
+          </w:tcPr>
           <w:p>
             <w:pPr>
               <w:pStyle w:val="Compact"/>
@@ -19514,7 +20234,11 @@
           </w:p>
         </w:tc>
         <w:tc>
-          <w:tcPr/>
+          <w:tcPr>
+            <w:tcBorders>
+              <w:bottom w:val="single" w:sz="6" w:space="0" w:color="333333"/>
+            </w:tcBorders>
+          </w:tcPr>
           <w:p>
             <w:pPr>
               <w:pStyle w:val="Compact"/>
@@ -19530,7 +20254,11 @@
           </w:p>
         </w:tc>
         <w:tc>
-          <w:tcPr/>
+          <w:tcPr>
+            <w:tcBorders>
+              <w:bottom w:val="single" w:sz="6" w:space="0" w:color="333333"/>
+            </w:tcBorders>
+          </w:tcPr>
           <w:p>
             <w:pPr>
               <w:pStyle w:val="Compact"/>
@@ -19546,7 +20274,11 @@
           </w:p>
         </w:tc>
         <w:tc>
-          <w:tcPr/>
+          <w:tcPr>
+            <w:tcBorders>
+              <w:bottom w:val="single" w:sz="6" w:space="0" w:color="333333"/>
+            </w:tcBorders>
+          </w:tcPr>
           <w:p>
             <w:pPr>
               <w:pStyle w:val="Compact"/>
@@ -19562,7 +20294,11 @@
           </w:p>
         </w:tc>
         <w:tc>
-          <w:tcPr/>
+          <w:tcPr>
+            <w:tcBorders>
+              <w:bottom w:val="single" w:sz="6" w:space="0" w:color="333333"/>
+            </w:tcBorders>
+          </w:tcPr>
           <w:p>
             <w:pPr>
               <w:pStyle w:val="Compact"/>
@@ -19783,6 +20519,7 @@
       <w:pPr>
         <w:pStyle w:val="BodyText"/>
         <w:spacing w:before="120"/>
+        <w:ind w:firstLine="420"/>
       </w:pPr>
       <w:r>
         <w:rPr>
@@ -20129,8 +20866,9 @@
       <w:pPr>
         <w:numPr>
           <w:ilvl w:val="0"/>
-          <w:numId w:val="1008"/>
+          <w:numId w:val="1017"/>
         </w:numPr>
+        <w:ind w:firstLine="420"/>
       </w:pPr>
       <w:r>
         <w:rPr>
@@ -20149,8 +20887,9 @@
       <w:pPr>
         <w:numPr>
           <w:ilvl w:val="0"/>
-          <w:numId w:val="1008"/>
+          <w:numId w:val="1017"/>
         </w:numPr>
+        <w:ind w:firstLine="420"/>
       </w:pPr>
       <w:r>
         <w:rPr>
@@ -20168,6 +20907,7 @@
     <w:p>
       <w:pPr>
         <w:pStyle w:val="FirstParagraph"/>
+        <w:ind w:firstLine="420"/>
       </w:pPr>
       <w:r>
         <w:rPr>
@@ -20189,8 +20929,9 @@
         <w:pStyle w:val="Compact"/>
         <w:numPr>
           <w:ilvl w:val="0"/>
-          <w:numId w:val="1009"/>
+          <w:numId w:val="1018"/>
         </w:numPr>
+        <w:ind w:firstLine="420"/>
       </w:pPr>
       <w:r>
         <w:rPr>
@@ -20228,8 +20969,9 @@
         <w:pStyle w:val="Compact"/>
         <w:numPr>
           <w:ilvl w:val="0"/>
-          <w:numId w:val="1009"/>
+          <w:numId w:val="1018"/>
         </w:numPr>
+        <w:ind w:firstLine="420"/>
       </w:pPr>
       <w:r>
         <w:rPr>
@@ -20296,6 +21038,16 @@
           <w:rFonts w:hint="eastAsia" w:ascii="Times New Roman" w:hAnsi="Times New Roman" w:eastAsia="Times New Roman" w:cs="Times New Roman"/>
         </w:rPr>
         <w:t>。</w:t>
+      </w:r>
+    </w:p>
+    <w:p>
+      <w:pPr>
+        <w:spacing w:before="160" w:after="80"/>
+      </w:pPr>
+      <w:r>
+        <w:pict>
+          <v:rect style="width:0;height:1.5pt" o:hralign="center" o:hrstd="t" o:hr="t"/>
+        </w:pict>
       </w:r>
     </w:p>
     <w:p>
@@ -20347,6 +21099,7 @@
     <w:p>
       <w:pPr>
         <w:pStyle w:val="BlockText"/>
+        <w:ind w:firstLine="420"/>
       </w:pPr>
       <w:r>
         <w:rPr>
@@ -20370,6 +21123,7 @@
     <w:p>
       <w:pPr>
         <w:pStyle w:val="FirstParagraph"/>
+        <w:ind w:firstLine="420"/>
       </w:pPr>
       <w:r>
         <w:rPr>
@@ -20565,6 +21319,7 @@
     <w:p>
       <w:pPr>
         <w:pStyle w:val="BodyText"/>
+        <w:ind w:firstLine="420"/>
       </w:pPr>
       <w:r>
         <w:rPr>
@@ -20936,6 +21691,7 @@
     <w:p>
       <w:pPr>
         <w:pStyle w:val="FirstParagraph"/>
+        <w:ind w:firstLine="420"/>
       </w:pPr>
       <w:r>
         <w:rPr>
@@ -20986,6 +21742,16 @@
           <w:rFonts w:hint="eastAsia" w:ascii="Times New Roman" w:hAnsi="Times New Roman" w:eastAsia="Times New Roman" w:cs="Times New Roman"/>
         </w:rPr>
         <w:t>。</w:t>
+      </w:r>
+    </w:p>
+    <w:p>
+      <w:pPr>
+        <w:spacing w:before="160" w:after="80"/>
+      </w:pPr>
+      <w:r>
+        <w:pict>
+          <v:rect style="width:0;height:1.5pt" o:hralign="center" o:hrstd="t" o:hr="t"/>
+        </w:pict>
       </w:r>
     </w:p>
     <w:p>
@@ -21027,6 +21793,7 @@
     <w:p>
       <w:pPr>
         <w:pStyle w:val="BlockText"/>
+        <w:ind w:firstLine="420"/>
       </w:pPr>
       <w:r>
         <w:rPr>
@@ -21050,6 +21817,7 @@
     <w:p>
       <w:pPr>
         <w:pStyle w:val="FirstParagraph"/>
+        <w:ind w:firstLine="420"/>
       </w:pPr>
       <w:r>
         <w:rPr>
@@ -21203,6 +21971,7 @@
     <w:p>
       <w:pPr>
         <w:pStyle w:val="BodyText"/>
+        <w:ind w:firstLine="420"/>
       </w:pPr>
       <w:r>
         <w:rPr>
@@ -21222,6 +21991,7 @@
     <w:p>
       <w:pPr>
         <w:pStyle w:val="BodyText"/>
+        <w:ind w:firstLine="420"/>
       </w:pPr>
       <w:r>
         <w:rPr>
@@ -21571,6 +22341,16 @@
         </w:pict>
       </w:r>
     </w:p>
+    <w:p>
+      <w:pPr>
+        <w:spacing w:before="160" w:after="80"/>
+      </w:pPr>
+      <w:r>
+        <w:pict>
+          <v:rect style="width:0;height:1.5pt" o:hralign="center" o:hrstd="t" o:hr="t"/>
+        </w:pict>
+      </w:r>
+    </w:p>
     <w:bookmarkEnd w:id="109"/>
     <w:bookmarkStart w:id="110" w:name="第22题"/>
     <w:p>
@@ -21600,6 +22380,7 @@
     <w:p>
       <w:pPr>
         <w:pStyle w:val="BlockText"/>
+        <w:ind w:firstLine="420"/>
       </w:pPr>
       <w:r>
         <w:rPr>
@@ -21623,6 +22404,7 @@
     <w:p>
       <w:pPr>
         <w:pStyle w:val="FirstParagraph"/>
+        <w:ind w:firstLine="420"/>
       </w:pPr>
       <w:r>
         <w:rPr>
@@ -21725,6 +22507,7 @@
     <w:p>
       <w:pPr>
         <w:pStyle w:val="BodyText"/>
+        <w:ind w:firstLine="420"/>
       </w:pPr>
       <w:r>
         <w:rPr>
@@ -21944,6 +22727,7 @@
     <w:p>
       <w:pPr>
         <w:pStyle w:val="BodyText"/>
+        <w:ind w:firstLine="420"/>
       </w:pPr>
       <w:r>
         <w:rPr>
@@ -22241,6 +23025,7 @@
     <w:p>
       <w:pPr>
         <w:pStyle w:val="BodyText"/>
+        <w:ind w:firstLine="420"/>
       </w:pPr>
       <w:r>
         <w:rPr>
@@ -22464,6 +23249,7 @@
     <w:p>
       <w:pPr>
         <w:pStyle w:val="BodyText"/>
+        <w:ind w:firstLine="420"/>
       </w:pPr>
       <w:r>
         <w:rPr>
@@ -22574,6 +23360,7 @@
     <w:p>
       <w:pPr>
         <w:pStyle w:val="BodyText"/>
+        <w:ind w:firstLine="420"/>
       </w:pPr>
       <w:r>
         <w:rPr>
@@ -22799,6 +23586,7 @@
     <w:p>
       <w:pPr>
         <w:pStyle w:val="BodyText"/>
+        <w:ind w:firstLine="420"/>
       </w:pPr>
       <w:r>
         <w:rPr>
@@ -22997,6 +23785,7 @@
       <w:pPr>
         <w:pStyle w:val="BodyText"/>
         <w:spacing w:after="80"/>
+        <w:ind w:firstLine="420"/>
       </w:pPr>
       <w:r>
         <w:rPr>
@@ -23085,6 +23874,15 @@
         <w:tblStyle w:val="Table"/>
         <w:tblW w:type="auto" w:w="0"/>
         <w:tblLook w:firstRow="1" w:lastRow="0" w:firstColumn="0" w:lastColumn="0" w:noHBand="0" w:noVBand="0" w:val="0020"/>
+        <w:jc w:val="center"/>
+        <w:tblBorders>
+          <w:top w:val="single" w:sz="12" w:space="0" w:color="333333"/>
+          <w:bottom w:val="single" w:sz="12" w:space="0" w:color="333333"/>
+          <w:left w:val="none"/>
+          <w:right w:val="none"/>
+          <w:insideH w:val="none"/>
+          <w:insideV w:val="none"/>
+        </w:tblBorders>
       </w:tblPr>
       <w:tblGrid>
         <w:gridCol w:w="1584"/>
@@ -23098,7 +23896,11 @@
           <w:tblHeader w:val="on"/>
         </w:trPr>
         <w:tc>
-          <w:tcPr/>
+          <w:tcPr>
+            <w:tcBorders>
+              <w:bottom w:val="single" w:sz="6" w:space="0" w:color="333333"/>
+            </w:tcBorders>
+          </w:tcPr>
           <w:p>
             <w:pPr>
               <w:pStyle w:val="Compact"/>
@@ -23129,7 +23931,11 @@
           </w:p>
         </w:tc>
         <w:tc>
-          <w:tcPr/>
+          <w:tcPr>
+            <w:tcBorders>
+              <w:bottom w:val="single" w:sz="6" w:space="0" w:color="333333"/>
+            </w:tcBorders>
+          </w:tcPr>
           <w:p>
             <w:pPr>
               <w:pStyle w:val="Compact"/>
@@ -23145,7 +23951,11 @@
           </w:p>
         </w:tc>
         <w:tc>
-          <w:tcPr/>
+          <w:tcPr>
+            <w:tcBorders>
+              <w:bottom w:val="single" w:sz="6" w:space="0" w:color="333333"/>
+            </w:tcBorders>
+          </w:tcPr>
           <w:p>
             <w:pPr>
               <w:pStyle w:val="Compact"/>
@@ -23161,7 +23971,11 @@
           </w:p>
         </w:tc>
         <w:tc>
-          <w:tcPr/>
+          <w:tcPr>
+            <w:tcBorders>
+              <w:bottom w:val="single" w:sz="6" w:space="0" w:color="333333"/>
+            </w:tcBorders>
+          </w:tcPr>
           <w:p>
             <w:pPr>
               <w:pStyle w:val="Compact"/>
@@ -23177,7 +23991,11 @@
           </w:p>
         </w:tc>
         <w:tc>
-          <w:tcPr/>
+          <w:tcPr>
+            <w:tcBorders>
+              <w:bottom w:val="single" w:sz="6" w:space="0" w:color="333333"/>
+            </w:tcBorders>
+          </w:tcPr>
           <w:p>
             <w:pPr>
               <w:pStyle w:val="Compact"/>
@@ -23295,6 +24113,7 @@
       <w:pPr>
         <w:pStyle w:val="BodyText"/>
         <w:spacing w:before="120"/>
+        <w:ind w:firstLine="420"/>
       </w:pPr>
       <w:r>
         <w:rPr>
@@ -23386,6 +24205,7 @@
       <w:pPr>
         <w:pStyle w:val="BodyText"/>
         <w:spacing w:after="80"/>
+        <w:ind w:firstLine="420"/>
       </w:pPr>
       <w:r>
         <w:rPr>
@@ -23437,6 +24257,15 @@
         <w:tblStyle w:val="Table"/>
         <w:tblW w:type="auto" w:w="0"/>
         <w:tblLook w:firstRow="1" w:lastRow="0" w:firstColumn="0" w:lastColumn="0" w:noHBand="0" w:noVBand="0" w:val="0020"/>
+        <w:jc w:val="center"/>
+        <w:tblBorders>
+          <w:top w:val="single" w:sz="12" w:space="0" w:color="333333"/>
+          <w:bottom w:val="single" w:sz="12" w:space="0" w:color="333333"/>
+          <w:left w:val="none"/>
+          <w:right w:val="none"/>
+          <w:insideH w:val="none"/>
+          <w:insideV w:val="none"/>
+        </w:tblBorders>
       </w:tblPr>
       <w:tblGrid>
         <w:gridCol w:w="2640"/>
@@ -23448,7 +24277,11 @@
           <w:tblHeader w:val="on"/>
         </w:trPr>
         <w:tc>
-          <w:tcPr/>
+          <w:tcPr>
+            <w:tcBorders>
+              <w:bottom w:val="single" w:sz="6" w:space="0" w:color="333333"/>
+            </w:tcBorders>
+          </w:tcPr>
           <w:p>
             <w:pPr>
               <w:pStyle w:val="Compact"/>
@@ -23464,7 +24297,11 @@
           </w:p>
         </w:tc>
         <w:tc>
-          <w:tcPr/>
+          <w:tcPr>
+            <w:tcBorders>
+              <w:bottom w:val="single" w:sz="6" w:space="0" w:color="333333"/>
+            </w:tcBorders>
+          </w:tcPr>
           <w:p>
             <w:pPr>
               <w:pStyle w:val="Compact"/>
@@ -23480,7 +24317,11 @@
           </w:p>
         </w:tc>
         <w:tc>
-          <w:tcPr/>
+          <w:tcPr>
+            <w:tcBorders>
+              <w:bottom w:val="single" w:sz="6" w:space="0" w:color="333333"/>
+            </w:tcBorders>
+          </w:tcPr>
           <w:p>
             <w:pPr>
               <w:pStyle w:val="Compact"/>
@@ -23724,9 +24565,10 @@
         <w:pStyle w:val="Compact"/>
         <w:numPr>
           <w:ilvl w:val="0"/>
-          <w:numId w:val="1010"/>
+          <w:numId w:val="1019"/>
         </w:numPr>
         <w:spacing w:before="120"/>
+        <w:ind w:firstLine="420"/>
       </w:pPr>
       <w:r>
         <w:rPr>
@@ -23746,8 +24588,9 @@
         <w:pStyle w:val="Compact"/>
         <w:numPr>
           <w:ilvl w:val="0"/>
-          <w:numId w:val="1010"/>
+          <w:numId w:val="1019"/>
         </w:numPr>
+        <w:ind w:firstLine="420"/>
       </w:pPr>
       <w:r>
         <w:rPr>
@@ -23765,6 +24608,7 @@
     <w:p>
       <w:pPr>
         <w:pStyle w:val="FirstParagraph"/>
+        <w:ind w:firstLine="420"/>
       </w:pPr>
       <w:r>
         <w:rPr>
@@ -23912,6 +24756,7 @@
       <w:pPr>
         <w:pStyle w:val="BodyText"/>
         <w:spacing w:after="80"/>
+        <w:ind w:firstLine="420"/>
       </w:pPr>
       <w:r>
         <w:rPr>
@@ -23993,6 +24838,15 @@
         <w:tblStyle w:val="Table"/>
         <w:tblW w:type="auto" w:w="0"/>
         <w:tblLook w:firstRow="1" w:lastRow="0" w:firstColumn="0" w:lastColumn="0" w:noHBand="0" w:noVBand="0" w:val="0020"/>
+        <w:jc w:val="center"/>
+        <w:tblBorders>
+          <w:top w:val="single" w:sz="12" w:space="0" w:color="333333"/>
+          <w:bottom w:val="single" w:sz="12" w:space="0" w:color="333333"/>
+          <w:left w:val="none"/>
+          <w:right w:val="none"/>
+          <w:insideH w:val="none"/>
+          <w:insideV w:val="none"/>
+        </w:tblBorders>
       </w:tblPr>
       <w:tblGrid>
         <w:gridCol w:w="1584"/>
@@ -24006,7 +24860,11 @@
           <w:tblHeader w:val="on"/>
         </w:trPr>
         <w:tc>
-          <w:tcPr/>
+          <w:tcPr>
+            <w:tcBorders>
+              <w:bottom w:val="single" w:sz="6" w:space="0" w:color="333333"/>
+            </w:tcBorders>
+          </w:tcPr>
           <w:p>
             <w:pPr>
               <w:pStyle w:val="Compact"/>
@@ -24022,7 +24880,11 @@
           </w:p>
         </w:tc>
         <w:tc>
-          <w:tcPr/>
+          <w:tcPr>
+            <w:tcBorders>
+              <w:bottom w:val="single" w:sz="6" w:space="0" w:color="333333"/>
+            </w:tcBorders>
+          </w:tcPr>
           <w:p>
             <w:pPr>
               <w:pStyle w:val="Compact"/>
@@ -24038,7 +24900,11 @@
           </w:p>
         </w:tc>
         <w:tc>
-          <w:tcPr/>
+          <w:tcPr>
+            <w:tcBorders>
+              <w:bottom w:val="single" w:sz="6" w:space="0" w:color="333333"/>
+            </w:tcBorders>
+          </w:tcPr>
           <w:p>
             <w:pPr>
               <w:pStyle w:val="Compact"/>
@@ -24054,7 +24920,11 @@
           </w:p>
         </w:tc>
         <w:tc>
-          <w:tcPr/>
+          <w:tcPr>
+            <w:tcBorders>
+              <w:bottom w:val="single" w:sz="6" w:space="0" w:color="333333"/>
+            </w:tcBorders>
+          </w:tcPr>
           <w:p>
             <w:pPr>
               <w:pStyle w:val="Compact"/>
@@ -24070,7 +24940,11 @@
           </w:p>
         </w:tc>
         <w:tc>
-          <w:tcPr/>
+          <w:tcPr>
+            <w:tcBorders>
+              <w:bottom w:val="single" w:sz="6" w:space="0" w:color="333333"/>
+            </w:tcBorders>
+          </w:tcPr>
           <w:p>
             <w:pPr>
               <w:pStyle w:val="Compact"/>
@@ -24175,6 +25049,7 @@
       <w:pPr>
         <w:pStyle w:val="BodyText"/>
         <w:spacing w:before="120"/>
+        <w:ind w:firstLine="420"/>
       </w:pPr>
       <w:r>
         <w:rPr>
@@ -24204,6 +25079,7 @@
     <w:p>
       <w:pPr>
         <w:pStyle w:val="BodyText"/>
+        <w:ind w:firstLine="420"/>
       </w:pPr>
       <w:r>
         <w:rPr>
@@ -24442,6 +25318,7 @@
       <w:pPr>
         <w:pStyle w:val="BodyText"/>
         <w:spacing w:after="80"/>
+        <w:ind w:firstLine="420"/>
       </w:pPr>
       <w:r>
         <w:rPr>
@@ -24475,6 +25352,15 @@
         <w:tblStyle w:val="Table"/>
         <w:tblW w:type="auto" w:w="0"/>
         <w:tblLook w:firstRow="1" w:lastRow="0" w:firstColumn="0" w:lastColumn="0" w:noHBand="0" w:noVBand="0" w:val="0020"/>
+        <w:jc w:val="center"/>
+        <w:tblBorders>
+          <w:top w:val="single" w:sz="12" w:space="0" w:color="333333"/>
+          <w:bottom w:val="single" w:sz="12" w:space="0" w:color="333333"/>
+          <w:left w:val="none"/>
+          <w:right w:val="none"/>
+          <w:insideH w:val="none"/>
+          <w:insideV w:val="none"/>
+        </w:tblBorders>
       </w:tblPr>
       <w:tblGrid>
         <w:gridCol w:w="1980"/>
@@ -24487,7 +25373,11 @@
           <w:tblHeader w:val="on"/>
         </w:trPr>
         <w:tc>
-          <w:tcPr/>
+          <w:tcPr>
+            <w:tcBorders>
+              <w:bottom w:val="single" w:sz="6" w:space="0" w:color="333333"/>
+            </w:tcBorders>
+          </w:tcPr>
           <w:p>
             <w:pPr>
               <w:pStyle w:val="Compact"/>
@@ -24503,7 +25393,11 @@
           </w:p>
         </w:tc>
         <w:tc>
-          <w:tcPr/>
+          <w:tcPr>
+            <w:tcBorders>
+              <w:bottom w:val="single" w:sz="6" w:space="0" w:color="333333"/>
+            </w:tcBorders>
+          </w:tcPr>
           <w:p>
             <w:pPr>
               <w:pStyle w:val="Compact"/>
@@ -24526,7 +25420,11 @@
           </w:p>
         </w:tc>
         <w:tc>
-          <w:tcPr/>
+          <w:tcPr>
+            <w:tcBorders>
+              <w:bottom w:val="single" w:sz="6" w:space="0" w:color="333333"/>
+            </w:tcBorders>
+          </w:tcPr>
           <w:p>
             <w:pPr>
               <w:pStyle w:val="Compact"/>
@@ -24556,7 +25454,11 @@
           </w:p>
         </w:tc>
         <w:tc>
-          <w:tcPr/>
+          <w:tcPr>
+            <w:tcBorders>
+              <w:bottom w:val="single" w:sz="6" w:space="0" w:color="333333"/>
+            </w:tcBorders>
+          </w:tcPr>
           <w:p>
             <w:pPr>
               <w:pStyle w:val="Compact"/>
@@ -24916,9 +25818,10 @@
         <w:pStyle w:val="Compact"/>
         <w:numPr>
           <w:ilvl w:val="0"/>
-          <w:numId w:val="1011"/>
+          <w:numId w:val="1020"/>
         </w:numPr>
         <w:spacing w:before="120"/>
+        <w:ind w:firstLine="420"/>
       </w:pPr>
       <w:r>
         <w:rPr>
@@ -24950,8 +25853,9 @@
         <w:pStyle w:val="Compact"/>
         <w:numPr>
           <w:ilvl w:val="0"/>
-          <w:numId w:val="1011"/>
+          <w:numId w:val="1020"/>
         </w:numPr>
+        <w:ind w:firstLine="420"/>
       </w:pPr>
       <w:r>
         <w:rPr>
@@ -24969,6 +25873,7 @@
     <w:p>
       <w:pPr>
         <w:pStyle w:val="FirstParagraph"/>
+        <w:ind w:firstLine="420"/>
       </w:pPr>
       <w:r>
         <w:rPr>
@@ -25224,6 +26129,7 @@
     <w:p>
       <w:pPr>
         <w:pStyle w:val="BodyText"/>
+        <w:ind w:firstLine="420"/>
       </w:pPr>
       <w:r>
         <w:rPr>
@@ -25737,6 +26643,7 @@
     <w:p>
       <w:pPr>
         <w:pStyle w:val="BodyText"/>
+        <w:ind w:firstLine="420"/>
       </w:pPr>
       <w:r>
         <w:rPr>
@@ -25927,6 +26834,7 @@
     <w:p>
       <w:pPr>
         <w:pStyle w:val="BodyText"/>
+        <w:ind w:firstLine="420"/>
       </w:pPr>
       <w:r>
         <w:rPr>
@@ -26124,6 +27032,7 @@
     <w:p>
       <w:pPr>
         <w:pStyle w:val="BodyText"/>
+        <w:ind w:firstLine="420"/>
       </w:pPr>
       <w:r>
         <w:rPr>
@@ -26249,6 +27158,7 @@
     <w:p>
       <w:pPr>
         <w:pStyle w:val="BodyText"/>
+        <w:ind w:firstLine="420"/>
       </w:pPr>
       <w:r>
         <w:rPr>
@@ -26472,6 +27382,7 @@
     <w:p>
       <w:pPr>
         <w:pStyle w:val="BodyText"/>
+        <w:ind w:firstLine="420"/>
       </w:pPr>
       <w:r>
         <w:rPr>
@@ -26527,6 +27438,7 @@
     <w:p>
       <w:pPr>
         <w:pStyle w:val="BodyText"/>
+        <w:ind w:firstLine="420"/>
       </w:pPr>
       <w:r>
         <w:rPr>
@@ -26657,6 +27569,7 @@
     <w:p>
       <w:pPr>
         <w:pStyle w:val="BodyText"/>
+        <w:ind w:firstLine="420"/>
       </w:pPr>
       <w:r>
         <w:rPr>
@@ -26744,6 +27657,7 @@
     <w:p>
       <w:pPr>
         <w:pStyle w:val="BodyText"/>
+        <w:ind w:firstLine="420"/>
       </w:pPr>
       <w:r>
         <w:rPr>
@@ -26880,6 +27794,16 @@
           <w:rFonts w:hint="eastAsia" w:ascii="Times New Roman" w:hAnsi="Times New Roman" w:eastAsia="FangSong" w:cs="Times New Roman"/>
         </w:rPr>
         <w:t>不会影响到实验结果</w:t>
+      </w:r>
+    </w:p>
+    <w:p>
+      <w:pPr>
+        <w:spacing w:before="160" w:after="80"/>
+      </w:pPr>
+      <w:r>
+        <w:pict>
+          <v:rect style="width:0;height:1.5pt" o:hralign="center" o:hrstd="t" o:hr="t"/>
+        </w:pict>
       </w:r>
     </w:p>
     <w:p>
@@ -26931,6 +27855,7 @@
     <w:p>
       <w:pPr>
         <w:pStyle w:val="BlockText"/>
+        <w:ind w:firstLine="420"/>
       </w:pPr>
       <w:r>
         <w:rPr>
@@ -26955,6 +27880,7 @@
       <w:pPr>
         <w:pStyle w:val="FirstParagraph"/>
         <w:spacing w:after="80"/>
+        <w:ind w:firstLine="420"/>
       </w:pPr>
       <w:r>
         <w:rPr>
@@ -27035,6 +27961,15 @@
         <w:tblStyle w:val="Table"/>
         <w:tblW w:type="auto" w:w="0"/>
         <w:tblLook w:firstRow="1" w:lastRow="0" w:firstColumn="0" w:lastColumn="0" w:noHBand="0" w:noVBand="0" w:val="0020"/>
+        <w:jc w:val="center"/>
+        <w:tblBorders>
+          <w:top w:val="single" w:sz="12" w:space="0" w:color="333333"/>
+          <w:bottom w:val="single" w:sz="12" w:space="0" w:color="333333"/>
+          <w:left w:val="none"/>
+          <w:right w:val="none"/>
+          <w:insideH w:val="none"/>
+          <w:insideV w:val="none"/>
+        </w:tblBorders>
       </w:tblPr>
       <w:tblGrid>
         <w:gridCol w:w="2640"/>
@@ -27046,7 +27981,11 @@
           <w:tblHeader w:val="on"/>
         </w:trPr>
         <w:tc>
-          <w:tcPr/>
+          <w:tcPr>
+            <w:tcBorders>
+              <w:bottom w:val="single" w:sz="6" w:space="0" w:color="333333"/>
+            </w:tcBorders>
+          </w:tcPr>
           <w:p>
             <w:pPr>
               <w:pStyle w:val="Compact"/>
@@ -27062,7 +28001,11 @@
           </w:p>
         </w:tc>
         <w:tc>
-          <w:tcPr/>
+          <w:tcPr>
+            <w:tcBorders>
+              <w:bottom w:val="single" w:sz="6" w:space="0" w:color="333333"/>
+            </w:tcBorders>
+          </w:tcPr>
           <w:p>
             <w:pPr>
               <w:pStyle w:val="Compact"/>
@@ -27078,7 +28021,11 @@
           </w:p>
         </w:tc>
         <w:tc>
-          <w:tcPr/>
+          <w:tcPr>
+            <w:tcBorders>
+              <w:bottom w:val="single" w:sz="6" w:space="0" w:color="333333"/>
+            </w:tcBorders>
+          </w:tcPr>
           <w:p>
             <w:pPr>
               <w:pStyle w:val="Compact"/>
@@ -27265,6 +28212,7 @@
       <w:pPr>
         <w:pStyle w:val="BodyText"/>
         <w:spacing w:before="120"/>
+        <w:ind w:firstLine="420"/>
       </w:pPr>
       <w:r>
         <w:rPr>
@@ -27272,7 +28220,7 @@
           <w:b/>
           <w:bCs/>
         </w:rPr>
-        <w:t xml:space="preserve">8-1</w:t>
+        <w:t xml:space="preserve">(1)</w:t>
       </w:r>
       <w:r>
         <w:rPr>
@@ -27462,6 +28410,7 @@
     <w:p>
       <w:pPr>
         <w:pStyle w:val="BodyText"/>
+        <w:ind w:firstLine="420"/>
       </w:pPr>
       <w:r>
         <w:rPr>
@@ -27469,7 +28418,7 @@
           <w:b/>
           <w:bCs/>
         </w:rPr>
-        <w:t xml:space="preserve">8-2</w:t>
+        <w:t xml:space="preserve">(2)</w:t>
       </w:r>
       <w:r>
         <w:rPr>
@@ -27542,6 +28491,7 @@
     <w:p>
       <w:pPr>
         <w:pStyle w:val="BodyText"/>
+        <w:ind w:firstLine="420"/>
       </w:pPr>
       <w:r>
         <w:rPr>
@@ -27549,7 +28499,7 @@
           <w:b/>
           <w:bCs/>
         </w:rPr>
-        <w:t xml:space="preserve">8-3</w:t>
+        <w:t xml:space="preserve">(3)</w:t>
       </w:r>
       <w:r>
         <w:rPr>
@@ -27659,6 +28609,7 @@
     <w:p>
       <w:pPr>
         <w:pStyle w:val="BodyText"/>
+        <w:ind w:firstLine="420"/>
       </w:pPr>
       <w:r>
         <w:rPr>
@@ -27666,7 +28617,7 @@
           <w:b/>
           <w:bCs/>
         </w:rPr>
-        <w:t xml:space="preserve">8-4</w:t>
+        <w:t xml:space="preserve">(4)</w:t>
       </w:r>
       <w:r>
         <w:rPr>
@@ -27727,6 +28678,7 @@
     <w:p>
       <w:pPr>
         <w:pStyle w:val="BodyText"/>
+        <w:ind w:firstLine="420"/>
       </w:pPr>
       <w:r>
         <w:rPr>
@@ -27734,7 +28686,7 @@
           <w:b/>
           <w:bCs/>
         </w:rPr>
-        <w:t xml:space="preserve">8-5</w:t>
+        <w:t xml:space="preserve">(5)</w:t>
       </w:r>
       <w:r>
         <w:rPr>
@@ -27819,6 +28771,7 @@
     <w:p>
       <w:pPr>
         <w:pStyle w:val="BodyText"/>
+        <w:ind w:firstLine="420"/>
       </w:pPr>
       <w:r>
         <w:rPr>
@@ -27845,7 +28798,7 @@
           <w:b/>
           <w:bCs/>
         </w:rPr>
-        <w:t xml:space="preserve">8-1</w:t>
+        <w:t xml:space="preserve">(1)</w:t>
       </w:r>
     </w:p>
     <w:p>
@@ -29470,7 +30423,7 @@
           <w:b/>
           <w:bCs/>
         </w:rPr>
-        <w:t xml:space="preserve">8-2</w:t>
+        <w:t xml:space="preserve">(2)</w:t>
       </w:r>
       <w:r>
         <w:rPr>
@@ -29748,6 +30701,7 @@
     <w:p>
       <w:pPr>
         <w:pStyle w:val="FirstParagraph"/>
+        <w:ind w:firstLine="420"/>
       </w:pPr>
       <w:r>
         <w:rPr>
@@ -30040,7 +30994,7 @@
           <w:b/>
           <w:bCs/>
         </w:rPr>
-        <w:t xml:space="preserve">8-3</w:t>
+        <w:t xml:space="preserve">(3)</w:t>
       </w:r>
       <w:r>
         <w:rPr>
@@ -30483,7 +31437,7 @@
           <w:b/>
           <w:bCs/>
         </w:rPr>
-        <w:t xml:space="preserve">8-4</w:t>
+        <w:t xml:space="preserve">(4)</w:t>
       </w:r>
     </w:p>
     <w:p>
@@ -30724,7 +31678,7 @@
           <w:b/>
           <w:bCs/>
         </w:rPr>
-        <w:t xml:space="preserve">8-5</w:t>
+        <w:t xml:space="preserve">(5)</w:t>
       </w:r>
     </w:p>
     <w:p>
@@ -31573,6 +32527,16 @@
         </w:pict>
       </w:r>
     </w:p>
+    <w:p>
+      <w:pPr>
+        <w:spacing w:before="160" w:after="80"/>
+      </w:pPr>
+      <w:r>
+        <w:pict>
+          <v:rect style="width:0;height:1.5pt" o:hralign="center" o:hrstd="t" o:hr="t"/>
+        </w:pict>
+      </w:r>
+    </w:p>
     <w:bookmarkEnd w:id="111"/>
     <w:bookmarkStart w:id="112" w:name="第24题"/>
     <w:p>
@@ -31602,6 +32566,7 @@
     <w:p>
       <w:pPr>
         <w:pStyle w:val="BlockText"/>
+        <w:ind w:firstLine="420"/>
       </w:pPr>
       <w:r>
         <w:rPr>
@@ -31625,6 +32590,7 @@
     <w:p>
       <w:pPr>
         <w:pStyle w:val="FirstParagraph"/>
+        <w:ind w:firstLine="420"/>
       </w:pPr>
       <w:r>
         <w:rPr>
@@ -31701,14 +32667,12 @@
     </w:p>
     <w:p>
       <w:pPr>
-        <w:pStyle w:val="BodyText"/>
-      </w:pPr>
-      <w:r>
-        <w:rPr>
-          <w:rFonts w:ascii="Times New Roman" w:hAnsi="Times New Roman" w:eastAsia="Times New Roman" w:cs="Times New Roman"/>
-        </w:rPr>
-        <w:t xml:space="preserve">1-1 </w:t>
-      </w:r>
+        <w:numPr>
+          <w:ilvl w:val="0"/>
+          <w:numId w:val="1021"/>
+        </w:numPr>
+        <w:ind w:firstLine="420"/>
+      </w:pPr>
       <w:r>
         <w:rPr>
           <w:rFonts w:hint="eastAsia" w:ascii="Times New Roman" w:hAnsi="Times New Roman" w:eastAsia="FangSong" w:cs="Times New Roman"/>
@@ -31760,15 +32724,13 @@
     </w:p>
     <w:p>
       <w:pPr>
-        <w:pStyle w:val="BodyText"/>
+        <w:numPr>
+          <w:ilvl w:val="0"/>
+          <w:numId w:val="1021"/>
+        </w:numPr>
         <w:spacing w:after="80"/>
-      </w:pPr>
-      <w:r>
-        <w:rPr>
-          <w:rFonts w:ascii="Times New Roman" w:hAnsi="Times New Roman" w:eastAsia="Times New Roman" w:cs="Times New Roman"/>
-        </w:rPr>
-        <w:t xml:space="preserve">1-2 </w:t>
-      </w:r>
+        <w:ind w:firstLine="420"/>
+      </w:pPr>
       <w:r>
         <w:rPr>
           <w:rFonts w:hint="eastAsia" w:ascii="Times New Roman" w:hAnsi="Times New Roman" w:eastAsia="FangSong" w:cs="Times New Roman"/>
@@ -31894,6 +32856,15 @@
         <w:tblStyle w:val="Table"/>
         <w:tblW w:type="auto" w:w="0"/>
         <w:tblLook w:firstRow="1" w:lastRow="0" w:firstColumn="0" w:lastColumn="0" w:noHBand="0" w:noVBand="0" w:val="0020"/>
+        <w:jc w:val="center"/>
+        <w:tblBorders>
+          <w:top w:val="single" w:sz="12" w:space="0" w:color="333333"/>
+          <w:bottom w:val="single" w:sz="12" w:space="0" w:color="333333"/>
+          <w:left w:val="none"/>
+          <w:right w:val="none"/>
+          <w:insideH w:val="none"/>
+          <w:insideV w:val="none"/>
+        </w:tblBorders>
       </w:tblPr>
       <w:tblGrid>
         <w:gridCol w:w="1980"/>
@@ -31906,7 +32877,11 @@
           <w:tblHeader w:val="on"/>
         </w:trPr>
         <w:tc>
-          <w:tcPr/>
+          <w:tcPr>
+            <w:tcBorders>
+              <w:bottom w:val="single" w:sz="6" w:space="0" w:color="333333"/>
+            </w:tcBorders>
+          </w:tcPr>
           <w:p>
             <w:pPr>
               <w:pStyle w:val="Compact"/>
@@ -31922,7 +32897,11 @@
           </w:p>
         </w:tc>
         <w:tc>
-          <w:tcPr/>
+          <w:tcPr>
+            <w:tcBorders>
+              <w:bottom w:val="single" w:sz="6" w:space="0" w:color="333333"/>
+            </w:tcBorders>
+          </w:tcPr>
           <w:p>
             <w:pPr>
               <w:pStyle w:val="Compact"/>
@@ -31938,7 +32917,11 @@
           </w:p>
         </w:tc>
         <w:tc>
-          <w:tcPr/>
+          <w:tcPr>
+            <w:tcBorders>
+              <w:bottom w:val="single" w:sz="6" w:space="0" w:color="333333"/>
+            </w:tcBorders>
+          </w:tcPr>
           <w:p>
             <w:pPr>
               <w:pStyle w:val="Compact"/>
@@ -31954,7 +32937,11 @@
           </w:p>
         </w:tc>
         <w:tc>
-          <w:tcPr/>
+          <w:tcPr>
+            <w:tcBorders>
+              <w:bottom w:val="single" w:sz="6" w:space="0" w:color="333333"/>
+            </w:tcBorders>
+          </w:tcPr>
           <w:p>
             <w:pPr>
               <w:pStyle w:val="Compact"/>
@@ -32056,6 +33043,7 @@
       <w:pPr>
         <w:pStyle w:val="BodyText"/>
         <w:spacing w:before="120"/>
+        <w:ind w:firstLine="420"/>
       </w:pPr>
       <w:r>
         <w:rPr>
@@ -32286,6 +33274,7 @@
     <w:p>
       <w:pPr>
         <w:pStyle w:val="FirstParagraph"/>
+        <w:ind w:firstLine="420"/>
       </w:pPr>
       <w:r>
         <w:rPr>
@@ -32314,14 +33303,13 @@
     </w:p>
     <w:p>
       <w:pPr>
-        <w:pStyle w:val="BodyText"/>
-      </w:pPr>
-      <w:r>
-        <w:rPr>
-          <w:rFonts w:ascii="Times New Roman" w:hAnsi="Times New Roman" w:eastAsia="Times New Roman" w:cs="Times New Roman"/>
-        </w:rPr>
-        <w:t xml:space="preserve">1-3 </w:t>
-      </w:r>
+        <w:pStyle w:val="Compact"/>
+        <w:numPr>
+          <w:ilvl w:val="0"/>
+          <w:numId w:val="1022"/>
+        </w:numPr>
+        <w:ind w:firstLine="420"/>
+      </w:pPr>
       <w:r>
         <w:rPr>
           <w:rFonts w:hint="eastAsia" w:ascii="Times New Roman" w:hAnsi="Times New Roman" w:eastAsia="FangSong" w:cs="Times New Roman"/>
@@ -32585,7 +33573,7 @@
     </w:p>
     <w:p>
       <w:pPr>
-        <w:pStyle w:val="BodyText"/>
+        <w:pStyle w:val="FirstParagraph"/>
       </w:pPr>
       <m:oMathPara>
         <m:oMathParaPr>
@@ -33108,6 +34096,7 @@
     <w:p>
       <w:pPr>
         <w:pStyle w:val="FirstParagraph"/>
+        <w:ind w:firstLine="420"/>
       </w:pPr>
       <w:r>
         <w:rPr>
@@ -33347,6 +34336,7 @@
     <w:p>
       <w:pPr>
         <w:pStyle w:val="BodyText"/>
+        <w:ind w:firstLine="420"/>
       </w:pPr>
       <w:r>
         <w:rPr>
@@ -33365,14 +34355,13 @@
     </w:p>
     <w:p>
       <w:pPr>
-        <w:pStyle w:val="BodyText"/>
-      </w:pPr>
-      <w:r>
-        <w:rPr>
-          <w:rFonts w:ascii="Times New Roman" w:hAnsi="Times New Roman" w:eastAsia="Times New Roman" w:cs="Times New Roman"/>
-        </w:rPr>
-        <w:t xml:space="preserve">1-1 </w:t>
-      </w:r>
+        <w:pStyle w:val="Compact"/>
+        <w:numPr>
+          <w:ilvl w:val="0"/>
+          <w:numId w:val="1023"/>
+        </w:numPr>
+        <w:ind w:firstLine="420"/>
+      </w:pPr>
       <w:r>
         <w:rPr>
           <w:rFonts w:hint="eastAsia" w:ascii="Times New Roman" w:hAnsi="Times New Roman" w:eastAsia="FangSong" w:cs="Times New Roman"/>
@@ -33742,7 +34731,7 @@
     </w:p>
     <w:p>
       <w:pPr>
-        <w:pStyle w:val="BodyText"/>
+        <w:pStyle w:val="FirstParagraph"/>
       </w:pPr>
       <m:oMathPara>
         <m:oMathParaPr>
@@ -34030,14 +35019,12 @@
     </w:p>
     <w:p>
       <w:pPr>
-        <w:pStyle w:val="FirstParagraph"/>
-      </w:pPr>
-      <w:r>
-        <w:rPr>
-          <w:rFonts w:ascii="Times New Roman" w:hAnsi="Times New Roman" w:eastAsia="Times New Roman" w:cs="Times New Roman"/>
-        </w:rPr>
-        <w:t xml:space="preserve">1-2 </w:t>
-      </w:r>
+        <w:numPr>
+          <w:ilvl w:val="0"/>
+          <w:numId w:val="1024"/>
+        </w:numPr>
+        <w:ind w:firstLine="420"/>
+      </w:pPr>
       <w:r>
         <w:rPr>
           <w:rFonts w:hint="eastAsia" w:ascii="Times New Roman" w:hAnsi="Times New Roman" w:eastAsia="FangSong" w:cs="Times New Roman"/>
@@ -34452,20 +35439,11 @@
     </w:p>
     <w:p>
       <w:pPr>
-        <w:pStyle w:val="BodyText"/>
-      </w:pPr>
-      <w:r>
-        <w:rPr>
-          <w:rFonts w:ascii="Times New Roman" w:hAnsi="Times New Roman" w:eastAsia="Times New Roman" w:cs="Times New Roman"/>
-        </w:rPr>
-        <w:t xml:space="preserve">1-3</w:t>
-      </w:r>
-      <w:r>
-        <w:rPr>
-          <w:rFonts w:ascii="Times New Roman" w:hAnsi="Times New Roman" w:eastAsia="Times New Roman" w:cs="Times New Roman"/>
-        </w:rPr>
-        <w:t xml:space="preserve"> </w:t>
-      </w:r>
+        <w:numPr>
+          <w:ilvl w:val="0"/>
+          <w:numId w:val="1024"/>
+        </w:numPr>
+      </w:pPr>
       <m:oMath>
         <m:oMathPr>
           <m:ctrlPr>
@@ -34638,10 +35616,17 @@
           </m:sup>
         </m:sSup>
       </m:oMath>
+      <w:r>
+        <w:rPr>
+          <w:rFonts w:ascii="Times New Roman" w:hAnsi="Times New Roman" w:eastAsia="Times New Roman" w:cs="Times New Roman"/>
+        </w:rPr>
+        <w:t xml:space="preserve">​</w:t>
+      </w:r>
     </w:p>
     <w:p>
       <w:pPr>
-        <w:pStyle w:val="BodyText"/>
+        <w:pStyle w:val="FirstParagraph"/>
+        <w:ind w:firstLine="420"/>
       </w:pPr>
       <w:r>
         <w:rPr>
@@ -34658,20 +35643,12 @@
     </w:p>
     <w:p>
       <w:pPr>
-        <w:pStyle w:val="BodyText"/>
-      </w:pPr>
-      <w:r>
-        <w:rPr>
-          <w:rFonts w:ascii="Times New Roman" w:hAnsi="Times New Roman" w:eastAsia="Times New Roman" w:cs="Times New Roman"/>
-        </w:rPr>
-        <w:t xml:space="preserve">1-1</w:t>
-      </w:r>
-      <w:r>
-        <w:rPr>
-          <w:rFonts w:ascii="Times New Roman" w:hAnsi="Times New Roman" w:eastAsia="Times New Roman" w:cs="Times New Roman"/>
-        </w:rPr>
-        <w:t xml:space="preserve"> </w:t>
-      </w:r>
+        <w:pStyle w:val="Compact"/>
+        <w:numPr>
+          <w:ilvl w:val="0"/>
+          <w:numId w:val="1025"/>
+        </w:numPr>
+      </w:pPr>
       <m:oMath>
         <m:oMathPr>
           <m:ctrlPr>
@@ -34953,6 +35930,16 @@
         </w:pict>
       </w:r>
     </w:p>
+    <w:p>
+      <w:pPr>
+        <w:spacing w:before="160" w:after="80"/>
+      </w:pPr>
+      <w:r>
+        <w:pict>
+          <v:rect style="width:0;height:1.5pt" o:hralign="center" o:hrstd="t" o:hr="t"/>
+        </w:pict>
+      </w:r>
+    </w:p>
     <w:bookmarkEnd w:id="112"/>
     <w:bookmarkStart w:id="113" w:name="第25题"/>
     <w:p>
@@ -34982,6 +35969,7 @@
     <w:p>
       <w:pPr>
         <w:pStyle w:val="BlockText"/>
+        <w:ind w:firstLine="420"/>
       </w:pPr>
       <w:r>
         <w:rPr>
@@ -35005,6 +35993,7 @@
     <w:p>
       <w:pPr>
         <w:pStyle w:val="FirstParagraph"/>
+        <w:ind w:firstLine="420"/>
       </w:pPr>
       <w:r>
         <w:rPr>
@@ -35136,6 +36125,7 @@
     <w:p>
       <w:pPr>
         <w:pStyle w:val="FirstParagraph"/>
+        <w:ind w:firstLine="420"/>
       </w:pPr>
       <w:r>
         <w:rPr>
@@ -35828,6 +36818,7 @@
     <w:p>
       <w:pPr>
         <w:pStyle w:val="FirstParagraph"/>
+        <w:ind w:firstLine="420"/>
       </w:pPr>
       <w:r>
         <w:rPr>
@@ -36068,6 +37059,7 @@
     <w:p>
       <w:pPr>
         <w:pStyle w:val="BodyText"/>
+        <w:ind w:firstLine="420"/>
       </w:pPr>
       <w:r>
         <w:rPr>
@@ -36401,6 +37393,7 @@
     <w:p>
       <w:pPr>
         <w:pStyle w:val="BodyText"/>
+        <w:ind w:firstLine="420"/>
       </w:pPr>
       <w:r>
         <w:rPr>
@@ -36734,6 +37727,7 @@
     <w:p>
       <w:pPr>
         <w:pStyle w:val="BodyText"/>
+        <w:ind w:firstLine="420"/>
       </w:pPr>
       <w:r>
         <w:rPr>
@@ -39095,6 +40089,16 @@
         </w:pict>
       </w:r>
     </w:p>
+    <w:p>
+      <w:pPr>
+        <w:spacing w:before="160" w:after="80"/>
+      </w:pPr>
+      <w:r>
+        <w:pict>
+          <v:rect style="width:0;height:1.5pt" o:hralign="center" o:hrstd="t" o:hr="t"/>
+        </w:pict>
+      </w:r>
+    </w:p>
     <w:bookmarkEnd w:id="113"/>
     <w:bookmarkStart w:id="114" w:name="第26题"/>
     <w:p>
@@ -39124,6 +40128,7 @@
     <w:p>
       <w:pPr>
         <w:pStyle w:val="BlockText"/>
+        <w:ind w:firstLine="420"/>
       </w:pPr>
       <w:r>
         <w:rPr>
@@ -39147,6 +40152,7 @@
     <w:p>
       <w:pPr>
         <w:pStyle w:val="FirstParagraph"/>
+        <w:ind w:firstLine="420"/>
       </w:pPr>
       <w:r>
         <w:rPr>
@@ -39874,8 +40880,9 @@
         <w:pStyle w:val="Compact"/>
         <w:numPr>
           <w:ilvl w:val="0"/>
-          <w:numId w:val="1012"/>
+          <w:numId w:val="1026"/>
         </w:numPr>
+        <w:ind w:firstLine="420"/>
       </w:pPr>
       <w:r>
         <w:rPr>
@@ -40007,8 +41014,9 @@
         <w:pStyle w:val="Compact"/>
         <w:numPr>
           <w:ilvl w:val="0"/>
-          <w:numId w:val="1012"/>
+          <w:numId w:val="1026"/>
         </w:numPr>
+        <w:ind w:firstLine="420"/>
       </w:pPr>
       <w:r>
         <w:rPr>
@@ -40176,9 +41184,10 @@
         <w:pStyle w:val="Compact"/>
         <w:numPr>
           <w:ilvl w:val="0"/>
-          <w:numId w:val="1012"/>
+          <w:numId w:val="1026"/>
         </w:numPr>
         <w:spacing w:after="80"/>
+        <w:ind w:firstLine="420"/>
       </w:pPr>
       <w:r>
         <w:rPr>
@@ -40342,6 +41351,15 @@
         <w:tblStyle w:val="Table"/>
         <w:tblW w:type="auto" w:w="0"/>
         <w:tblLook w:firstRow="1" w:lastRow="0" w:firstColumn="0" w:lastColumn="0" w:noHBand="0" w:noVBand="0" w:val="0020"/>
+        <w:jc w:val="center"/>
+        <w:tblBorders>
+          <w:top w:val="single" w:sz="12" w:space="0" w:color="333333"/>
+          <w:bottom w:val="single" w:sz="12" w:space="0" w:color="333333"/>
+          <w:left w:val="none"/>
+          <w:right w:val="none"/>
+          <w:insideH w:val="none"/>
+          <w:insideV w:val="none"/>
+        </w:tblBorders>
       </w:tblPr>
       <w:tblGrid>
         <w:gridCol w:w="1320"/>
@@ -40356,7 +41374,11 @@
           <w:tblHeader w:val="on"/>
         </w:trPr>
         <w:tc>
-          <w:tcPr/>
+          <w:tcPr>
+            <w:tcBorders>
+              <w:bottom w:val="single" w:sz="6" w:space="0" w:color="333333"/>
+            </w:tcBorders>
+          </w:tcPr>
           <w:p>
             <w:pPr>
               <w:pStyle w:val="Compact"/>
@@ -40386,7 +41408,11 @@
           </w:p>
         </w:tc>
         <w:tc>
-          <w:tcPr/>
+          <w:tcPr>
+            <w:tcBorders>
+              <w:bottom w:val="single" w:sz="6" w:space="0" w:color="333333"/>
+            </w:tcBorders>
+          </w:tcPr>
           <w:p>
             <w:pPr>
               <w:pStyle w:val="Compact"/>
@@ -40402,7 +41428,11 @@
           </w:p>
         </w:tc>
         <w:tc>
-          <w:tcPr/>
+          <w:tcPr>
+            <w:tcBorders>
+              <w:bottom w:val="single" w:sz="6" w:space="0" w:color="333333"/>
+            </w:tcBorders>
+          </w:tcPr>
           <w:p>
             <w:pPr>
               <w:pStyle w:val="Compact"/>
@@ -40418,7 +41448,11 @@
           </w:p>
         </w:tc>
         <w:tc>
-          <w:tcPr/>
+          <w:tcPr>
+            <w:tcBorders>
+              <w:bottom w:val="single" w:sz="6" w:space="0" w:color="333333"/>
+            </w:tcBorders>
+          </w:tcPr>
           <w:p>
             <w:pPr>
               <w:pStyle w:val="Compact"/>
@@ -40434,7 +41468,11 @@
           </w:p>
         </w:tc>
         <w:tc>
-          <w:tcPr/>
+          <w:tcPr>
+            <w:tcBorders>
+              <w:bottom w:val="single" w:sz="6" w:space="0" w:color="333333"/>
+            </w:tcBorders>
+          </w:tcPr>
           <w:p>
             <w:pPr>
               <w:pStyle w:val="Compact"/>
@@ -40450,7 +41488,11 @@
           </w:p>
         </w:tc>
         <w:tc>
-          <w:tcPr/>
+          <w:tcPr>
+            <w:tcBorders>
+              <w:bottom w:val="single" w:sz="6" w:space="0" w:color="333333"/>
+            </w:tcBorders>
+          </w:tcPr>
           <w:p>
             <w:pPr>
               <w:pStyle w:val="Compact"/>
@@ -40575,6 +41617,7 @@
       <w:pPr>
         <w:pStyle w:val="BodyText"/>
         <w:spacing w:before="120"/>
+        <w:ind w:firstLine="420"/>
       </w:pPr>
       <w:r>
         <w:rPr>
@@ -40594,6 +41637,7 @@
     <w:p>
       <w:pPr>
         <w:pStyle w:val="BodyText"/>
+        <w:ind w:firstLine="420"/>
       </w:pPr>
       <w:r>
         <w:rPr>
@@ -40655,6 +41699,16 @@
           <w:rFonts w:ascii="Times New Roman" w:hAnsi="Times New Roman" w:eastAsia="Times New Roman" w:cs="Times New Roman"/>
         </w:rPr>
         <w:t xml:space="preserve">。</w:t>
+      </w:r>
+    </w:p>
+    <w:p>
+      <w:pPr>
+        <w:spacing w:before="160" w:after="80"/>
+      </w:pPr>
+      <w:r>
+        <w:pict>
+          <v:rect style="width:0;height:1.5pt" o:hralign="center" o:hrstd="t" o:hr="t"/>
+        </w:pict>
       </w:r>
     </w:p>
     <w:p>
@@ -40921,6 +41975,261 @@
       </w:rPr>
     </w:lvl>
   </w:abstractNum>
+  <w:abstractNum w:abstractNumId="99432">
+    <w:nsid w:val="00A99432"/>
+    <w:multiLevelType w:val="multilevel"/>
+    <w:lvl w:ilvl="0">
+      <w:start w:val="2"/>
+      <w:numFmt w:val="decimal"/>
+      <w:lvlText w:val="(%1)"/>
+      <w:lvlJc w:val="left"/>
+      <w:pPr>
+        <w:ind w:left="720" w:hanging="360"/>
+      </w:pPr>
+    </w:lvl>
+    <w:lvl w:ilvl="1">
+      <w:start w:val="2"/>
+      <w:numFmt w:val="decimal"/>
+      <w:lvlText w:val="(%2)"/>
+      <w:lvlJc w:val="left"/>
+      <w:pPr>
+        <w:ind w:left="1440" w:hanging="360"/>
+      </w:pPr>
+    </w:lvl>
+    <w:lvl w:ilvl="2">
+      <w:start w:val="2"/>
+      <w:numFmt w:val="decimal"/>
+      <w:lvlText w:val="(%3)"/>
+      <w:lvlJc w:val="left"/>
+      <w:pPr>
+        <w:ind w:left="2160" w:hanging="360"/>
+      </w:pPr>
+    </w:lvl>
+    <w:lvl w:ilvl="3">
+      <w:start w:val="2"/>
+      <w:numFmt w:val="decimal"/>
+      <w:lvlText w:val="(%4)"/>
+      <w:lvlJc w:val="left"/>
+      <w:pPr>
+        <w:ind w:left="2880" w:hanging="360"/>
+      </w:pPr>
+    </w:lvl>
+    <w:lvl w:ilvl="4">
+      <w:start w:val="2"/>
+      <w:numFmt w:val="decimal"/>
+      <w:lvlText w:val="(%5)"/>
+      <w:lvlJc w:val="left"/>
+      <w:pPr>
+        <w:ind w:left="3600" w:hanging="360"/>
+      </w:pPr>
+    </w:lvl>
+    <w:lvl w:ilvl="5">
+      <w:start w:val="2"/>
+      <w:numFmt w:val="decimal"/>
+      <w:lvlText w:val="(%6)"/>
+      <w:lvlJc w:val="left"/>
+      <w:pPr>
+        <w:ind w:left="4320" w:hanging="360"/>
+      </w:pPr>
+    </w:lvl>
+    <w:lvl w:ilvl="6">
+      <w:start w:val="2"/>
+      <w:numFmt w:val="decimal"/>
+      <w:lvlText w:val="(%7)"/>
+      <w:lvlJc w:val="left"/>
+      <w:pPr>
+        <w:ind w:left="5040" w:hanging="360"/>
+      </w:pPr>
+    </w:lvl>
+    <w:lvl w:ilvl="7">
+      <w:start w:val="2"/>
+      <w:numFmt w:val="decimal"/>
+      <w:lvlText w:val="(%8)"/>
+      <w:lvlJc w:val="left"/>
+      <w:pPr>
+        <w:ind w:left="5760" w:hanging="360"/>
+      </w:pPr>
+    </w:lvl>
+    <w:lvl w:ilvl="8">
+      <w:start w:val="2"/>
+      <w:numFmt w:val="decimal"/>
+      <w:lvlText w:val="(%9)"/>
+      <w:lvlJc w:val="left"/>
+      <w:pPr>
+        <w:ind w:left="6480" w:hanging="360"/>
+      </w:pPr>
+    </w:lvl>
+  </w:abstractNum>
+  <w:abstractNum w:abstractNumId="99431">
+    <w:nsid w:val="00A99431"/>
+    <w:multiLevelType w:val="multilevel"/>
+    <w:lvl w:ilvl="0">
+      <w:start w:val="1"/>
+      <w:numFmt w:val="decimal"/>
+      <w:lvlText w:val="(%1)"/>
+      <w:lvlJc w:val="left"/>
+      <w:pPr>
+        <w:ind w:left="720" w:hanging="360"/>
+      </w:pPr>
+    </w:lvl>
+    <w:lvl w:ilvl="1">
+      <w:start w:val="1"/>
+      <w:numFmt w:val="decimal"/>
+      <w:lvlText w:val="(%2)"/>
+      <w:lvlJc w:val="left"/>
+      <w:pPr>
+        <w:ind w:left="1440" w:hanging="360"/>
+      </w:pPr>
+    </w:lvl>
+    <w:lvl w:ilvl="2">
+      <w:start w:val="1"/>
+      <w:numFmt w:val="decimal"/>
+      <w:lvlText w:val="(%3)"/>
+      <w:lvlJc w:val="left"/>
+      <w:pPr>
+        <w:ind w:left="2160" w:hanging="360"/>
+      </w:pPr>
+    </w:lvl>
+    <w:lvl w:ilvl="3">
+      <w:start w:val="1"/>
+      <w:numFmt w:val="decimal"/>
+      <w:lvlText w:val="(%4)"/>
+      <w:lvlJc w:val="left"/>
+      <w:pPr>
+        <w:ind w:left="2880" w:hanging="360"/>
+      </w:pPr>
+    </w:lvl>
+    <w:lvl w:ilvl="4">
+      <w:start w:val="1"/>
+      <w:numFmt w:val="decimal"/>
+      <w:lvlText w:val="(%5)"/>
+      <w:lvlJc w:val="left"/>
+      <w:pPr>
+        <w:ind w:left="3600" w:hanging="360"/>
+      </w:pPr>
+    </w:lvl>
+    <w:lvl w:ilvl="5">
+      <w:start w:val="1"/>
+      <w:numFmt w:val="decimal"/>
+      <w:lvlText w:val="(%6)"/>
+      <w:lvlJc w:val="left"/>
+      <w:pPr>
+        <w:ind w:left="4320" w:hanging="360"/>
+      </w:pPr>
+    </w:lvl>
+    <w:lvl w:ilvl="6">
+      <w:start w:val="1"/>
+      <w:numFmt w:val="decimal"/>
+      <w:lvlText w:val="(%7)"/>
+      <w:lvlJc w:val="left"/>
+      <w:pPr>
+        <w:ind w:left="5040" w:hanging="360"/>
+      </w:pPr>
+    </w:lvl>
+    <w:lvl w:ilvl="7">
+      <w:start w:val="1"/>
+      <w:numFmt w:val="decimal"/>
+      <w:lvlText w:val="(%8)"/>
+      <w:lvlJc w:val="left"/>
+      <w:pPr>
+        <w:ind w:left="5760" w:hanging="360"/>
+      </w:pPr>
+    </w:lvl>
+    <w:lvl w:ilvl="8">
+      <w:start w:val="1"/>
+      <w:numFmt w:val="decimal"/>
+      <w:lvlText w:val="(%9)"/>
+      <w:lvlJc w:val="left"/>
+      <w:pPr>
+        <w:ind w:left="6480" w:hanging="360"/>
+      </w:pPr>
+    </w:lvl>
+  </w:abstractNum>
+  <w:abstractNum w:abstractNumId="99433">
+    <w:nsid w:val="00A99433"/>
+    <w:multiLevelType w:val="multilevel"/>
+    <w:lvl w:ilvl="0">
+      <w:start w:val="3"/>
+      <w:numFmt w:val="decimal"/>
+      <w:lvlText w:val="(%1)"/>
+      <w:lvlJc w:val="left"/>
+      <w:pPr>
+        <w:ind w:left="720" w:hanging="360"/>
+      </w:pPr>
+    </w:lvl>
+    <w:lvl w:ilvl="1">
+      <w:start w:val="3"/>
+      <w:numFmt w:val="decimal"/>
+      <w:lvlText w:val="(%2)"/>
+      <w:lvlJc w:val="left"/>
+      <w:pPr>
+        <w:ind w:left="1440" w:hanging="360"/>
+      </w:pPr>
+    </w:lvl>
+    <w:lvl w:ilvl="2">
+      <w:start w:val="3"/>
+      <w:numFmt w:val="decimal"/>
+      <w:lvlText w:val="(%3)"/>
+      <w:lvlJc w:val="left"/>
+      <w:pPr>
+        <w:ind w:left="2160" w:hanging="360"/>
+      </w:pPr>
+    </w:lvl>
+    <w:lvl w:ilvl="3">
+      <w:start w:val="3"/>
+      <w:numFmt w:val="decimal"/>
+      <w:lvlText w:val="(%4)"/>
+      <w:lvlJc w:val="left"/>
+      <w:pPr>
+        <w:ind w:left="2880" w:hanging="360"/>
+      </w:pPr>
+    </w:lvl>
+    <w:lvl w:ilvl="4">
+      <w:start w:val="3"/>
+      <w:numFmt w:val="decimal"/>
+      <w:lvlText w:val="(%5)"/>
+      <w:lvlJc w:val="left"/>
+      <w:pPr>
+        <w:ind w:left="3600" w:hanging="360"/>
+      </w:pPr>
+    </w:lvl>
+    <w:lvl w:ilvl="5">
+      <w:start w:val="3"/>
+      <w:numFmt w:val="decimal"/>
+      <w:lvlText w:val="(%6)"/>
+      <w:lvlJc w:val="left"/>
+      <w:pPr>
+        <w:ind w:left="4320" w:hanging="360"/>
+      </w:pPr>
+    </w:lvl>
+    <w:lvl w:ilvl="6">
+      <w:start w:val="3"/>
+      <w:numFmt w:val="decimal"/>
+      <w:lvlText w:val="(%7)"/>
+      <w:lvlJc w:val="left"/>
+      <w:pPr>
+        <w:ind w:left="5040" w:hanging="360"/>
+      </w:pPr>
+    </w:lvl>
+    <w:lvl w:ilvl="7">
+      <w:start w:val="3"/>
+      <w:numFmt w:val="decimal"/>
+      <w:lvlText w:val="(%8)"/>
+      <w:lvlJc w:val="left"/>
+      <w:pPr>
+        <w:ind w:left="5760" w:hanging="360"/>
+      </w:pPr>
+    </w:lvl>
+    <w:lvl w:ilvl="8">
+      <w:start w:val="3"/>
+      <w:numFmt w:val="decimal"/>
+      <w:lvlText w:val="(%9)"/>
+      <w:lvlJc w:val="left"/>
+      <w:pPr>
+        <w:ind w:left="6480" w:hanging="360"/>
+      </w:pPr>
+    </w:lvl>
+  </w:abstractNum>
   <w:abstractNum w:abstractNumId="99411">
     <w:nsid w:val="00A99411"/>
     <w:multiLevelType w:val="multilevel"/>
@@ -41091,91 +42400,6 @@
       </w:pPr>
     </w:lvl>
   </w:abstractNum>
-  <w:abstractNum w:abstractNumId="99431">
-    <w:nsid w:val="00A99431"/>
-    <w:multiLevelType w:val="multilevel"/>
-    <w:lvl w:ilvl="0">
-      <w:start w:val="1"/>
-      <w:numFmt w:val="decimal"/>
-      <w:lvlText w:val="(%1)"/>
-      <w:lvlJc w:val="left"/>
-      <w:pPr>
-        <w:ind w:left="720" w:hanging="360"/>
-      </w:pPr>
-    </w:lvl>
-    <w:lvl w:ilvl="1">
-      <w:start w:val="1"/>
-      <w:numFmt w:val="decimal"/>
-      <w:lvlText w:val="(%2)"/>
-      <w:lvlJc w:val="left"/>
-      <w:pPr>
-        <w:ind w:left="1440" w:hanging="360"/>
-      </w:pPr>
-    </w:lvl>
-    <w:lvl w:ilvl="2">
-      <w:start w:val="1"/>
-      <w:numFmt w:val="decimal"/>
-      <w:lvlText w:val="(%3)"/>
-      <w:lvlJc w:val="left"/>
-      <w:pPr>
-        <w:ind w:left="2160" w:hanging="360"/>
-      </w:pPr>
-    </w:lvl>
-    <w:lvl w:ilvl="3">
-      <w:start w:val="1"/>
-      <w:numFmt w:val="decimal"/>
-      <w:lvlText w:val="(%4)"/>
-      <w:lvlJc w:val="left"/>
-      <w:pPr>
-        <w:ind w:left="2880" w:hanging="360"/>
-      </w:pPr>
-    </w:lvl>
-    <w:lvl w:ilvl="4">
-      <w:start w:val="1"/>
-      <w:numFmt w:val="decimal"/>
-      <w:lvlText w:val="(%5)"/>
-      <w:lvlJc w:val="left"/>
-      <w:pPr>
-        <w:ind w:left="3600" w:hanging="360"/>
-      </w:pPr>
-    </w:lvl>
-    <w:lvl w:ilvl="5">
-      <w:start w:val="1"/>
-      <w:numFmt w:val="decimal"/>
-      <w:lvlText w:val="(%6)"/>
-      <w:lvlJc w:val="left"/>
-      <w:pPr>
-        <w:ind w:left="4320" w:hanging="360"/>
-      </w:pPr>
-    </w:lvl>
-    <w:lvl w:ilvl="6">
-      <w:start w:val="1"/>
-      <w:numFmt w:val="decimal"/>
-      <w:lvlText w:val="(%7)"/>
-      <w:lvlJc w:val="left"/>
-      <w:pPr>
-        <w:ind w:left="5040" w:hanging="360"/>
-      </w:pPr>
-    </w:lvl>
-    <w:lvl w:ilvl="7">
-      <w:start w:val="1"/>
-      <w:numFmt w:val="decimal"/>
-      <w:lvlText w:val="(%8)"/>
-      <w:lvlJc w:val="left"/>
-      <w:pPr>
-        <w:ind w:left="5760" w:hanging="360"/>
-      </w:pPr>
-    </w:lvl>
-    <w:lvl w:ilvl="8">
-      <w:start w:val="1"/>
-      <w:numFmt w:val="decimal"/>
-      <w:lvlText w:val="(%9)"/>
-      <w:lvlJc w:val="left"/>
-      <w:pPr>
-        <w:ind w:left="6480" w:hanging="360"/>
-      </w:pPr>
-    </w:lvl>
-  </w:abstractNum>
   <w:num w:numId="1000">
     <w:abstractNumId w:val="990"/>
   </w:num>
@@ -41183,46 +42407,7 @@
     <w:abstractNumId w:val="991"/>
   </w:num>
   <w:num w:numId="1002">
-    <w:abstractNumId w:val="991"/>
-  </w:num>
-  <w:num w:numId="1003">
-    <w:abstractNumId w:val="991"/>
-  </w:num>
-  <w:num w:numId="1004">
-    <w:abstractNumId w:val="991"/>
-  </w:num>
-  <w:num w:numId="1005">
-    <w:abstractNumId w:val="99411"/>
-    <w:lvlOverride w:ilvl="0">
-      <w:startOverride w:val="1"/>
-    </w:lvlOverride>
-    <w:lvlOverride w:ilvl="1">
-      <w:startOverride w:val="1"/>
-    </w:lvlOverride>
-    <w:lvlOverride w:ilvl="2">
-      <w:startOverride w:val="1"/>
-    </w:lvlOverride>
-    <w:lvlOverride w:ilvl="3">
-      <w:startOverride w:val="1"/>
-    </w:lvlOverride>
-    <w:lvlOverride w:ilvl="4">
-      <w:startOverride w:val="1"/>
-    </w:lvlOverride>
-    <w:lvlOverride w:ilvl="5">
-      <w:startOverride w:val="1"/>
-    </w:lvlOverride>
-    <w:lvlOverride w:ilvl="6">
-      <w:startOverride w:val="1"/>
-    </w:lvlOverride>
-    <w:lvlOverride w:ilvl="7">
-      <w:startOverride w:val="1"/>
-    </w:lvlOverride>
-    <w:lvlOverride w:ilvl="8">
-      <w:startOverride w:val="1"/>
-    </w:lvlOverride>
-  </w:num>
-  <w:num w:numId="1006">
-    <w:abstractNumId w:val="99412"/>
+    <w:abstractNumId w:val="99432"/>
     <w:lvlOverride w:ilvl="0">
       <w:startOverride w:val="2"/>
     </w:lvlOverride>
@@ -41251,8 +42436,20 @@
       <w:startOverride w:val="2"/>
     </w:lvlOverride>
   </w:num>
+  <w:num w:numId="1003">
+    <w:abstractNumId w:val="991"/>
+  </w:num>
+  <w:num w:numId="1004">
+    <w:abstractNumId w:val="991"/>
+  </w:num>
+  <w:num w:numId="1005">
+    <w:abstractNumId w:val="991"/>
+  </w:num>
+  <w:num w:numId="1006">
+    <w:abstractNumId w:val="991"/>
+  </w:num>
   <w:num w:numId="1007">
-    <w:abstractNumId w:val="99411"/>
+    <w:abstractNumId w:val="99431"/>
     <w:lvlOverride w:ilvl="0">
       <w:startOverride w:val="1"/>
     </w:lvlOverride>
@@ -41282,7 +42479,7 @@
     </w:lvlOverride>
   </w:num>
   <w:num w:numId="1008">
-    <w:abstractNumId w:val="99411"/>
+    <w:abstractNumId w:val="99431"/>
     <w:lvlOverride w:ilvl="0">
       <w:startOverride w:val="1"/>
     </w:lvlOverride>
@@ -41312,7 +42509,7 @@
     </w:lvlOverride>
   </w:num>
   <w:num w:numId="1009">
-    <w:abstractNumId w:val="99411"/>
+    <w:abstractNumId w:val="99431"/>
     <w:lvlOverride w:ilvl="0">
       <w:startOverride w:val="1"/>
     </w:lvlOverride>
@@ -41372,6 +42569,219 @@
     </w:lvlOverride>
   </w:num>
   <w:num w:numId="1011">
+    <w:abstractNumId w:val="99432"/>
+    <w:lvlOverride w:ilvl="0">
+      <w:startOverride w:val="2"/>
+    </w:lvlOverride>
+    <w:lvlOverride w:ilvl="1">
+      <w:startOverride w:val="2"/>
+    </w:lvlOverride>
+    <w:lvlOverride w:ilvl="2">
+      <w:startOverride w:val="2"/>
+    </w:lvlOverride>
+    <w:lvlOverride w:ilvl="3">
+      <w:startOverride w:val="2"/>
+    </w:lvlOverride>
+    <w:lvlOverride w:ilvl="4">
+      <w:startOverride w:val="2"/>
+    </w:lvlOverride>
+    <w:lvlOverride w:ilvl="5">
+      <w:startOverride w:val="2"/>
+    </w:lvlOverride>
+    <w:lvlOverride w:ilvl="6">
+      <w:startOverride w:val="2"/>
+    </w:lvlOverride>
+    <w:lvlOverride w:ilvl="7">
+      <w:startOverride w:val="2"/>
+    </w:lvlOverride>
+    <w:lvlOverride w:ilvl="8">
+      <w:startOverride w:val="2"/>
+    </w:lvlOverride>
+  </w:num>
+  <w:num w:numId="1012">
+    <w:abstractNumId w:val="99433"/>
+    <w:lvlOverride w:ilvl="0">
+      <w:startOverride w:val="3"/>
+    </w:lvlOverride>
+    <w:lvlOverride w:ilvl="1">
+      <w:startOverride w:val="3"/>
+    </w:lvlOverride>
+    <w:lvlOverride w:ilvl="2">
+      <w:startOverride w:val="3"/>
+    </w:lvlOverride>
+    <w:lvlOverride w:ilvl="3">
+      <w:startOverride w:val="3"/>
+    </w:lvlOverride>
+    <w:lvlOverride w:ilvl="4">
+      <w:startOverride w:val="3"/>
+    </w:lvlOverride>
+    <w:lvlOverride w:ilvl="5">
+      <w:startOverride w:val="3"/>
+    </w:lvlOverride>
+    <w:lvlOverride w:ilvl="6">
+      <w:startOverride w:val="3"/>
+    </w:lvlOverride>
+    <w:lvlOverride w:ilvl="7">
+      <w:startOverride w:val="3"/>
+    </w:lvlOverride>
+    <w:lvlOverride w:ilvl="8">
+      <w:startOverride w:val="3"/>
+    </w:lvlOverride>
+  </w:num>
+  <w:num w:numId="1013">
+    <w:abstractNumId w:val="991"/>
+  </w:num>
+  <w:num w:numId="1014">
+    <w:abstractNumId w:val="99411"/>
+    <w:lvlOverride w:ilvl="0">
+      <w:startOverride w:val="1"/>
+    </w:lvlOverride>
+    <w:lvlOverride w:ilvl="1">
+      <w:startOverride w:val="1"/>
+    </w:lvlOverride>
+    <w:lvlOverride w:ilvl="2">
+      <w:startOverride w:val="1"/>
+    </w:lvlOverride>
+    <w:lvlOverride w:ilvl="3">
+      <w:startOverride w:val="1"/>
+    </w:lvlOverride>
+    <w:lvlOverride w:ilvl="4">
+      <w:startOverride w:val="1"/>
+    </w:lvlOverride>
+    <w:lvlOverride w:ilvl="5">
+      <w:startOverride w:val="1"/>
+    </w:lvlOverride>
+    <w:lvlOverride w:ilvl="6">
+      <w:startOverride w:val="1"/>
+    </w:lvlOverride>
+    <w:lvlOverride w:ilvl="7">
+      <w:startOverride w:val="1"/>
+    </w:lvlOverride>
+    <w:lvlOverride w:ilvl="8">
+      <w:startOverride w:val="1"/>
+    </w:lvlOverride>
+  </w:num>
+  <w:num w:numId="1015">
+    <w:abstractNumId w:val="99412"/>
+    <w:lvlOverride w:ilvl="0">
+      <w:startOverride w:val="2"/>
+    </w:lvlOverride>
+    <w:lvlOverride w:ilvl="1">
+      <w:startOverride w:val="2"/>
+    </w:lvlOverride>
+    <w:lvlOverride w:ilvl="2">
+      <w:startOverride w:val="2"/>
+    </w:lvlOverride>
+    <w:lvlOverride w:ilvl="3">
+      <w:startOverride w:val="2"/>
+    </w:lvlOverride>
+    <w:lvlOverride w:ilvl="4">
+      <w:startOverride w:val="2"/>
+    </w:lvlOverride>
+    <w:lvlOverride w:ilvl="5">
+      <w:startOverride w:val="2"/>
+    </w:lvlOverride>
+    <w:lvlOverride w:ilvl="6">
+      <w:startOverride w:val="2"/>
+    </w:lvlOverride>
+    <w:lvlOverride w:ilvl="7">
+      <w:startOverride w:val="2"/>
+    </w:lvlOverride>
+    <w:lvlOverride w:ilvl="8">
+      <w:startOverride w:val="2"/>
+    </w:lvlOverride>
+  </w:num>
+  <w:num w:numId="1016">
+    <w:abstractNumId w:val="99411"/>
+    <w:lvlOverride w:ilvl="0">
+      <w:startOverride w:val="1"/>
+    </w:lvlOverride>
+    <w:lvlOverride w:ilvl="1">
+      <w:startOverride w:val="1"/>
+    </w:lvlOverride>
+    <w:lvlOverride w:ilvl="2">
+      <w:startOverride w:val="1"/>
+    </w:lvlOverride>
+    <w:lvlOverride w:ilvl="3">
+      <w:startOverride w:val="1"/>
+    </w:lvlOverride>
+    <w:lvlOverride w:ilvl="4">
+      <w:startOverride w:val="1"/>
+    </w:lvlOverride>
+    <w:lvlOverride w:ilvl="5">
+      <w:startOverride w:val="1"/>
+    </w:lvlOverride>
+    <w:lvlOverride w:ilvl="6">
+      <w:startOverride w:val="1"/>
+    </w:lvlOverride>
+    <w:lvlOverride w:ilvl="7">
+      <w:startOverride w:val="1"/>
+    </w:lvlOverride>
+    <w:lvlOverride w:ilvl="8">
+      <w:startOverride w:val="1"/>
+    </w:lvlOverride>
+  </w:num>
+  <w:num w:numId="1017">
+    <w:abstractNumId w:val="99411"/>
+    <w:lvlOverride w:ilvl="0">
+      <w:startOverride w:val="1"/>
+    </w:lvlOverride>
+    <w:lvlOverride w:ilvl="1">
+      <w:startOverride w:val="1"/>
+    </w:lvlOverride>
+    <w:lvlOverride w:ilvl="2">
+      <w:startOverride w:val="1"/>
+    </w:lvlOverride>
+    <w:lvlOverride w:ilvl="3">
+      <w:startOverride w:val="1"/>
+    </w:lvlOverride>
+    <w:lvlOverride w:ilvl="4">
+      <w:startOverride w:val="1"/>
+    </w:lvlOverride>
+    <w:lvlOverride w:ilvl="5">
+      <w:startOverride w:val="1"/>
+    </w:lvlOverride>
+    <w:lvlOverride w:ilvl="6">
+      <w:startOverride w:val="1"/>
+    </w:lvlOverride>
+    <w:lvlOverride w:ilvl="7">
+      <w:startOverride w:val="1"/>
+    </w:lvlOverride>
+    <w:lvlOverride w:ilvl="8">
+      <w:startOverride w:val="1"/>
+    </w:lvlOverride>
+  </w:num>
+  <w:num w:numId="1018">
+    <w:abstractNumId w:val="99411"/>
+    <w:lvlOverride w:ilvl="0">
+      <w:startOverride w:val="1"/>
+    </w:lvlOverride>
+    <w:lvlOverride w:ilvl="1">
+      <w:startOverride w:val="1"/>
+    </w:lvlOverride>
+    <w:lvlOverride w:ilvl="2">
+      <w:startOverride w:val="1"/>
+    </w:lvlOverride>
+    <w:lvlOverride w:ilvl="3">
+      <w:startOverride w:val="1"/>
+    </w:lvlOverride>
+    <w:lvlOverride w:ilvl="4">
+      <w:startOverride w:val="1"/>
+    </w:lvlOverride>
+    <w:lvlOverride w:ilvl="5">
+      <w:startOverride w:val="1"/>
+    </w:lvlOverride>
+    <w:lvlOverride w:ilvl="6">
+      <w:startOverride w:val="1"/>
+    </w:lvlOverride>
+    <w:lvlOverride w:ilvl="7">
+      <w:startOverride w:val="1"/>
+    </w:lvlOverride>
+    <w:lvlOverride w:ilvl="8">
+      <w:startOverride w:val="1"/>
+    </w:lvlOverride>
+  </w:num>
+  <w:num w:numId="1019">
     <w:abstractNumId w:val="99431"/>
     <w:lvlOverride w:ilvl="0">
       <w:startOverride w:val="1"/>
@@ -41401,7 +42811,187 @@
       <w:startOverride w:val="1"/>
     </w:lvlOverride>
   </w:num>
-  <w:num w:numId="1012">
+  <w:num w:numId="1020">
+    <w:abstractNumId w:val="99431"/>
+    <w:lvlOverride w:ilvl="0">
+      <w:startOverride w:val="1"/>
+    </w:lvlOverride>
+    <w:lvlOverride w:ilvl="1">
+      <w:startOverride w:val="1"/>
+    </w:lvlOverride>
+    <w:lvlOverride w:ilvl="2">
+      <w:startOverride w:val="1"/>
+    </w:lvlOverride>
+    <w:lvlOverride w:ilvl="3">
+      <w:startOverride w:val="1"/>
+    </w:lvlOverride>
+    <w:lvlOverride w:ilvl="4">
+      <w:startOverride w:val="1"/>
+    </w:lvlOverride>
+    <w:lvlOverride w:ilvl="5">
+      <w:startOverride w:val="1"/>
+    </w:lvlOverride>
+    <w:lvlOverride w:ilvl="6">
+      <w:startOverride w:val="1"/>
+    </w:lvlOverride>
+    <w:lvlOverride w:ilvl="7">
+      <w:startOverride w:val="1"/>
+    </w:lvlOverride>
+    <w:lvlOverride w:ilvl="8">
+      <w:startOverride w:val="1"/>
+    </w:lvlOverride>
+  </w:num>
+  <w:num w:numId="1021">
+    <w:abstractNumId w:val="99431"/>
+    <w:lvlOverride w:ilvl="0">
+      <w:startOverride w:val="1"/>
+    </w:lvlOverride>
+    <w:lvlOverride w:ilvl="1">
+      <w:startOverride w:val="1"/>
+    </w:lvlOverride>
+    <w:lvlOverride w:ilvl="2">
+      <w:startOverride w:val="1"/>
+    </w:lvlOverride>
+    <w:lvlOverride w:ilvl="3">
+      <w:startOverride w:val="1"/>
+    </w:lvlOverride>
+    <w:lvlOverride w:ilvl="4">
+      <w:startOverride w:val="1"/>
+    </w:lvlOverride>
+    <w:lvlOverride w:ilvl="5">
+      <w:startOverride w:val="1"/>
+    </w:lvlOverride>
+    <w:lvlOverride w:ilvl="6">
+      <w:startOverride w:val="1"/>
+    </w:lvlOverride>
+    <w:lvlOverride w:ilvl="7">
+      <w:startOverride w:val="1"/>
+    </w:lvlOverride>
+    <w:lvlOverride w:ilvl="8">
+      <w:startOverride w:val="1"/>
+    </w:lvlOverride>
+  </w:num>
+  <w:num w:numId="1022">
+    <w:abstractNumId w:val="99433"/>
+    <w:lvlOverride w:ilvl="0">
+      <w:startOverride w:val="3"/>
+    </w:lvlOverride>
+    <w:lvlOverride w:ilvl="1">
+      <w:startOverride w:val="3"/>
+    </w:lvlOverride>
+    <w:lvlOverride w:ilvl="2">
+      <w:startOverride w:val="3"/>
+    </w:lvlOverride>
+    <w:lvlOverride w:ilvl="3">
+      <w:startOverride w:val="3"/>
+    </w:lvlOverride>
+    <w:lvlOverride w:ilvl="4">
+      <w:startOverride w:val="3"/>
+    </w:lvlOverride>
+    <w:lvlOverride w:ilvl="5">
+      <w:startOverride w:val="3"/>
+    </w:lvlOverride>
+    <w:lvlOverride w:ilvl="6">
+      <w:startOverride w:val="3"/>
+    </w:lvlOverride>
+    <w:lvlOverride w:ilvl="7">
+      <w:startOverride w:val="3"/>
+    </w:lvlOverride>
+    <w:lvlOverride w:ilvl="8">
+      <w:startOverride w:val="3"/>
+    </w:lvlOverride>
+  </w:num>
+  <w:num w:numId="1023">
+    <w:abstractNumId w:val="99431"/>
+    <w:lvlOverride w:ilvl="0">
+      <w:startOverride w:val="1"/>
+    </w:lvlOverride>
+    <w:lvlOverride w:ilvl="1">
+      <w:startOverride w:val="1"/>
+    </w:lvlOverride>
+    <w:lvlOverride w:ilvl="2">
+      <w:startOverride w:val="1"/>
+    </w:lvlOverride>
+    <w:lvlOverride w:ilvl="3">
+      <w:startOverride w:val="1"/>
+    </w:lvlOverride>
+    <w:lvlOverride w:ilvl="4">
+      <w:startOverride w:val="1"/>
+    </w:lvlOverride>
+    <w:lvlOverride w:ilvl="5">
+      <w:startOverride w:val="1"/>
+    </w:lvlOverride>
+    <w:lvlOverride w:ilvl="6">
+      <w:startOverride w:val="1"/>
+    </w:lvlOverride>
+    <w:lvlOverride w:ilvl="7">
+      <w:startOverride w:val="1"/>
+    </w:lvlOverride>
+    <w:lvlOverride w:ilvl="8">
+      <w:startOverride w:val="1"/>
+    </w:lvlOverride>
+  </w:num>
+  <w:num w:numId="1024">
+    <w:abstractNumId w:val="99432"/>
+    <w:lvlOverride w:ilvl="0">
+      <w:startOverride w:val="2"/>
+    </w:lvlOverride>
+    <w:lvlOverride w:ilvl="1">
+      <w:startOverride w:val="2"/>
+    </w:lvlOverride>
+    <w:lvlOverride w:ilvl="2">
+      <w:startOverride w:val="2"/>
+    </w:lvlOverride>
+    <w:lvlOverride w:ilvl="3">
+      <w:startOverride w:val="2"/>
+    </w:lvlOverride>
+    <w:lvlOverride w:ilvl="4">
+      <w:startOverride w:val="2"/>
+    </w:lvlOverride>
+    <w:lvlOverride w:ilvl="5">
+      <w:startOverride w:val="2"/>
+    </w:lvlOverride>
+    <w:lvlOverride w:ilvl="6">
+      <w:startOverride w:val="2"/>
+    </w:lvlOverride>
+    <w:lvlOverride w:ilvl="7">
+      <w:startOverride w:val="2"/>
+    </w:lvlOverride>
+    <w:lvlOverride w:ilvl="8">
+      <w:startOverride w:val="2"/>
+    </w:lvlOverride>
+  </w:num>
+  <w:num w:numId="1025">
+    <w:abstractNumId w:val="99431"/>
+    <w:lvlOverride w:ilvl="0">
+      <w:startOverride w:val="1"/>
+    </w:lvlOverride>
+    <w:lvlOverride w:ilvl="1">
+      <w:startOverride w:val="1"/>
+    </w:lvlOverride>
+    <w:lvlOverride w:ilvl="2">
+      <w:startOverride w:val="1"/>
+    </w:lvlOverride>
+    <w:lvlOverride w:ilvl="3">
+      <w:startOverride w:val="1"/>
+    </w:lvlOverride>
+    <w:lvlOverride w:ilvl="4">
+      <w:startOverride w:val="1"/>
+    </w:lvlOverride>
+    <w:lvlOverride w:ilvl="5">
+      <w:startOverride w:val="1"/>
+    </w:lvlOverride>
+    <w:lvlOverride w:ilvl="6">
+      <w:startOverride w:val="1"/>
+    </w:lvlOverride>
+    <w:lvlOverride w:ilvl="7">
+      <w:startOverride w:val="1"/>
+    </w:lvlOverride>
+    <w:lvlOverride w:ilvl="8">
+      <w:startOverride w:val="1"/>
+    </w:lvlOverride>
+  </w:num>
+  <w:num w:numId="1026">
     <w:abstractNumId w:val="99411"/>
     <w:lvlOverride w:ilvl="0">
       <w:startOverride w:val="1"/>

--- a/00-首页/题组Word/第一轮·综合套卷/第一轮综合卷07（教师版）.docx
+++ b/00-首页/题组Word/第一轮·综合套卷/第一轮综合卷07（教师版）.docx
@@ -905,16 +905,6 @@
         </w:pict>
       </w:r>
     </w:p>
-    <w:p>
-      <w:pPr>
-        <w:spacing w:before="160" w:after="80"/>
-      </w:pPr>
-      <w:r>
-        <w:pict>
-          <v:rect style="width:0;height:1.5pt" o:hralign="center" o:hrstd="t" o:hr="t"/>
-        </w:pict>
-      </w:r>
-    </w:p>
     <w:bookmarkEnd w:id="10"/>
     <w:bookmarkStart w:id="11" w:name="第2题"/>
     <w:p>
@@ -1117,16 +1107,6 @@
           <w:bCs/>
         </w:rPr>
         <w:t>：C</w:t>
-      </w:r>
-    </w:p>
-    <w:p>
-      <w:pPr>
-        <w:spacing w:before="160" w:after="80"/>
-      </w:pPr>
-      <w:r>
-        <w:pict>
-          <v:rect style="width:0;height:1.5pt" o:hralign="center" o:hrstd="t" o:hr="t"/>
-        </w:pict>
       </w:r>
     </w:p>
     <w:p>
@@ -1580,16 +1560,6 @@
           <w:bCs/>
         </w:rPr>
         <w:t>：B</w:t>
-      </w:r>
-    </w:p>
-    <w:p>
-      <w:pPr>
-        <w:spacing w:before="160" w:after="80"/>
-      </w:pPr>
-      <w:r>
-        <w:pict>
-          <v:rect style="width:0;height:1.5pt" o:hralign="center" o:hrstd="t" o:hr="t"/>
-        </w:pict>
       </w:r>
     </w:p>
     <w:p>
@@ -2036,16 +2006,6 @@
           <w:bCs/>
         </w:rPr>
         <w:t>：B</w:t>
-      </w:r>
-    </w:p>
-    <w:p>
-      <w:pPr>
-        <w:spacing w:before="160" w:after="80"/>
-      </w:pPr>
-      <w:r>
-        <w:pict>
-          <v:rect style="width:0;height:1.5pt" o:hralign="center" o:hrstd="t" o:hr="t"/>
-        </w:pict>
       </w:r>
     </w:p>
     <w:p>
@@ -5765,16 +5725,6 @@
         </w:pict>
       </w:r>
     </w:p>
-    <w:p>
-      <w:pPr>
-        <w:spacing w:before="160" w:after="80"/>
-      </w:pPr>
-      <w:r>
-        <w:pict>
-          <v:rect style="width:0;height:1.5pt" o:hralign="center" o:hrstd="t" o:hr="t"/>
-        </w:pict>
-      </w:r>
-    </w:p>
     <w:bookmarkEnd w:id="14"/>
     <w:bookmarkStart w:id="16" w:name="第6题"/>
     <w:p>
@@ -6531,16 +6481,6 @@
           <w:bCs/>
         </w:rPr>
         <w:t>：C</w:t>
-      </w:r>
-    </w:p>
-    <w:p>
-      <w:pPr>
-        <w:spacing w:before="160" w:after="80"/>
-      </w:pPr>
-      <w:r>
-        <w:pict>
-          <v:rect style="width:0;height:1.5pt" o:hralign="center" o:hrstd="t" o:hr="t"/>
-        </w:pict>
       </w:r>
     </w:p>
     <w:p>
@@ -6946,16 +6886,6 @@
         </w:pict>
       </w:r>
     </w:p>
-    <w:p>
-      <w:pPr>
-        <w:spacing w:before="160" w:after="80"/>
-      </w:pPr>
-      <w:r>
-        <w:pict>
-          <v:rect style="width:0;height:1.5pt" o:hralign="center" o:hrstd="t" o:hr="t"/>
-        </w:pict>
-      </w:r>
-    </w:p>
     <w:bookmarkEnd w:id="20"/>
     <w:bookmarkStart w:id="24" w:name="第8题"/>
     <w:p>
@@ -7499,16 +7429,6 @@
         </w:pict>
       </w:r>
     </w:p>
-    <w:p>
-      <w:pPr>
-        <w:spacing w:before="160" w:after="80"/>
-      </w:pPr>
-      <w:r>
-        <w:pict>
-          <v:rect style="width:0;height:1.5pt" o:hralign="center" o:hrstd="t" o:hr="t"/>
-        </w:pict>
-      </w:r>
-    </w:p>
     <w:bookmarkEnd w:id="24"/>
     <w:bookmarkStart w:id="28" w:name="第9题"/>
     <w:p>
@@ -7989,16 +7909,6 @@
           <w:bCs/>
         </w:rPr>
         <w:t>：ACD</w:t>
-      </w:r>
-    </w:p>
-    <w:p>
-      <w:pPr>
-        <w:spacing w:before="160" w:after="80"/>
-      </w:pPr>
-      <w:r>
-        <w:pict>
-          <v:rect style="width:0;height:1.5pt" o:hralign="center" o:hrstd="t" o:hr="t"/>
-        </w:pict>
       </w:r>
     </w:p>
     <w:p>
@@ -10068,16 +9978,6 @@
         </w:pict>
       </w:r>
     </w:p>
-    <w:p>
-      <w:pPr>
-        <w:spacing w:before="160" w:after="80"/>
-      </w:pPr>
-      <w:r>
-        <w:pict>
-          <v:rect style="width:0;height:1.5pt" o:hralign="center" o:hrstd="t" o:hr="t"/>
-        </w:pict>
-      </w:r>
-    </w:p>
     <w:bookmarkEnd w:id="95"/>
     <w:bookmarkStart w:id="96" w:name="第11题"/>
     <w:p>
@@ -10629,16 +10529,6 @@
         </w:pict>
       </w:r>
     </w:p>
-    <w:p>
-      <w:pPr>
-        <w:spacing w:before="160" w:after="80"/>
-      </w:pPr>
-      <w:r>
-        <w:pict>
-          <v:rect style="width:0;height:1.5pt" o:hralign="center" o:hrstd="t" o:hr="t"/>
-        </w:pict>
-      </w:r>
-    </w:p>
     <w:bookmarkEnd w:id="96"/>
     <w:bookmarkStart w:id="97" w:name="第12题"/>
     <w:p>
@@ -11398,6 +11288,20 @@
         </w:rPr>
         <w:t xml:space="preserve">：</w:t>
       </w:r>
+      <w:r>
+        <w:rPr>
+          <w:rFonts w:ascii="Times New Roman" w:hAnsi="Times New Roman" w:eastAsia="Times New Roman" w:cs="Times New Roman"/>
+        </w:rPr>
+        <w:t xml:space="preserve"> </w:t>
+      </w:r>
+      <w:r>
+        <w:rPr>
+          <w:rFonts w:ascii="Times New Roman" w:hAnsi="Times New Roman" w:eastAsia="Times New Roman" w:cs="Times New Roman"/>
+          <w:b/>
+          <w:bCs/>
+        </w:rPr>
+        <w:t xml:space="preserve">(1)</w:t>
+      </w:r>
     </w:p>
     <w:p>
       <w:pPr>
@@ -11414,24 +11318,6 @@
           </m:ctrlPr>
         </m:oMathParaPr>
         <m:oMath>
-          <m:r>
-            <m:rPr>
-              <m:sty m:val="b"/>
-            </m:rPr>
-            <m:t>10</m:t>
-          </m:r>
-          <m:r>
-            <m:rPr>
-              <m:sty m:val="b"/>
-            </m:rPr>
-            <m:t>−</m:t>
-          </m:r>
-          <m:r>
-            <m:rPr>
-              <m:sty m:val="b"/>
-            </m:rPr>
-            <m:t>1</m:t>
-          </m:r>
           <m:sSub>
             <m:e>
               <m:r>
@@ -13823,16 +13709,6 @@
           </m:r>
         </m:oMath>
       </m:oMathPara>
-    </w:p>
-    <w:p>
-      <w:pPr>
-        <w:spacing w:before="160" w:after="80"/>
-      </w:pPr>
-      <w:r>
-        <w:pict>
-          <v:rect style="width:0;height:1.5pt" o:hralign="center" o:hrstd="t" o:hr="t"/>
-        </w:pict>
-      </w:r>
     </w:p>
     <w:p>
       <w:pPr>
@@ -14517,16 +14393,6 @@
         </w:pict>
       </w:r>
     </w:p>
-    <w:p>
-      <w:pPr>
-        <w:spacing w:before="160" w:after="80"/>
-      </w:pPr>
-      <w:r>
-        <w:pict>
-          <v:rect style="width:0;height:1.5pt" o:hralign="center" o:hrstd="t" o:hr="t"/>
-        </w:pict>
-      </w:r>
-    </w:p>
     <w:bookmarkEnd w:id="98"/>
     <w:bookmarkStart w:id="99" w:name="第14题"/>
     <w:p>
@@ -15577,16 +15443,6 @@
         </w:pict>
       </w:r>
     </w:p>
-    <w:p>
-      <w:pPr>
-        <w:spacing w:before="160" w:after="80"/>
-      </w:pPr>
-      <w:r>
-        <w:pict>
-          <v:rect style="width:0;height:1.5pt" o:hralign="center" o:hrstd="t" o:hr="t"/>
-        </w:pict>
-      </w:r>
-    </w:p>
     <w:bookmarkEnd w:id="99"/>
     <w:bookmarkStart w:id="100" w:name="第15题"/>
     <w:p>
@@ -15762,16 +15618,6 @@
           <w:rFonts w:hint="eastAsia" w:ascii="Times New Roman" w:hAnsi="Times New Roman" w:eastAsia="Times New Roman" w:cs="Times New Roman"/>
         </w:rPr>
         <w:t>。</w:t>
-      </w:r>
-    </w:p>
-    <w:p>
-      <w:pPr>
-        <w:spacing w:before="160" w:after="80"/>
-      </w:pPr>
-      <w:r>
-        <w:pict>
-          <v:rect style="width:0;height:1.5pt" o:hralign="center" o:hrstd="t" o:hr="t"/>
-        </w:pict>
       </w:r>
     </w:p>
     <w:p>
@@ -16954,16 +16800,6 @@
           <w:rFonts w:hint="eastAsia" w:ascii="Times New Roman" w:hAnsi="Times New Roman" w:eastAsia="Times New Roman" w:cs="Times New Roman"/>
         </w:rPr>
         <w:t>）。</w:t>
-      </w:r>
-    </w:p>
-    <w:p>
-      <w:pPr>
-        <w:spacing w:before="160" w:after="80"/>
-      </w:pPr>
-      <w:r>
-        <w:pict>
-          <v:rect style="width:0;height:1.5pt" o:hralign="center" o:hrstd="t" o:hr="t"/>
-        </w:pict>
       </w:r>
     </w:p>
     <w:p>
@@ -17698,16 +17534,6 @@
         </w:pict>
       </w:r>
     </w:p>
-    <w:p>
-      <w:pPr>
-        <w:spacing w:before="160" w:after="80"/>
-      </w:pPr>
-      <w:r>
-        <w:pict>
-          <v:rect style="width:0;height:1.5pt" o:hralign="center" o:hrstd="t" o:hr="t"/>
-        </w:pict>
-      </w:r>
-    </w:p>
     <w:bookmarkEnd w:id="105"/>
     <w:bookmarkStart w:id="106" w:name="第18题"/>
     <w:p>
@@ -19875,16 +19701,6 @@
           <w:rFonts w:ascii="Times New Roman" w:hAnsi="Times New Roman" w:eastAsia="Times New Roman" w:cs="Times New Roman"/>
         </w:rPr>
         <w:t xml:space="preserve">。</w:t>
-      </w:r>
-    </w:p>
-    <w:p>
-      <w:pPr>
-        <w:spacing w:before="160" w:after="80"/>
-      </w:pPr>
-      <w:r>
-        <w:pict>
-          <v:rect style="width:0;height:1.5pt" o:hralign="center" o:hrstd="t" o:hr="t"/>
-        </w:pict>
       </w:r>
     </w:p>
     <w:p>
@@ -21060,16 +20876,6 @@
         </w:pict>
       </w:r>
     </w:p>
-    <w:p>
-      <w:pPr>
-        <w:spacing w:before="160" w:after="80"/>
-      </w:pPr>
-      <w:r>
-        <w:pict>
-          <v:rect style="width:0;height:1.5pt" o:hralign="center" o:hrstd="t" o:hr="t"/>
-        </w:pict>
-      </w:r>
-    </w:p>
     <w:bookmarkEnd w:id="107"/>
     <w:bookmarkStart w:id="108" w:name="第20题"/>
     <w:p>
@@ -21754,16 +21560,6 @@
         </w:pict>
       </w:r>
     </w:p>
-    <w:p>
-      <w:pPr>
-        <w:spacing w:before="160" w:after="80"/>
-      </w:pPr>
-      <w:r>
-        <w:pict>
-          <v:rect style="width:0;height:1.5pt" o:hralign="center" o:hrstd="t" o:hr="t"/>
-        </w:pict>
-      </w:r>
-    </w:p>
     <w:bookmarkEnd w:id="108"/>
     <w:bookmarkStart w:id="109" w:name="第21题"/>
     <w:p>
@@ -22330,16 +22126,6 @@
           </m:r>
         </m:oMath>
       </m:oMathPara>
-    </w:p>
-    <w:p>
-      <w:pPr>
-        <w:spacing w:before="160" w:after="80"/>
-      </w:pPr>
-      <w:r>
-        <w:pict>
-          <v:rect style="width:0;height:1.5pt" o:hralign="center" o:hrstd="t" o:hr="t"/>
-        </w:pict>
-      </w:r>
     </w:p>
     <w:p>
       <w:pPr>
@@ -27816,16 +27602,6 @@
         </w:pict>
       </w:r>
     </w:p>
-    <w:p>
-      <w:pPr>
-        <w:spacing w:before="160" w:after="80"/>
-      </w:pPr>
-      <w:r>
-        <w:pict>
-          <v:rect style="width:0;height:1.5pt" o:hralign="center" o:hrstd="t" o:hr="t"/>
-        </w:pict>
-      </w:r>
-    </w:p>
     <w:bookmarkEnd w:id="110"/>
     <w:bookmarkStart w:id="111" w:name="第23题"/>
     <w:p>
@@ -32527,16 +32303,6 @@
         </w:pict>
       </w:r>
     </w:p>
-    <w:p>
-      <w:pPr>
-        <w:spacing w:before="160" w:after="80"/>
-      </w:pPr>
-      <w:r>
-        <w:pict>
-          <v:rect style="width:0;height:1.5pt" o:hralign="center" o:hrstd="t" o:hr="t"/>
-        </w:pict>
-      </w:r>
-    </w:p>
     <w:bookmarkEnd w:id="111"/>
     <w:bookmarkStart w:id="112" w:name="第24题"/>
     <w:p>
@@ -35930,16 +35696,6 @@
         </w:pict>
       </w:r>
     </w:p>
-    <w:p>
-      <w:pPr>
-        <w:spacing w:before="160" w:after="80"/>
-      </w:pPr>
-      <w:r>
-        <w:pict>
-          <v:rect style="width:0;height:1.5pt" o:hralign="center" o:hrstd="t" o:hr="t"/>
-        </w:pict>
-      </w:r>
-    </w:p>
     <w:bookmarkEnd w:id="112"/>
     <w:bookmarkStart w:id="113" w:name="第25题"/>
     <w:p>
@@ -37064,8 +36820,10 @@
       <w:r>
         <w:rPr>
           <w:rFonts w:ascii="Times New Roman" w:hAnsi="Times New Roman" w:eastAsia="Times New Roman" w:cs="Times New Roman"/>
-        </w:rPr>
-        <w:t xml:space="preserve">3-1</w:t>
+          <w:b/>
+          <w:bCs/>
+        </w:rPr>
+        <w:t xml:space="preserve">(1)</w:t>
       </w:r>
       <w:r>
         <w:rPr>
@@ -37398,8 +37156,10 @@
       <w:r>
         <w:rPr>
           <w:rFonts w:ascii="Times New Roman" w:hAnsi="Times New Roman" w:eastAsia="Times New Roman" w:cs="Times New Roman"/>
-        </w:rPr>
-        <w:t xml:space="preserve">3-2</w:t>
+          <w:b/>
+          <w:bCs/>
+        </w:rPr>
+        <w:t xml:space="preserve">(2)</w:t>
       </w:r>
       <w:r>
         <w:rPr>
@@ -37732,8 +37492,10 @@
       <w:r>
         <w:rPr>
           <w:rFonts w:ascii="Times New Roman" w:hAnsi="Times New Roman" w:eastAsia="Times New Roman" w:cs="Times New Roman"/>
-        </w:rPr>
-        <w:t xml:space="preserve">3-3</w:t>
+          <w:b/>
+          <w:bCs/>
+        </w:rPr>
+        <w:t xml:space="preserve">(3)</w:t>
       </w:r>
       <w:r>
         <w:rPr>
@@ -40078,16 +39840,6 @@
           </m:sSup>
         </m:oMath>
       </m:oMathPara>
-    </w:p>
-    <w:p>
-      <w:pPr>
-        <w:spacing w:before="160" w:after="80"/>
-      </w:pPr>
-      <w:r>
-        <w:pict>
-          <v:rect style="width:0;height:1.5pt" o:hralign="center" o:hrstd="t" o:hr="t"/>
-        </w:pict>
-      </w:r>
     </w:p>
     <w:p>
       <w:pPr>
@@ -41699,16 +41451,6 @@
           <w:rFonts w:ascii="Times New Roman" w:hAnsi="Times New Roman" w:eastAsia="Times New Roman" w:cs="Times New Roman"/>
         </w:rPr>
         <w:t xml:space="preserve">。</w:t>
-      </w:r>
-    </w:p>
-    <w:p>
-      <w:pPr>
-        <w:spacing w:before="160" w:after="80"/>
-      </w:pPr>
-      <w:r>
-        <w:pict>
-          <v:rect style="width:0;height:1.5pt" o:hralign="center" o:hrstd="t" o:hr="t"/>
-        </w:pict>
       </w:r>
     </w:p>
     <w:p>

--- a/00-首页/题组Word/第一轮·综合套卷/第一轮综合卷07（教师版）.docx
+++ b/00-首页/题组Word/第一轮·综合套卷/第一轮综合卷07（教师版）.docx
@@ -19713,16 +19713,6 @@
         </w:pict>
       </w:r>
     </w:p>
-    <w:p>
-      <w:pPr>
-        <w:spacing w:before="160" w:after="80"/>
-      </w:pPr>
-      <w:r>
-        <w:pict>
-          <v:rect style="width:0;height:1.5pt" o:hralign="center" o:hrstd="t" o:hr="t"/>
-        </w:pict>
-      </w:r>
-    </w:p>
     <w:bookmarkEnd w:id="106"/>
     <w:bookmarkStart w:id="107" w:name="第19题"/>
     <w:p>
@@ -20854,16 +20844,6 @@
           <w:rFonts w:hint="eastAsia" w:ascii="Times New Roman" w:hAnsi="Times New Roman" w:eastAsia="Times New Roman" w:cs="Times New Roman"/>
         </w:rPr>
         <w:t>。</w:t>
-      </w:r>
-    </w:p>
-    <w:p>
-      <w:pPr>
-        <w:spacing w:before="160" w:after="80"/>
-      </w:pPr>
-      <w:r>
-        <w:pict>
-          <v:rect style="width:0;height:1.5pt" o:hralign="center" o:hrstd="t" o:hr="t"/>
-        </w:pict>
       </w:r>
     </w:p>
     <w:p>
@@ -27580,16 +27560,6 @@
           <w:rFonts w:hint="eastAsia" w:ascii="Times New Roman" w:hAnsi="Times New Roman" w:eastAsia="FangSong" w:cs="Times New Roman"/>
         </w:rPr>
         <w:t>不会影响到实验结果</w:t>
-      </w:r>
-    </w:p>
-    <w:p>
-      <w:pPr>
-        <w:spacing w:before="160" w:after="80"/>
-      </w:pPr>
-      <w:r>
-        <w:pict>
-          <v:rect style="width:0;height:1.5pt" o:hralign="center" o:hrstd="t" o:hr="t"/>
-        </w:pict>
       </w:r>
     </w:p>
     <w:p>
